--- a/НИР_2_Николаев_Евгений_источники.docx
+++ b/НИР_2_Николаев_Евгений_источники.docx
@@ -2871,6 +2871,13 @@
         </w:rPr>
         <w:t>[11]</w:t>
       </w:r>
+      <w:r>
+        <w:rPr>
+          <w:rFonts w:cs="Times New Roman"/>
+          <w:szCs w:val="28"/>
+        </w:rPr>
+        <w:t>. Данная динамика показана на Рисунке 1.</w:t>
+      </w:r>
     </w:p>
     <w:p>
       <w:pPr>
@@ -2991,7 +2998,21 @@
           <w:sz w:val="28"/>
           <w:szCs w:val="28"/>
         </w:rPr>
-        <w:t xml:space="preserve"> — Прогноз объёма рынка кроссплатформенных фреймворков, 2024–2034 гг. Источник: Market Research Future</w:t>
+        <w:t xml:space="preserve"> </w:t>
+      </w:r>
+      <w:r>
+        <w:rPr>
+          <w:sz w:val="28"/>
+          <w:szCs w:val="28"/>
+        </w:rPr>
+        <w:t>-</w:t>
+      </w:r>
+      <w:r>
+        <w:rPr>
+          <w:sz w:val="28"/>
+          <w:szCs w:val="28"/>
+        </w:rPr>
+        <w:t xml:space="preserve"> Прогноз объёма рынка кроссплатформенных фреймворков, 2024–2034 гг. Источник: Market Research Future</w:t>
       </w:r>
     </w:p>
     <w:p>
@@ -3016,7 +3037,15 @@
           <w:rFonts w:cs="Times New Roman"/>
           <w:szCs w:val="28"/>
         </w:rPr>
-        <w:t>Вместе с тем кроссплатформенные решения имеют ряд ограничений, которые необходимо учитывать. Добавление промежуточного слоя абстракции между приложением и ОС может приводить к снижению производительности по сравнению с нативными приложениями. Фреймворки, использующие интерпретацию кода, промежуточные мосты или дополнительные слои абстракции, уступают нативным решениям по скорости отклика. Кроме того, доступ к некоторым платформенным API может быть ограничен или требовать написания платформенно-специфичного кода, что частично нивелирует преимущества единой кодовой базы.</w:t>
+        <w:t xml:space="preserve">Вместе с тем кроссплатформенные решения имеют ряд ограничений, которые необходимо учитывать. Добавление промежуточного слоя абстракции между приложением и ОС может приводить к снижению производительности по сравнению с нативными приложениями. Фреймворки, использующие интерпретацию кода, промежуточные мосты или дополнительные слои абстракции, уступают нативным решениям по скорости отклика. Кроме того, доступ к некоторым платформенным API может быть ограничен или требовать </w:t>
+      </w:r>
+      <w:r>
+        <w:rPr>
+          <w:rFonts w:cs="Times New Roman"/>
+          <w:szCs w:val="28"/>
+        </w:rPr>
+        <w:lastRenderedPageBreak/>
+        <w:t>написания платформенно-специфичного кода, что частично нивелирует преимущества единой кодовой базы.</w:t>
       </w:r>
     </w:p>
     <w:p>
@@ -3032,7 +3061,6 @@
           <w:rFonts w:cs="Times New Roman"/>
           <w:szCs w:val="28"/>
         </w:rPr>
-        <w:lastRenderedPageBreak/>
         <w:t>Таким образом, проблема мультиплатформенной разработки носит комплексный характер, затрагивает все уровни приложения, но тем не менее имеет свои преимущества и недостатки.</w:t>
       </w:r>
     </w:p>
@@ -3570,7 +3598,6 @@
         </w:rPr>
         <w:t xml:space="preserve"> </w:t>
       </w:r>
-      <w:proofErr w:type="spellStart"/>
       <w:r>
         <w:rPr>
           <w:rFonts w:cs="Times New Roman"/>
@@ -3578,7 +3605,6 @@
         </w:rPr>
         <w:t>Андерссоном</w:t>
       </w:r>
-      <w:proofErr w:type="spellEnd"/>
       <w:r>
         <w:rPr>
           <w:rFonts w:cs="Times New Roman"/>
@@ -7601,14 +7627,27 @@
       <w:r>
         <w:t xml:space="preserve">Рисунок </w:t>
       </w:r>
-      <w:fldSimple w:instr=" SEQ Рисунок \* ARABIC ">
-        <w:r>
-          <w:rPr>
-            <w:noProof/>
-          </w:rPr>
-          <w:t>2</w:t>
-        </w:r>
-      </w:fldSimple>
+      <w:r>
+        <w:fldChar w:fldCharType="begin"/>
+      </w:r>
+      <w:r>
+        <w:instrText xml:space="preserve"> SEQ Рисунок \* ARABIC </w:instrText>
+      </w:r>
+      <w:r>
+        <w:fldChar w:fldCharType="separate"/>
+      </w:r>
+      <w:r>
+        <w:rPr>
+          <w:noProof/>
+        </w:rPr>
+        <w:t>2</w:t>
+      </w:r>
+      <w:r>
+        <w:rPr>
+          <w:noProof/>
+        </w:rPr>
+        <w:fldChar w:fldCharType="end"/>
+      </w:r>
       <w:r>
         <w:t xml:space="preserve"> - Верхнеуровневая структура </w:t>
       </w:r>
@@ -8351,14 +8390,27 @@
       <w:r>
         <w:t xml:space="preserve">Рисунок </w:t>
       </w:r>
-      <w:fldSimple w:instr=" SEQ Рисунок \* ARABIC ">
-        <w:r>
-          <w:rPr>
-            <w:noProof/>
-          </w:rPr>
-          <w:t>3</w:t>
-        </w:r>
-      </w:fldSimple>
+      <w:r>
+        <w:fldChar w:fldCharType="begin"/>
+      </w:r>
+      <w:r>
+        <w:instrText xml:space="preserve"> SEQ Рисунок \* ARABIC </w:instrText>
+      </w:r>
+      <w:r>
+        <w:fldChar w:fldCharType="separate"/>
+      </w:r>
+      <w:r>
+        <w:rPr>
+          <w:noProof/>
+        </w:rPr>
+        <w:t>3</w:t>
+      </w:r>
+      <w:r>
+        <w:rPr>
+          <w:noProof/>
+        </w:rPr>
+        <w:fldChar w:fldCharType="end"/>
+      </w:r>
       <w:r>
         <w:t xml:space="preserve"> - Иерархия </w:t>
       </w:r>
@@ -8694,14 +8746,30 @@
       <w:r>
         <w:t xml:space="preserve">Рисунок </w:t>
       </w:r>
-      <w:fldSimple w:instr=" SEQ Рисунок \* ARABIC ">
-        <w:r>
-          <w:rPr>
-            <w:noProof/>
-          </w:rPr>
-          <w:t>4</w:t>
-        </w:r>
-      </w:fldSimple>
+      <w:r>
+        <w:fldChar w:fldCharType="begin"/>
+      </w:r>
+      <w:r>
+        <w:instrText xml:space="preserve"> SEQ Рисунок \* </w:instrText>
+      </w:r>
+      <w:r>
+        <w:instrText xml:space="preserve">ARABIC </w:instrText>
+      </w:r>
+      <w:r>
+        <w:fldChar w:fldCharType="separate"/>
+      </w:r>
+      <w:r>
+        <w:rPr>
+          <w:noProof/>
+        </w:rPr>
+        <w:t>4</w:t>
+      </w:r>
+      <w:r>
+        <w:rPr>
+          <w:noProof/>
+        </w:rPr>
+        <w:fldChar w:fldCharType="end"/>
+      </w:r>
       <w:r>
         <w:t xml:space="preserve"> - Архитектура приложения для Android и Desktop</w:t>
       </w:r>
@@ -8802,14 +8870,27 @@
       <w:r>
         <w:t xml:space="preserve">Рисунок </w:t>
       </w:r>
-      <w:fldSimple w:instr=" SEQ Рисунок \* ARABIC ">
-        <w:r>
-          <w:rPr>
-            <w:noProof/>
-          </w:rPr>
-          <w:t>5</w:t>
-        </w:r>
-      </w:fldSimple>
+      <w:r>
+        <w:fldChar w:fldCharType="begin"/>
+      </w:r>
+      <w:r>
+        <w:instrText xml:space="preserve"> SEQ Рисунок \* ARABIC </w:instrText>
+      </w:r>
+      <w:r>
+        <w:fldChar w:fldCharType="separate"/>
+      </w:r>
+      <w:r>
+        <w:rPr>
+          <w:noProof/>
+        </w:rPr>
+        <w:t>5</w:t>
+      </w:r>
+      <w:r>
+        <w:rPr>
+          <w:noProof/>
+        </w:rPr>
+        <w:fldChar w:fldCharType="end"/>
+      </w:r>
       <w:r>
         <w:t xml:space="preserve"> – Архитектура приложения для </w:t>
       </w:r>
@@ -9238,14 +9319,27 @@
       <w:r>
         <w:t xml:space="preserve">Рисунок </w:t>
       </w:r>
-      <w:fldSimple w:instr=" SEQ Рисунок \* ARABIC ">
-        <w:r>
-          <w:rPr>
-            <w:noProof/>
-          </w:rPr>
-          <w:t>6</w:t>
-        </w:r>
-      </w:fldSimple>
+      <w:r>
+        <w:fldChar w:fldCharType="begin"/>
+      </w:r>
+      <w:r>
+        <w:instrText xml:space="preserve"> SEQ Рисунок \* ARABIC </w:instrText>
+      </w:r>
+      <w:r>
+        <w:fldChar w:fldCharType="separate"/>
+      </w:r>
+      <w:r>
+        <w:rPr>
+          <w:noProof/>
+        </w:rPr>
+        <w:t>6</w:t>
+      </w:r>
+      <w:r>
+        <w:rPr>
+          <w:noProof/>
+        </w:rPr>
+        <w:fldChar w:fldCharType="end"/>
+      </w:r>
       <w:r>
         <w:t xml:space="preserve"> - Экран аутентификации: Android (слева) и Desktop/</w:t>
       </w:r>
@@ -9362,14 +9456,27 @@
       <w:r>
         <w:t xml:space="preserve">Рисунок </w:t>
       </w:r>
-      <w:fldSimple w:instr=" SEQ Рисунок \* ARABIC ">
-        <w:r>
-          <w:rPr>
-            <w:noProof/>
-          </w:rPr>
-          <w:t>7</w:t>
-        </w:r>
-      </w:fldSimple>
+      <w:r>
+        <w:fldChar w:fldCharType="begin"/>
+      </w:r>
+      <w:r>
+        <w:instrText xml:space="preserve"> SEQ Рисунок \* ARABIC </w:instrText>
+      </w:r>
+      <w:r>
+        <w:fldChar w:fldCharType="separate"/>
+      </w:r>
+      <w:r>
+        <w:rPr>
+          <w:noProof/>
+        </w:rPr>
+        <w:t>7</w:t>
+      </w:r>
+      <w:r>
+        <w:rPr>
+          <w:noProof/>
+        </w:rPr>
+        <w:fldChar w:fldCharType="end"/>
+      </w:r>
       <w:r>
         <w:t xml:space="preserve"> - Экран журнала записей с открытым меню: Android (слева) и Desktop/</w:t>
       </w:r>
@@ -9486,14 +9593,27 @@
       <w:r>
         <w:t xml:space="preserve">Рисунок </w:t>
       </w:r>
-      <w:fldSimple w:instr=" SEQ Рисунок \* ARABIC ">
-        <w:r>
-          <w:rPr>
-            <w:noProof/>
-          </w:rPr>
-          <w:t>8</w:t>
-        </w:r>
-      </w:fldSimple>
+      <w:r>
+        <w:fldChar w:fldCharType="begin"/>
+      </w:r>
+      <w:r>
+        <w:instrText xml:space="preserve"> SEQ Рисунок \* ARABIC </w:instrText>
+      </w:r>
+      <w:r>
+        <w:fldChar w:fldCharType="separate"/>
+      </w:r>
+      <w:r>
+        <w:rPr>
+          <w:noProof/>
+        </w:rPr>
+        <w:t>8</w:t>
+      </w:r>
+      <w:r>
+        <w:rPr>
+          <w:noProof/>
+        </w:rPr>
+        <w:fldChar w:fldCharType="end"/>
+      </w:r>
       <w:r>
         <w:t xml:space="preserve"> - Экран создания записи с прикреплённым блоком настроения: Android (слева) и Desktop/</w:t>
       </w:r>
@@ -9651,11 +9771,21 @@
       <w:r>
         <w:t xml:space="preserve">Рисунок </w:t>
       </w:r>
-      <w:fldSimple w:instr=" SEQ Рисунок \* ARABIC ">
-        <w:r>
-          <w:t>9</w:t>
-        </w:r>
-      </w:fldSimple>
+      <w:r>
+        <w:fldChar w:fldCharType="begin"/>
+      </w:r>
+      <w:r>
+        <w:instrText xml:space="preserve"> SEQ Рисунок \* ARABIC </w:instrText>
+      </w:r>
+      <w:r>
+        <w:fldChar w:fldCharType="separate"/>
+      </w:r>
+      <w:r>
+        <w:t>9</w:t>
+      </w:r>
+      <w:r>
+        <w:fldChar w:fldCharType="end"/>
+      </w:r>
       <w:r>
         <w:t xml:space="preserve"> - Три шага опроса настроения на Android: оценка ощущений (слева), выбор эмоции (по центру), выбор факторов влияния (справа)</w:t>
       </w:r>
@@ -9725,11 +9855,21 @@
       <w:r>
         <w:t xml:space="preserve">Рисунок </w:t>
       </w:r>
-      <w:fldSimple w:instr=" SEQ Рисунок \* ARABIC ">
-        <w:r>
-          <w:t>10</w:t>
-        </w:r>
-      </w:fldSimple>
+      <w:r>
+        <w:fldChar w:fldCharType="begin"/>
+      </w:r>
+      <w:r>
+        <w:instrText xml:space="preserve"> SEQ Рисунок \* ARABIC </w:instrText>
+      </w:r>
+      <w:r>
+        <w:fldChar w:fldCharType="separate"/>
+      </w:r>
+      <w:r>
+        <w:t>10</w:t>
+      </w:r>
+      <w:r>
+        <w:fldChar w:fldCharType="end"/>
+      </w:r>
       <w:r>
         <w:t xml:space="preserve"> - Три шага опроса настроения на Desktop/</w:t>
       </w:r>
@@ -10075,39 +10215,7 @@
           <w:rFonts w:cs="Times New Roman"/>
           <w:szCs w:val="28"/>
         </w:rPr>
-        <w:t xml:space="preserve">Бабушкин М. В. Разработка кроссплатформенной библиотеки BDUI с использованием Kotlin </w:t>
-      </w:r>
-      <w:proofErr w:type="gramStart"/>
-      <w:r>
-        <w:rPr>
-          <w:rFonts w:cs="Times New Roman"/>
-          <w:szCs w:val="28"/>
-        </w:rPr>
-        <w:t>Multiplatform :</w:t>
-      </w:r>
-      <w:proofErr w:type="gramEnd"/>
-      <w:r>
-        <w:rPr>
-          <w:rFonts w:cs="Times New Roman"/>
-          <w:szCs w:val="28"/>
-        </w:rPr>
-        <w:t xml:space="preserve"> выпускная квалификационная работа / М. В. Бабушкин. — </w:t>
-      </w:r>
-      <w:proofErr w:type="gramStart"/>
-      <w:r>
-        <w:rPr>
-          <w:rFonts w:cs="Times New Roman"/>
-          <w:szCs w:val="28"/>
-        </w:rPr>
-        <w:t>Челябинск :</w:t>
-      </w:r>
-      <w:proofErr w:type="gramEnd"/>
-      <w:r>
-        <w:rPr>
-          <w:rFonts w:cs="Times New Roman"/>
-          <w:szCs w:val="28"/>
-        </w:rPr>
-        <w:t xml:space="preserve"> Южно-Уральский государственный университет, 2025. — 60 с.</w:t>
+        <w:t>Бабушкин М. В. Разработка кроссплатформенной библиотеки BDUI с использованием Kotlin Multiplatform : выпускная квалификационная работа / М. В. Бабушкин. — Челябинск : Южно-Уральский государственный университет, 2025. — 60 с.</w:t>
       </w:r>
     </w:p>
     <w:p>
@@ -10226,43 +10334,7 @@
           <w:szCs w:val="28"/>
           <w:lang w:val="en-US"/>
         </w:rPr>
-        <w:t xml:space="preserve">Ametova S., Lindström T. Exploring the Performance Gap: How Animation Implementation Affects the CPU and RAM Usage in Mobile Applications: Among Cross-Platform and Native Development </w:t>
-      </w:r>
-      <w:proofErr w:type="gramStart"/>
-      <w:r>
-        <w:rPr>
-          <w:rFonts w:cs="Times New Roman"/>
-          <w:szCs w:val="28"/>
-          <w:lang w:val="en-US"/>
-        </w:rPr>
-        <w:t>Approaches :</w:t>
-      </w:r>
-      <w:proofErr w:type="gramEnd"/>
-      <w:r>
-        <w:rPr>
-          <w:rFonts w:cs="Times New Roman"/>
-          <w:szCs w:val="28"/>
-          <w:lang w:val="en-US"/>
-        </w:rPr>
-        <w:t xml:space="preserve"> bachelor's thesis / S. Ametova, T. Lindström. — </w:t>
-      </w:r>
-      <w:proofErr w:type="gramStart"/>
-      <w:r>
-        <w:rPr>
-          <w:rFonts w:cs="Times New Roman"/>
-          <w:szCs w:val="28"/>
-          <w:lang w:val="en-US"/>
-        </w:rPr>
-        <w:t>Jönköping :</w:t>
-      </w:r>
-      <w:proofErr w:type="gramEnd"/>
-      <w:r>
-        <w:rPr>
-          <w:rFonts w:cs="Times New Roman"/>
-          <w:szCs w:val="28"/>
-          <w:lang w:val="en-US"/>
-        </w:rPr>
-        <w:t xml:space="preserve"> Jönköping University, 2023. — 89 p.</w:t>
+        <w:t>Ametova S., Lindström T. Exploring the Performance Gap: How Animation Implementation Affects the CPU and RAM Usage in Mobile Applications: Among Cross-Platform and Native Development Approaches : bachelor's thesis / S. Ametova, T. Lindström. — Jönköping : Jönköping University, 2023. — 89 p.</w:t>
       </w:r>
     </w:p>
     <w:p>
@@ -10285,43 +10357,7 @@
           <w:lang w:val="en-US"/>
         </w:rPr>
         <w:lastRenderedPageBreak/>
-        <w:t xml:space="preserve">Andersson H. A Comparison of the Performance of an Android Application Developed in Native and Cross-Platform: Using the Native Android SDK and </w:t>
-      </w:r>
-      <w:proofErr w:type="gramStart"/>
-      <w:r>
-        <w:rPr>
-          <w:rFonts w:cs="Times New Roman"/>
-          <w:szCs w:val="28"/>
-          <w:lang w:val="en-US"/>
-        </w:rPr>
-        <w:t>Flutter :</w:t>
-      </w:r>
-      <w:proofErr w:type="gramEnd"/>
-      <w:r>
-        <w:rPr>
-          <w:rFonts w:cs="Times New Roman"/>
-          <w:szCs w:val="28"/>
-          <w:lang w:val="en-US"/>
-        </w:rPr>
-        <w:t xml:space="preserve"> bachelor's thesis / H. Andersson. — </w:t>
-      </w:r>
-      <w:proofErr w:type="gramStart"/>
-      <w:r>
-        <w:rPr>
-          <w:rFonts w:cs="Times New Roman"/>
-          <w:szCs w:val="28"/>
-          <w:lang w:val="en-US"/>
-        </w:rPr>
-        <w:t>Karlskrona :</w:t>
-      </w:r>
-      <w:proofErr w:type="gramEnd"/>
-      <w:r>
-        <w:rPr>
-          <w:rFonts w:cs="Times New Roman"/>
-          <w:szCs w:val="28"/>
-          <w:lang w:val="en-US"/>
-        </w:rPr>
-        <w:t xml:space="preserve"> Blekinge Institute of Technology, 2022. — 51 p.</w:t>
+        <w:t>Andersson H. A Comparison of the Performance of an Android Application Developed in Native and Cross-Platform: Using the Native Android SDK and Flutter : bachelor's thesis / H. Andersson. — Karlskrona : Blekinge Institute of Technology, 2022. — 51 p.</w:t>
       </w:r>
     </w:p>
     <w:p>
@@ -10362,43 +10398,7 @@
           <w:szCs w:val="28"/>
           <w:lang w:val="en-US"/>
         </w:rPr>
-        <w:t xml:space="preserve"> (</w:t>
-      </w:r>
-      <w:proofErr w:type="spellStart"/>
-      <w:r>
-        <w:rPr>
-          <w:rFonts w:cs="Times New Roman"/>
-          <w:szCs w:val="28"/>
-          <w:lang w:val="en-US"/>
-        </w:rPr>
-        <w:t>дата</w:t>
-      </w:r>
-      <w:proofErr w:type="spellEnd"/>
-      <w:r>
-        <w:rPr>
-          <w:rFonts w:cs="Times New Roman"/>
-          <w:szCs w:val="28"/>
-          <w:lang w:val="en-US"/>
-        </w:rPr>
-        <w:t xml:space="preserve"> </w:t>
-      </w:r>
-      <w:proofErr w:type="spellStart"/>
-      <w:r>
-        <w:rPr>
-          <w:rFonts w:cs="Times New Roman"/>
-          <w:szCs w:val="28"/>
-          <w:lang w:val="en-US"/>
-        </w:rPr>
-        <w:t>обращения</w:t>
-      </w:r>
-      <w:proofErr w:type="spellEnd"/>
-      <w:r>
-        <w:rPr>
-          <w:rFonts w:cs="Times New Roman"/>
-          <w:szCs w:val="28"/>
-          <w:lang w:val="en-US"/>
-        </w:rPr>
-        <w:t>: 18.02.2026).</w:t>
+        <w:t xml:space="preserve"> (дата обращения: 18.02.2026).</w:t>
       </w:r>
     </w:p>
     <w:p>
@@ -10439,43 +10439,7 @@
           <w:szCs w:val="28"/>
           <w:lang w:val="en-US"/>
         </w:rPr>
-        <w:t xml:space="preserve"> (</w:t>
-      </w:r>
-      <w:proofErr w:type="spellStart"/>
-      <w:r>
-        <w:rPr>
-          <w:rFonts w:cs="Times New Roman"/>
-          <w:szCs w:val="28"/>
-          <w:lang w:val="en-US"/>
-        </w:rPr>
-        <w:t>дата</w:t>
-      </w:r>
-      <w:proofErr w:type="spellEnd"/>
-      <w:r>
-        <w:rPr>
-          <w:rFonts w:cs="Times New Roman"/>
-          <w:szCs w:val="28"/>
-          <w:lang w:val="en-US"/>
-        </w:rPr>
-        <w:t xml:space="preserve"> </w:t>
-      </w:r>
-      <w:proofErr w:type="spellStart"/>
-      <w:r>
-        <w:rPr>
-          <w:rFonts w:cs="Times New Roman"/>
-          <w:szCs w:val="28"/>
-          <w:lang w:val="en-US"/>
-        </w:rPr>
-        <w:t>обращения</w:t>
-      </w:r>
-      <w:proofErr w:type="spellEnd"/>
-      <w:r>
-        <w:rPr>
-          <w:rFonts w:cs="Times New Roman"/>
-          <w:szCs w:val="28"/>
-          <w:lang w:val="en-US"/>
-        </w:rPr>
-        <w:t>: 16.02.2026).</w:t>
+        <w:t xml:space="preserve"> (дата обращения: 16.02.2026).</w:t>
       </w:r>
     </w:p>
     <w:p>
@@ -10516,43 +10480,7 @@
           <w:szCs w:val="28"/>
           <w:lang w:val="en-US"/>
         </w:rPr>
-        <w:t xml:space="preserve"> (</w:t>
-      </w:r>
-      <w:proofErr w:type="spellStart"/>
-      <w:r>
-        <w:rPr>
-          <w:rFonts w:cs="Times New Roman"/>
-          <w:szCs w:val="28"/>
-          <w:lang w:val="en-US"/>
-        </w:rPr>
-        <w:t>дата</w:t>
-      </w:r>
-      <w:proofErr w:type="spellEnd"/>
-      <w:r>
-        <w:rPr>
-          <w:rFonts w:cs="Times New Roman"/>
-          <w:szCs w:val="28"/>
-          <w:lang w:val="en-US"/>
-        </w:rPr>
-        <w:t xml:space="preserve"> </w:t>
-      </w:r>
-      <w:proofErr w:type="spellStart"/>
-      <w:r>
-        <w:rPr>
-          <w:rFonts w:cs="Times New Roman"/>
-          <w:szCs w:val="28"/>
-          <w:lang w:val="en-US"/>
-        </w:rPr>
-        <w:t>обращения</w:t>
-      </w:r>
-      <w:proofErr w:type="spellEnd"/>
-      <w:r>
-        <w:rPr>
-          <w:rFonts w:cs="Times New Roman"/>
-          <w:szCs w:val="28"/>
-          <w:lang w:val="en-US"/>
-        </w:rPr>
-        <w:t>: 16.02.2026).</w:t>
+        <w:t xml:space="preserve"> (дата обращения: 16.02.2026).</w:t>
       </w:r>
     </w:p>
     <w:p>
@@ -10593,43 +10521,7 @@
           <w:szCs w:val="28"/>
           <w:lang w:val="en-US"/>
         </w:rPr>
-        <w:t xml:space="preserve"> (</w:t>
-      </w:r>
-      <w:proofErr w:type="spellStart"/>
-      <w:r>
-        <w:rPr>
-          <w:rFonts w:cs="Times New Roman"/>
-          <w:szCs w:val="28"/>
-          <w:lang w:val="en-US"/>
-        </w:rPr>
-        <w:t>дата</w:t>
-      </w:r>
-      <w:proofErr w:type="spellEnd"/>
-      <w:r>
-        <w:rPr>
-          <w:rFonts w:cs="Times New Roman"/>
-          <w:szCs w:val="28"/>
-          <w:lang w:val="en-US"/>
-        </w:rPr>
-        <w:t xml:space="preserve"> </w:t>
-      </w:r>
-      <w:proofErr w:type="spellStart"/>
-      <w:r>
-        <w:rPr>
-          <w:rFonts w:cs="Times New Roman"/>
-          <w:szCs w:val="28"/>
-          <w:lang w:val="en-US"/>
-        </w:rPr>
-        <w:t>обращения</w:t>
-      </w:r>
-      <w:proofErr w:type="spellEnd"/>
-      <w:r>
-        <w:rPr>
-          <w:rFonts w:cs="Times New Roman"/>
-          <w:szCs w:val="28"/>
-          <w:lang w:val="en-US"/>
-        </w:rPr>
-        <w:t>: 16.02.2026).</w:t>
+        <w:t xml:space="preserve"> (дата обращения: 16.02.2026).</w:t>
       </w:r>
     </w:p>
     <w:p>
@@ -10711,43 +10603,7 @@
           <w:szCs w:val="28"/>
           <w:lang w:val="en-US"/>
         </w:rPr>
-        <w:t xml:space="preserve"> (</w:t>
-      </w:r>
-      <w:proofErr w:type="spellStart"/>
-      <w:r>
-        <w:rPr>
-          <w:rFonts w:cs="Times New Roman"/>
-          <w:szCs w:val="28"/>
-          <w:lang w:val="en-US"/>
-        </w:rPr>
-        <w:t>дата</w:t>
-      </w:r>
-      <w:proofErr w:type="spellEnd"/>
-      <w:r>
-        <w:rPr>
-          <w:rFonts w:cs="Times New Roman"/>
-          <w:szCs w:val="28"/>
-          <w:lang w:val="en-US"/>
-        </w:rPr>
-        <w:t xml:space="preserve"> </w:t>
-      </w:r>
-      <w:proofErr w:type="spellStart"/>
-      <w:r>
-        <w:rPr>
-          <w:rFonts w:cs="Times New Roman"/>
-          <w:szCs w:val="28"/>
-          <w:lang w:val="en-US"/>
-        </w:rPr>
-        <w:t>обращения</w:t>
-      </w:r>
-      <w:proofErr w:type="spellEnd"/>
-      <w:r>
-        <w:rPr>
-          <w:rFonts w:cs="Times New Roman"/>
-          <w:szCs w:val="28"/>
-          <w:lang w:val="en-US"/>
-        </w:rPr>
-        <w:t>: 16.02.2026).</w:t>
+        <w:t xml:space="preserve"> (дата обращения: 16.02.2026).</w:t>
       </w:r>
     </w:p>
     <w:p>
@@ -11101,43 +10957,7 @@
           <w:szCs w:val="28"/>
           <w:lang w:val="en-US"/>
         </w:rPr>
-        <w:t xml:space="preserve"> (</w:t>
-      </w:r>
-      <w:proofErr w:type="spellStart"/>
-      <w:r>
-        <w:rPr>
-          <w:rFonts w:cs="Times New Roman"/>
-          <w:szCs w:val="28"/>
-          <w:lang w:val="en-US"/>
-        </w:rPr>
-        <w:t>дата</w:t>
-      </w:r>
-      <w:proofErr w:type="spellEnd"/>
-      <w:r>
-        <w:rPr>
-          <w:rFonts w:cs="Times New Roman"/>
-          <w:szCs w:val="28"/>
-          <w:lang w:val="en-US"/>
-        </w:rPr>
-        <w:t xml:space="preserve"> </w:t>
-      </w:r>
-      <w:proofErr w:type="spellStart"/>
-      <w:r>
-        <w:rPr>
-          <w:rFonts w:cs="Times New Roman"/>
-          <w:szCs w:val="28"/>
-          <w:lang w:val="en-US"/>
-        </w:rPr>
-        <w:t>обращения</w:t>
-      </w:r>
-      <w:proofErr w:type="spellEnd"/>
-      <w:r>
-        <w:rPr>
-          <w:rFonts w:cs="Times New Roman"/>
-          <w:szCs w:val="28"/>
-          <w:lang w:val="en-US"/>
-        </w:rPr>
-        <w:t>: 24.02.2026).</w:t>
+        <w:t xml:space="preserve"> (дата обращения: 24.02.2026).</w:t>
       </w:r>
     </w:p>
     <w:p>
@@ -11178,43 +10998,7 @@
           <w:szCs w:val="28"/>
           <w:lang w:val="en-US"/>
         </w:rPr>
-        <w:t xml:space="preserve"> (</w:t>
-      </w:r>
-      <w:proofErr w:type="spellStart"/>
-      <w:r>
-        <w:rPr>
-          <w:rFonts w:cs="Times New Roman"/>
-          <w:szCs w:val="28"/>
-          <w:lang w:val="en-US"/>
-        </w:rPr>
-        <w:t>дата</w:t>
-      </w:r>
-      <w:proofErr w:type="spellEnd"/>
-      <w:r>
-        <w:rPr>
-          <w:rFonts w:cs="Times New Roman"/>
-          <w:szCs w:val="28"/>
-          <w:lang w:val="en-US"/>
-        </w:rPr>
-        <w:t xml:space="preserve"> </w:t>
-      </w:r>
-      <w:proofErr w:type="spellStart"/>
-      <w:r>
-        <w:rPr>
-          <w:rFonts w:cs="Times New Roman"/>
-          <w:szCs w:val="28"/>
-          <w:lang w:val="en-US"/>
-        </w:rPr>
-        <w:t>обращения</w:t>
-      </w:r>
-      <w:proofErr w:type="spellEnd"/>
-      <w:r>
-        <w:rPr>
-          <w:rFonts w:cs="Times New Roman"/>
-          <w:szCs w:val="28"/>
-          <w:lang w:val="en-US"/>
-        </w:rPr>
-        <w:t>: 16.02.2026).</w:t>
+        <w:t xml:space="preserve"> (дата обращения: 16.02.2026).</w:t>
       </w:r>
     </w:p>
     <w:p>
@@ -11255,43 +11039,7 @@
           <w:szCs w:val="28"/>
           <w:lang w:val="en-US"/>
         </w:rPr>
-        <w:t xml:space="preserve"> (</w:t>
-      </w:r>
-      <w:proofErr w:type="spellStart"/>
-      <w:r>
-        <w:rPr>
-          <w:rFonts w:cs="Times New Roman"/>
-          <w:szCs w:val="28"/>
-          <w:lang w:val="en-US"/>
-        </w:rPr>
-        <w:t>дата</w:t>
-      </w:r>
-      <w:proofErr w:type="spellEnd"/>
-      <w:r>
-        <w:rPr>
-          <w:rFonts w:cs="Times New Roman"/>
-          <w:szCs w:val="28"/>
-          <w:lang w:val="en-US"/>
-        </w:rPr>
-        <w:t xml:space="preserve"> </w:t>
-      </w:r>
-      <w:proofErr w:type="spellStart"/>
-      <w:r>
-        <w:rPr>
-          <w:rFonts w:cs="Times New Roman"/>
-          <w:szCs w:val="28"/>
-          <w:lang w:val="en-US"/>
-        </w:rPr>
-        <w:t>обращения</w:t>
-      </w:r>
-      <w:proofErr w:type="spellEnd"/>
-      <w:r>
-        <w:rPr>
-          <w:rFonts w:cs="Times New Roman"/>
-          <w:szCs w:val="28"/>
-          <w:lang w:val="en-US"/>
-        </w:rPr>
-        <w:t>: 18.02.2026).</w:t>
+        <w:t xml:space="preserve"> (дата обращения: 18.02.2026).</w:t>
       </w:r>
     </w:p>
     <w:p>
@@ -11335,43 +11083,7 @@
           <w:szCs w:val="28"/>
           <w:lang w:val="en-US"/>
         </w:rPr>
-        <w:t xml:space="preserve">Jaworski A. Kotlin as a Cross-Platform Programming Language for Android and the </w:t>
-      </w:r>
-      <w:proofErr w:type="gramStart"/>
-      <w:r>
-        <w:rPr>
-          <w:rFonts w:cs="Times New Roman"/>
-          <w:szCs w:val="28"/>
-          <w:lang w:val="en-US"/>
-        </w:rPr>
-        <w:t>Web :</w:t>
-      </w:r>
-      <w:proofErr w:type="gramEnd"/>
-      <w:r>
-        <w:rPr>
-          <w:rFonts w:cs="Times New Roman"/>
-          <w:szCs w:val="28"/>
-          <w:lang w:val="en-US"/>
-        </w:rPr>
-        <w:t xml:space="preserve"> master's thesis / A. Jaworski. — </w:t>
-      </w:r>
-      <w:proofErr w:type="gramStart"/>
-      <w:r>
-        <w:rPr>
-          <w:rFonts w:cs="Times New Roman"/>
-          <w:szCs w:val="28"/>
-          <w:lang w:val="en-US"/>
-        </w:rPr>
-        <w:t>Katowice :</w:t>
-      </w:r>
-      <w:proofErr w:type="gramEnd"/>
-      <w:r>
-        <w:rPr>
-          <w:rFonts w:cs="Times New Roman"/>
-          <w:szCs w:val="28"/>
-          <w:lang w:val="en-US"/>
-        </w:rPr>
-        <w:t xml:space="preserve"> Uniwersytet Slaski, 2021. — 75 p.</w:t>
+        <w:t>Jaworski A. Kotlin as a Cross-Platform Programming Language for Android and the Web : master's thesis / A. Jaworski. — Katowice : Uniwersytet Slaski, 2021. — 75 p.</w:t>
       </w:r>
     </w:p>
     <w:p>
@@ -11412,43 +11124,7 @@
           <w:szCs w:val="28"/>
           <w:lang w:val="en-US"/>
         </w:rPr>
-        <w:t xml:space="preserve"> (</w:t>
-      </w:r>
-      <w:proofErr w:type="spellStart"/>
-      <w:r>
-        <w:rPr>
-          <w:rFonts w:cs="Times New Roman"/>
-          <w:szCs w:val="28"/>
-          <w:lang w:val="en-US"/>
-        </w:rPr>
-        <w:t>дата</w:t>
-      </w:r>
-      <w:proofErr w:type="spellEnd"/>
-      <w:r>
-        <w:rPr>
-          <w:rFonts w:cs="Times New Roman"/>
-          <w:szCs w:val="28"/>
-          <w:lang w:val="en-US"/>
-        </w:rPr>
-        <w:t xml:space="preserve"> </w:t>
-      </w:r>
-      <w:proofErr w:type="spellStart"/>
-      <w:r>
-        <w:rPr>
-          <w:rFonts w:cs="Times New Roman"/>
-          <w:szCs w:val="28"/>
-          <w:lang w:val="en-US"/>
-        </w:rPr>
-        <w:t>обращения</w:t>
-      </w:r>
-      <w:proofErr w:type="spellEnd"/>
-      <w:r>
-        <w:rPr>
-          <w:rFonts w:cs="Times New Roman"/>
-          <w:szCs w:val="28"/>
-          <w:lang w:val="en-US"/>
-        </w:rPr>
-        <w:t>: 16.02.2026).</w:t>
+        <w:t xml:space="preserve"> (дата обращения: 16.02.2026).</w:t>
       </w:r>
     </w:p>
     <w:p>
@@ -11470,25 +11146,7 @@
           <w:szCs w:val="28"/>
           <w:lang w:val="en-US"/>
         </w:rPr>
-        <w:t xml:space="preserve">Moore K. D., Mota C., Taheri S. Kotlin Multiplatform for Android, iOS, and the Web. — </w:t>
-      </w:r>
-      <w:proofErr w:type="gramStart"/>
-      <w:r>
-        <w:rPr>
-          <w:rFonts w:cs="Times New Roman"/>
-          <w:szCs w:val="28"/>
-          <w:lang w:val="en-US"/>
-        </w:rPr>
-        <w:t>Raleigh :</w:t>
-      </w:r>
-      <w:proofErr w:type="gramEnd"/>
-      <w:r>
-        <w:rPr>
-          <w:rFonts w:cs="Times New Roman"/>
-          <w:szCs w:val="28"/>
-          <w:lang w:val="en-US"/>
-        </w:rPr>
-        <w:t xml:space="preserve"> The Pragmatic Bookshelf, 2024.</w:t>
+        <w:t>Moore K. D., Mota C., Taheri S. Kotlin Multiplatform for Android, iOS, and the Web. — Raleigh : The Pragmatic Bookshelf, 2024.</w:t>
       </w:r>
     </w:p>
     <w:p>
@@ -12009,43 +11667,7 @@
           <w:szCs w:val="28"/>
           <w:lang w:val="en-US"/>
         </w:rPr>
-        <w:t xml:space="preserve"> (</w:t>
-      </w:r>
-      <w:proofErr w:type="spellStart"/>
-      <w:r>
-        <w:rPr>
-          <w:rFonts w:cs="Times New Roman"/>
-          <w:szCs w:val="28"/>
-          <w:lang w:val="en-US"/>
-        </w:rPr>
-        <w:t>дата</w:t>
-      </w:r>
-      <w:proofErr w:type="spellEnd"/>
-      <w:r>
-        <w:rPr>
-          <w:rFonts w:cs="Times New Roman"/>
-          <w:szCs w:val="28"/>
-          <w:lang w:val="en-US"/>
-        </w:rPr>
-        <w:t xml:space="preserve"> </w:t>
-      </w:r>
-      <w:proofErr w:type="spellStart"/>
-      <w:r>
-        <w:rPr>
-          <w:rFonts w:cs="Times New Roman"/>
-          <w:szCs w:val="28"/>
-          <w:lang w:val="en-US"/>
-        </w:rPr>
-        <w:t>обращения</w:t>
-      </w:r>
-      <w:proofErr w:type="spellEnd"/>
-      <w:r>
-        <w:rPr>
-          <w:rFonts w:cs="Times New Roman"/>
-          <w:szCs w:val="28"/>
-          <w:lang w:val="en-US"/>
-        </w:rPr>
-        <w:t>: 20.02.2026).</w:t>
+        <w:t xml:space="preserve"> (дата обращения: 20.02.2026).</w:t>
       </w:r>
     </w:p>
     <w:p>
@@ -12086,43 +11708,7 @@
           <w:szCs w:val="28"/>
           <w:lang w:val="en-US"/>
         </w:rPr>
-        <w:t xml:space="preserve"> (</w:t>
-      </w:r>
-      <w:proofErr w:type="spellStart"/>
-      <w:r>
-        <w:rPr>
-          <w:rFonts w:cs="Times New Roman"/>
-          <w:szCs w:val="28"/>
-          <w:lang w:val="en-US"/>
-        </w:rPr>
-        <w:t>дата</w:t>
-      </w:r>
-      <w:proofErr w:type="spellEnd"/>
-      <w:r>
-        <w:rPr>
-          <w:rFonts w:cs="Times New Roman"/>
-          <w:szCs w:val="28"/>
-          <w:lang w:val="en-US"/>
-        </w:rPr>
-        <w:t xml:space="preserve"> </w:t>
-      </w:r>
-      <w:proofErr w:type="spellStart"/>
-      <w:r>
-        <w:rPr>
-          <w:rFonts w:cs="Times New Roman"/>
-          <w:szCs w:val="28"/>
-          <w:lang w:val="en-US"/>
-        </w:rPr>
-        <w:t>обращения</w:t>
-      </w:r>
-      <w:proofErr w:type="spellEnd"/>
-      <w:r>
-        <w:rPr>
-          <w:rFonts w:cs="Times New Roman"/>
-          <w:szCs w:val="28"/>
-          <w:lang w:val="en-US"/>
-        </w:rPr>
-        <w:t>: 20.02.2026).</w:t>
+        <w:t xml:space="preserve"> (дата обращения: 20.02.2026).</w:t>
       </w:r>
     </w:p>
     <w:p>
@@ -12163,43 +11749,7 @@
           <w:szCs w:val="28"/>
           <w:lang w:val="en-US"/>
         </w:rPr>
-        <w:t xml:space="preserve"> (</w:t>
-      </w:r>
-      <w:proofErr w:type="spellStart"/>
-      <w:r>
-        <w:rPr>
-          <w:rFonts w:cs="Times New Roman"/>
-          <w:szCs w:val="28"/>
-          <w:lang w:val="en-US"/>
-        </w:rPr>
-        <w:t>дата</w:t>
-      </w:r>
-      <w:proofErr w:type="spellEnd"/>
-      <w:r>
-        <w:rPr>
-          <w:rFonts w:cs="Times New Roman"/>
-          <w:szCs w:val="28"/>
-          <w:lang w:val="en-US"/>
-        </w:rPr>
-        <w:t xml:space="preserve"> </w:t>
-      </w:r>
-      <w:proofErr w:type="spellStart"/>
-      <w:r>
-        <w:rPr>
-          <w:rFonts w:cs="Times New Roman"/>
-          <w:szCs w:val="28"/>
-          <w:lang w:val="en-US"/>
-        </w:rPr>
-        <w:t>обращения</w:t>
-      </w:r>
-      <w:proofErr w:type="spellEnd"/>
-      <w:r>
-        <w:rPr>
-          <w:rFonts w:cs="Times New Roman"/>
-          <w:szCs w:val="28"/>
-          <w:lang w:val="en-US"/>
-        </w:rPr>
-        <w:t>: 16.02.2026).</w:t>
+        <w:t xml:space="preserve"> (дата обращения: 16.02.2026).</w:t>
       </w:r>
     </w:p>
     <w:p>
@@ -12240,43 +11790,7 @@
           <w:szCs w:val="28"/>
           <w:lang w:val="en-US"/>
         </w:rPr>
-        <w:t xml:space="preserve"> (</w:t>
-      </w:r>
-      <w:proofErr w:type="spellStart"/>
-      <w:r>
-        <w:rPr>
-          <w:rFonts w:cs="Times New Roman"/>
-          <w:szCs w:val="28"/>
-          <w:lang w:val="en-US"/>
-        </w:rPr>
-        <w:t>дата</w:t>
-      </w:r>
-      <w:proofErr w:type="spellEnd"/>
-      <w:r>
-        <w:rPr>
-          <w:rFonts w:cs="Times New Roman"/>
-          <w:szCs w:val="28"/>
-          <w:lang w:val="en-US"/>
-        </w:rPr>
-        <w:t xml:space="preserve"> </w:t>
-      </w:r>
-      <w:proofErr w:type="spellStart"/>
-      <w:r>
-        <w:rPr>
-          <w:rFonts w:cs="Times New Roman"/>
-          <w:szCs w:val="28"/>
-          <w:lang w:val="en-US"/>
-        </w:rPr>
-        <w:t>обращения</w:t>
-      </w:r>
-      <w:proofErr w:type="spellEnd"/>
-      <w:r>
-        <w:rPr>
-          <w:rFonts w:cs="Times New Roman"/>
-          <w:szCs w:val="28"/>
-          <w:lang w:val="en-US"/>
-        </w:rPr>
-        <w:t>: 16.02.2026).</w:t>
+        <w:t xml:space="preserve"> (дата обращения: 16.02.2026).</w:t>
       </w:r>
     </w:p>
     <w:p>
@@ -12298,25 +11812,7 @@
           <w:szCs w:val="28"/>
           <w:lang w:val="en-US"/>
         </w:rPr>
-        <w:t xml:space="preserve">Ries E. The Lean Startup: How Today's Entrepreneurs Use Continuous Innovation to Create Radically Successful Businesses. — New </w:t>
-      </w:r>
-      <w:proofErr w:type="gramStart"/>
-      <w:r>
-        <w:rPr>
-          <w:rFonts w:cs="Times New Roman"/>
-          <w:szCs w:val="28"/>
-          <w:lang w:val="en-US"/>
-        </w:rPr>
-        <w:t>York :</w:t>
-      </w:r>
-      <w:proofErr w:type="gramEnd"/>
-      <w:r>
-        <w:rPr>
-          <w:rFonts w:cs="Times New Roman"/>
-          <w:szCs w:val="28"/>
-          <w:lang w:val="en-US"/>
-        </w:rPr>
-        <w:t xml:space="preserve"> Crown Business, 2011. — 336 p.</w:t>
+        <w:t>Ries E. The Lean Startup: How Today's Entrepreneurs Use Continuous Innovation to Create Radically Successful Businesses. — New York : Crown Business, 2011. — 336 p.</w:t>
       </w:r>
     </w:p>
     <w:p>
@@ -12357,43 +11853,7 @@
           <w:szCs w:val="28"/>
           <w:lang w:val="en-US"/>
         </w:rPr>
-        <w:t xml:space="preserve"> (</w:t>
-      </w:r>
-      <w:proofErr w:type="spellStart"/>
-      <w:r>
-        <w:rPr>
-          <w:rFonts w:cs="Times New Roman"/>
-          <w:szCs w:val="28"/>
-          <w:lang w:val="en-US"/>
-        </w:rPr>
-        <w:t>дата</w:t>
-      </w:r>
-      <w:proofErr w:type="spellEnd"/>
-      <w:r>
-        <w:rPr>
-          <w:rFonts w:cs="Times New Roman"/>
-          <w:szCs w:val="28"/>
-          <w:lang w:val="en-US"/>
-        </w:rPr>
-        <w:t xml:space="preserve"> </w:t>
-      </w:r>
-      <w:proofErr w:type="spellStart"/>
-      <w:r>
-        <w:rPr>
-          <w:rFonts w:cs="Times New Roman"/>
-          <w:szCs w:val="28"/>
-          <w:lang w:val="en-US"/>
-        </w:rPr>
-        <w:t>обращения</w:t>
-      </w:r>
-      <w:proofErr w:type="spellEnd"/>
-      <w:r>
-        <w:rPr>
-          <w:rFonts w:cs="Times New Roman"/>
-          <w:szCs w:val="28"/>
-          <w:lang w:val="en-US"/>
-        </w:rPr>
-        <w:t>: 20.02.2026).</w:t>
+        <w:t xml:space="preserve"> (дата обращения: 20.02.2026).</w:t>
       </w:r>
     </w:p>
     <w:p>
@@ -12434,43 +11894,7 @@
           <w:szCs w:val="28"/>
           <w:lang w:val="en-US"/>
         </w:rPr>
-        <w:t xml:space="preserve"> (</w:t>
-      </w:r>
-      <w:proofErr w:type="spellStart"/>
-      <w:r>
-        <w:rPr>
-          <w:rFonts w:cs="Times New Roman"/>
-          <w:szCs w:val="28"/>
-          <w:lang w:val="en-US"/>
-        </w:rPr>
-        <w:t>дата</w:t>
-      </w:r>
-      <w:proofErr w:type="spellEnd"/>
-      <w:r>
-        <w:rPr>
-          <w:rFonts w:cs="Times New Roman"/>
-          <w:szCs w:val="28"/>
-          <w:lang w:val="en-US"/>
-        </w:rPr>
-        <w:t xml:space="preserve"> </w:t>
-      </w:r>
-      <w:proofErr w:type="spellStart"/>
-      <w:r>
-        <w:rPr>
-          <w:rFonts w:cs="Times New Roman"/>
-          <w:szCs w:val="28"/>
-          <w:lang w:val="en-US"/>
-        </w:rPr>
-        <w:t>обращения</w:t>
-      </w:r>
-      <w:proofErr w:type="spellEnd"/>
-      <w:r>
-        <w:rPr>
-          <w:rFonts w:cs="Times New Roman"/>
-          <w:szCs w:val="28"/>
-          <w:lang w:val="en-US"/>
-        </w:rPr>
-        <w:t>: 24.02.2026).</w:t>
+        <w:t xml:space="preserve"> (дата обращения: 24.02.2026).</w:t>
       </w:r>
     </w:p>
     <w:p>
@@ -12511,43 +11935,7 @@
           <w:szCs w:val="28"/>
           <w:lang w:val="en-US"/>
         </w:rPr>
-        <w:t xml:space="preserve"> (</w:t>
-      </w:r>
-      <w:proofErr w:type="spellStart"/>
-      <w:r>
-        <w:rPr>
-          <w:rFonts w:cs="Times New Roman"/>
-          <w:szCs w:val="28"/>
-          <w:lang w:val="en-US"/>
-        </w:rPr>
-        <w:t>дата</w:t>
-      </w:r>
-      <w:proofErr w:type="spellEnd"/>
-      <w:r>
-        <w:rPr>
-          <w:rFonts w:cs="Times New Roman"/>
-          <w:szCs w:val="28"/>
-          <w:lang w:val="en-US"/>
-        </w:rPr>
-        <w:t xml:space="preserve"> </w:t>
-      </w:r>
-      <w:proofErr w:type="spellStart"/>
-      <w:r>
-        <w:rPr>
-          <w:rFonts w:cs="Times New Roman"/>
-          <w:szCs w:val="28"/>
-          <w:lang w:val="en-US"/>
-        </w:rPr>
-        <w:t>обращения</w:t>
-      </w:r>
-      <w:proofErr w:type="spellEnd"/>
-      <w:r>
-        <w:rPr>
-          <w:rFonts w:cs="Times New Roman"/>
-          <w:szCs w:val="28"/>
-          <w:lang w:val="en-US"/>
-        </w:rPr>
-        <w:t>: 18.02.2026).</w:t>
+        <w:t xml:space="preserve"> (дата обращения: 18.02.2026).</w:t>
       </w:r>
     </w:p>
     <w:p>
@@ -12570,43 +11958,7 @@
           <w:lang w:val="en-US"/>
         </w:rPr>
         <w:lastRenderedPageBreak/>
-        <w:t xml:space="preserve">Vidmark V. Performance Evaluation of Kotlin Multiplatform on iOS: Quantitative Comparison between Kotlin and Compose Multiplatform against Native Swift for UI Rendering Hardware </w:t>
-      </w:r>
-      <w:proofErr w:type="gramStart"/>
-      <w:r>
-        <w:rPr>
-          <w:rFonts w:cs="Times New Roman"/>
-          <w:szCs w:val="28"/>
-          <w:lang w:val="en-US"/>
-        </w:rPr>
-        <w:t>Interactions :</w:t>
-      </w:r>
-      <w:proofErr w:type="gramEnd"/>
-      <w:r>
-        <w:rPr>
-          <w:rFonts w:cs="Times New Roman"/>
-          <w:szCs w:val="28"/>
-          <w:lang w:val="en-US"/>
-        </w:rPr>
-        <w:t xml:space="preserve"> master's thesis / V. Vidmark. — </w:t>
-      </w:r>
-      <w:proofErr w:type="gramStart"/>
-      <w:r>
-        <w:rPr>
-          <w:rFonts w:cs="Times New Roman"/>
-          <w:szCs w:val="28"/>
-          <w:lang w:val="en-US"/>
-        </w:rPr>
-        <w:t>Stockholm :</w:t>
-      </w:r>
-      <w:proofErr w:type="gramEnd"/>
-      <w:r>
-        <w:rPr>
-          <w:rFonts w:cs="Times New Roman"/>
-          <w:szCs w:val="28"/>
-          <w:lang w:val="en-US"/>
-        </w:rPr>
-        <w:t xml:space="preserve"> KTH Royal Institute of Technology, 2025. — 89 p.</w:t>
+        <w:t>Vidmark V. Performance Evaluation of Kotlin Multiplatform on iOS: Quantitative Comparison between Kotlin and Compose Multiplatform against Native Swift for UI Rendering Hardware Interactions : master's thesis / V. Vidmark. — Stockholm : KTH Royal Institute of Technology, 2025. — 89 p.</w:t>
       </w:r>
     </w:p>
     <w:p>
@@ -12647,43 +11999,7 @@
           <w:szCs w:val="28"/>
           <w:lang w:val="en-US"/>
         </w:rPr>
-        <w:t xml:space="preserve"> (</w:t>
-      </w:r>
-      <w:proofErr w:type="spellStart"/>
-      <w:r>
-        <w:rPr>
-          <w:rFonts w:cs="Times New Roman"/>
-          <w:szCs w:val="28"/>
-          <w:lang w:val="en-US"/>
-        </w:rPr>
-        <w:t>дата</w:t>
-      </w:r>
-      <w:proofErr w:type="spellEnd"/>
-      <w:r>
-        <w:rPr>
-          <w:rFonts w:cs="Times New Roman"/>
-          <w:szCs w:val="28"/>
-          <w:lang w:val="en-US"/>
-        </w:rPr>
-        <w:t xml:space="preserve"> </w:t>
-      </w:r>
-      <w:proofErr w:type="spellStart"/>
-      <w:r>
-        <w:rPr>
-          <w:rFonts w:cs="Times New Roman"/>
-          <w:szCs w:val="28"/>
-          <w:lang w:val="en-US"/>
-        </w:rPr>
-        <w:t>обращения</w:t>
-      </w:r>
-      <w:proofErr w:type="spellEnd"/>
-      <w:r>
-        <w:rPr>
-          <w:rFonts w:cs="Times New Roman"/>
-          <w:szCs w:val="28"/>
-          <w:lang w:val="en-US"/>
-        </w:rPr>
-        <w:t>: 16.02.2026).</w:t>
+        <w:t xml:space="preserve"> (дата обращения: 16.02.2026).</w:t>
       </w:r>
     </w:p>
     <w:sectPr>

--- a/НИР_2_Николаев_Евгений_источники.docx
+++ b/НИР_2_Николаев_Евгений_источники.docx
@@ -2124,7 +2124,21 @@
           <w:rFonts w:cs="Times New Roman"/>
           <w:szCs w:val="28"/>
         </w:rPr>
-        <w:t>В-третьих, приложения для отслеживания эмоциональных состояний востребованы широкой аудиторией пользователей, что подтверждается статистикой использования, высокими оценками популярных решений и активным ростом рынка ментального здоровья. [5]. Общий объем рынка мобильных приложений для ментального здоровья в 2023 году оценивался в 6,2 млрд долларов, достиг 7,09 млрд в 2024 году, а к 2029 году прогнозируется рост до 15,42 млрд долларов [4].</w:t>
+        <w:t>В-третьих, приложения для отслеживания эмоциональных состояний востребованы широкой аудиторией пользователей, что подтверждается статистикой использования, высокими оценками популярных решений и активным ростом рынка ментального здоровья</w:t>
+      </w:r>
+      <w:r>
+        <w:rPr>
+          <w:rFonts w:cs="Times New Roman"/>
+          <w:szCs w:val="28"/>
+        </w:rPr>
+        <w:t xml:space="preserve"> </w:t>
+      </w:r>
+      <w:r>
+        <w:rPr>
+          <w:rFonts w:cs="Times New Roman"/>
+          <w:szCs w:val="28"/>
+        </w:rPr>
+        <w:t>[5]. Общий объем рынка мобильных приложений для ментального здоровья в 2023 году оценивался в 6,2 млрд долларов, достиг 7,09 млрд в 2024 году, а к 2029 году прогнозируется рост до 15,42 млрд долларов [4].</w:t>
       </w:r>
     </w:p>
     <w:p>
@@ -2770,7 +2784,39 @@
           <w:rFonts w:cs="Times New Roman"/>
           <w:szCs w:val="28"/>
         </w:rPr>
-        <w:t>Ситуация усугубляется фрагментацией внутри самих платформ. По данным BrowserStack, в глобальном масштабе пользователи обращаются к веб-ресурсам через более 9000 различных устройств, работающих под управлением более 21 операционной системы [15]. Только в экосистеме Android насчитывается свыше 24 000 уникальных моделей устройств с различными размерами экрана, разрешением, версиями ОС и кастомными оболочками производителей [17].</w:t>
+        <w:t xml:space="preserve">Ситуация усугубляется фрагментацией внутри самих платформ. По данным </w:t>
+      </w:r>
+      <w:proofErr w:type="spellStart"/>
+      <w:r>
+        <w:rPr>
+          <w:rFonts w:cs="Times New Roman"/>
+          <w:szCs w:val="28"/>
+        </w:rPr>
+        <w:t>BrowserStack</w:t>
+      </w:r>
+      <w:proofErr w:type="spellEnd"/>
+      <w:r>
+        <w:rPr>
+          <w:rFonts w:cs="Times New Roman"/>
+          <w:szCs w:val="28"/>
+        </w:rPr>
+        <w:t xml:space="preserve">, в глобальном масштабе пользователи обращаются к веб-ресурсам через более 9000 различных устройств, работающих под управлением более 21 операционной системы [15]. Только в экосистеме Android насчитывается свыше 24 000 уникальных моделей устройств с различными размерами экрана, разрешением, версиями ОС и </w:t>
+      </w:r>
+      <w:proofErr w:type="spellStart"/>
+      <w:r>
+        <w:rPr>
+          <w:rFonts w:cs="Times New Roman"/>
+          <w:szCs w:val="28"/>
+        </w:rPr>
+        <w:t>кастомными</w:t>
+      </w:r>
+      <w:proofErr w:type="spellEnd"/>
+      <w:r>
+        <w:rPr>
+          <w:rFonts w:cs="Times New Roman"/>
+          <w:szCs w:val="28"/>
+        </w:rPr>
+        <w:t xml:space="preserve"> оболочками производителей [17].</w:t>
       </w:r>
     </w:p>
     <w:p>
@@ -2802,7 +2848,39 @@
           <w:rFonts w:cs="Times New Roman"/>
           <w:szCs w:val="28"/>
         </w:rPr>
-        <w:t>Дополнительную сложность создают различия в конвенциях пользовательского интерфейса между платформами. Платформа Android следует руководству Material Design. Платформа iOS придерживается Human Interface Guidelines. Веб-приложения ориентируются на паттерны, принятые в браузерной среде. Десктопные приложения предполагают работу с многооконностью, меню, панелями инструментов и клавиатурными сочетаниями.</w:t>
+        <w:t xml:space="preserve">Дополнительную сложность создают различия в конвенциях пользовательского интерфейса между платформами. Платформа Android следует руководству </w:t>
+      </w:r>
+      <w:proofErr w:type="spellStart"/>
+      <w:r>
+        <w:rPr>
+          <w:rFonts w:cs="Times New Roman"/>
+          <w:szCs w:val="28"/>
+        </w:rPr>
+        <w:t>Material</w:t>
+      </w:r>
+      <w:proofErr w:type="spellEnd"/>
+      <w:r>
+        <w:rPr>
+          <w:rFonts w:cs="Times New Roman"/>
+          <w:szCs w:val="28"/>
+        </w:rPr>
+        <w:t xml:space="preserve"> Design. Платформа iOS придерживается Human Interface </w:t>
+      </w:r>
+      <w:proofErr w:type="spellStart"/>
+      <w:r>
+        <w:rPr>
+          <w:rFonts w:cs="Times New Roman"/>
+          <w:szCs w:val="28"/>
+        </w:rPr>
+        <w:t>Guidelines</w:t>
+      </w:r>
+      <w:proofErr w:type="spellEnd"/>
+      <w:r>
+        <w:rPr>
+          <w:rFonts w:cs="Times New Roman"/>
+          <w:szCs w:val="28"/>
+        </w:rPr>
+        <w:t>. Веб-приложения ориентируются на паттерны, принятые в браузерной среде. Десктопные приложения предполагают работу с многооконностью, меню, панелями инструментов и клавиатурными сочетаниями.</w:t>
       </w:r>
     </w:p>
     <w:p>
@@ -2858,7 +2936,7 @@
           <w:rFonts w:cs="Times New Roman"/>
           <w:szCs w:val="28"/>
         </w:rPr>
-        <w:t>Устойчивый прогноз роста рынка кроссплатформенных фреймворков — с 14,25 миллиардов долларов в 2024 году до прогнозируемых 42,6 миллиардов к 2034 году при среднегодовом темпе роста в 11,75 % — отражает масштаб спроса на решения, позволяющие избежать описанных издержек.</w:t>
+        <w:t>Устойчивый прогноз роста рынка кроссплатформенных фреймворков — с 14,25 миллиардов долларов в 2024 году до прогнозируемых 42,6 миллиардов к 2034 году при среднегодовом темпе роста в 11,75 % — отражает масштаб спроса на решения, позволяющие избежать описанных издержек</w:t>
       </w:r>
       <w:r>
         <w:t xml:space="preserve"> </w:t>
@@ -2867,7 +2945,6 @@
         <w:rPr>
           <w:rFonts w:cs="Times New Roman"/>
           <w:szCs w:val="28"/>
-          <w:lang w:val="en-US"/>
         </w:rPr>
         <w:t>[11]</w:t>
       </w:r>
@@ -3231,7 +3308,23 @@
           <w:rFonts w:cs="Times New Roman"/>
           <w:szCs w:val="28"/>
         </w:rPr>
-        <w:t xml:space="preserve"> - C++ интерфейс для прямого обращения к нативным объектам без сериализации;</w:t>
+        <w:t xml:space="preserve"> - C++ интерфейс для прямого обращения к нативным объектам без </w:t>
+      </w:r>
+      <w:proofErr w:type="spellStart"/>
+      <w:r>
+        <w:rPr>
+          <w:rFonts w:cs="Times New Roman"/>
+          <w:szCs w:val="28"/>
+        </w:rPr>
+        <w:t>сериализации</w:t>
+      </w:r>
+      <w:proofErr w:type="spellEnd"/>
+      <w:r>
+        <w:rPr>
+          <w:rFonts w:cs="Times New Roman"/>
+          <w:szCs w:val="28"/>
+        </w:rPr>
+        <w:t>;</w:t>
       </w:r>
     </w:p>
     <w:p>
@@ -3246,6 +3339,7 @@
           <w:szCs w:val="28"/>
         </w:rPr>
       </w:pPr>
+      <w:proofErr w:type="spellStart"/>
       <w:r>
         <w:rPr>
           <w:rFonts w:cs="Times New Roman"/>
@@ -3253,7 +3347,17 @@
           <w:iCs/>
           <w:szCs w:val="28"/>
         </w:rPr>
-        <w:t xml:space="preserve">Fabric </w:t>
+        <w:t>Fabric</w:t>
+      </w:r>
+      <w:proofErr w:type="spellEnd"/>
+      <w:r>
+        <w:rPr>
+          <w:rFonts w:cs="Times New Roman"/>
+          <w:i/>
+          <w:iCs/>
+          <w:szCs w:val="28"/>
+        </w:rPr>
+        <w:t xml:space="preserve"> </w:t>
       </w:r>
       <w:r>
         <w:rPr>
@@ -3275,6 +3379,7 @@
           <w:szCs w:val="28"/>
         </w:rPr>
       </w:pPr>
+      <w:proofErr w:type="spellStart"/>
       <w:r>
         <w:rPr>
           <w:rFonts w:cs="Times New Roman"/>
@@ -3284,6 +3389,7 @@
         </w:rPr>
         <w:t>TurboModules</w:t>
       </w:r>
+      <w:proofErr w:type="spellEnd"/>
       <w:r>
         <w:rPr>
           <w:rFonts w:cs="Times New Roman"/>
@@ -3336,8 +3442,17 @@
           <w:rFonts w:cs="Times New Roman"/>
           <w:szCs w:val="28"/>
         </w:rPr>
-        <w:t>Принципиальным ограничением React Native в контексте настоящего исследования является отсутствие официальной поддержки десктопных и веб-платформ в ядре фреймворка. Поддержка Windows и macOS реализуется через отдельный проект, который разрабатывает Microsof</w:t>
-      </w:r>
+        <w:t xml:space="preserve">Принципиальным ограничением React Native в контексте настоящего исследования является отсутствие официальной поддержки десктопных и веб-платформ в ядре фреймворка. Поддержка Windows и macOS реализуется через отдельный проект, который разрабатывает </w:t>
+      </w:r>
+      <w:proofErr w:type="spellStart"/>
+      <w:r>
+        <w:rPr>
+          <w:rFonts w:cs="Times New Roman"/>
+          <w:szCs w:val="28"/>
+        </w:rPr>
+        <w:t>Microsof</w:t>
+      </w:r>
+      <w:proofErr w:type="spellEnd"/>
       <w:r>
         <w:rPr>
           <w:rFonts w:cs="Times New Roman"/>
@@ -3400,7 +3515,7 @@
           <w:rFonts w:cs="Times New Roman"/>
           <w:szCs w:val="28"/>
         </w:rPr>
-        <w:t xml:space="preserve"> — фреймворк, созданный Google в 2018 году, использующий язык программирования Dart. Архитектурно Flutter отличается от React Native принципиальным образом. Вместо трансляции компонентов в нативные виджеты платформы, Flutter самостоятельно рендерит весь интерфейс с помощью собственного графического движка. [12]. </w:t>
+        <w:t xml:space="preserve"> — фреймворк, созданный Google в 2018 году, использующий язык программирования Dart. Архитектурно Flutter отличается от React Native принципиальным образом. Вместо трансляции компонентов в нативные виджеты платформы, Flutter самостоятельно рендерит весь интерфейс с помощью собственного графического движка [12]. </w:t>
       </w:r>
     </w:p>
     <w:p>
@@ -3416,7 +3531,7 @@
           <w:rFonts w:cs="Times New Roman"/>
           <w:szCs w:val="28"/>
         </w:rPr>
-        <w:t xml:space="preserve">На мобильных платформах для рендеринга изначально использовалась кроссплатформенная C++ библиотека 2D-графики Skia. В последних версиях она заменяется на Impeller, систему рендеринга, разработанную командой Flutter для устранения проблем с компиляцией шейдеров и обеспечения более предсказуемой производительности. </w:t>
+        <w:t xml:space="preserve">На мобильных платформах для рендеринга изначально использовалась кроссплатформенная C++ библиотека 2D-графики Skia. В последних версиях она заменяется на Impeller, систему рендеринга, разработанную командой Flutter для устранения проблем с компиляцией шейдеров и обеспечения более предсказуемой производительности </w:t>
       </w:r>
       <w:r>
         <w:rPr>
@@ -3454,7 +3569,23 @@
           <w:rFonts w:cs="Times New Roman"/>
           <w:szCs w:val="28"/>
         </w:rPr>
-        <w:t xml:space="preserve"> через технологию WebGL. Это означает, что Flutter на вебе не использует стандартные HTML-элементы DOM, а отрисовывает все пиксели самостоятельно. </w:t>
+        <w:t xml:space="preserve"> через технологию </w:t>
+      </w:r>
+      <w:proofErr w:type="spellStart"/>
+      <w:r>
+        <w:rPr>
+          <w:rFonts w:cs="Times New Roman"/>
+          <w:szCs w:val="28"/>
+        </w:rPr>
+        <w:t>WebGL</w:t>
+      </w:r>
+      <w:proofErr w:type="spellEnd"/>
+      <w:r>
+        <w:rPr>
+          <w:rFonts w:cs="Times New Roman"/>
+          <w:szCs w:val="28"/>
+        </w:rPr>
+        <w:t xml:space="preserve">. Это означает, что Flutter на вебе не использует стандартные HTML-элементы DOM, а отрисовывает все пиксели самостоятельно </w:t>
       </w:r>
       <w:r>
         <w:rPr>
@@ -3524,7 +3655,7 @@
           <w:rFonts w:cs="Times New Roman"/>
           <w:szCs w:val="28"/>
         </w:rPr>
-        <w:t xml:space="preserve">Поддержка десктопных платформ также стабильна, но, по данным дорожной карты Flutter на 2024 год, не является приоритетным направлением развития. </w:t>
+        <w:t xml:space="preserve">Поддержка десктопных платформ также стабильна, но, по данным дорожной карты Flutter на 2024 год, не является приоритетным направлением развития </w:t>
       </w:r>
       <w:r>
         <w:rPr>
@@ -3547,7 +3678,55 @@
           <w:rFonts w:cs="Times New Roman"/>
           <w:szCs w:val="28"/>
         </w:rPr>
-        <w:t>Подход с собственным рендерингом обеспечивает полную визуальную консистентность интерфейса между платформами, однако сопряжён с определёнными компромиссами в производительности. Ряд исследований демонстрирует, что Flutter-приложения потребляют больше CPU и оперативной памяти. В частности, Аметова С. и Линдтром Т. показали, что Flutter имеет повышенное потребление CPU и памяти по сравнению с нативными приложениями на обеих мобильных платформах при рендеринге анимаций [6].</w:t>
+        <w:t xml:space="preserve">Подход с собственным рендерингом обеспечивает полную визуальную </w:t>
+      </w:r>
+      <w:proofErr w:type="spellStart"/>
+      <w:r>
+        <w:rPr>
+          <w:rFonts w:cs="Times New Roman"/>
+          <w:szCs w:val="28"/>
+        </w:rPr>
+        <w:t>консистентность</w:t>
+      </w:r>
+      <w:proofErr w:type="spellEnd"/>
+      <w:r>
+        <w:rPr>
+          <w:rFonts w:cs="Times New Roman"/>
+          <w:szCs w:val="28"/>
+        </w:rPr>
+        <w:t xml:space="preserve"> интерфейса между платформами, однако сопряжён с определёнными компромиссами в производительности. Ряд исследований демонстрирует, что Flutter-приложения потребляют больше CPU и оперативной памяти. В частности, </w:t>
+      </w:r>
+      <w:proofErr w:type="spellStart"/>
+      <w:r>
+        <w:rPr>
+          <w:rFonts w:cs="Times New Roman"/>
+          <w:szCs w:val="28"/>
+        </w:rPr>
+        <w:t>Аметова</w:t>
+      </w:r>
+      <w:proofErr w:type="spellEnd"/>
+      <w:r>
+        <w:rPr>
+          <w:rFonts w:cs="Times New Roman"/>
+          <w:szCs w:val="28"/>
+        </w:rPr>
+        <w:t xml:space="preserve"> С. и </w:t>
+      </w:r>
+      <w:proofErr w:type="spellStart"/>
+      <w:r>
+        <w:rPr>
+          <w:rFonts w:cs="Times New Roman"/>
+          <w:szCs w:val="28"/>
+        </w:rPr>
+        <w:t>Линдтром</w:t>
+      </w:r>
+      <w:proofErr w:type="spellEnd"/>
+      <w:r>
+        <w:rPr>
+          <w:rFonts w:cs="Times New Roman"/>
+          <w:szCs w:val="28"/>
+        </w:rPr>
+        <w:t xml:space="preserve"> Т. показали, что Flutter имеет повышенное потребление CPU и памяти по сравнению с нативными приложениями на обеих мобильных платформах при рендеринге анимаций [6].</w:t>
       </w:r>
       <w:r>
         <w:rPr>
@@ -3598,6 +3777,7 @@
         </w:rPr>
         <w:t xml:space="preserve"> </w:t>
       </w:r>
+      <w:proofErr w:type="spellStart"/>
       <w:r>
         <w:rPr>
           <w:rFonts w:cs="Times New Roman"/>
@@ -3605,6 +3785,7 @@
         </w:rPr>
         <w:t>Андерссоном</w:t>
       </w:r>
+      <w:proofErr w:type="spellEnd"/>
       <w:r>
         <w:rPr>
           <w:rFonts w:cs="Times New Roman"/>
@@ -4038,7 +4219,71 @@
           <w:rFonts w:cs="Times New Roman"/>
           <w:szCs w:val="28"/>
         </w:rPr>
-        <w:t xml:space="preserve">Интерфейс строится на стандартных веб-технологиях HTML, CSS и JavaScript с использованием любого из популярных фреймворков, к примеру, Angular, React или Vue. Для доступа к нативным API устройств используется среда выполнения Capacitor. Данная среда предоставляет API для JavaScript с целью обращения к функциям камеры, файловой системы, push-уведомлений и других возможностей операционной системы. </w:t>
+        <w:t xml:space="preserve">Интерфейс строится на стандартных веб-технологиях HTML, CSS и JavaScript с использованием любого из популярных фреймворков, к примеру, </w:t>
+      </w:r>
+      <w:proofErr w:type="spellStart"/>
+      <w:r>
+        <w:rPr>
+          <w:rFonts w:cs="Times New Roman"/>
+          <w:szCs w:val="28"/>
+        </w:rPr>
+        <w:t>Angular</w:t>
+      </w:r>
+      <w:proofErr w:type="spellEnd"/>
+      <w:r>
+        <w:rPr>
+          <w:rFonts w:cs="Times New Roman"/>
+          <w:szCs w:val="28"/>
+        </w:rPr>
+        <w:t xml:space="preserve">, React или </w:t>
+      </w:r>
+      <w:proofErr w:type="spellStart"/>
+      <w:r>
+        <w:rPr>
+          <w:rFonts w:cs="Times New Roman"/>
+          <w:szCs w:val="28"/>
+        </w:rPr>
+        <w:t>Vue</w:t>
+      </w:r>
+      <w:proofErr w:type="spellEnd"/>
+      <w:r>
+        <w:rPr>
+          <w:rFonts w:cs="Times New Roman"/>
+          <w:szCs w:val="28"/>
+        </w:rPr>
+        <w:t xml:space="preserve">. Для доступа к нативным API устройств используется среда выполнения </w:t>
+      </w:r>
+      <w:proofErr w:type="spellStart"/>
+      <w:r>
+        <w:rPr>
+          <w:rFonts w:cs="Times New Roman"/>
+          <w:szCs w:val="28"/>
+        </w:rPr>
+        <w:t>Capacitor</w:t>
+      </w:r>
+      <w:proofErr w:type="spellEnd"/>
+      <w:r>
+        <w:rPr>
+          <w:rFonts w:cs="Times New Roman"/>
+          <w:szCs w:val="28"/>
+        </w:rPr>
+        <w:t xml:space="preserve">. Данная среда предоставляет API для JavaScript с целью обращения к функциям камеры, файловой системы, </w:t>
+      </w:r>
+      <w:proofErr w:type="spellStart"/>
+      <w:r>
+        <w:rPr>
+          <w:rFonts w:cs="Times New Roman"/>
+          <w:szCs w:val="28"/>
+        </w:rPr>
+        <w:t>push</w:t>
+      </w:r>
+      <w:proofErr w:type="spellEnd"/>
+      <w:r>
+        <w:rPr>
+          <w:rFonts w:cs="Times New Roman"/>
+          <w:szCs w:val="28"/>
+        </w:rPr>
+        <w:t xml:space="preserve">-уведомлений и других возможностей операционной системы </w:t>
       </w:r>
       <w:r>
         <w:rPr>
@@ -4260,7 +4505,39 @@
           <w:rFonts w:cs="Times New Roman"/>
           <w:szCs w:val="28"/>
         </w:rPr>
-        <w:t>Архитектурно Kotlin Multiplatform основан на модели совместного использования бизнес-логики между платформами за счёт выделения общего модуля и изоляции платформенно-специфичных реализаций. Одним из ключевых механизмов Kotlin Multiplatform является expect/actual-декларация, позволяющая объявлять ожидаемые интерфейсы в общем модуле и предоставлять их конкретные реализации в платформенных модулях. [3] Код на Kotlin компилируется в байт-код JVM для Android и Desktop. Для iOS и macOS код компилируется в нативный через Kotlin/Native. Для Web предусмотрены два типа компиляции: Kotlin/JS (транспиляция в JavaScript) и Kotlin/Wasm (компиляция в WebAssembly).</w:t>
+        <w:t xml:space="preserve">Архитектурно Kotlin Multiplatform основан на модели совместного использования бизнес-логики между платформами за счёт выделения общего модуля и изоляции платформенно-специфичных реализаций. Одним из ключевых механизмов Kotlin Multiplatform является </w:t>
+      </w:r>
+      <w:proofErr w:type="spellStart"/>
+      <w:r>
+        <w:rPr>
+          <w:rFonts w:cs="Times New Roman"/>
+          <w:szCs w:val="28"/>
+        </w:rPr>
+        <w:t>expect</w:t>
+      </w:r>
+      <w:proofErr w:type="spellEnd"/>
+      <w:r>
+        <w:rPr>
+          <w:rFonts w:cs="Times New Roman"/>
+          <w:szCs w:val="28"/>
+        </w:rPr>
+        <w:t>/</w:t>
+      </w:r>
+      <w:proofErr w:type="spellStart"/>
+      <w:r>
+        <w:rPr>
+          <w:rFonts w:cs="Times New Roman"/>
+          <w:szCs w:val="28"/>
+        </w:rPr>
+        <w:t>actual</w:t>
+      </w:r>
+      <w:proofErr w:type="spellEnd"/>
+      <w:r>
+        <w:rPr>
+          <w:rFonts w:cs="Times New Roman"/>
+          <w:szCs w:val="28"/>
+        </w:rPr>
+        <w:t>-декларация, позволяющая объявлять ожидаемые интерфейсы в общем модуле и предоставлять их конкретные реализации в платформенных модулях [3] Код на Kotlin компилируется в байт-код JVM для Android и Desktop. Для iOS и macOS код компилируется в нативный через Kotlin/Native. Для Web предусмотрены два типа компиляции: Kotlin/JS (транспиляция в JavaScript) и Kotlin/Wasm (компиляция в WebAssembly).</w:t>
       </w:r>
     </w:p>
     <w:p>
@@ -4504,7 +4781,23 @@
           <w:rFonts w:cs="Times New Roman"/>
           <w:szCs w:val="28"/>
         </w:rPr>
-        <w:t xml:space="preserve">Kotlin/JS - тип, при котором Kotlin-код транспилируется в JavaScript. Находится в стабильной версии. Kotlin/JS обеспечивает более широкую совместимость с браузерами (включая старые версии, не поддерживающие </w:t>
+        <w:t xml:space="preserve">Kotlin/JS - тип, при котором Kotlin-код </w:t>
+      </w:r>
+      <w:proofErr w:type="spellStart"/>
+      <w:r>
+        <w:rPr>
+          <w:rFonts w:cs="Times New Roman"/>
+          <w:szCs w:val="28"/>
+        </w:rPr>
+        <w:t>транспилируется</w:t>
+      </w:r>
+      <w:proofErr w:type="spellEnd"/>
+      <w:r>
+        <w:rPr>
+          <w:rFonts w:cs="Times New Roman"/>
+          <w:szCs w:val="28"/>
+        </w:rPr>
+        <w:t xml:space="preserve"> в JavaScript. Находится в стабильной версии. Kotlin/JS обеспечивает более широкую совместимость с браузерами (включая старые версии, не поддерживающие </w:t>
       </w:r>
       <w:r>
         <w:t>Wasm GC</w:t>
@@ -4558,13 +4851,12 @@
           <w:szCs w:val="28"/>
         </w:rPr>
         <w:br/>
-        <w:t xml:space="preserve">По данным JetBrains, в UI-сценариях Kotlin/Wasm работает почти в 3 раза быстрее, чем Kotlin/JS.  Однако, несмотря на широкую поддержку WebAssembly в современных браузерах, отдельные возможности (например, Wasm GC) могут быть недоступны в старых версиях, что ограничивает применимость решения. [21]. </w:t>
-      </w:r>
-      <w:r>
-        <w:rPr>
-          <w:rFonts w:cs="Times New Roman"/>
-          <w:szCs w:val="28"/>
-          <w:lang w:val="en-US"/>
+        <w:t xml:space="preserve">По данным JetBrains, в UI-сценариях Kotlin/Wasm работает почти в 3 раза быстрее, чем Kotlin/JS.  Однако, несмотря на широкую поддержку WebAssembly в современных браузерах, отдельные возможности (например, Wasm GC) могут быть недоступны в старых версиях, что ограничивает применимость решения [21] </w:t>
+      </w:r>
+      <w:r>
+        <w:rPr>
+          <w:rFonts w:cs="Times New Roman"/>
+          <w:szCs w:val="28"/>
         </w:rPr>
         <w:t>[10].</w:t>
       </w:r>
@@ -4808,7 +5100,23 @@
           <w:rFonts w:cs="Times New Roman"/>
           <w:szCs w:val="28"/>
         </w:rPr>
-        <w:t xml:space="preserve">, но не позволяет переиспользовать </w:t>
+        <w:t xml:space="preserve">, но не позволяет </w:t>
+      </w:r>
+      <w:proofErr w:type="spellStart"/>
+      <w:r>
+        <w:rPr>
+          <w:rFonts w:cs="Times New Roman"/>
+          <w:szCs w:val="28"/>
+        </w:rPr>
+        <w:t>переиспользовать</w:t>
+      </w:r>
+      <w:proofErr w:type="spellEnd"/>
+      <w:r>
+        <w:rPr>
+          <w:rFonts w:cs="Times New Roman"/>
+          <w:szCs w:val="28"/>
+        </w:rPr>
+        <w:t xml:space="preserve"> </w:t>
       </w:r>
       <w:r>
         <w:rPr>
@@ -4823,7 +5131,7 @@
           <w:rFonts w:cs="Times New Roman"/>
           <w:szCs w:val="28"/>
         </w:rPr>
-        <w:t xml:space="preserve">-код между веб-платформой и другими платформами. </w:t>
+        <w:t xml:space="preserve">-код между веб-платформой и другими платформами </w:t>
       </w:r>
       <w:r>
         <w:rPr>
@@ -4869,7 +5177,23 @@
           <w:rFonts w:cs="Times New Roman"/>
           <w:szCs w:val="28"/>
         </w:rPr>
-        <w:t xml:space="preserve">Что касается производительности, исследование Видмарк В.  показало, что Compose Multiplatform на iOS при рендеринге анимаций демонстрирует повышенное потребление CPU по сравнению с нативной Swift-реализацией: при сложных анимациях с множеством элементов средняя частота кадров </w:t>
+        <w:t xml:space="preserve">Что касается производительности, исследование </w:t>
+      </w:r>
+      <w:proofErr w:type="spellStart"/>
+      <w:r>
+        <w:rPr>
+          <w:rFonts w:cs="Times New Roman"/>
+          <w:szCs w:val="28"/>
+        </w:rPr>
+        <w:t>Видмарк</w:t>
+      </w:r>
+      <w:proofErr w:type="spellEnd"/>
+      <w:r>
+        <w:rPr>
+          <w:rFonts w:cs="Times New Roman"/>
+          <w:szCs w:val="28"/>
+        </w:rPr>
+        <w:t xml:space="preserve"> В.  показало, что Compose Multiplatform на iOS при рендеринге анимаций демонстрирует повышенное потребление CPU по сравнению с нативной Swift-реализацией: при сложных анимациях с множеством элементов средняя частота кадров </w:t>
       </w:r>
       <w:r>
         <w:rPr>
@@ -7138,7 +7462,23 @@
           <w:rFonts w:cs="Times New Roman"/>
           <w:szCs w:val="28"/>
         </w:rPr>
-        <w:t xml:space="preserve">Для разрабатываемого приложения определены следующие целевые показатели. Время отклика на пользовательские действия не должно превышать 100 мс. Анимации и переходы должны выполняться с частотой не менее 60 кадров в секунду. Время холодного запуска приложения не должно превышать 2 секунд на мобильных устройствах среднего ценового сегмента и 3 секунд для веб-версии. Все операции с локальными данными должны </w:t>
+        <w:t xml:space="preserve">Для разрабатываемого приложения определены следующие целевые показатели. Время отклика на пользовательские действия не должно превышать 100 </w:t>
+      </w:r>
+      <w:proofErr w:type="spellStart"/>
+      <w:r>
+        <w:rPr>
+          <w:rFonts w:cs="Times New Roman"/>
+          <w:szCs w:val="28"/>
+        </w:rPr>
+        <w:t>мс</w:t>
+      </w:r>
+      <w:proofErr w:type="spellEnd"/>
+      <w:r>
+        <w:rPr>
+          <w:rFonts w:cs="Times New Roman"/>
+          <w:szCs w:val="28"/>
+        </w:rPr>
+        <w:t xml:space="preserve">. Анимации и переходы должны выполняться с частотой не менее 60 кадров в секунду. Время холодного запуска приложения не должно превышать 2 секунд на мобильных устройствах среднего ценового сегмента и 3 секунд для веб-версии. Все операции с локальными данными должны </w:t>
       </w:r>
       <w:r>
         <w:rPr>
@@ -7217,7 +7557,23 @@
           <w:rFonts w:cs="Times New Roman"/>
           <w:szCs w:val="28"/>
         </w:rPr>
-        <w:t>Исследования в области приватности приложений для ментального здоровья свидетельствуют о систематических проблемах в отрасли. Ивайя Л. и соавторы провели эмпирический анализ 27 наиболее популярных приложений для ментального здоровья из Google Play Store и выявили, что 74 % из них получили оценку критического или высокого риска по шкале безопасности приложений, причём основной причиной являлись небезопасные практики кодирования и угрозы раскрытия информации [19]. Независимый аудит Mozilla Foundation, проведённый в 2023 году, показал, что 59 % наиболее популярных приложений для ментального здоровья получили предупреждающую маркировку о недостаточной защите приватности, а 40 % приложений ухудшили свои практики по сравнению с предыдущим годом [23].</w:t>
+        <w:t xml:space="preserve">Исследования в области приватности приложений для ментального здоровья свидетельствуют о систематических проблемах в отрасли. </w:t>
+      </w:r>
+      <w:proofErr w:type="spellStart"/>
+      <w:r>
+        <w:rPr>
+          <w:rFonts w:cs="Times New Roman"/>
+          <w:szCs w:val="28"/>
+        </w:rPr>
+        <w:t>Ивайя</w:t>
+      </w:r>
+      <w:proofErr w:type="spellEnd"/>
+      <w:r>
+        <w:rPr>
+          <w:rFonts w:cs="Times New Roman"/>
+          <w:szCs w:val="28"/>
+        </w:rPr>
+        <w:t xml:space="preserve"> Л. и соавторы провели эмпирический анализ 27 наиболее популярных приложений для ментального здоровья из Google Play Store и выявили, что 74 % из них получили оценку критического или высокого риска по шкале безопасности приложений, причём основной причиной являлись небезопасные практики кодирования и угрозы раскрытия информации [19]. Независимый аудит Mozilla Foundation, проведённый в 2023 году, показал, что 59 % наиболее популярных приложений для ментального здоровья получили предупреждающую маркировку о недостаточной защите приватности, а 40 % приложений ухудшили свои практики по сравнению с предыдущим годом [23].</w:t>
       </w:r>
     </w:p>
     <w:p>
@@ -7330,7 +7686,23 @@
           <w:rFonts w:cs="Times New Roman"/>
           <w:szCs w:val="28"/>
         </w:rPr>
-        <w:t>Все функции MVP должны быть доступны на каждой из трёх целевых платформ без исключений. Интерфейс должен использовать единую дизайн-систему на всех платформах, обеспечивая визуальную согласованность. Компоновка экранов должна адаптироваться к размеру окна. На узких экранах используется одноколоночная компоновка, на широких допускается расширение области контента или отображение дополнительных панелей. Приложение должно корректно обрабатывать различные модели ввода. Сенсорный ввод на мобильных устройствах, ввод с клавиатуры и мыши на десктопе. Код пользовательского интерфейса реализуется единообразно для всех платформ с использованием Compose Multiplatform. Платформенно-</w:t>
+        <w:t xml:space="preserve">Все функции MVP должны быть доступны на каждой из трёх целевых платформ без исключений. Интерфейс должен использовать единую дизайн-систему на всех платформах, обеспечивая визуальную согласованность. Компоновка экранов должна адаптироваться к размеру окна. На узких экранах используется </w:t>
+      </w:r>
+      <w:proofErr w:type="spellStart"/>
+      <w:r>
+        <w:rPr>
+          <w:rFonts w:cs="Times New Roman"/>
+          <w:szCs w:val="28"/>
+        </w:rPr>
+        <w:t>одноколоночная</w:t>
+      </w:r>
+      <w:proofErr w:type="spellEnd"/>
+      <w:r>
+        <w:rPr>
+          <w:rFonts w:cs="Times New Roman"/>
+          <w:szCs w:val="28"/>
+        </w:rPr>
+        <w:t xml:space="preserve"> компоновка, на широких допускается расширение области контента или отображение дополнительных панелей. Приложение должно корректно обрабатывать различные модели ввода. Сенсорный ввод на мобильных устройствах, ввод с клавиатуры и мыши на десктопе. Код пользовательского интерфейса реализуется единообразно для всех платформ с использованием Compose Multiplatform. Платформенно-</w:t>
       </w:r>
       <w:r>
         <w:rPr>
@@ -7379,7 +7751,23 @@
           <w:rFonts w:cs="Times New Roman"/>
           <w:szCs w:val="28"/>
         </w:rPr>
-        <w:t>Приложение реализует архитектуру offline-first, при которой локальная база данных является основным источником данных для интерфейса. Все операции чтения и записи выполняются локально и мгновенно отражаются в интерфейсе. Синхронизация с серверным хранилищем происходит в фоновом режиме при наличии сетевого соединения. Такая архитектура, как отмечается в исследовании Дж. Топика, представляет собой парадигму проектирования, в которой сетевой доступ рассматривается как опциональный ресурс, а не обязательное условие функционирования [33].</w:t>
+        <w:t xml:space="preserve">Приложение реализует архитектуру </w:t>
+      </w:r>
+      <w:proofErr w:type="spellStart"/>
+      <w:r>
+        <w:rPr>
+          <w:rFonts w:cs="Times New Roman"/>
+          <w:szCs w:val="28"/>
+        </w:rPr>
+        <w:t>offline-first</w:t>
+      </w:r>
+      <w:proofErr w:type="spellEnd"/>
+      <w:r>
+        <w:rPr>
+          <w:rFonts w:cs="Times New Roman"/>
+          <w:szCs w:val="28"/>
+        </w:rPr>
+        <w:t>, при которой локальная база данных является основным источником данных для интерфейса. Все операции чтения и записи выполняются локально и мгновенно отражаются в интерфейсе. Синхронизация с серверным хранилищем происходит в фоновом режиме при наличии сетевого соединения. Такая архитектура, как отмечается в исследовании Дж. Топика, представляет собой парадигму проектирования, в которой сетевой доступ рассматривается как опциональный ресурс, а не обязательное условие функционирования [33].</w:t>
       </w:r>
     </w:p>
     <w:p>
@@ -7404,7 +7792,39 @@
           <w:rFonts w:cs="Times New Roman"/>
           <w:szCs w:val="28"/>
         </w:rPr>
-        <w:t>Архитектура проекта должна обеспечивать модульное разделение кода на общий и платформенно-специфичный модули. Общий модуль должен включать весь код пользовательского интерфейса, бизнес-логику, модели данных и навигацию. Платформенно-специфичный код должен быть ограничен конфигурацией точки входа приложения, адаптацией к размерам экрана и реализациями отдельных API операционной системы через механизм expect/actual. Целевая доля общего кода составляет не менее 90 % от совокупного объёма проекта. Добавление поддержки новой платформы не должно требовать переписывания существующего общего модуля.</w:t>
+        <w:t xml:space="preserve">Архитектура проекта должна обеспечивать модульное разделение кода на общий и платформенно-специфичный модули. Общий модуль должен включать весь код пользовательского интерфейса, бизнес-логику, модели данных и навигацию. Платформенно-специфичный код должен быть ограничен конфигурацией точки входа приложения, адаптацией к размерам экрана и реализациями отдельных API операционной системы через механизм </w:t>
+      </w:r>
+      <w:proofErr w:type="spellStart"/>
+      <w:r>
+        <w:rPr>
+          <w:rFonts w:cs="Times New Roman"/>
+          <w:szCs w:val="28"/>
+        </w:rPr>
+        <w:t>expect</w:t>
+      </w:r>
+      <w:proofErr w:type="spellEnd"/>
+      <w:r>
+        <w:rPr>
+          <w:rFonts w:cs="Times New Roman"/>
+          <w:szCs w:val="28"/>
+        </w:rPr>
+        <w:t>/</w:t>
+      </w:r>
+      <w:proofErr w:type="spellStart"/>
+      <w:r>
+        <w:rPr>
+          <w:rFonts w:cs="Times New Roman"/>
+          <w:szCs w:val="28"/>
+        </w:rPr>
+        <w:t>actual</w:t>
+      </w:r>
+      <w:proofErr w:type="spellEnd"/>
+      <w:r>
+        <w:rPr>
+          <w:rFonts w:cs="Times New Roman"/>
+          <w:szCs w:val="28"/>
+        </w:rPr>
+        <w:t>. Целевая доля общего кода составляет не менее 90 % от совокупного объёма проекта. Добавление поддержки новой платформы не должно требовать переписывания существующего общего модуля.</w:t>
       </w:r>
       <w:r>
         <w:t xml:space="preserve"> </w:t>
@@ -7556,7 +7976,71 @@
           <w:rFonts w:cs="Times New Roman"/>
           <w:szCs w:val="28"/>
         </w:rPr>
-        <w:t>Архитектура KMP-проекта строится на разделении кода между общим модулем и платформенными точками входа. В разрабатываемом приложении проект состоит из четырёх модулей. В них входят три платформенных модуля (androidApp, desktopApp и webApp) и один общий модуль (shared). Данная структура представлена на Рисунке 2.</w:t>
+        <w:t>Архитектура KMP-проекта строится на разделении кода между общим модулем и платформенными точками входа. В разрабатываемом приложении проект состоит из четырёх модулей. В них входят три платформенных модуля (</w:t>
+      </w:r>
+      <w:proofErr w:type="spellStart"/>
+      <w:r>
+        <w:rPr>
+          <w:rFonts w:cs="Times New Roman"/>
+          <w:szCs w:val="28"/>
+        </w:rPr>
+        <w:t>androidApp</w:t>
+      </w:r>
+      <w:proofErr w:type="spellEnd"/>
+      <w:r>
+        <w:rPr>
+          <w:rFonts w:cs="Times New Roman"/>
+          <w:szCs w:val="28"/>
+        </w:rPr>
+        <w:t xml:space="preserve">, </w:t>
+      </w:r>
+      <w:proofErr w:type="spellStart"/>
+      <w:r>
+        <w:rPr>
+          <w:rFonts w:cs="Times New Roman"/>
+          <w:szCs w:val="28"/>
+        </w:rPr>
+        <w:t>desktopApp</w:t>
+      </w:r>
+      <w:proofErr w:type="spellEnd"/>
+      <w:r>
+        <w:rPr>
+          <w:rFonts w:cs="Times New Roman"/>
+          <w:szCs w:val="28"/>
+        </w:rPr>
+        <w:t xml:space="preserve"> и </w:t>
+      </w:r>
+      <w:proofErr w:type="spellStart"/>
+      <w:r>
+        <w:rPr>
+          <w:rFonts w:cs="Times New Roman"/>
+          <w:szCs w:val="28"/>
+        </w:rPr>
+        <w:t>webApp</w:t>
+      </w:r>
+      <w:proofErr w:type="spellEnd"/>
+      <w:r>
+        <w:rPr>
+          <w:rFonts w:cs="Times New Roman"/>
+          <w:szCs w:val="28"/>
+        </w:rPr>
+        <w:t>) и один общий модуль (</w:t>
+      </w:r>
+      <w:proofErr w:type="spellStart"/>
+      <w:r>
+        <w:rPr>
+          <w:rFonts w:cs="Times New Roman"/>
+          <w:szCs w:val="28"/>
+        </w:rPr>
+        <w:t>shared</w:t>
+      </w:r>
+      <w:proofErr w:type="spellEnd"/>
+      <w:r>
+        <w:rPr>
+          <w:rFonts w:cs="Times New Roman"/>
+          <w:szCs w:val="28"/>
+        </w:rPr>
+        <w:t>). Данная структура представлена на Рисунке 2.</w:t>
       </w:r>
     </w:p>
     <w:p>
@@ -7627,29 +8111,24 @@
       <w:r>
         <w:t xml:space="preserve">Рисунок </w:t>
       </w:r>
-      <w:r>
-        <w:fldChar w:fldCharType="begin"/>
-      </w:r>
-      <w:r>
-        <w:instrText xml:space="preserve"> SEQ Рисунок \* ARABIC </w:instrText>
-      </w:r>
-      <w:r>
-        <w:fldChar w:fldCharType="separate"/>
-      </w:r>
-      <w:r>
-        <w:rPr>
-          <w:noProof/>
-        </w:rPr>
-        <w:t>2</w:t>
-      </w:r>
-      <w:r>
-        <w:rPr>
-          <w:noProof/>
-        </w:rPr>
-        <w:fldChar w:fldCharType="end"/>
-      </w:r>
-      <w:r>
-        <w:t xml:space="preserve"> - Верхнеуровневая структура </w:t>
+      <w:fldSimple w:instr=" SEQ Рисунок \* ARABIC ">
+        <w:r>
+          <w:rPr>
+            <w:noProof/>
+          </w:rPr>
+          <w:t>2</w:t>
+        </w:r>
+      </w:fldSimple>
+      <w:r>
+        <w:t xml:space="preserve"> - </w:t>
+      </w:r>
+      <w:proofErr w:type="spellStart"/>
+      <w:r>
+        <w:t>Верхнеуровневая</w:t>
+      </w:r>
+      <w:proofErr w:type="spellEnd"/>
+      <w:r>
+        <w:t xml:space="preserve"> структура </w:t>
       </w:r>
       <w:r>
         <w:rPr>
@@ -7675,7 +8154,23 @@
           <w:rFonts w:cs="Times New Roman"/>
           <w:szCs w:val="28"/>
         </w:rPr>
-        <w:t xml:space="preserve">Платформенные модули содержат минимальный код, необходимый для запуска приложения на целевой платформе. Модуль androidApp определяет </w:t>
+        <w:t xml:space="preserve">Платформенные модули содержат минимальный код, необходимый для запуска приложения на целевой платформе. Модуль </w:t>
+      </w:r>
+      <w:proofErr w:type="spellStart"/>
+      <w:r>
+        <w:rPr>
+          <w:rFonts w:cs="Times New Roman"/>
+          <w:szCs w:val="28"/>
+        </w:rPr>
+        <w:t>androidApp</w:t>
+      </w:r>
+      <w:proofErr w:type="spellEnd"/>
+      <w:r>
+        <w:rPr>
+          <w:rFonts w:cs="Times New Roman"/>
+          <w:szCs w:val="28"/>
+        </w:rPr>
+        <w:t xml:space="preserve"> определяет </w:t>
       </w:r>
       <w:r>
         <w:rPr>
@@ -7686,12 +8181,69 @@
         <w:lastRenderedPageBreak/>
         <w:t>Main</w:t>
       </w:r>
-      <w:r>
-        <w:rPr>
-          <w:rFonts w:cs="Times New Roman"/>
-          <w:szCs w:val="28"/>
-        </w:rPr>
-        <w:t>Activity и конфигурацию Android-манифеста. Модуль desktopApp содержит точку входа JVM-приложения с настройкой параметров окна. Модуль webApp отвечает за инициализацию Compose-приложения в HTML-документе. Все три модуля зависят от модуля shared, в котором сосредоточены пользовательский интерфейс, бизнес-логика, модели данных, навигация и взаимодействие с источниками данных.</w:t>
+      <w:proofErr w:type="spellStart"/>
+      <w:r>
+        <w:rPr>
+          <w:rFonts w:cs="Times New Roman"/>
+          <w:szCs w:val="28"/>
+        </w:rPr>
+        <w:t>Activity</w:t>
+      </w:r>
+      <w:proofErr w:type="spellEnd"/>
+      <w:r>
+        <w:rPr>
+          <w:rFonts w:cs="Times New Roman"/>
+          <w:szCs w:val="28"/>
+        </w:rPr>
+        <w:t xml:space="preserve"> и конфигурацию Android-манифеста. Модуль </w:t>
+      </w:r>
+      <w:proofErr w:type="spellStart"/>
+      <w:r>
+        <w:rPr>
+          <w:rFonts w:cs="Times New Roman"/>
+          <w:szCs w:val="28"/>
+        </w:rPr>
+        <w:t>desktopApp</w:t>
+      </w:r>
+      <w:proofErr w:type="spellEnd"/>
+      <w:r>
+        <w:rPr>
+          <w:rFonts w:cs="Times New Roman"/>
+          <w:szCs w:val="28"/>
+        </w:rPr>
+        <w:t xml:space="preserve"> содержит точку входа JVM-приложения с настройкой параметров окна. Модуль </w:t>
+      </w:r>
+      <w:proofErr w:type="spellStart"/>
+      <w:r>
+        <w:rPr>
+          <w:rFonts w:cs="Times New Roman"/>
+          <w:szCs w:val="28"/>
+        </w:rPr>
+        <w:t>webApp</w:t>
+      </w:r>
+      <w:proofErr w:type="spellEnd"/>
+      <w:r>
+        <w:rPr>
+          <w:rFonts w:cs="Times New Roman"/>
+          <w:szCs w:val="28"/>
+        </w:rPr>
+        <w:t xml:space="preserve"> отвечает за инициализацию Compose-приложения в HTML-документе. Все три модуля зависят от модуля </w:t>
+      </w:r>
+      <w:proofErr w:type="spellStart"/>
+      <w:r>
+        <w:rPr>
+          <w:rFonts w:cs="Times New Roman"/>
+          <w:szCs w:val="28"/>
+        </w:rPr>
+        <w:t>shared</w:t>
+      </w:r>
+      <w:proofErr w:type="spellEnd"/>
+      <w:r>
+        <w:rPr>
+          <w:rFonts w:cs="Times New Roman"/>
+          <w:szCs w:val="28"/>
+        </w:rPr>
+        <w:t>, в котором сосредоточены пользовательский интерфейс, бизнес-логика, модели данных, навигация и взаимодействие с источниками данных.</w:t>
       </w:r>
     </w:p>
     <w:p>
@@ -7708,7 +8260,55 @@
           <w:rFonts w:cs="Times New Roman"/>
           <w:szCs w:val="28"/>
         </w:rPr>
-        <w:t>Внутри модуля shared код организован в иерархию source set.</w:t>
+        <w:t xml:space="preserve">Внутри модуля </w:t>
+      </w:r>
+      <w:proofErr w:type="spellStart"/>
+      <w:r>
+        <w:rPr>
+          <w:rFonts w:cs="Times New Roman"/>
+          <w:szCs w:val="28"/>
+        </w:rPr>
+        <w:t>shared</w:t>
+      </w:r>
+      <w:proofErr w:type="spellEnd"/>
+      <w:r>
+        <w:rPr>
+          <w:rFonts w:cs="Times New Roman"/>
+          <w:szCs w:val="28"/>
+        </w:rPr>
+        <w:t xml:space="preserve"> код организован в иерархию </w:t>
+      </w:r>
+      <w:proofErr w:type="spellStart"/>
+      <w:r>
+        <w:rPr>
+          <w:rFonts w:cs="Times New Roman"/>
+          <w:szCs w:val="28"/>
+        </w:rPr>
+        <w:t>source</w:t>
+      </w:r>
+      <w:proofErr w:type="spellEnd"/>
+      <w:r>
+        <w:rPr>
+          <w:rFonts w:cs="Times New Roman"/>
+          <w:szCs w:val="28"/>
+        </w:rPr>
+        <w:t xml:space="preserve"> </w:t>
+      </w:r>
+      <w:proofErr w:type="spellStart"/>
+      <w:r>
+        <w:rPr>
+          <w:rFonts w:cs="Times New Roman"/>
+          <w:szCs w:val="28"/>
+        </w:rPr>
+        <w:t>set</w:t>
+      </w:r>
+      <w:proofErr w:type="spellEnd"/>
+      <w:r>
+        <w:rPr>
+          <w:rFonts w:cs="Times New Roman"/>
+          <w:szCs w:val="28"/>
+        </w:rPr>
+        <w:t>.</w:t>
       </w:r>
     </w:p>
     <w:p>
@@ -7727,14 +8327,70 @@
           <w:bCs/>
           <w:szCs w:val="28"/>
         </w:rPr>
-        <w:t xml:space="preserve">Набор исходного кода (source set) </w:t>
-      </w:r>
-      <w:r>
-        <w:rPr>
-          <w:rFonts w:cs="Times New Roman"/>
-          <w:szCs w:val="28"/>
-        </w:rPr>
-        <w:t xml:space="preserve">— это совокупность файлов с программным кодом, ресурсов, зависимостей и параметров компиляции, объединённых по принадлежности к определённой целевой платформе или группе платформ. Source set является основным механизмом разделения и повторного использования кода в проектах Kotlin Multiplatform [32]. </w:t>
+        <w:t>Набор исходного кода (</w:t>
+      </w:r>
+      <w:proofErr w:type="spellStart"/>
+      <w:r>
+        <w:rPr>
+          <w:rFonts w:cs="Times New Roman"/>
+          <w:b/>
+          <w:bCs/>
+          <w:szCs w:val="28"/>
+        </w:rPr>
+        <w:t>source</w:t>
+      </w:r>
+      <w:proofErr w:type="spellEnd"/>
+      <w:r>
+        <w:rPr>
+          <w:rFonts w:cs="Times New Roman"/>
+          <w:b/>
+          <w:bCs/>
+          <w:szCs w:val="28"/>
+        </w:rPr>
+        <w:t xml:space="preserve"> </w:t>
+      </w:r>
+      <w:proofErr w:type="spellStart"/>
+      <w:r>
+        <w:rPr>
+          <w:rFonts w:cs="Times New Roman"/>
+          <w:b/>
+          <w:bCs/>
+          <w:szCs w:val="28"/>
+        </w:rPr>
+        <w:t>set</w:t>
+      </w:r>
+      <w:proofErr w:type="spellEnd"/>
+      <w:r>
+        <w:rPr>
+          <w:rFonts w:cs="Times New Roman"/>
+          <w:b/>
+          <w:bCs/>
+          <w:szCs w:val="28"/>
+        </w:rPr>
+        <w:t xml:space="preserve">) </w:t>
+      </w:r>
+      <w:r>
+        <w:rPr>
+          <w:rFonts w:cs="Times New Roman"/>
+          <w:szCs w:val="28"/>
+        </w:rPr>
+        <w:t xml:space="preserve">— это совокупность файлов с программным кодом, ресурсов, зависимостей и параметров компиляции, объединённых по принадлежности к определённой целевой платформе или группе платформ. Source </w:t>
+      </w:r>
+      <w:proofErr w:type="spellStart"/>
+      <w:r>
+        <w:rPr>
+          <w:rFonts w:cs="Times New Roman"/>
+          <w:szCs w:val="28"/>
+        </w:rPr>
+        <w:t>set</w:t>
+      </w:r>
+      <w:proofErr w:type="spellEnd"/>
+      <w:r>
+        <w:rPr>
+          <w:rFonts w:cs="Times New Roman"/>
+          <w:szCs w:val="28"/>
+        </w:rPr>
+        <w:t xml:space="preserve"> является основным механизмом разделения и повторного использования кода в проектах Kotlin Multiplatform [32]. </w:t>
       </w:r>
     </w:p>
     <w:p>
@@ -7751,7 +8407,71 @@
           <w:rFonts w:cs="Times New Roman"/>
           <w:szCs w:val="28"/>
         </w:rPr>
-        <w:t>Kotlin Gradle Plugin предоставляет шаблон иерархии по умолчанию, который автоматически создаёт необходимые source sets на основании объявленных в проекте целевых платформ.</w:t>
+        <w:t xml:space="preserve">Kotlin </w:t>
+      </w:r>
+      <w:proofErr w:type="spellStart"/>
+      <w:r>
+        <w:rPr>
+          <w:rFonts w:cs="Times New Roman"/>
+          <w:szCs w:val="28"/>
+        </w:rPr>
+        <w:t>Gradle</w:t>
+      </w:r>
+      <w:proofErr w:type="spellEnd"/>
+      <w:r>
+        <w:rPr>
+          <w:rFonts w:cs="Times New Roman"/>
+          <w:szCs w:val="28"/>
+        </w:rPr>
+        <w:t xml:space="preserve"> </w:t>
+      </w:r>
+      <w:proofErr w:type="spellStart"/>
+      <w:r>
+        <w:rPr>
+          <w:rFonts w:cs="Times New Roman"/>
+          <w:szCs w:val="28"/>
+        </w:rPr>
+        <w:t>Plugin</w:t>
+      </w:r>
+      <w:proofErr w:type="spellEnd"/>
+      <w:r>
+        <w:rPr>
+          <w:rFonts w:cs="Times New Roman"/>
+          <w:szCs w:val="28"/>
+        </w:rPr>
+        <w:t xml:space="preserve"> предоставляет шаблон иерархии по умолчанию, который автоматически создаёт необходимые </w:t>
+      </w:r>
+      <w:proofErr w:type="spellStart"/>
+      <w:r>
+        <w:rPr>
+          <w:rFonts w:cs="Times New Roman"/>
+          <w:szCs w:val="28"/>
+        </w:rPr>
+        <w:t>source</w:t>
+      </w:r>
+      <w:proofErr w:type="spellEnd"/>
+      <w:r>
+        <w:rPr>
+          <w:rFonts w:cs="Times New Roman"/>
+          <w:szCs w:val="28"/>
+        </w:rPr>
+        <w:t xml:space="preserve"> </w:t>
+      </w:r>
+      <w:proofErr w:type="spellStart"/>
+      <w:r>
+        <w:rPr>
+          <w:rFonts w:cs="Times New Roman"/>
+          <w:szCs w:val="28"/>
+        </w:rPr>
+        <w:t>sets</w:t>
+      </w:r>
+      <w:proofErr w:type="spellEnd"/>
+      <w:r>
+        <w:rPr>
+          <w:rFonts w:cs="Times New Roman"/>
+          <w:szCs w:val="28"/>
+        </w:rPr>
+        <w:t xml:space="preserve"> на основании объявленных в проекте целевых платформ.</w:t>
       </w:r>
     </w:p>
     <w:p>
@@ -7768,8 +8488,41 @@
           <w:rFonts w:cs="Times New Roman"/>
           <w:szCs w:val="28"/>
         </w:rPr>
-        <w:t xml:space="preserve">Для каждого узла иерархии создаются два source sets с суффиксами </w:t>
-      </w:r>
+        <w:t xml:space="preserve">Для каждого узла иерархии создаются два </w:t>
+      </w:r>
+      <w:proofErr w:type="spellStart"/>
+      <w:r>
+        <w:rPr>
+          <w:rFonts w:cs="Times New Roman"/>
+          <w:szCs w:val="28"/>
+        </w:rPr>
+        <w:t>source</w:t>
+      </w:r>
+      <w:proofErr w:type="spellEnd"/>
+      <w:r>
+        <w:rPr>
+          <w:rFonts w:cs="Times New Roman"/>
+          <w:szCs w:val="28"/>
+        </w:rPr>
+        <w:t xml:space="preserve"> </w:t>
+      </w:r>
+      <w:proofErr w:type="spellStart"/>
+      <w:r>
+        <w:rPr>
+          <w:rFonts w:cs="Times New Roman"/>
+          <w:szCs w:val="28"/>
+        </w:rPr>
+        <w:t>sets</w:t>
+      </w:r>
+      <w:proofErr w:type="spellEnd"/>
+      <w:r>
+        <w:rPr>
+          <w:rFonts w:cs="Times New Roman"/>
+          <w:szCs w:val="28"/>
+        </w:rPr>
+        <w:t xml:space="preserve"> с суффиксами </w:t>
+      </w:r>
+      <w:proofErr w:type="spellStart"/>
       <w:r>
         <w:rPr>
           <w:rFonts w:cs="Times New Roman"/>
@@ -7781,6 +8534,7 @@
         </w:rPr>
         <w:t>Main</w:t>
       </w:r>
+      <w:proofErr w:type="spellEnd"/>
       <w:r>
         <w:rPr>
           <w:rFonts w:cs="Times New Roman"/>
@@ -7804,8 +8558,25 @@
           <w:rFonts w:cs="Times New Roman"/>
           <w:szCs w:val="28"/>
         </w:rPr>
-        <w:t xml:space="preserve">. Source sets с суффиксом </w:t>
-      </w:r>
+        <w:t xml:space="preserve">. Source </w:t>
+      </w:r>
+      <w:proofErr w:type="spellStart"/>
+      <w:r>
+        <w:rPr>
+          <w:rFonts w:cs="Times New Roman"/>
+          <w:szCs w:val="28"/>
+        </w:rPr>
+        <w:t>sets</w:t>
+      </w:r>
+      <w:proofErr w:type="spellEnd"/>
+      <w:r>
+        <w:rPr>
+          <w:rFonts w:cs="Times New Roman"/>
+          <w:szCs w:val="28"/>
+        </w:rPr>
+        <w:t xml:space="preserve"> с суффиксом </w:t>
+      </w:r>
+      <w:proofErr w:type="spellStart"/>
       <w:r>
         <w:rPr>
           <w:rFonts w:cs="Times New Roman"/>
@@ -7815,12 +8586,45 @@
         </w:rPr>
         <w:t>Main</w:t>
       </w:r>
-      <w:r>
-        <w:rPr>
-          <w:rFonts w:cs="Times New Roman"/>
-          <w:szCs w:val="28"/>
-        </w:rPr>
-        <w:t xml:space="preserve"> содержат production-код приложения, включаемый в итоговый артефакт сборки. Source sets с суффиксом </w:t>
+      <w:proofErr w:type="spellEnd"/>
+      <w:r>
+        <w:rPr>
+          <w:rFonts w:cs="Times New Roman"/>
+          <w:szCs w:val="28"/>
+        </w:rPr>
+        <w:t xml:space="preserve"> содержат </w:t>
+      </w:r>
+      <w:proofErr w:type="spellStart"/>
+      <w:r>
+        <w:rPr>
+          <w:rFonts w:cs="Times New Roman"/>
+          <w:szCs w:val="28"/>
+        </w:rPr>
+        <w:t>production</w:t>
+      </w:r>
+      <w:proofErr w:type="spellEnd"/>
+      <w:r>
+        <w:rPr>
+          <w:rFonts w:cs="Times New Roman"/>
+          <w:szCs w:val="28"/>
+        </w:rPr>
+        <w:t xml:space="preserve">-код приложения, включаемый в итоговый артефакт сборки. Source </w:t>
+      </w:r>
+      <w:proofErr w:type="spellStart"/>
+      <w:r>
+        <w:rPr>
+          <w:rFonts w:cs="Times New Roman"/>
+          <w:szCs w:val="28"/>
+        </w:rPr>
+        <w:t>sets</w:t>
+      </w:r>
+      <w:proofErr w:type="spellEnd"/>
+      <w:r>
+        <w:rPr>
+          <w:rFonts w:cs="Times New Roman"/>
+          <w:szCs w:val="28"/>
+        </w:rPr>
+        <w:t xml:space="preserve"> с суффиксом </w:t>
       </w:r>
       <w:r>
         <w:rPr>
@@ -7852,29 +8656,111 @@
           <w:rFonts w:cs="Times New Roman"/>
           <w:szCs w:val="28"/>
         </w:rPr>
-        <w:t xml:space="preserve"> source sets наследуют все зависимости соответствующих </w:t>
+        <w:t xml:space="preserve"> </w:t>
+      </w:r>
+      <w:proofErr w:type="spellStart"/>
+      <w:r>
+        <w:rPr>
+          <w:rFonts w:cs="Times New Roman"/>
+          <w:szCs w:val="28"/>
+        </w:rPr>
+        <w:t>source</w:t>
+      </w:r>
+      <w:proofErr w:type="spellEnd"/>
+      <w:r>
+        <w:rPr>
+          <w:rFonts w:cs="Times New Roman"/>
+          <w:szCs w:val="28"/>
+        </w:rPr>
+        <w:t xml:space="preserve"> </w:t>
+      </w:r>
+      <w:proofErr w:type="spellStart"/>
+      <w:r>
+        <w:rPr>
+          <w:rFonts w:cs="Times New Roman"/>
+          <w:szCs w:val="28"/>
+        </w:rPr>
+        <w:t>sets</w:t>
+      </w:r>
+      <w:proofErr w:type="spellEnd"/>
+      <w:r>
+        <w:rPr>
+          <w:rFonts w:cs="Times New Roman"/>
+          <w:szCs w:val="28"/>
+        </w:rPr>
+        <w:t xml:space="preserve"> наследуют все зависимости соответствующих </w:t>
       </w:r>
       <w:r>
         <w:rPr>
           <w:i/>
           <w:iCs/>
         </w:rPr>
-        <w:t>*Main</w:t>
-      </w:r>
-      <w:r>
-        <w:rPr>
-          <w:rFonts w:cs="Times New Roman"/>
-          <w:szCs w:val="28"/>
-        </w:rPr>
-        <w:t xml:space="preserve"> source </w:t>
-      </w:r>
+        <w:t>*</w:t>
+      </w:r>
+      <w:proofErr w:type="spellStart"/>
+      <w:r>
+        <w:rPr>
+          <w:i/>
+          <w:iCs/>
+        </w:rPr>
+        <w:t>Main</w:t>
+      </w:r>
+      <w:proofErr w:type="spellEnd"/>
+      <w:r>
+        <w:rPr>
+          <w:rFonts w:cs="Times New Roman"/>
+          <w:szCs w:val="28"/>
+        </w:rPr>
+        <w:t xml:space="preserve"> </w:t>
+      </w:r>
+      <w:proofErr w:type="spellStart"/>
+      <w:r>
+        <w:rPr>
+          <w:rFonts w:cs="Times New Roman"/>
+          <w:szCs w:val="28"/>
+        </w:rPr>
+        <w:t>source</w:t>
+      </w:r>
+      <w:proofErr w:type="spellEnd"/>
+      <w:r>
+        <w:rPr>
+          <w:rFonts w:cs="Times New Roman"/>
+          <w:szCs w:val="28"/>
+        </w:rPr>
+        <w:t xml:space="preserve"> </w:t>
+      </w:r>
+      <w:proofErr w:type="spellStart"/>
       <w:r>
         <w:rPr>
           <w:rFonts w:cs="Times New Roman"/>
           <w:szCs w:val="28"/>
         </w:rPr>
         <w:lastRenderedPageBreak/>
-        <w:t>sets, но не наоборот, что позволяет изолировать тестовые зависимости от production-кода [16].</w:t>
+        <w:t>sets</w:t>
+      </w:r>
+      <w:proofErr w:type="spellEnd"/>
+      <w:r>
+        <w:rPr>
+          <w:rFonts w:cs="Times New Roman"/>
+          <w:szCs w:val="28"/>
+        </w:rPr>
+        <w:t xml:space="preserve">, но не наоборот, что позволяет изолировать тестовые зависимости от </w:t>
+      </w:r>
+      <w:proofErr w:type="spellStart"/>
+      <w:r>
+        <w:rPr>
+          <w:rFonts w:cs="Times New Roman"/>
+          <w:szCs w:val="28"/>
+        </w:rPr>
+        <w:t>production</w:t>
+      </w:r>
+      <w:proofErr w:type="spellEnd"/>
+      <w:r>
+        <w:rPr>
+          <w:rFonts w:cs="Times New Roman"/>
+          <w:szCs w:val="28"/>
+        </w:rPr>
+        <w:t>-кода [16].</w:t>
       </w:r>
     </w:p>
     <w:p>
@@ -7891,7 +8777,39 @@
           <w:rFonts w:cs="Times New Roman"/>
           <w:szCs w:val="28"/>
         </w:rPr>
-        <w:t>Примеры стандартных source set:</w:t>
+        <w:t xml:space="preserve">Примеры стандартных </w:t>
+      </w:r>
+      <w:proofErr w:type="spellStart"/>
+      <w:r>
+        <w:rPr>
+          <w:rFonts w:cs="Times New Roman"/>
+          <w:szCs w:val="28"/>
+        </w:rPr>
+        <w:t>source</w:t>
+      </w:r>
+      <w:proofErr w:type="spellEnd"/>
+      <w:r>
+        <w:rPr>
+          <w:rFonts w:cs="Times New Roman"/>
+          <w:szCs w:val="28"/>
+        </w:rPr>
+        <w:t xml:space="preserve"> </w:t>
+      </w:r>
+      <w:proofErr w:type="spellStart"/>
+      <w:r>
+        <w:rPr>
+          <w:rFonts w:cs="Times New Roman"/>
+          <w:szCs w:val="28"/>
+        </w:rPr>
+        <w:t>set</w:t>
+      </w:r>
+      <w:proofErr w:type="spellEnd"/>
+      <w:r>
+        <w:rPr>
+          <w:rFonts w:cs="Times New Roman"/>
+          <w:szCs w:val="28"/>
+        </w:rPr>
+        <w:t>:</w:t>
       </w:r>
     </w:p>
     <w:p>
@@ -7907,6 +8825,7 @@
           <w:szCs w:val="28"/>
         </w:rPr>
       </w:pPr>
+      <w:proofErr w:type="spellStart"/>
       <w:r>
         <w:rPr>
           <w:rFonts w:cs="Times New Roman"/>
@@ -7914,8 +8833,29 @@
           <w:iCs/>
           <w:szCs w:val="28"/>
         </w:rPr>
-        <w:t>commonMain/common</w:t>
-      </w:r>
+        <w:t>commonMain</w:t>
+      </w:r>
+      <w:proofErr w:type="spellEnd"/>
+      <w:r>
+        <w:rPr>
+          <w:rFonts w:cs="Times New Roman"/>
+          <w:i/>
+          <w:iCs/>
+          <w:szCs w:val="28"/>
+        </w:rPr>
+        <w:t>/</w:t>
+      </w:r>
+      <w:proofErr w:type="spellStart"/>
+      <w:r>
+        <w:rPr>
+          <w:rFonts w:cs="Times New Roman"/>
+          <w:i/>
+          <w:iCs/>
+          <w:szCs w:val="28"/>
+        </w:rPr>
+        <w:t>common</w:t>
+      </w:r>
+      <w:proofErr w:type="spellEnd"/>
       <w:r>
         <w:rPr>
           <w:rFonts w:cs="Times New Roman"/>
@@ -7951,6 +8891,7 @@
           <w:lang w:val="en-US"/>
         </w:rPr>
       </w:pPr>
+      <w:proofErr w:type="spellStart"/>
       <w:r>
         <w:rPr>
           <w:rFonts w:cs="Times New Roman"/>
@@ -7959,8 +8900,31 @@
           <w:szCs w:val="28"/>
           <w:lang w:val="en-US"/>
         </w:rPr>
-        <w:t>androidMain/androidTest</w:t>
-      </w:r>
+        <w:t>androidMain</w:t>
+      </w:r>
+      <w:proofErr w:type="spellEnd"/>
+      <w:r>
+        <w:rPr>
+          <w:rFonts w:cs="Times New Roman"/>
+          <w:i/>
+          <w:iCs/>
+          <w:szCs w:val="28"/>
+          <w:lang w:val="en-US"/>
+        </w:rPr>
+        <w:t>/</w:t>
+      </w:r>
+      <w:proofErr w:type="spellStart"/>
+      <w:r>
+        <w:rPr>
+          <w:rFonts w:cs="Times New Roman"/>
+          <w:i/>
+          <w:iCs/>
+          <w:szCs w:val="28"/>
+          <w:lang w:val="en-US"/>
+        </w:rPr>
+        <w:t>androidTest</w:t>
+      </w:r>
+      <w:proofErr w:type="spellEnd"/>
       <w:r>
         <w:rPr>
           <w:rFonts w:cs="Times New Roman"/>
@@ -8028,6 +8992,7 @@
           <w:szCs w:val="28"/>
         </w:rPr>
       </w:pPr>
+      <w:proofErr w:type="spellStart"/>
       <w:r>
         <w:rPr>
           <w:rFonts w:cs="Times New Roman"/>
@@ -8038,6 +9003,7 @@
         </w:rPr>
         <w:t>iosMain</w:t>
       </w:r>
+      <w:proofErr w:type="spellEnd"/>
       <w:r>
         <w:rPr>
           <w:rFonts w:cs="Times New Roman"/>
@@ -8045,8 +9011,19 @@
           <w:iCs/>
           <w:szCs w:val="28"/>
         </w:rPr>
-        <w:t>/ios</w:t>
-      </w:r>
+        <w:t>/</w:t>
+      </w:r>
+      <w:proofErr w:type="spellStart"/>
+      <w:r>
+        <w:rPr>
+          <w:rFonts w:cs="Times New Roman"/>
+          <w:i/>
+          <w:iCs/>
+          <w:szCs w:val="28"/>
+        </w:rPr>
+        <w:t>ios</w:t>
+      </w:r>
+      <w:proofErr w:type="spellEnd"/>
       <w:r>
         <w:rPr>
           <w:rFonts w:cs="Times New Roman"/>
@@ -8093,6 +9070,7 @@
           <w:szCs w:val="28"/>
         </w:rPr>
       </w:pPr>
+      <w:proofErr w:type="spellStart"/>
       <w:r>
         <w:rPr>
           <w:rFonts w:cs="Times New Roman"/>
@@ -8100,14 +9078,35 @@
           <w:iCs/>
           <w:szCs w:val="28"/>
         </w:rPr>
-        <w:t>jvmMain/jvm</w:t>
-      </w:r>
+        <w:t>jvmMain</w:t>
+      </w:r>
+      <w:proofErr w:type="spellEnd"/>
       <w:r>
         <w:rPr>
           <w:rFonts w:cs="Times New Roman"/>
           <w:i/>
           <w:iCs/>
           <w:szCs w:val="28"/>
+        </w:rPr>
+        <w:t>/</w:t>
+      </w:r>
+      <w:proofErr w:type="spellStart"/>
+      <w:r>
+        <w:rPr>
+          <w:rFonts w:cs="Times New Roman"/>
+          <w:i/>
+          <w:iCs/>
+          <w:szCs w:val="28"/>
+        </w:rPr>
+        <w:t>jvm</w:t>
+      </w:r>
+      <w:proofErr w:type="spellEnd"/>
+      <w:r>
+        <w:rPr>
+          <w:rFonts w:cs="Times New Roman"/>
+          <w:i/>
+          <w:iCs/>
+          <w:szCs w:val="28"/>
           <w:lang w:val="en-US"/>
         </w:rPr>
         <w:t>Test</w:t>
@@ -8117,7 +9116,23 @@
           <w:rFonts w:cs="Times New Roman"/>
           <w:szCs w:val="28"/>
         </w:rPr>
-        <w:t xml:space="preserve"> - код для JVM-таргетов;</w:t>
+        <w:t xml:space="preserve"> - код для JVM-</w:t>
+      </w:r>
+      <w:proofErr w:type="spellStart"/>
+      <w:r>
+        <w:rPr>
+          <w:rFonts w:cs="Times New Roman"/>
+          <w:szCs w:val="28"/>
+        </w:rPr>
+        <w:t>таргетов</w:t>
+      </w:r>
+      <w:proofErr w:type="spellEnd"/>
+      <w:r>
+        <w:rPr>
+          <w:rFonts w:cs="Times New Roman"/>
+          <w:szCs w:val="28"/>
+        </w:rPr>
+        <w:t>;</w:t>
       </w:r>
     </w:p>
     <w:p>
@@ -8133,6 +9148,7 @@
           <w:szCs w:val="28"/>
         </w:rPr>
       </w:pPr>
+      <w:proofErr w:type="spellStart"/>
       <w:r>
         <w:rPr>
           <w:rFonts w:cs="Times New Roman"/>
@@ -8140,8 +9156,29 @@
           <w:iCs/>
           <w:szCs w:val="28"/>
         </w:rPr>
-        <w:t>webMain/web</w:t>
-      </w:r>
+        <w:t>webMain</w:t>
+      </w:r>
+      <w:proofErr w:type="spellEnd"/>
+      <w:r>
+        <w:rPr>
+          <w:rFonts w:cs="Times New Roman"/>
+          <w:i/>
+          <w:iCs/>
+          <w:szCs w:val="28"/>
+        </w:rPr>
+        <w:t>/</w:t>
+      </w:r>
+      <w:proofErr w:type="spellStart"/>
+      <w:r>
+        <w:rPr>
+          <w:rFonts w:cs="Times New Roman"/>
+          <w:i/>
+          <w:iCs/>
+          <w:szCs w:val="28"/>
+        </w:rPr>
+        <w:t>web</w:t>
+      </w:r>
+      <w:proofErr w:type="spellEnd"/>
       <w:r>
         <w:rPr>
           <w:rFonts w:cs="Times New Roman"/>
@@ -8173,6 +9210,7 @@
           <w:szCs w:val="28"/>
         </w:rPr>
       </w:pPr>
+      <w:proofErr w:type="spellStart"/>
       <w:r>
         <w:rPr>
           <w:rFonts w:cs="Times New Roman"/>
@@ -8183,6 +9221,7 @@
         </w:rPr>
         <w:t>jsMain</w:t>
       </w:r>
+      <w:proofErr w:type="spellEnd"/>
       <w:r>
         <w:rPr>
           <w:rFonts w:cs="Times New Roman"/>
@@ -8192,6 +9231,7 @@
         </w:rPr>
         <w:t>/</w:t>
       </w:r>
+      <w:proofErr w:type="spellStart"/>
       <w:r>
         <w:rPr>
           <w:rFonts w:cs="Times New Roman"/>
@@ -8202,6 +9242,7 @@
         </w:rPr>
         <w:t>jsTest</w:t>
       </w:r>
+      <w:proofErr w:type="spellEnd"/>
       <w:r>
         <w:rPr>
           <w:rFonts w:cs="Times New Roman"/>
@@ -8277,6 +9318,7 @@
           <w:szCs w:val="28"/>
         </w:rPr>
       </w:pPr>
+      <w:proofErr w:type="spellStart"/>
       <w:r>
         <w:rPr>
           <w:rFonts w:cs="Times New Roman"/>
@@ -8284,18 +9326,30 @@
           <w:iCs/>
           <w:szCs w:val="28"/>
         </w:rPr>
-        <w:t>wasmJsMain/</w:t>
-      </w:r>
+        <w:t>wasmJsMain</w:t>
+      </w:r>
+      <w:proofErr w:type="spellEnd"/>
       <w:r>
         <w:rPr>
           <w:rFonts w:cs="Times New Roman"/>
           <w:i/>
           <w:iCs/>
           <w:szCs w:val="28"/>
+        </w:rPr>
+        <w:t>/</w:t>
+      </w:r>
+      <w:proofErr w:type="spellStart"/>
+      <w:r>
+        <w:rPr>
+          <w:rFonts w:cs="Times New Roman"/>
+          <w:i/>
+          <w:iCs/>
+          <w:szCs w:val="28"/>
           <w:lang w:val="en-US"/>
         </w:rPr>
         <w:t>wasmJsTest</w:t>
       </w:r>
+      <w:proofErr w:type="spellEnd"/>
       <w:r>
         <w:rPr>
           <w:rFonts w:cs="Times New Roman"/>
@@ -8318,7 +9372,151 @@
           <w:rFonts w:cs="Times New Roman"/>
           <w:szCs w:val="28"/>
         </w:rPr>
-        <w:t xml:space="preserve"> В нашем проекте корневым является commonMain, содержащий код, доступный на всех платформах. От него наследуются два source set: jsMain и промежуточный nonJsMain. Source set nonJsMain, в свою очередь, является родительским для androidMain и jvmMain. Данная иерархия представлена на Рисунке 3.</w:t>
+        <w:t xml:space="preserve"> В нашем проекте корневым является </w:t>
+      </w:r>
+      <w:proofErr w:type="spellStart"/>
+      <w:r>
+        <w:rPr>
+          <w:rFonts w:cs="Times New Roman"/>
+          <w:szCs w:val="28"/>
+        </w:rPr>
+        <w:t>commonMain</w:t>
+      </w:r>
+      <w:proofErr w:type="spellEnd"/>
+      <w:r>
+        <w:rPr>
+          <w:rFonts w:cs="Times New Roman"/>
+          <w:szCs w:val="28"/>
+        </w:rPr>
+        <w:t xml:space="preserve">, содержащий код, доступный на всех платформах. От него наследуются два </w:t>
+      </w:r>
+      <w:proofErr w:type="spellStart"/>
+      <w:r>
+        <w:rPr>
+          <w:rFonts w:cs="Times New Roman"/>
+          <w:szCs w:val="28"/>
+        </w:rPr>
+        <w:t>source</w:t>
+      </w:r>
+      <w:proofErr w:type="spellEnd"/>
+      <w:r>
+        <w:rPr>
+          <w:rFonts w:cs="Times New Roman"/>
+          <w:szCs w:val="28"/>
+        </w:rPr>
+        <w:t xml:space="preserve"> </w:t>
+      </w:r>
+      <w:proofErr w:type="spellStart"/>
+      <w:r>
+        <w:rPr>
+          <w:rFonts w:cs="Times New Roman"/>
+          <w:szCs w:val="28"/>
+        </w:rPr>
+        <w:t>set</w:t>
+      </w:r>
+      <w:proofErr w:type="spellEnd"/>
+      <w:r>
+        <w:rPr>
+          <w:rFonts w:cs="Times New Roman"/>
+          <w:szCs w:val="28"/>
+        </w:rPr>
+        <w:t xml:space="preserve">: </w:t>
+      </w:r>
+      <w:proofErr w:type="spellStart"/>
+      <w:r>
+        <w:rPr>
+          <w:rFonts w:cs="Times New Roman"/>
+          <w:szCs w:val="28"/>
+        </w:rPr>
+        <w:t>jsMain</w:t>
+      </w:r>
+      <w:proofErr w:type="spellEnd"/>
+      <w:r>
+        <w:rPr>
+          <w:rFonts w:cs="Times New Roman"/>
+          <w:szCs w:val="28"/>
+        </w:rPr>
+        <w:t xml:space="preserve"> и промежуточный </w:t>
+      </w:r>
+      <w:proofErr w:type="spellStart"/>
+      <w:r>
+        <w:rPr>
+          <w:rFonts w:cs="Times New Roman"/>
+          <w:szCs w:val="28"/>
+        </w:rPr>
+        <w:t>nonJsMain</w:t>
+      </w:r>
+      <w:proofErr w:type="spellEnd"/>
+      <w:r>
+        <w:rPr>
+          <w:rFonts w:cs="Times New Roman"/>
+          <w:szCs w:val="28"/>
+        </w:rPr>
+        <w:t xml:space="preserve">. Source </w:t>
+      </w:r>
+      <w:proofErr w:type="spellStart"/>
+      <w:r>
+        <w:rPr>
+          <w:rFonts w:cs="Times New Roman"/>
+          <w:szCs w:val="28"/>
+        </w:rPr>
+        <w:t>set</w:t>
+      </w:r>
+      <w:proofErr w:type="spellEnd"/>
+      <w:r>
+        <w:rPr>
+          <w:rFonts w:cs="Times New Roman"/>
+          <w:szCs w:val="28"/>
+        </w:rPr>
+        <w:t xml:space="preserve"> </w:t>
+      </w:r>
+      <w:proofErr w:type="spellStart"/>
+      <w:r>
+        <w:rPr>
+          <w:rFonts w:cs="Times New Roman"/>
+          <w:szCs w:val="28"/>
+        </w:rPr>
+        <w:t>nonJsMain</w:t>
+      </w:r>
+      <w:proofErr w:type="spellEnd"/>
+      <w:r>
+        <w:rPr>
+          <w:rFonts w:cs="Times New Roman"/>
+          <w:szCs w:val="28"/>
+        </w:rPr>
+        <w:t xml:space="preserve">, в свою очередь, является родительским для </w:t>
+      </w:r>
+      <w:proofErr w:type="spellStart"/>
+      <w:r>
+        <w:rPr>
+          <w:rFonts w:cs="Times New Roman"/>
+          <w:szCs w:val="28"/>
+        </w:rPr>
+        <w:t>androidMain</w:t>
+      </w:r>
+      <w:proofErr w:type="spellEnd"/>
+      <w:r>
+        <w:rPr>
+          <w:rFonts w:cs="Times New Roman"/>
+          <w:szCs w:val="28"/>
+        </w:rPr>
+        <w:t xml:space="preserve"> и </w:t>
+      </w:r>
+      <w:proofErr w:type="spellStart"/>
+      <w:r>
+        <w:rPr>
+          <w:rFonts w:cs="Times New Roman"/>
+          <w:szCs w:val="28"/>
+        </w:rPr>
+        <w:t>jvmMain</w:t>
+      </w:r>
+      <w:proofErr w:type="spellEnd"/>
+      <w:r>
+        <w:rPr>
+          <w:rFonts w:cs="Times New Roman"/>
+          <w:szCs w:val="28"/>
+        </w:rPr>
+        <w:t>. Данная иерархия представлена на Рисунке 3.</w:t>
       </w:r>
     </w:p>
     <w:p>
@@ -8390,27 +9588,14 @@
       <w:r>
         <w:t xml:space="preserve">Рисунок </w:t>
       </w:r>
-      <w:r>
-        <w:fldChar w:fldCharType="begin"/>
-      </w:r>
-      <w:r>
-        <w:instrText xml:space="preserve"> SEQ Рисунок \* ARABIC </w:instrText>
-      </w:r>
-      <w:r>
-        <w:fldChar w:fldCharType="separate"/>
-      </w:r>
-      <w:r>
-        <w:rPr>
-          <w:noProof/>
-        </w:rPr>
-        <w:t>3</w:t>
-      </w:r>
-      <w:r>
-        <w:rPr>
-          <w:noProof/>
-        </w:rPr>
-        <w:fldChar w:fldCharType="end"/>
-      </w:r>
+      <w:fldSimple w:instr=" SEQ Рисунок \* ARABIC ">
+        <w:r>
+          <w:rPr>
+            <w:noProof/>
+          </w:rPr>
+          <w:t>3</w:t>
+        </w:r>
+      </w:fldSimple>
       <w:r>
         <w:t xml:space="preserve"> - Иерархия </w:t>
       </w:r>
@@ -8454,7 +9639,183 @@
           <w:szCs w:val="28"/>
         </w:rPr>
         <w:lastRenderedPageBreak/>
-        <w:t>Введение промежуточного source set nonJsMain обусловлено архитектурной необходимостью. Платформы Android и Desktop используют среду выполнения JVM и, как следствие, разделяют общий набор зависимостей и механизмов, недоступных в JavaScript-среде. В контексте данного проекта это касается работы с локальной базой данных SQLite и механизма офлайн-синхронизации через PowerSync SDK, который поддерживает Kotlin-таргеты для Android и Desktop, но не поддерживает таргет Kotlin/JS [27]. Промежуточный source set позволяет вынести реализацию слоя данных для JVM-платформ в одно место, избежав дублирования между androidMain и jvmMain.</w:t>
+        <w:t xml:space="preserve">Введение промежуточного </w:t>
+      </w:r>
+      <w:proofErr w:type="spellStart"/>
+      <w:r>
+        <w:rPr>
+          <w:rFonts w:cs="Times New Roman"/>
+          <w:szCs w:val="28"/>
+        </w:rPr>
+        <w:t>source</w:t>
+      </w:r>
+      <w:proofErr w:type="spellEnd"/>
+      <w:r>
+        <w:rPr>
+          <w:rFonts w:cs="Times New Roman"/>
+          <w:szCs w:val="28"/>
+        </w:rPr>
+        <w:t xml:space="preserve"> </w:t>
+      </w:r>
+      <w:proofErr w:type="spellStart"/>
+      <w:r>
+        <w:rPr>
+          <w:rFonts w:cs="Times New Roman"/>
+          <w:szCs w:val="28"/>
+        </w:rPr>
+        <w:t>set</w:t>
+      </w:r>
+      <w:proofErr w:type="spellEnd"/>
+      <w:r>
+        <w:rPr>
+          <w:rFonts w:cs="Times New Roman"/>
+          <w:szCs w:val="28"/>
+        </w:rPr>
+        <w:t xml:space="preserve"> </w:t>
+      </w:r>
+      <w:proofErr w:type="spellStart"/>
+      <w:r>
+        <w:rPr>
+          <w:rFonts w:cs="Times New Roman"/>
+          <w:szCs w:val="28"/>
+        </w:rPr>
+        <w:t>nonJsMain</w:t>
+      </w:r>
+      <w:proofErr w:type="spellEnd"/>
+      <w:r>
+        <w:rPr>
+          <w:rFonts w:cs="Times New Roman"/>
+          <w:szCs w:val="28"/>
+        </w:rPr>
+        <w:t xml:space="preserve"> обусловлено архитектурной необходимостью. Платформы Android и Desktop используют среду выполнения JVM и, как следствие, разделяют общий набор зависимостей и механизмов, недоступных в JavaScript-среде. В контексте данного проекта это касается работы с локальной базой данных </w:t>
+      </w:r>
+      <w:proofErr w:type="spellStart"/>
+      <w:r>
+        <w:rPr>
+          <w:rFonts w:cs="Times New Roman"/>
+          <w:szCs w:val="28"/>
+        </w:rPr>
+        <w:t>SQLite</w:t>
+      </w:r>
+      <w:proofErr w:type="spellEnd"/>
+      <w:r>
+        <w:rPr>
+          <w:rFonts w:cs="Times New Roman"/>
+          <w:szCs w:val="28"/>
+        </w:rPr>
+        <w:t xml:space="preserve"> и механизма офлайн-синхронизации через </w:t>
+      </w:r>
+      <w:proofErr w:type="spellStart"/>
+      <w:r>
+        <w:rPr>
+          <w:rFonts w:cs="Times New Roman"/>
+          <w:szCs w:val="28"/>
+        </w:rPr>
+        <w:t>PowerSync</w:t>
+      </w:r>
+      <w:proofErr w:type="spellEnd"/>
+      <w:r>
+        <w:rPr>
+          <w:rFonts w:cs="Times New Roman"/>
+          <w:szCs w:val="28"/>
+        </w:rPr>
+        <w:t xml:space="preserve"> SDK, который поддерживает Kotlin-</w:t>
+      </w:r>
+      <w:proofErr w:type="spellStart"/>
+      <w:r>
+        <w:rPr>
+          <w:rFonts w:cs="Times New Roman"/>
+          <w:szCs w:val="28"/>
+        </w:rPr>
+        <w:t>таргеты</w:t>
+      </w:r>
+      <w:proofErr w:type="spellEnd"/>
+      <w:r>
+        <w:rPr>
+          <w:rFonts w:cs="Times New Roman"/>
+          <w:szCs w:val="28"/>
+        </w:rPr>
+        <w:t xml:space="preserve"> для Android и Desktop, но не поддерживает </w:t>
+      </w:r>
+      <w:proofErr w:type="spellStart"/>
+      <w:r>
+        <w:rPr>
+          <w:rFonts w:cs="Times New Roman"/>
+          <w:szCs w:val="28"/>
+        </w:rPr>
+        <w:t>таргет</w:t>
+      </w:r>
+      <w:proofErr w:type="spellEnd"/>
+      <w:r>
+        <w:rPr>
+          <w:rFonts w:cs="Times New Roman"/>
+          <w:szCs w:val="28"/>
+        </w:rPr>
+        <w:t xml:space="preserve"> Kotlin/JS [27]. Промежуточный </w:t>
+      </w:r>
+      <w:proofErr w:type="spellStart"/>
+      <w:r>
+        <w:rPr>
+          <w:rFonts w:cs="Times New Roman"/>
+          <w:szCs w:val="28"/>
+        </w:rPr>
+        <w:t>source</w:t>
+      </w:r>
+      <w:proofErr w:type="spellEnd"/>
+      <w:r>
+        <w:rPr>
+          <w:rFonts w:cs="Times New Roman"/>
+          <w:szCs w:val="28"/>
+        </w:rPr>
+        <w:t xml:space="preserve"> </w:t>
+      </w:r>
+      <w:proofErr w:type="spellStart"/>
+      <w:r>
+        <w:rPr>
+          <w:rFonts w:cs="Times New Roman"/>
+          <w:szCs w:val="28"/>
+        </w:rPr>
+        <w:t>set</w:t>
+      </w:r>
+      <w:proofErr w:type="spellEnd"/>
+      <w:r>
+        <w:rPr>
+          <w:rFonts w:cs="Times New Roman"/>
+          <w:szCs w:val="28"/>
+        </w:rPr>
+        <w:t xml:space="preserve"> позволяет вынести реализацию слоя данных для JVM-платформ в одно место, избежав дублирования между </w:t>
+      </w:r>
+      <w:proofErr w:type="spellStart"/>
+      <w:r>
+        <w:rPr>
+          <w:rFonts w:cs="Times New Roman"/>
+          <w:szCs w:val="28"/>
+        </w:rPr>
+        <w:t>androidMain</w:t>
+      </w:r>
+      <w:proofErr w:type="spellEnd"/>
+      <w:r>
+        <w:rPr>
+          <w:rFonts w:cs="Times New Roman"/>
+          <w:szCs w:val="28"/>
+        </w:rPr>
+        <w:t xml:space="preserve"> и </w:t>
+      </w:r>
+      <w:proofErr w:type="spellStart"/>
+      <w:r>
+        <w:rPr>
+          <w:rFonts w:cs="Times New Roman"/>
+          <w:szCs w:val="28"/>
+        </w:rPr>
+        <w:t>jvmMain</w:t>
+      </w:r>
+      <w:proofErr w:type="spellEnd"/>
+      <w:r>
+        <w:rPr>
+          <w:rFonts w:cs="Times New Roman"/>
+          <w:szCs w:val="28"/>
+        </w:rPr>
+        <w:t>.</w:t>
       </w:r>
     </w:p>
     <w:p>
@@ -8471,8 +9832,49 @@
           <w:rFonts w:cs="Times New Roman"/>
           <w:szCs w:val="28"/>
         </w:rPr>
-        <w:t>Source set jsMain содержит альтернативную реализацию слоя данных для веб-платформы, использующую прямое взаимодействие с серверным API без локального хранения. Механизм interfac</w:t>
-      </w:r>
+        <w:t xml:space="preserve">Source </w:t>
+      </w:r>
+      <w:proofErr w:type="spellStart"/>
+      <w:r>
+        <w:rPr>
+          <w:rFonts w:cs="Times New Roman"/>
+          <w:szCs w:val="28"/>
+        </w:rPr>
+        <w:t>set</w:t>
+      </w:r>
+      <w:proofErr w:type="spellEnd"/>
+      <w:r>
+        <w:rPr>
+          <w:rFonts w:cs="Times New Roman"/>
+          <w:szCs w:val="28"/>
+        </w:rPr>
+        <w:t xml:space="preserve"> </w:t>
+      </w:r>
+      <w:proofErr w:type="spellStart"/>
+      <w:r>
+        <w:rPr>
+          <w:rFonts w:cs="Times New Roman"/>
+          <w:szCs w:val="28"/>
+        </w:rPr>
+        <w:t>jsMain</w:t>
+      </w:r>
+      <w:proofErr w:type="spellEnd"/>
+      <w:r>
+        <w:rPr>
+          <w:rFonts w:cs="Times New Roman"/>
+          <w:szCs w:val="28"/>
+        </w:rPr>
+        <w:t xml:space="preserve"> содержит альтернативную реализацию слоя данных для веб-платформы, использующую прямое взаимодействие с серверным API без локального хранения. Механизм </w:t>
+      </w:r>
+      <w:proofErr w:type="spellStart"/>
+      <w:r>
+        <w:rPr>
+          <w:rFonts w:cs="Times New Roman"/>
+          <w:szCs w:val="28"/>
+        </w:rPr>
+        <w:t>interfac</w:t>
+      </w:r>
+      <w:proofErr w:type="spellEnd"/>
       <w:r>
         <w:rPr>
           <w:rFonts w:cs="Times New Roman"/>
@@ -8501,7 +9903,23 @@
           <w:rFonts w:cs="Times New Roman"/>
           <w:szCs w:val="28"/>
         </w:rPr>
-        <w:t xml:space="preserve"> обеспечивает единый интерфейс доступа к данным в commonMain, за которым скрываются платформенно-специфичные реализации.</w:t>
+        <w:t xml:space="preserve"> обеспечивает единый интерфейс доступа к данным в </w:t>
+      </w:r>
+      <w:proofErr w:type="spellStart"/>
+      <w:r>
+        <w:rPr>
+          <w:rFonts w:cs="Times New Roman"/>
+          <w:szCs w:val="28"/>
+        </w:rPr>
+        <w:t>commonMain</w:t>
+      </w:r>
+      <w:proofErr w:type="spellEnd"/>
+      <w:r>
+        <w:rPr>
+          <w:rFonts w:cs="Times New Roman"/>
+          <w:szCs w:val="28"/>
+        </w:rPr>
+        <w:t>, за которым скрываются платформенно-специфичные реализации.</w:t>
       </w:r>
     </w:p>
     <w:p>
@@ -8518,7 +9936,23 @@
           <w:rFonts w:cs="Times New Roman"/>
           <w:szCs w:val="28"/>
         </w:rPr>
-        <w:t>Такая модульная организация позволяет сосредоточить подавляющую часть кода в commonMain, ограничив платформенно-специфичный код для слоя данных и конфигурацией точек входа.</w:t>
+        <w:t xml:space="preserve">Такая модульная организация позволяет сосредоточить подавляющую часть кода в </w:t>
+      </w:r>
+      <w:proofErr w:type="spellStart"/>
+      <w:r>
+        <w:rPr>
+          <w:rFonts w:cs="Times New Roman"/>
+          <w:szCs w:val="28"/>
+        </w:rPr>
+        <w:t>commonMain</w:t>
+      </w:r>
+      <w:proofErr w:type="spellEnd"/>
+      <w:r>
+        <w:rPr>
+          <w:rFonts w:cs="Times New Roman"/>
+          <w:szCs w:val="28"/>
+        </w:rPr>
+        <w:t>, ограничив платформенно-специфичный код для слоя данных и конфигурацией точек входа.</w:t>
       </w:r>
     </w:p>
     <w:p>
@@ -8554,8 +9988,25 @@
           <w:rFonts w:cs="Times New Roman"/>
           <w:szCs w:val="28"/>
         </w:rPr>
-        <w:t xml:space="preserve">В качестве серверной части приложения используется Supabase — платформа класса </w:t>
-      </w:r>
+        <w:t xml:space="preserve">В качестве серверной части приложения используется </w:t>
+      </w:r>
+      <w:proofErr w:type="spellStart"/>
+      <w:r>
+        <w:rPr>
+          <w:rFonts w:cs="Times New Roman"/>
+          <w:szCs w:val="28"/>
+        </w:rPr>
+        <w:t>Supabase</w:t>
+      </w:r>
+      <w:proofErr w:type="spellEnd"/>
+      <w:r>
+        <w:rPr>
+          <w:rFonts w:cs="Times New Roman"/>
+          <w:szCs w:val="28"/>
+        </w:rPr>
+        <w:t xml:space="preserve"> — платформа класса </w:t>
+      </w:r>
+      <w:proofErr w:type="spellStart"/>
       <w:r>
         <w:rPr>
           <w:rFonts w:cs="Times New Roman"/>
@@ -8563,14 +10014,60 @@
           <w:iCs/>
           <w:szCs w:val="28"/>
         </w:rPr>
-        <w:t>Backend-as-a-Service</w:t>
-      </w:r>
-      <w:r>
-        <w:rPr>
-          <w:rFonts w:cs="Times New Roman"/>
-          <w:szCs w:val="28"/>
-        </w:rPr>
-        <w:t xml:space="preserve"> с открытым исходным кодом, построенная на основе PostgreSQL [31].</w:t>
+        <w:t>Backend</w:t>
+      </w:r>
+      <w:proofErr w:type="spellEnd"/>
+      <w:r>
+        <w:rPr>
+          <w:rFonts w:cs="Times New Roman"/>
+          <w:i/>
+          <w:iCs/>
+          <w:szCs w:val="28"/>
+        </w:rPr>
+        <w:t>-</w:t>
+      </w:r>
+      <w:proofErr w:type="spellStart"/>
+      <w:r>
+        <w:rPr>
+          <w:rFonts w:cs="Times New Roman"/>
+          <w:i/>
+          <w:iCs/>
+          <w:szCs w:val="28"/>
+        </w:rPr>
+        <w:t>as</w:t>
+      </w:r>
+      <w:proofErr w:type="spellEnd"/>
+      <w:r>
+        <w:rPr>
+          <w:rFonts w:cs="Times New Roman"/>
+          <w:i/>
+          <w:iCs/>
+          <w:szCs w:val="28"/>
+        </w:rPr>
+        <w:t>-a-Service</w:t>
+      </w:r>
+      <w:r>
+        <w:rPr>
+          <w:rFonts w:cs="Times New Roman"/>
+          <w:szCs w:val="28"/>
+        </w:rPr>
+        <w:t xml:space="preserve"> с открытым исходным кодом, построенная на основе </w:t>
+      </w:r>
+      <w:proofErr w:type="spellStart"/>
+      <w:r>
+        <w:rPr>
+          <w:rFonts w:cs="Times New Roman"/>
+          <w:szCs w:val="28"/>
+        </w:rPr>
+        <w:t>PostgreSQL</w:t>
+      </w:r>
+      <w:proofErr w:type="spellEnd"/>
+      <w:r>
+        <w:rPr>
+          <w:rFonts w:cs="Times New Roman"/>
+          <w:szCs w:val="28"/>
+        </w:rPr>
+        <w:t xml:space="preserve"> [31].</w:t>
       </w:r>
     </w:p>
     <w:p>
@@ -8582,12 +10079,21 @@
           <w:szCs w:val="28"/>
         </w:rPr>
       </w:pPr>
-      <w:r>
-        <w:rPr>
-          <w:rFonts w:cs="Times New Roman"/>
-          <w:szCs w:val="28"/>
-        </w:rPr>
-        <w:t xml:space="preserve">Supabase предоставляет необходимый набор сервисов, таких как реляционная база данных </w:t>
+      <w:proofErr w:type="spellStart"/>
+      <w:r>
+        <w:rPr>
+          <w:rFonts w:cs="Times New Roman"/>
+          <w:szCs w:val="28"/>
+        </w:rPr>
+        <w:t>Supabase</w:t>
+      </w:r>
+      <w:proofErr w:type="spellEnd"/>
+      <w:r>
+        <w:rPr>
+          <w:rFonts w:cs="Times New Roman"/>
+          <w:szCs w:val="28"/>
+        </w:rPr>
+        <w:t xml:space="preserve"> предоставляет необходимый набор сервисов, таких как реляционная база данных </w:t>
       </w:r>
       <w:r>
         <w:rPr>
@@ -8602,7 +10108,23 @@
           <w:rFonts w:cs="Times New Roman"/>
           <w:szCs w:val="28"/>
         </w:rPr>
-        <w:t xml:space="preserve"> с поддержкой Row Level Security для изоляции данных пользователей, сервис аутентификации с поддержкой регистрации по электронной почте, REST API для выполнения CRUD-</w:t>
+        <w:t xml:space="preserve"> с поддержкой </w:t>
+      </w:r>
+      <w:proofErr w:type="spellStart"/>
+      <w:r>
+        <w:rPr>
+          <w:rFonts w:cs="Times New Roman"/>
+          <w:szCs w:val="28"/>
+        </w:rPr>
+        <w:t>Row</w:t>
+      </w:r>
+      <w:proofErr w:type="spellEnd"/>
+      <w:r>
+        <w:rPr>
+          <w:rFonts w:cs="Times New Roman"/>
+          <w:szCs w:val="28"/>
+        </w:rPr>
+        <w:t xml:space="preserve"> Level Security для изоляции данных пользователей, сервис аутентификации с поддержкой регистрации по электронной почте, REST API для выполнения CRUD-</w:t>
       </w:r>
       <w:r>
         <w:rPr>
@@ -8610,7 +10132,39 @@
           <w:szCs w:val="28"/>
         </w:rPr>
         <w:lastRenderedPageBreak/>
-        <w:t>операций и сервис Realtime для получения обновлений данных в режиме реального времени через механизм подписок на изменения в PostgreSQL.</w:t>
+        <w:t xml:space="preserve">операций и сервис </w:t>
+      </w:r>
+      <w:proofErr w:type="spellStart"/>
+      <w:r>
+        <w:rPr>
+          <w:rFonts w:cs="Times New Roman"/>
+          <w:szCs w:val="28"/>
+        </w:rPr>
+        <w:t>Realtime</w:t>
+      </w:r>
+      <w:proofErr w:type="spellEnd"/>
+      <w:r>
+        <w:rPr>
+          <w:rFonts w:cs="Times New Roman"/>
+          <w:szCs w:val="28"/>
+        </w:rPr>
+        <w:t xml:space="preserve"> для получения обновлений данных в режиме реального времени через механизм подписок на изменения в </w:t>
+      </w:r>
+      <w:proofErr w:type="spellStart"/>
+      <w:r>
+        <w:rPr>
+          <w:rFonts w:cs="Times New Roman"/>
+          <w:szCs w:val="28"/>
+        </w:rPr>
+        <w:t>PostgreSQL</w:t>
+      </w:r>
+      <w:proofErr w:type="spellEnd"/>
+      <w:r>
+        <w:rPr>
+          <w:rFonts w:cs="Times New Roman"/>
+          <w:szCs w:val="28"/>
+        </w:rPr>
+        <w:t>.</w:t>
       </w:r>
     </w:p>
     <w:p>
@@ -8627,7 +10181,39 @@
           <w:rFonts w:cs="Times New Roman"/>
           <w:szCs w:val="28"/>
         </w:rPr>
-        <w:t>Выбор Supabase в качестве серверной платформы обусловлен несколькими факторами. Наличие готового SDK для Kotlin позволяет интегрировать серверные сервисы непосредственно в KMP-проект. Политики Row Level Security обеспечивают выполнение нефункционального требования об изоляции данных на уровне базы данных без необходимости реализации дополнительной серверной логики. Открытый исходный код платформы снижает риски, связанные с привязкой к проприетарному сервису.</w:t>
+        <w:t xml:space="preserve">Выбор </w:t>
+      </w:r>
+      <w:proofErr w:type="spellStart"/>
+      <w:r>
+        <w:rPr>
+          <w:rFonts w:cs="Times New Roman"/>
+          <w:szCs w:val="28"/>
+        </w:rPr>
+        <w:t>Supabase</w:t>
+      </w:r>
+      <w:proofErr w:type="spellEnd"/>
+      <w:r>
+        <w:rPr>
+          <w:rFonts w:cs="Times New Roman"/>
+          <w:szCs w:val="28"/>
+        </w:rPr>
+        <w:t xml:space="preserve"> в качестве серверной платформы обусловлен несколькими факторами. Наличие готового SDK для Kotlin позволяет интегрировать серверные сервисы непосредственно в KMP-проект. Политики </w:t>
+      </w:r>
+      <w:proofErr w:type="spellStart"/>
+      <w:r>
+        <w:rPr>
+          <w:rFonts w:cs="Times New Roman"/>
+          <w:szCs w:val="28"/>
+        </w:rPr>
+        <w:t>Row</w:t>
+      </w:r>
+      <w:proofErr w:type="spellEnd"/>
+      <w:r>
+        <w:rPr>
+          <w:rFonts w:cs="Times New Roman"/>
+          <w:szCs w:val="28"/>
+        </w:rPr>
+        <w:t xml:space="preserve"> Level Security обеспечивают выполнение нефункционального требования об изоляции данных на уровне базы данных без необходимости реализации дополнительной серверной логики. Открытый исходный код платформы снижает риски, связанные с привязкой к проприетарному сервису.</w:t>
       </w:r>
     </w:p>
     <w:p>
@@ -8657,7 +10243,15 @@
         <w:ind w:firstLine="708"/>
       </w:pPr>
       <w:r>
-        <w:t>Ключевым архитектурным решением проекта является разделение стратегии синхронизации данных между клиентом и сервером в зависимости от среды выполнения. Причиной этого разделения является различная доступность инструментов локального хранения для JVM и JS-таргетов в экосистеме Kotlin Multiplatform.</w:t>
+        <w:t>Ключевым архитектурным решением проекта является разделение стратегии синхронизации данных между клиентом и сервером в зависимости от среды выполнения. Причиной этого разделения является различная доступность инструментов локального хранения для JVM и JS-</w:t>
+      </w:r>
+      <w:proofErr w:type="spellStart"/>
+      <w:r>
+        <w:t>таргетов</w:t>
+      </w:r>
+      <w:proofErr w:type="spellEnd"/>
+      <w:r>
+        <w:t xml:space="preserve"> в экосистеме Kotlin Multiplatform.</w:t>
       </w:r>
     </w:p>
     <w:p>
@@ -8672,11 +10266,43 @@
         </w:rPr>
       </w:pPr>
       <w:r>
-        <w:t xml:space="preserve">На платформах Android и Desktop синхронизация реализована по модели offline-first с использованием PowerSync. Данный сервис обеспечивает двустороннюю синхронизацию между серверной базой данных PostgreSQL и </w:t>
+        <w:t xml:space="preserve">На платформах Android и Desktop синхронизация реализована по модели </w:t>
+      </w:r>
+      <w:proofErr w:type="spellStart"/>
+      <w:r>
+        <w:t>offline-first</w:t>
+      </w:r>
+      <w:proofErr w:type="spellEnd"/>
+      <w:r>
+        <w:t xml:space="preserve"> с использованием </w:t>
+      </w:r>
+      <w:proofErr w:type="spellStart"/>
+      <w:r>
+        <w:t>PowerSync</w:t>
+      </w:r>
+      <w:proofErr w:type="spellEnd"/>
+      <w:r>
+        <w:t xml:space="preserve">. Данный сервис обеспечивает двустороннюю синхронизацию между серверной базой данных </w:t>
+      </w:r>
+      <w:proofErr w:type="spellStart"/>
+      <w:r>
+        <w:t>PostgreSQL</w:t>
+      </w:r>
+      <w:proofErr w:type="spellEnd"/>
+      <w:r>
+        <w:t xml:space="preserve"> и </w:t>
       </w:r>
       <w:r>
         <w:lastRenderedPageBreak/>
-        <w:t>локальной базой данных SQLite на стороне клиента [26]. Архитектура взаимодействия для JVM-платформ представлена на Рисунке 4.</w:t>
+        <w:t xml:space="preserve">локальной базой данных </w:t>
+      </w:r>
+      <w:proofErr w:type="spellStart"/>
+      <w:r>
+        <w:t>SQLite</w:t>
+      </w:r>
+      <w:proofErr w:type="spellEnd"/>
+      <w:r>
+        <w:t xml:space="preserve"> на стороне клиента [26]. Архитектура взаимодействия для JVM-платформ представлена на Рисунке 4.</w:t>
       </w:r>
     </w:p>
     <w:p>
@@ -8746,30 +10372,14 @@
       <w:r>
         <w:t xml:space="preserve">Рисунок </w:t>
       </w:r>
-      <w:r>
-        <w:fldChar w:fldCharType="begin"/>
-      </w:r>
-      <w:r>
-        <w:instrText xml:space="preserve"> SEQ Рисунок \* </w:instrText>
-      </w:r>
-      <w:r>
-        <w:instrText xml:space="preserve">ARABIC </w:instrText>
-      </w:r>
-      <w:r>
-        <w:fldChar w:fldCharType="separate"/>
-      </w:r>
-      <w:r>
-        <w:rPr>
-          <w:noProof/>
-        </w:rPr>
-        <w:t>4</w:t>
-      </w:r>
-      <w:r>
-        <w:rPr>
-          <w:noProof/>
-        </w:rPr>
-        <w:fldChar w:fldCharType="end"/>
-      </w:r>
+      <w:fldSimple w:instr=" SEQ Рисунок \* ARABIC ">
+        <w:r>
+          <w:rPr>
+            <w:noProof/>
+          </w:rPr>
+          <w:t>4</w:t>
+        </w:r>
+      </w:fldSimple>
       <w:r>
         <w:t xml:space="preserve"> - Архитектура приложения для Android и Desktop</w:t>
       </w:r>
@@ -8780,7 +10390,95 @@
         <w:ind w:firstLine="708"/>
       </w:pPr>
       <w:r>
-        <w:t>В данной схеме код приложения выполняет все операции чтения и записи с локальной базой данных SQLite, управляемой PowerSync Client SDK. Операции записи одновременно сохраняются в локальную базу и помещаются в очередь отправки. При наличии сетевого соединения SDK передаёт накопленные изменения на сервер Supabase через Supabase Client SDK. В обратном направлении облачный сервис PowerSync отслеживает изменения в серверной базе данных PostgreSQL посредством механизма логической репликации. Правила синхронизации, определённые в конфигурации PowerSync, фильтруют данные и формируют таблицы синхронизации, которые транслируются на клиентские устройства и применяются к локальной базе SQLite. Аутентификация клиента осуществляется через Supabase Client SDK, который передаёт токен доступа сервисам PowerSync и Supabase.</w:t>
+        <w:t xml:space="preserve">В данной схеме код приложения выполняет все операции чтения и записи с локальной базой данных </w:t>
+      </w:r>
+      <w:proofErr w:type="spellStart"/>
+      <w:r>
+        <w:t>SQLite</w:t>
+      </w:r>
+      <w:proofErr w:type="spellEnd"/>
+      <w:r>
+        <w:t xml:space="preserve">, управляемой </w:t>
+      </w:r>
+      <w:proofErr w:type="spellStart"/>
+      <w:r>
+        <w:t>PowerSync</w:t>
+      </w:r>
+      <w:proofErr w:type="spellEnd"/>
+      <w:r>
+        <w:t xml:space="preserve"> Client SDK. Операции записи одновременно сохраняются в локальную базу и помещаются в очередь отправки. При наличии сетевого соединения SDK передаёт накопленные изменения на сервер </w:t>
+      </w:r>
+      <w:proofErr w:type="spellStart"/>
+      <w:r>
+        <w:t>Supabase</w:t>
+      </w:r>
+      <w:proofErr w:type="spellEnd"/>
+      <w:r>
+        <w:t xml:space="preserve"> через </w:t>
+      </w:r>
+      <w:proofErr w:type="spellStart"/>
+      <w:r>
+        <w:t>Supabase</w:t>
+      </w:r>
+      <w:proofErr w:type="spellEnd"/>
+      <w:r>
+        <w:t xml:space="preserve"> Client SDK. В обратном направлении облачный сервис </w:t>
+      </w:r>
+      <w:proofErr w:type="spellStart"/>
+      <w:r>
+        <w:t>PowerSync</w:t>
+      </w:r>
+      <w:proofErr w:type="spellEnd"/>
+      <w:r>
+        <w:t xml:space="preserve"> отслеживает изменения в серверной базе данных </w:t>
+      </w:r>
+      <w:proofErr w:type="spellStart"/>
+      <w:r>
+        <w:t>PostgreSQL</w:t>
+      </w:r>
+      <w:proofErr w:type="spellEnd"/>
+      <w:r>
+        <w:t xml:space="preserve"> посредством механизма логической репликации. Правила синхронизации, определённые в конфигурации </w:t>
+      </w:r>
+      <w:proofErr w:type="spellStart"/>
+      <w:r>
+        <w:t>PowerSync</w:t>
+      </w:r>
+      <w:proofErr w:type="spellEnd"/>
+      <w:r>
+        <w:t xml:space="preserve">, фильтруют данные и формируют таблицы синхронизации, которые транслируются на клиентские устройства и применяются к локальной базе </w:t>
+      </w:r>
+      <w:proofErr w:type="spellStart"/>
+      <w:r>
+        <w:t>SQLite</w:t>
+      </w:r>
+      <w:proofErr w:type="spellEnd"/>
+      <w:r>
+        <w:t xml:space="preserve">. Аутентификация клиента осуществляется через </w:t>
+      </w:r>
+      <w:proofErr w:type="spellStart"/>
+      <w:r>
+        <w:t>Supabase</w:t>
+      </w:r>
+      <w:proofErr w:type="spellEnd"/>
+      <w:r>
+        <w:t xml:space="preserve"> Client SDK, который передаёт токен доступа сервисам </w:t>
+      </w:r>
+      <w:proofErr w:type="spellStart"/>
+      <w:r>
+        <w:t>PowerSync</w:t>
+      </w:r>
+      <w:proofErr w:type="spellEnd"/>
+      <w:r>
+        <w:t xml:space="preserve"> и </w:t>
+      </w:r>
+      <w:proofErr w:type="spellStart"/>
+      <w:r>
+        <w:t>Supabase</w:t>
+      </w:r>
+      <w:proofErr w:type="spellEnd"/>
+      <w:r>
+        <w:t>.</w:t>
       </w:r>
     </w:p>
     <w:p>
@@ -8802,7 +10500,31 @@
         <w:ind w:firstLine="708"/>
       </w:pPr>
       <w:r>
-        <w:t>Для веб-платформы применяется иная стратегия, поскольку PowerSync Kotlin Multiplatform SDK не поддерживает таргет Kotlin/JS. Веб-версия приложения взаимодействует с сервером Supabase напрямую, без промежуточного локального хранилища. Архитектура взаимодействия для веб-платформы представлена на Рисунке 5.</w:t>
+        <w:t xml:space="preserve">Для веб-платформы применяется иная стратегия, поскольку </w:t>
+      </w:r>
+      <w:proofErr w:type="spellStart"/>
+      <w:r>
+        <w:t>PowerSync</w:t>
+      </w:r>
+      <w:proofErr w:type="spellEnd"/>
+      <w:r>
+        <w:t xml:space="preserve"> Kotlin Multiplatform SDK не поддерживает </w:t>
+      </w:r>
+      <w:proofErr w:type="spellStart"/>
+      <w:r>
+        <w:t>таргет</w:t>
+      </w:r>
+      <w:proofErr w:type="spellEnd"/>
+      <w:r>
+        <w:t xml:space="preserve"> Kotlin/JS. Веб-версия приложения взаимодействует с сервером </w:t>
+      </w:r>
+      <w:proofErr w:type="spellStart"/>
+      <w:r>
+        <w:t>Supabase</w:t>
+      </w:r>
+      <w:proofErr w:type="spellEnd"/>
+      <w:r>
+        <w:t xml:space="preserve"> напрямую, без промежуточного локального хранилища. Архитектура взаимодействия для веб-платформы представлена на Рисунке 5.</w:t>
       </w:r>
     </w:p>
     <w:p>
@@ -8870,27 +10592,14 @@
       <w:r>
         <w:t xml:space="preserve">Рисунок </w:t>
       </w:r>
-      <w:r>
-        <w:fldChar w:fldCharType="begin"/>
-      </w:r>
-      <w:r>
-        <w:instrText xml:space="preserve"> SEQ Рисунок \* ARABIC </w:instrText>
-      </w:r>
-      <w:r>
-        <w:fldChar w:fldCharType="separate"/>
-      </w:r>
-      <w:r>
-        <w:rPr>
-          <w:noProof/>
-        </w:rPr>
-        <w:t>5</w:t>
-      </w:r>
-      <w:r>
-        <w:rPr>
-          <w:noProof/>
-        </w:rPr>
-        <w:fldChar w:fldCharType="end"/>
-      </w:r>
+      <w:fldSimple w:instr=" SEQ Рисунок \* ARABIC ">
+        <w:r>
+          <w:rPr>
+            <w:noProof/>
+          </w:rPr>
+          <w:t>5</w:t>
+        </w:r>
+      </w:fldSimple>
       <w:r>
         <w:t xml:space="preserve"> – Архитектура приложения для </w:t>
       </w:r>
@@ -8907,25 +10616,85 @@
         <w:ind w:firstLine="708"/>
       </w:pPr>
       <w:r>
-        <w:t xml:space="preserve">В данной схеме код приложения выполняет операции чтения и записи через Supabase Client SDK, который обращается к серверной базе данных PostgreSQL посредством REST API через технологию </w:t>
-      </w:r>
+        <w:t xml:space="preserve">В данной схеме код приложения выполняет операции чтения и записи через </w:t>
+      </w:r>
+      <w:proofErr w:type="spellStart"/>
+      <w:r>
+        <w:t>Supabase</w:t>
+      </w:r>
+      <w:proofErr w:type="spellEnd"/>
+      <w:r>
+        <w:t xml:space="preserve"> Client SDK, который обращается к серверной базе данных </w:t>
+      </w:r>
+      <w:proofErr w:type="spellStart"/>
+      <w:r>
+        <w:t>PostgreSQL</w:t>
+      </w:r>
+      <w:proofErr w:type="spellEnd"/>
+      <w:r>
+        <w:t xml:space="preserve"> посредством REST API через технологию </w:t>
+      </w:r>
+      <w:proofErr w:type="spellStart"/>
       <w:r>
         <w:rPr>
           <w:lang w:val="en-US"/>
         </w:rPr>
         <w:t>PostgREST</w:t>
       </w:r>
+      <w:proofErr w:type="spellEnd"/>
       <w:r>
         <w:t xml:space="preserve"> изначально входящую в сервер </w:t>
       </w:r>
+      <w:proofErr w:type="spellStart"/>
       <w:r>
         <w:rPr>
           <w:lang w:val="en-US"/>
         </w:rPr>
         <w:t>Supabase</w:t>
       </w:r>
-      <w:r>
-        <w:t xml:space="preserve">. Для получения обновлений в реальном времени используется сервис Supabase Realtime. При изменении данных в серверной базе облачный сервис Supabase Realtime получает уведомления через механизм публикаций PostgreSQL и транслирует их подключённым клиентам. Это обеспечивает согласованность данных между устройствами пользователя, </w:t>
+      <w:proofErr w:type="spellEnd"/>
+      <w:r>
+        <w:t xml:space="preserve">. Для получения обновлений в реальном времени используется сервис </w:t>
+      </w:r>
+      <w:proofErr w:type="spellStart"/>
+      <w:r>
+        <w:t>Supabase</w:t>
+      </w:r>
+      <w:proofErr w:type="spellEnd"/>
+      <w:r>
+        <w:t xml:space="preserve"> </w:t>
+      </w:r>
+      <w:proofErr w:type="spellStart"/>
+      <w:r>
+        <w:t>Realtime</w:t>
+      </w:r>
+      <w:proofErr w:type="spellEnd"/>
+      <w:r>
+        <w:t xml:space="preserve">. При изменении данных в серверной базе облачный сервис </w:t>
+      </w:r>
+      <w:proofErr w:type="spellStart"/>
+      <w:r>
+        <w:t>Supabase</w:t>
+      </w:r>
+      <w:proofErr w:type="spellEnd"/>
+      <w:r>
+        <w:t xml:space="preserve"> </w:t>
+      </w:r>
+      <w:proofErr w:type="spellStart"/>
+      <w:r>
+        <w:t>Realtime</w:t>
+      </w:r>
+      <w:proofErr w:type="spellEnd"/>
+      <w:r>
+        <w:t xml:space="preserve"> получает уведомления через механизм публикаций </w:t>
+      </w:r>
+      <w:proofErr w:type="spellStart"/>
+      <w:r>
+        <w:t>PostgreSQL</w:t>
+      </w:r>
+      <w:proofErr w:type="spellEnd"/>
+      <w:r>
+        <w:t xml:space="preserve"> и транслирует их подключённым клиентам. Это обеспечивает согласованность данных между устройствами пользователя, </w:t>
       </w:r>
       <w:r>
         <w:lastRenderedPageBreak/>
@@ -8938,7 +10707,47 @@
         <w:ind w:firstLine="708"/>
       </w:pPr>
       <w:r>
-        <w:t>Таким образом, спроектированная архитектура приложения основана на модульной организации KMP-проекта с единым общим модулем shared и тремя платформенными точками входа. Иерархия source sets с промежуточным узлом nonJsMain позволяет сосредоточить основную часть кода в commonMain, ограничив платформенно-специфичные реализации слоем данных и конфигурацией запуска.</w:t>
+        <w:t xml:space="preserve">Таким образом, спроектированная архитектура приложения основана на модульной организации KMP-проекта с единым общим модулем </w:t>
+      </w:r>
+      <w:proofErr w:type="spellStart"/>
+      <w:r>
+        <w:t>shared</w:t>
+      </w:r>
+      <w:proofErr w:type="spellEnd"/>
+      <w:r>
+        <w:t xml:space="preserve"> и тремя платформенными точками входа. Иерархия </w:t>
+      </w:r>
+      <w:proofErr w:type="spellStart"/>
+      <w:r>
+        <w:t>source</w:t>
+      </w:r>
+      <w:proofErr w:type="spellEnd"/>
+      <w:r>
+        <w:t xml:space="preserve"> </w:t>
+      </w:r>
+      <w:proofErr w:type="spellStart"/>
+      <w:r>
+        <w:t>sets</w:t>
+      </w:r>
+      <w:proofErr w:type="spellEnd"/>
+      <w:r>
+        <w:t xml:space="preserve"> с промежуточным узлом </w:t>
+      </w:r>
+      <w:proofErr w:type="spellStart"/>
+      <w:r>
+        <w:t>nonJsMain</w:t>
+      </w:r>
+      <w:proofErr w:type="spellEnd"/>
+      <w:r>
+        <w:t xml:space="preserve"> позволяет сосредоточить основную часть кода в </w:t>
+      </w:r>
+      <w:proofErr w:type="spellStart"/>
+      <w:r>
+        <w:t>commonMain</w:t>
+      </w:r>
+      <w:proofErr w:type="spellEnd"/>
+      <w:r>
+        <w:t>, ограничив платформенно-специфичные реализации слоем данных и конфигурацией запуска.</w:t>
       </w:r>
     </w:p>
     <w:p>
@@ -8947,7 +10756,71 @@
         <w:ind w:firstLine="708"/>
       </w:pPr>
       <w:r>
-        <w:t>Серверная инфраструктура на базе Supabase обеспечивает аутентификацию, хранение данных и их изоляцию средствами Row Level Security без необходимости разработки собственного серверного компонента. Стратегия синхронизации данных дифференцирована по средам выполнения. Платформы Android и Desktop используют модель offline-first с двусторонней синхронизацией через PowerSync и локальную базу SQLite, тогда как веб-платформа взаимодействует с сервером напрямую с получением обновлений через механизм Realtime. Такое разделение является обоснованным компромиссом, продиктованным текущими ограничениями PowerSync SDK для таргета Kotlin/JS.</w:t>
+        <w:t xml:space="preserve">Серверная инфраструктура на базе </w:t>
+      </w:r>
+      <w:proofErr w:type="spellStart"/>
+      <w:r>
+        <w:t>Supabase</w:t>
+      </w:r>
+      <w:proofErr w:type="spellEnd"/>
+      <w:r>
+        <w:t xml:space="preserve"> обеспечивает аутентификацию, хранение данных и их изоляцию средствами </w:t>
+      </w:r>
+      <w:proofErr w:type="spellStart"/>
+      <w:r>
+        <w:t>Row</w:t>
+      </w:r>
+      <w:proofErr w:type="spellEnd"/>
+      <w:r>
+        <w:t xml:space="preserve"> Level Security без необходимости разработки собственного серверного компонента. Стратегия синхронизации данных дифференцирована по средам выполнения. Платформы Android и Desktop используют модель </w:t>
+      </w:r>
+      <w:proofErr w:type="spellStart"/>
+      <w:r>
+        <w:t>offline-first</w:t>
+      </w:r>
+      <w:proofErr w:type="spellEnd"/>
+      <w:r>
+        <w:t xml:space="preserve"> с двусторонней синхронизацией через </w:t>
+      </w:r>
+      <w:proofErr w:type="spellStart"/>
+      <w:r>
+        <w:t>PowerSync</w:t>
+      </w:r>
+      <w:proofErr w:type="spellEnd"/>
+      <w:r>
+        <w:t xml:space="preserve"> и локальную базу </w:t>
+      </w:r>
+      <w:proofErr w:type="spellStart"/>
+      <w:r>
+        <w:t>SQLite</w:t>
+      </w:r>
+      <w:proofErr w:type="spellEnd"/>
+      <w:r>
+        <w:t xml:space="preserve">, тогда как веб-платформа взаимодействует с сервером напрямую с получением обновлений через механизм </w:t>
+      </w:r>
+      <w:proofErr w:type="spellStart"/>
+      <w:r>
+        <w:t>Realtime</w:t>
+      </w:r>
+      <w:proofErr w:type="spellEnd"/>
+      <w:r>
+        <w:t xml:space="preserve">. Такое разделение является обоснованным компромиссом, продиктованным текущими ограничениями </w:t>
+      </w:r>
+      <w:proofErr w:type="spellStart"/>
+      <w:r>
+        <w:t>PowerSync</w:t>
+      </w:r>
+      <w:proofErr w:type="spellEnd"/>
+      <w:r>
+        <w:t xml:space="preserve"> SDK для </w:t>
+      </w:r>
+      <w:proofErr w:type="spellStart"/>
+      <w:r>
+        <w:t>таргета</w:t>
+      </w:r>
+      <w:proofErr w:type="spellEnd"/>
+      <w:r>
+        <w:t xml:space="preserve"> Kotlin/JS.</w:t>
       </w:r>
     </w:p>
     <w:p>
@@ -9005,6 +10878,7 @@
         </w:rPr>
         <w:t xml:space="preserve"> в модуле </w:t>
       </w:r>
+      <w:proofErr w:type="spellStart"/>
       <w:r>
         <w:rPr>
           <w:rFonts w:cs="Times New Roman"/>
@@ -9013,6 +10887,7 @@
         </w:rPr>
         <w:t>commonMain</w:t>
       </w:r>
+      <w:proofErr w:type="spellEnd"/>
       <w:r>
         <w:rPr>
           <w:rFonts w:cs="Times New Roman"/>
@@ -9319,27 +11194,14 @@
       <w:r>
         <w:t xml:space="preserve">Рисунок </w:t>
       </w:r>
-      <w:r>
-        <w:fldChar w:fldCharType="begin"/>
-      </w:r>
-      <w:r>
-        <w:instrText xml:space="preserve"> SEQ Рисунок \* ARABIC </w:instrText>
-      </w:r>
-      <w:r>
-        <w:fldChar w:fldCharType="separate"/>
-      </w:r>
-      <w:r>
-        <w:rPr>
-          <w:noProof/>
-        </w:rPr>
-        <w:t>6</w:t>
-      </w:r>
-      <w:r>
-        <w:rPr>
-          <w:noProof/>
-        </w:rPr>
-        <w:fldChar w:fldCharType="end"/>
-      </w:r>
+      <w:fldSimple w:instr=" SEQ Рисунок \* ARABIC ">
+        <w:r>
+          <w:rPr>
+            <w:noProof/>
+          </w:rPr>
+          <w:t>6</w:t>
+        </w:r>
+      </w:fldSimple>
       <w:r>
         <w:t xml:space="preserve"> - Экран аутентификации: Android (слева) и Desktop/</w:t>
       </w:r>
@@ -9363,7 +11225,15 @@
       </w:r>
       <w:r>
         <w:lastRenderedPageBreak/>
-        <w:t>Оба варианта используют один и тот же Composable-компонент. Различие в компоновке достигается за счёт параметров, зависящих от размеров окна.</w:t>
+        <w:t xml:space="preserve">Оба варианта используют один и тот же </w:t>
+      </w:r>
+      <w:proofErr w:type="spellStart"/>
+      <w:r>
+        <w:t>Composable</w:t>
+      </w:r>
+      <w:proofErr w:type="spellEnd"/>
+      <w:r>
+        <w:t>-компонент. Различие в компоновке достигается за счёт параметров, зависящих от размеров окна.</w:t>
       </w:r>
     </w:p>
     <w:p>
@@ -9456,27 +11326,14 @@
       <w:r>
         <w:t xml:space="preserve">Рисунок </w:t>
       </w:r>
-      <w:r>
-        <w:fldChar w:fldCharType="begin"/>
-      </w:r>
-      <w:r>
-        <w:instrText xml:space="preserve"> SEQ Рисунок \* ARABIC </w:instrText>
-      </w:r>
-      <w:r>
-        <w:fldChar w:fldCharType="separate"/>
-      </w:r>
-      <w:r>
-        <w:rPr>
-          <w:noProof/>
-        </w:rPr>
-        <w:t>7</w:t>
-      </w:r>
-      <w:r>
-        <w:rPr>
-          <w:noProof/>
-        </w:rPr>
-        <w:fldChar w:fldCharType="end"/>
-      </w:r>
+      <w:fldSimple w:instr=" SEQ Рисунок \* ARABIC ">
+        <w:r>
+          <w:rPr>
+            <w:noProof/>
+          </w:rPr>
+          <w:t>7</w:t>
+        </w:r>
+      </w:fldSimple>
       <w:r>
         <w:t xml:space="preserve"> - Экран журнала записей с открытым меню: Android (слева) и Desktop/</w:t>
       </w:r>
@@ -9593,27 +11450,14 @@
       <w:r>
         <w:t xml:space="preserve">Рисунок </w:t>
       </w:r>
-      <w:r>
-        <w:fldChar w:fldCharType="begin"/>
-      </w:r>
-      <w:r>
-        <w:instrText xml:space="preserve"> SEQ Рисунок \* ARABIC </w:instrText>
-      </w:r>
-      <w:r>
-        <w:fldChar w:fldCharType="separate"/>
-      </w:r>
-      <w:r>
-        <w:rPr>
-          <w:noProof/>
-        </w:rPr>
-        <w:t>8</w:t>
-      </w:r>
-      <w:r>
-        <w:rPr>
-          <w:noProof/>
-        </w:rPr>
-        <w:fldChar w:fldCharType="end"/>
-      </w:r>
+      <w:fldSimple w:instr=" SEQ Рисунок \* ARABIC ">
+        <w:r>
+          <w:rPr>
+            <w:noProof/>
+          </w:rPr>
+          <w:t>8</w:t>
+        </w:r>
+      </w:fldSimple>
       <w:r>
         <w:t xml:space="preserve"> - Экран создания записи с прикреплённым блоком настроения: Android (слева) и Desktop/</w:t>
       </w:r>
@@ -9771,21 +11615,11 @@
       <w:r>
         <w:t xml:space="preserve">Рисунок </w:t>
       </w:r>
-      <w:r>
-        <w:fldChar w:fldCharType="begin"/>
-      </w:r>
-      <w:r>
-        <w:instrText xml:space="preserve"> SEQ Рисунок \* ARABIC </w:instrText>
-      </w:r>
-      <w:r>
-        <w:fldChar w:fldCharType="separate"/>
-      </w:r>
-      <w:r>
-        <w:t>9</w:t>
-      </w:r>
-      <w:r>
-        <w:fldChar w:fldCharType="end"/>
-      </w:r>
+      <w:fldSimple w:instr=" SEQ Рисунок \* ARABIC ">
+        <w:r>
+          <w:t>9</w:t>
+        </w:r>
+      </w:fldSimple>
       <w:r>
         <w:t xml:space="preserve"> - Три шага опроса настроения на Android: оценка ощущений (слева), выбор эмоции (по центру), выбор факторов влияния (справа)</w:t>
       </w:r>
@@ -9855,21 +11689,11 @@
       <w:r>
         <w:t xml:space="preserve">Рисунок </w:t>
       </w:r>
-      <w:r>
-        <w:fldChar w:fldCharType="begin"/>
-      </w:r>
-      <w:r>
-        <w:instrText xml:space="preserve"> SEQ Рисунок \* ARABIC </w:instrText>
-      </w:r>
-      <w:r>
-        <w:fldChar w:fldCharType="separate"/>
-      </w:r>
-      <w:r>
-        <w:t>10</w:t>
-      </w:r>
-      <w:r>
-        <w:fldChar w:fldCharType="end"/>
-      </w:r>
+      <w:fldSimple w:instr=" SEQ Рисунок \* ARABIC ">
+        <w:r>
+          <w:t>10</w:t>
+        </w:r>
+      </w:fldSimple>
       <w:r>
         <w:t xml:space="preserve"> - Три шага опроса настроения на Desktop/</w:t>
       </w:r>
@@ -10215,7 +12039,39 @@
           <w:rFonts w:cs="Times New Roman"/>
           <w:szCs w:val="28"/>
         </w:rPr>
-        <w:t>Бабушкин М. В. Разработка кроссплатформенной библиотеки BDUI с использованием Kotlin Multiplatform : выпускная квалификационная работа / М. В. Бабушкин. — Челябинск : Южно-Уральский государственный университет, 2025. — 60 с.</w:t>
+        <w:t xml:space="preserve">Бабушкин М. В. Разработка кроссплатформенной библиотеки BDUI с использованием Kotlin </w:t>
+      </w:r>
+      <w:proofErr w:type="gramStart"/>
+      <w:r>
+        <w:rPr>
+          <w:rFonts w:cs="Times New Roman"/>
+          <w:szCs w:val="28"/>
+        </w:rPr>
+        <w:t>Multiplatform :</w:t>
+      </w:r>
+      <w:proofErr w:type="gramEnd"/>
+      <w:r>
+        <w:rPr>
+          <w:rFonts w:cs="Times New Roman"/>
+          <w:szCs w:val="28"/>
+        </w:rPr>
+        <w:t xml:space="preserve"> выпускная квалификационная работа / М. В. Бабушкин. — </w:t>
+      </w:r>
+      <w:proofErr w:type="gramStart"/>
+      <w:r>
+        <w:rPr>
+          <w:rFonts w:cs="Times New Roman"/>
+          <w:szCs w:val="28"/>
+        </w:rPr>
+        <w:t>Челябинск :</w:t>
+      </w:r>
+      <w:proofErr w:type="gramEnd"/>
+      <w:r>
+        <w:rPr>
+          <w:rFonts w:cs="Times New Roman"/>
+          <w:szCs w:val="28"/>
+        </w:rPr>
+        <w:t xml:space="preserve"> Южно-Уральский государственный университет, 2025. — 60 с.</w:t>
       </w:r>
     </w:p>
     <w:p>
@@ -10230,12 +12086,21 @@
           <w:szCs w:val="28"/>
         </w:rPr>
       </w:pPr>
-      <w:r>
-        <w:rPr>
-          <w:rFonts w:cs="Times New Roman"/>
-          <w:szCs w:val="28"/>
-        </w:rPr>
-        <w:t>Дындин А. В., Новиков П. С. Исследование применения Kotlin Multiplatform и Jetpack Compose Multiplatform в мобильной разработке // Вестник науки. — 2024. — Т. 3, № 4 (73). — С. 410–420.</w:t>
+      <w:proofErr w:type="spellStart"/>
+      <w:r>
+        <w:rPr>
+          <w:rFonts w:cs="Times New Roman"/>
+          <w:szCs w:val="28"/>
+        </w:rPr>
+        <w:t>Дындин</w:t>
+      </w:r>
+      <w:proofErr w:type="spellEnd"/>
+      <w:r>
+        <w:rPr>
+          <w:rFonts w:cs="Times New Roman"/>
+          <w:szCs w:val="28"/>
+        </w:rPr>
+        <w:t xml:space="preserve"> А. В., Новиков П. С. Исследование применения Kotlin Multiplatform и Jetpack Compose Multiplatform в мобильной разработке // Вестник науки. — 2024. — Т. 3, № 4 (73). — С. 410–420.</w:t>
       </w:r>
     </w:p>
     <w:p>
@@ -10250,12 +12115,37 @@
           <w:szCs w:val="28"/>
         </w:rPr>
       </w:pPr>
-      <w:r>
-        <w:rPr>
-          <w:rFonts w:cs="Times New Roman"/>
-          <w:szCs w:val="28"/>
-        </w:rPr>
-        <w:t>Раджапов М. А., Чемухин К. Д., Петросян Л. Э. Анализ перспектив Kotlin Multiplatform для кроссплатформенной мобильной разработки // Математическое и программное обеспечение вычислительных систем, комплексов и компьютерных сетей. — 2024. — С. 709–712. DOI: 10.24412/2071-6168-2024-10-708-709.</w:t>
+      <w:proofErr w:type="spellStart"/>
+      <w:r>
+        <w:rPr>
+          <w:rFonts w:cs="Times New Roman"/>
+          <w:szCs w:val="28"/>
+        </w:rPr>
+        <w:t>Раджапов</w:t>
+      </w:r>
+      <w:proofErr w:type="spellEnd"/>
+      <w:r>
+        <w:rPr>
+          <w:rFonts w:cs="Times New Roman"/>
+          <w:szCs w:val="28"/>
+        </w:rPr>
+        <w:t xml:space="preserve"> М. А., </w:t>
+      </w:r>
+      <w:proofErr w:type="spellStart"/>
+      <w:r>
+        <w:rPr>
+          <w:rFonts w:cs="Times New Roman"/>
+          <w:szCs w:val="28"/>
+        </w:rPr>
+        <w:t>Чемухин</w:t>
+      </w:r>
+      <w:proofErr w:type="spellEnd"/>
+      <w:r>
+        <w:rPr>
+          <w:rFonts w:cs="Times New Roman"/>
+          <w:szCs w:val="28"/>
+        </w:rPr>
+        <w:t xml:space="preserve"> К. Д., Петросян Л. Э. Анализ перспектив Kotlin Multiplatform для кроссплатформенной мобильной разработки // Математическое и программное обеспечение вычислительных систем, комплексов и компьютерных сетей. — 2024. — С. 709–712. DOI: 10.24412/2071-6168-2024-10-708-709.</w:t>
       </w:r>
     </w:p>
     <w:p>
@@ -10275,7 +12165,23 @@
           <w:rFonts w:cs="Times New Roman"/>
           <w:szCs w:val="28"/>
         </w:rPr>
-        <w:t xml:space="preserve">Разработка приложения для ментального здоровья [Электронный ресурс] // Purrweb. — URL: </w:t>
+        <w:t xml:space="preserve">Разработка приложения для ментального здоровья [Электронный ресурс] // </w:t>
+      </w:r>
+      <w:proofErr w:type="spellStart"/>
+      <w:r>
+        <w:rPr>
+          <w:rFonts w:cs="Times New Roman"/>
+          <w:szCs w:val="28"/>
+        </w:rPr>
+        <w:t>Purrweb</w:t>
+      </w:r>
+      <w:proofErr w:type="spellEnd"/>
+      <w:r>
+        <w:rPr>
+          <w:rFonts w:cs="Times New Roman"/>
+          <w:szCs w:val="28"/>
+        </w:rPr>
+        <w:t xml:space="preserve">. — URL: </w:t>
       </w:r>
       <w:hyperlink r:id="rId17" w:history="1">
         <w:r>
@@ -10312,7 +12218,23 @@
           <w:rFonts w:cs="Times New Roman"/>
           <w:szCs w:val="28"/>
         </w:rPr>
-        <w:t>Розанов В. А., Самерханова К. М. Мобильные приложения для поддержания психического здоровья: обзор оценок пользователей // Российский журнал телемедицины и электронного здравоохранения. — 2022. — Т. 8, № 2. — С. 7–20. DOI: 10.29188/2712-9217-2022-8-2-7-20.</w:t>
+        <w:t xml:space="preserve">Розанов В. А., </w:t>
+      </w:r>
+      <w:proofErr w:type="spellStart"/>
+      <w:r>
+        <w:rPr>
+          <w:rFonts w:cs="Times New Roman"/>
+          <w:szCs w:val="28"/>
+        </w:rPr>
+        <w:t>Самерханова</w:t>
+      </w:r>
+      <w:proofErr w:type="spellEnd"/>
+      <w:r>
+        <w:rPr>
+          <w:rFonts w:cs="Times New Roman"/>
+          <w:szCs w:val="28"/>
+        </w:rPr>
+        <w:t xml:space="preserve"> К. М. Мобильные приложения для поддержания психического здоровья: обзор оценок пользователей // Российский журнал телемедицины и электронного здравоохранения. — 2022. — Т. 8, № 2. — С. 7–20. DOI: 10.29188/2712-9217-2022-8-2-7-20.</w:t>
       </w:r>
     </w:p>
     <w:p>
@@ -10328,13 +12250,113 @@
           <w:lang w:val="en-US"/>
         </w:rPr>
       </w:pPr>
-      <w:r>
-        <w:rPr>
-          <w:rFonts w:cs="Times New Roman"/>
-          <w:szCs w:val="28"/>
-          <w:lang w:val="en-US"/>
-        </w:rPr>
-        <w:t>Ametova S., Lindström T. Exploring the Performance Gap: How Animation Implementation Affects the CPU and RAM Usage in Mobile Applications: Among Cross-Platform and Native Development Approaches : bachelor's thesis / S. Ametova, T. Lindström. — Jönköping : Jönköping University, 2023. — 89 p.</w:t>
+      <w:proofErr w:type="spellStart"/>
+      <w:r>
+        <w:rPr>
+          <w:rFonts w:cs="Times New Roman"/>
+          <w:szCs w:val="28"/>
+          <w:lang w:val="en-US"/>
+        </w:rPr>
+        <w:t>Ametova</w:t>
+      </w:r>
+      <w:proofErr w:type="spellEnd"/>
+      <w:r>
+        <w:rPr>
+          <w:rFonts w:cs="Times New Roman"/>
+          <w:szCs w:val="28"/>
+          <w:lang w:val="en-US"/>
+        </w:rPr>
+        <w:t xml:space="preserve"> S., </w:t>
+      </w:r>
+      <w:proofErr w:type="spellStart"/>
+      <w:r>
+        <w:rPr>
+          <w:rFonts w:cs="Times New Roman"/>
+          <w:szCs w:val="28"/>
+          <w:lang w:val="en-US"/>
+        </w:rPr>
+        <w:t>Lindström</w:t>
+      </w:r>
+      <w:proofErr w:type="spellEnd"/>
+      <w:r>
+        <w:rPr>
+          <w:rFonts w:cs="Times New Roman"/>
+          <w:szCs w:val="28"/>
+          <w:lang w:val="en-US"/>
+        </w:rPr>
+        <w:t xml:space="preserve"> T. Exploring the Performance Gap: How Animation Implementation Affects the CPU and RAM Usage in Mobile Applications: Among Cross-Platform and Native Development </w:t>
+      </w:r>
+      <w:proofErr w:type="gramStart"/>
+      <w:r>
+        <w:rPr>
+          <w:rFonts w:cs="Times New Roman"/>
+          <w:szCs w:val="28"/>
+          <w:lang w:val="en-US"/>
+        </w:rPr>
+        <w:t>Approaches :</w:t>
+      </w:r>
+      <w:proofErr w:type="gramEnd"/>
+      <w:r>
+        <w:rPr>
+          <w:rFonts w:cs="Times New Roman"/>
+          <w:szCs w:val="28"/>
+          <w:lang w:val="en-US"/>
+        </w:rPr>
+        <w:t xml:space="preserve"> bachelor's thesis / S. </w:t>
+      </w:r>
+      <w:proofErr w:type="spellStart"/>
+      <w:r>
+        <w:rPr>
+          <w:rFonts w:cs="Times New Roman"/>
+          <w:szCs w:val="28"/>
+          <w:lang w:val="en-US"/>
+        </w:rPr>
+        <w:t>Ametova</w:t>
+      </w:r>
+      <w:proofErr w:type="spellEnd"/>
+      <w:r>
+        <w:rPr>
+          <w:rFonts w:cs="Times New Roman"/>
+          <w:szCs w:val="28"/>
+          <w:lang w:val="en-US"/>
+        </w:rPr>
+        <w:t xml:space="preserve">, T. </w:t>
+      </w:r>
+      <w:proofErr w:type="spellStart"/>
+      <w:r>
+        <w:rPr>
+          <w:rFonts w:cs="Times New Roman"/>
+          <w:szCs w:val="28"/>
+          <w:lang w:val="en-US"/>
+        </w:rPr>
+        <w:t>Lindström</w:t>
+      </w:r>
+      <w:proofErr w:type="spellEnd"/>
+      <w:r>
+        <w:rPr>
+          <w:rFonts w:cs="Times New Roman"/>
+          <w:szCs w:val="28"/>
+          <w:lang w:val="en-US"/>
+        </w:rPr>
+        <w:t xml:space="preserve">. — </w:t>
+      </w:r>
+      <w:proofErr w:type="gramStart"/>
+      <w:r>
+        <w:rPr>
+          <w:rFonts w:cs="Times New Roman"/>
+          <w:szCs w:val="28"/>
+          <w:lang w:val="en-US"/>
+        </w:rPr>
+        <w:t>Jönköping :</w:t>
+      </w:r>
+      <w:proofErr w:type="gramEnd"/>
+      <w:r>
+        <w:rPr>
+          <w:rFonts w:cs="Times New Roman"/>
+          <w:szCs w:val="28"/>
+          <w:lang w:val="en-US"/>
+        </w:rPr>
+        <w:t xml:space="preserve"> Jönköping University, 2023. — 89 p.</w:t>
       </w:r>
     </w:p>
     <w:p>
@@ -10357,7 +12379,43 @@
           <w:lang w:val="en-US"/>
         </w:rPr>
         <w:lastRenderedPageBreak/>
-        <w:t>Andersson H. A Comparison of the Performance of an Android Application Developed in Native and Cross-Platform: Using the Native Android SDK and Flutter : bachelor's thesis / H. Andersson. — Karlskrona : Blekinge Institute of Technology, 2022. — 51 p.</w:t>
+        <w:t xml:space="preserve">Andersson H. A Comparison of the Performance of an Android Application Developed in Native and Cross-Platform: Using the Native Android SDK and </w:t>
+      </w:r>
+      <w:proofErr w:type="gramStart"/>
+      <w:r>
+        <w:rPr>
+          <w:rFonts w:cs="Times New Roman"/>
+          <w:szCs w:val="28"/>
+          <w:lang w:val="en-US"/>
+        </w:rPr>
+        <w:t>Flutter :</w:t>
+      </w:r>
+      <w:proofErr w:type="gramEnd"/>
+      <w:r>
+        <w:rPr>
+          <w:rFonts w:cs="Times New Roman"/>
+          <w:szCs w:val="28"/>
+          <w:lang w:val="en-US"/>
+        </w:rPr>
+        <w:t xml:space="preserve"> bachelor's thesis / H. Andersson. — </w:t>
+      </w:r>
+      <w:proofErr w:type="gramStart"/>
+      <w:r>
+        <w:rPr>
+          <w:rFonts w:cs="Times New Roman"/>
+          <w:szCs w:val="28"/>
+          <w:lang w:val="en-US"/>
+        </w:rPr>
+        <w:t>Karlskrona :</w:t>
+      </w:r>
+      <w:proofErr w:type="gramEnd"/>
+      <w:r>
+        <w:rPr>
+          <w:rFonts w:cs="Times New Roman"/>
+          <w:szCs w:val="28"/>
+          <w:lang w:val="en-US"/>
+        </w:rPr>
+        <w:t xml:space="preserve"> Blekinge Institute of Technology, 2022. — 51 p.</w:t>
       </w:r>
     </w:p>
     <w:p>
@@ -10379,7 +12437,43 @@
           <w:szCs w:val="28"/>
           <w:lang w:val="en-US"/>
         </w:rPr>
-        <w:t xml:space="preserve">Capacitor by Ionic — Cross-platform apps with web technology [Электронный ресурс]. — URL: </w:t>
+        <w:t>Capacitor by Ionic — Cross-platform apps with web technology [</w:t>
+      </w:r>
+      <w:proofErr w:type="spellStart"/>
+      <w:r>
+        <w:rPr>
+          <w:rFonts w:cs="Times New Roman"/>
+          <w:szCs w:val="28"/>
+          <w:lang w:val="en-US"/>
+        </w:rPr>
+        <w:t>Электронный</w:t>
+      </w:r>
+      <w:proofErr w:type="spellEnd"/>
+      <w:r>
+        <w:rPr>
+          <w:rFonts w:cs="Times New Roman"/>
+          <w:szCs w:val="28"/>
+          <w:lang w:val="en-US"/>
+        </w:rPr>
+        <w:t xml:space="preserve"> </w:t>
+      </w:r>
+      <w:proofErr w:type="spellStart"/>
+      <w:r>
+        <w:rPr>
+          <w:rFonts w:cs="Times New Roman"/>
+          <w:szCs w:val="28"/>
+          <w:lang w:val="en-US"/>
+        </w:rPr>
+        <w:t>ресурс</w:t>
+      </w:r>
+      <w:proofErr w:type="spellEnd"/>
+      <w:r>
+        <w:rPr>
+          <w:rFonts w:cs="Times New Roman"/>
+          <w:szCs w:val="28"/>
+          <w:lang w:val="en-US"/>
+        </w:rPr>
+        <w:t xml:space="preserve">]. — URL: </w:t>
       </w:r>
       <w:hyperlink r:id="rId18" w:history="1">
         <w:r>
@@ -10398,7 +12492,43 @@
           <w:szCs w:val="28"/>
           <w:lang w:val="en-US"/>
         </w:rPr>
-        <w:t xml:space="preserve"> (дата обращения: 18.02.2026).</w:t>
+        <w:t xml:space="preserve"> (</w:t>
+      </w:r>
+      <w:proofErr w:type="spellStart"/>
+      <w:r>
+        <w:rPr>
+          <w:rFonts w:cs="Times New Roman"/>
+          <w:szCs w:val="28"/>
+          <w:lang w:val="en-US"/>
+        </w:rPr>
+        <w:t>дата</w:t>
+      </w:r>
+      <w:proofErr w:type="spellEnd"/>
+      <w:r>
+        <w:rPr>
+          <w:rFonts w:cs="Times New Roman"/>
+          <w:szCs w:val="28"/>
+          <w:lang w:val="en-US"/>
+        </w:rPr>
+        <w:t xml:space="preserve"> </w:t>
+      </w:r>
+      <w:proofErr w:type="spellStart"/>
+      <w:r>
+        <w:rPr>
+          <w:rFonts w:cs="Times New Roman"/>
+          <w:szCs w:val="28"/>
+          <w:lang w:val="en-US"/>
+        </w:rPr>
+        <w:t>обращения</w:t>
+      </w:r>
+      <w:proofErr w:type="spellEnd"/>
+      <w:r>
+        <w:rPr>
+          <w:rFonts w:cs="Times New Roman"/>
+          <w:szCs w:val="28"/>
+          <w:lang w:val="en-US"/>
+        </w:rPr>
+        <w:t>: 18.02.2026).</w:t>
       </w:r>
     </w:p>
     <w:p>
@@ -10420,7 +12550,43 @@
           <w:szCs w:val="28"/>
           <w:lang w:val="en-US"/>
         </w:rPr>
-        <w:t xml:space="preserve">Choose the right web target for a Kotlin Multiplatform project [Электронный ресурс] // Kotlin Documentation. — URL: </w:t>
+        <w:t>Choose the right web target for a Kotlin Multiplatform project [</w:t>
+      </w:r>
+      <w:proofErr w:type="spellStart"/>
+      <w:r>
+        <w:rPr>
+          <w:rFonts w:cs="Times New Roman"/>
+          <w:szCs w:val="28"/>
+          <w:lang w:val="en-US"/>
+        </w:rPr>
+        <w:t>Электронный</w:t>
+      </w:r>
+      <w:proofErr w:type="spellEnd"/>
+      <w:r>
+        <w:rPr>
+          <w:rFonts w:cs="Times New Roman"/>
+          <w:szCs w:val="28"/>
+          <w:lang w:val="en-US"/>
+        </w:rPr>
+        <w:t xml:space="preserve"> </w:t>
+      </w:r>
+      <w:proofErr w:type="spellStart"/>
+      <w:r>
+        <w:rPr>
+          <w:rFonts w:cs="Times New Roman"/>
+          <w:szCs w:val="28"/>
+          <w:lang w:val="en-US"/>
+        </w:rPr>
+        <w:t>ресурс</w:t>
+      </w:r>
+      <w:proofErr w:type="spellEnd"/>
+      <w:r>
+        <w:rPr>
+          <w:rFonts w:cs="Times New Roman"/>
+          <w:szCs w:val="28"/>
+          <w:lang w:val="en-US"/>
+        </w:rPr>
+        <w:t xml:space="preserve">] // Kotlin Documentation. — URL: </w:t>
       </w:r>
       <w:hyperlink r:id="rId19" w:history="1">
         <w:r>
@@ -10439,7 +12605,43 @@
           <w:szCs w:val="28"/>
           <w:lang w:val="en-US"/>
         </w:rPr>
-        <w:t xml:space="preserve"> (дата обращения: 16.02.2026).</w:t>
+        <w:t xml:space="preserve"> (</w:t>
+      </w:r>
+      <w:proofErr w:type="spellStart"/>
+      <w:r>
+        <w:rPr>
+          <w:rFonts w:cs="Times New Roman"/>
+          <w:szCs w:val="28"/>
+          <w:lang w:val="en-US"/>
+        </w:rPr>
+        <w:t>дата</w:t>
+      </w:r>
+      <w:proofErr w:type="spellEnd"/>
+      <w:r>
+        <w:rPr>
+          <w:rFonts w:cs="Times New Roman"/>
+          <w:szCs w:val="28"/>
+          <w:lang w:val="en-US"/>
+        </w:rPr>
+        <w:t xml:space="preserve"> </w:t>
+      </w:r>
+      <w:proofErr w:type="spellStart"/>
+      <w:r>
+        <w:rPr>
+          <w:rFonts w:cs="Times New Roman"/>
+          <w:szCs w:val="28"/>
+          <w:lang w:val="en-US"/>
+        </w:rPr>
+        <w:t>обращения</w:t>
+      </w:r>
+      <w:proofErr w:type="spellEnd"/>
+      <w:r>
+        <w:rPr>
+          <w:rFonts w:cs="Times New Roman"/>
+          <w:szCs w:val="28"/>
+          <w:lang w:val="en-US"/>
+        </w:rPr>
+        <w:t>: 16.02.2026).</w:t>
       </w:r>
     </w:p>
     <w:p>
@@ -10461,7 +12663,43 @@
           <w:szCs w:val="28"/>
           <w:lang w:val="en-US"/>
         </w:rPr>
-        <w:t xml:space="preserve">Compose Multiplatform 1.9.0 Released: Compose Multiplatform for Web Goes Beta [Электронный ресурс] // JetBrains Blog. — 2025. — URL: </w:t>
+        <w:t>Compose Multiplatform 1.9.0 Released: Compose Multiplatform for Web Goes Beta [</w:t>
+      </w:r>
+      <w:proofErr w:type="spellStart"/>
+      <w:r>
+        <w:rPr>
+          <w:rFonts w:cs="Times New Roman"/>
+          <w:szCs w:val="28"/>
+          <w:lang w:val="en-US"/>
+        </w:rPr>
+        <w:t>Электронный</w:t>
+      </w:r>
+      <w:proofErr w:type="spellEnd"/>
+      <w:r>
+        <w:rPr>
+          <w:rFonts w:cs="Times New Roman"/>
+          <w:szCs w:val="28"/>
+          <w:lang w:val="en-US"/>
+        </w:rPr>
+        <w:t xml:space="preserve"> </w:t>
+      </w:r>
+      <w:proofErr w:type="spellStart"/>
+      <w:r>
+        <w:rPr>
+          <w:rFonts w:cs="Times New Roman"/>
+          <w:szCs w:val="28"/>
+          <w:lang w:val="en-US"/>
+        </w:rPr>
+        <w:t>ресурс</w:t>
+      </w:r>
+      <w:proofErr w:type="spellEnd"/>
+      <w:r>
+        <w:rPr>
+          <w:rFonts w:cs="Times New Roman"/>
+          <w:szCs w:val="28"/>
+          <w:lang w:val="en-US"/>
+        </w:rPr>
+        <w:t xml:space="preserve">] // JetBrains Blog. — 2025. — URL: </w:t>
       </w:r>
       <w:hyperlink r:id="rId20" w:history="1">
         <w:r>
@@ -10480,7 +12718,43 @@
           <w:szCs w:val="28"/>
           <w:lang w:val="en-US"/>
         </w:rPr>
-        <w:t xml:space="preserve"> (дата обращения: 16.02.2026).</w:t>
+        <w:t xml:space="preserve"> (</w:t>
+      </w:r>
+      <w:proofErr w:type="spellStart"/>
+      <w:r>
+        <w:rPr>
+          <w:rFonts w:cs="Times New Roman"/>
+          <w:szCs w:val="28"/>
+          <w:lang w:val="en-US"/>
+        </w:rPr>
+        <w:t>дата</w:t>
+      </w:r>
+      <w:proofErr w:type="spellEnd"/>
+      <w:r>
+        <w:rPr>
+          <w:rFonts w:cs="Times New Roman"/>
+          <w:szCs w:val="28"/>
+          <w:lang w:val="en-US"/>
+        </w:rPr>
+        <w:t xml:space="preserve"> </w:t>
+      </w:r>
+      <w:proofErr w:type="spellStart"/>
+      <w:r>
+        <w:rPr>
+          <w:rFonts w:cs="Times New Roman"/>
+          <w:szCs w:val="28"/>
+          <w:lang w:val="en-US"/>
+        </w:rPr>
+        <w:t>обращения</w:t>
+      </w:r>
+      <w:proofErr w:type="spellEnd"/>
+      <w:r>
+        <w:rPr>
+          <w:rFonts w:cs="Times New Roman"/>
+          <w:szCs w:val="28"/>
+          <w:lang w:val="en-US"/>
+        </w:rPr>
+        <w:t>: 16.02.2026).</w:t>
       </w:r>
     </w:p>
     <w:p>
@@ -10502,7 +12776,43 @@
           <w:szCs w:val="28"/>
           <w:lang w:val="en-US"/>
         </w:rPr>
-        <w:t xml:space="preserve">Cross Platform App Development Framework Market Size 2034 [Электронный ресурс] // Market Research Future. — URL: </w:t>
+        <w:t>Cross Platform App Development Framework Market Size 2034 [</w:t>
+      </w:r>
+      <w:proofErr w:type="spellStart"/>
+      <w:r>
+        <w:rPr>
+          <w:rFonts w:cs="Times New Roman"/>
+          <w:szCs w:val="28"/>
+          <w:lang w:val="en-US"/>
+        </w:rPr>
+        <w:t>Электронный</w:t>
+      </w:r>
+      <w:proofErr w:type="spellEnd"/>
+      <w:r>
+        <w:rPr>
+          <w:rFonts w:cs="Times New Roman"/>
+          <w:szCs w:val="28"/>
+          <w:lang w:val="en-US"/>
+        </w:rPr>
+        <w:t xml:space="preserve"> </w:t>
+      </w:r>
+      <w:proofErr w:type="spellStart"/>
+      <w:r>
+        <w:rPr>
+          <w:rFonts w:cs="Times New Roman"/>
+          <w:szCs w:val="28"/>
+          <w:lang w:val="en-US"/>
+        </w:rPr>
+        <w:t>ресурс</w:t>
+      </w:r>
+      <w:proofErr w:type="spellEnd"/>
+      <w:r>
+        <w:rPr>
+          <w:rFonts w:cs="Times New Roman"/>
+          <w:szCs w:val="28"/>
+          <w:lang w:val="en-US"/>
+        </w:rPr>
+        <w:t xml:space="preserve">] // Market Research Future. — URL: </w:t>
       </w:r>
       <w:hyperlink r:id="rId21" w:history="1">
         <w:r>
@@ -10521,7 +12831,43 @@
           <w:szCs w:val="28"/>
           <w:lang w:val="en-US"/>
         </w:rPr>
-        <w:t xml:space="preserve"> (дата обращения: 16.02.2026).</w:t>
+        <w:t xml:space="preserve"> (</w:t>
+      </w:r>
+      <w:proofErr w:type="spellStart"/>
+      <w:r>
+        <w:rPr>
+          <w:rFonts w:cs="Times New Roman"/>
+          <w:szCs w:val="28"/>
+          <w:lang w:val="en-US"/>
+        </w:rPr>
+        <w:t>дата</w:t>
+      </w:r>
+      <w:proofErr w:type="spellEnd"/>
+      <w:r>
+        <w:rPr>
+          <w:rFonts w:cs="Times New Roman"/>
+          <w:szCs w:val="28"/>
+          <w:lang w:val="en-US"/>
+        </w:rPr>
+        <w:t xml:space="preserve"> </w:t>
+      </w:r>
+      <w:proofErr w:type="spellStart"/>
+      <w:r>
+        <w:rPr>
+          <w:rFonts w:cs="Times New Roman"/>
+          <w:szCs w:val="28"/>
+          <w:lang w:val="en-US"/>
+        </w:rPr>
+        <w:t>обращения</w:t>
+      </w:r>
+      <w:proofErr w:type="spellEnd"/>
+      <w:r>
+        <w:rPr>
+          <w:rFonts w:cs="Times New Roman"/>
+          <w:szCs w:val="28"/>
+          <w:lang w:val="en-US"/>
+        </w:rPr>
+        <w:t>: 16.02.2026).</w:t>
       </w:r>
     </w:p>
     <w:p>
@@ -10543,7 +12889,43 @@
           <w:szCs w:val="28"/>
           <w:lang w:val="en-US"/>
         </w:rPr>
-        <w:t xml:space="preserve">Flutter — Build apps for any screen [Электронный ресурс]. — URL: </w:t>
+        <w:t>Flutter — Build apps for any screen [</w:t>
+      </w:r>
+      <w:proofErr w:type="spellStart"/>
+      <w:r>
+        <w:rPr>
+          <w:rFonts w:cs="Times New Roman"/>
+          <w:szCs w:val="28"/>
+          <w:lang w:val="en-US"/>
+        </w:rPr>
+        <w:t>Электронный</w:t>
+      </w:r>
+      <w:proofErr w:type="spellEnd"/>
+      <w:r>
+        <w:rPr>
+          <w:rFonts w:cs="Times New Roman"/>
+          <w:szCs w:val="28"/>
+          <w:lang w:val="en-US"/>
+        </w:rPr>
+        <w:t xml:space="preserve"> </w:t>
+      </w:r>
+      <w:proofErr w:type="spellStart"/>
+      <w:r>
+        <w:rPr>
+          <w:rFonts w:cs="Times New Roman"/>
+          <w:szCs w:val="28"/>
+          <w:lang w:val="en-US"/>
+        </w:rPr>
+        <w:t>ресурс</w:t>
+      </w:r>
+      <w:proofErr w:type="spellEnd"/>
+      <w:r>
+        <w:rPr>
+          <w:rFonts w:cs="Times New Roman"/>
+          <w:szCs w:val="28"/>
+          <w:lang w:val="en-US"/>
+        </w:rPr>
+        <w:t xml:space="preserve">]. — URL: </w:t>
       </w:r>
       <w:hyperlink r:id="rId22" w:history="1">
         <w:r>
@@ -10562,7 +12944,43 @@
           <w:szCs w:val="28"/>
           <w:lang w:val="en-US"/>
         </w:rPr>
-        <w:t xml:space="preserve"> (дата обращения: 16.02.2026).</w:t>
+        <w:t xml:space="preserve"> (</w:t>
+      </w:r>
+      <w:proofErr w:type="spellStart"/>
+      <w:r>
+        <w:rPr>
+          <w:rFonts w:cs="Times New Roman"/>
+          <w:szCs w:val="28"/>
+          <w:lang w:val="en-US"/>
+        </w:rPr>
+        <w:t>дата</w:t>
+      </w:r>
+      <w:proofErr w:type="spellEnd"/>
+      <w:r>
+        <w:rPr>
+          <w:rFonts w:cs="Times New Roman"/>
+          <w:szCs w:val="28"/>
+          <w:lang w:val="en-US"/>
+        </w:rPr>
+        <w:t xml:space="preserve"> </w:t>
+      </w:r>
+      <w:proofErr w:type="spellStart"/>
+      <w:r>
+        <w:rPr>
+          <w:rFonts w:cs="Times New Roman"/>
+          <w:szCs w:val="28"/>
+          <w:lang w:val="en-US"/>
+        </w:rPr>
+        <w:t>обращения</w:t>
+      </w:r>
+      <w:proofErr w:type="spellEnd"/>
+      <w:r>
+        <w:rPr>
+          <w:rFonts w:cs="Times New Roman"/>
+          <w:szCs w:val="28"/>
+          <w:lang w:val="en-US"/>
+        </w:rPr>
+        <w:t>: 16.02.2026).</w:t>
       </w:r>
     </w:p>
     <w:p>
@@ -10584,7 +13002,43 @@
           <w:szCs w:val="28"/>
           <w:lang w:val="en-US"/>
         </w:rPr>
-        <w:t xml:space="preserve">Flutter App Development: pros, cons, and How to Use Flutter [Электронный ресурс] // Scand. — 2025. — URL: </w:t>
+        <w:t>Flutter App Development: pros, cons, and How to Use Flutter [</w:t>
+      </w:r>
+      <w:proofErr w:type="spellStart"/>
+      <w:r>
+        <w:rPr>
+          <w:rFonts w:cs="Times New Roman"/>
+          <w:szCs w:val="28"/>
+          <w:lang w:val="en-US"/>
+        </w:rPr>
+        <w:t>Электронный</w:t>
+      </w:r>
+      <w:proofErr w:type="spellEnd"/>
+      <w:r>
+        <w:rPr>
+          <w:rFonts w:cs="Times New Roman"/>
+          <w:szCs w:val="28"/>
+          <w:lang w:val="en-US"/>
+        </w:rPr>
+        <w:t xml:space="preserve"> </w:t>
+      </w:r>
+      <w:proofErr w:type="spellStart"/>
+      <w:r>
+        <w:rPr>
+          <w:rFonts w:cs="Times New Roman"/>
+          <w:szCs w:val="28"/>
+          <w:lang w:val="en-US"/>
+        </w:rPr>
+        <w:t>ресурс</w:t>
+      </w:r>
+      <w:proofErr w:type="spellEnd"/>
+      <w:r>
+        <w:rPr>
+          <w:rFonts w:cs="Times New Roman"/>
+          <w:szCs w:val="28"/>
+          <w:lang w:val="en-US"/>
+        </w:rPr>
+        <w:t xml:space="preserve">] // Scand. — 2025. — URL: </w:t>
       </w:r>
       <w:hyperlink r:id="rId23" w:history="1">
         <w:r>
@@ -10603,7 +13057,43 @@
           <w:szCs w:val="28"/>
           <w:lang w:val="en-US"/>
         </w:rPr>
-        <w:t xml:space="preserve"> (дата обращения: 16.02.2026).</w:t>
+        <w:t xml:space="preserve"> (</w:t>
+      </w:r>
+      <w:proofErr w:type="spellStart"/>
+      <w:r>
+        <w:rPr>
+          <w:rFonts w:cs="Times New Roman"/>
+          <w:szCs w:val="28"/>
+          <w:lang w:val="en-US"/>
+        </w:rPr>
+        <w:t>дата</w:t>
+      </w:r>
+      <w:proofErr w:type="spellEnd"/>
+      <w:r>
+        <w:rPr>
+          <w:rFonts w:cs="Times New Roman"/>
+          <w:szCs w:val="28"/>
+          <w:lang w:val="en-US"/>
+        </w:rPr>
+        <w:t xml:space="preserve"> </w:t>
+      </w:r>
+      <w:proofErr w:type="spellStart"/>
+      <w:r>
+        <w:rPr>
+          <w:rFonts w:cs="Times New Roman"/>
+          <w:szCs w:val="28"/>
+          <w:lang w:val="en-US"/>
+        </w:rPr>
+        <w:t>обращения</w:t>
+      </w:r>
+      <w:proofErr w:type="spellEnd"/>
+      <w:r>
+        <w:rPr>
+          <w:rFonts w:cs="Times New Roman"/>
+          <w:szCs w:val="28"/>
+          <w:lang w:val="en-US"/>
+        </w:rPr>
+        <w:t>: 16.02.2026).</w:t>
       </w:r>
     </w:p>
     <w:p>
@@ -10633,6 +13123,7 @@
         </w:rPr>
         <w:t xml:space="preserve">[Электронный ресурс] // </w:t>
       </w:r>
+      <w:proofErr w:type="spellStart"/>
       <w:r>
         <w:rPr>
           <w:rFonts w:cs="Times New Roman"/>
@@ -10641,6 +13132,7 @@
         </w:rPr>
         <w:t>LeanCode</w:t>
       </w:r>
+      <w:proofErr w:type="spellEnd"/>
       <w:r>
         <w:rPr>
           <w:rFonts w:cs="Times New Roman"/>
@@ -10681,6 +13173,7 @@
           </w:rPr>
           <w:t>://</w:t>
         </w:r>
+        <w:proofErr w:type="spellStart"/>
         <w:r>
           <w:rPr>
             <w:rStyle w:val="Hyperlink"/>
@@ -10690,6 +13183,7 @@
           </w:rPr>
           <w:t>leancode</w:t>
         </w:r>
+        <w:proofErr w:type="spellEnd"/>
         <w:r>
           <w:rPr>
             <w:rStyle w:val="Hyperlink"/>
@@ -10867,7 +13361,25 @@
           <w:szCs w:val="28"/>
           <w:lang w:val="en-US"/>
         </w:rPr>
-        <w:t xml:space="preserve">] // HeadSpin. — URL: </w:t>
+        <w:t xml:space="preserve">] // </w:t>
+      </w:r>
+      <w:proofErr w:type="spellStart"/>
+      <w:r>
+        <w:rPr>
+          <w:rFonts w:cs="Times New Roman"/>
+          <w:szCs w:val="28"/>
+          <w:lang w:val="en-US"/>
+        </w:rPr>
+        <w:t>HeadSpin</w:t>
+      </w:r>
+      <w:proofErr w:type="spellEnd"/>
+      <w:r>
+        <w:rPr>
+          <w:rFonts w:cs="Times New Roman"/>
+          <w:szCs w:val="28"/>
+          <w:lang w:val="en-US"/>
+        </w:rPr>
+        <w:t xml:space="preserve">. — URL: </w:t>
       </w:r>
       <w:hyperlink r:id="rId25" w:history="1">
         <w:r>
@@ -10938,7 +13450,43 @@
           <w:szCs w:val="28"/>
           <w:lang w:val="en-US"/>
         </w:rPr>
-        <w:t xml:space="preserve">Hierarchical project structure [Электронный ресурс] // Kotlin Multiplatform Documentation. — URL: </w:t>
+        <w:t>Hierarchical project structure [</w:t>
+      </w:r>
+      <w:proofErr w:type="spellStart"/>
+      <w:r>
+        <w:rPr>
+          <w:rFonts w:cs="Times New Roman"/>
+          <w:szCs w:val="28"/>
+          <w:lang w:val="en-US"/>
+        </w:rPr>
+        <w:t>Электронный</w:t>
+      </w:r>
+      <w:proofErr w:type="spellEnd"/>
+      <w:r>
+        <w:rPr>
+          <w:rFonts w:cs="Times New Roman"/>
+          <w:szCs w:val="28"/>
+          <w:lang w:val="en-US"/>
+        </w:rPr>
+        <w:t xml:space="preserve"> </w:t>
+      </w:r>
+      <w:proofErr w:type="spellStart"/>
+      <w:r>
+        <w:rPr>
+          <w:rFonts w:cs="Times New Roman"/>
+          <w:szCs w:val="28"/>
+          <w:lang w:val="en-US"/>
+        </w:rPr>
+        <w:t>ресурс</w:t>
+      </w:r>
+      <w:proofErr w:type="spellEnd"/>
+      <w:r>
+        <w:rPr>
+          <w:rFonts w:cs="Times New Roman"/>
+          <w:szCs w:val="28"/>
+          <w:lang w:val="en-US"/>
+        </w:rPr>
+        <w:t xml:space="preserve">] // Kotlin Multiplatform Documentation. — URL: </w:t>
       </w:r>
       <w:hyperlink r:id="rId26" w:history="1">
         <w:r>
@@ -10957,7 +13505,43 @@
           <w:szCs w:val="28"/>
           <w:lang w:val="en-US"/>
         </w:rPr>
-        <w:t xml:space="preserve"> (дата обращения: 24.02.2026).</w:t>
+        <w:t xml:space="preserve"> (</w:t>
+      </w:r>
+      <w:proofErr w:type="spellStart"/>
+      <w:r>
+        <w:rPr>
+          <w:rFonts w:cs="Times New Roman"/>
+          <w:szCs w:val="28"/>
+          <w:lang w:val="en-US"/>
+        </w:rPr>
+        <w:t>дата</w:t>
+      </w:r>
+      <w:proofErr w:type="spellEnd"/>
+      <w:r>
+        <w:rPr>
+          <w:rFonts w:cs="Times New Roman"/>
+          <w:szCs w:val="28"/>
+          <w:lang w:val="en-US"/>
+        </w:rPr>
+        <w:t xml:space="preserve"> </w:t>
+      </w:r>
+      <w:proofErr w:type="spellStart"/>
+      <w:r>
+        <w:rPr>
+          <w:rFonts w:cs="Times New Roman"/>
+          <w:szCs w:val="28"/>
+          <w:lang w:val="en-US"/>
+        </w:rPr>
+        <w:t>обращения</w:t>
+      </w:r>
+      <w:proofErr w:type="spellEnd"/>
+      <w:r>
+        <w:rPr>
+          <w:rFonts w:cs="Times New Roman"/>
+          <w:szCs w:val="28"/>
+          <w:lang w:val="en-US"/>
+        </w:rPr>
+        <w:t>: 24.02.2026).</w:t>
       </w:r>
     </w:p>
     <w:p>
@@ -10979,7 +13563,61 @@
           <w:szCs w:val="28"/>
           <w:lang w:val="en-US"/>
         </w:rPr>
-        <w:t xml:space="preserve">How Android Fragmentation Complicates Application Quality [Электронный ресурс] // SmartBear. — URL: </w:t>
+        <w:t>How Android Fragmentation Complicates Application Quality [</w:t>
+      </w:r>
+      <w:proofErr w:type="spellStart"/>
+      <w:r>
+        <w:rPr>
+          <w:rFonts w:cs="Times New Roman"/>
+          <w:szCs w:val="28"/>
+          <w:lang w:val="en-US"/>
+        </w:rPr>
+        <w:t>Электронный</w:t>
+      </w:r>
+      <w:proofErr w:type="spellEnd"/>
+      <w:r>
+        <w:rPr>
+          <w:rFonts w:cs="Times New Roman"/>
+          <w:szCs w:val="28"/>
+          <w:lang w:val="en-US"/>
+        </w:rPr>
+        <w:t xml:space="preserve"> </w:t>
+      </w:r>
+      <w:proofErr w:type="spellStart"/>
+      <w:r>
+        <w:rPr>
+          <w:rFonts w:cs="Times New Roman"/>
+          <w:szCs w:val="28"/>
+          <w:lang w:val="en-US"/>
+        </w:rPr>
+        <w:t>ресурс</w:t>
+      </w:r>
+      <w:proofErr w:type="spellEnd"/>
+      <w:r>
+        <w:rPr>
+          <w:rFonts w:cs="Times New Roman"/>
+          <w:szCs w:val="28"/>
+          <w:lang w:val="en-US"/>
+        </w:rPr>
+        <w:t xml:space="preserve">] // </w:t>
+      </w:r>
+      <w:proofErr w:type="spellStart"/>
+      <w:r>
+        <w:rPr>
+          <w:rFonts w:cs="Times New Roman"/>
+          <w:szCs w:val="28"/>
+          <w:lang w:val="en-US"/>
+        </w:rPr>
+        <w:t>SmartBear</w:t>
+      </w:r>
+      <w:proofErr w:type="spellEnd"/>
+      <w:r>
+        <w:rPr>
+          <w:rFonts w:cs="Times New Roman"/>
+          <w:szCs w:val="28"/>
+          <w:lang w:val="en-US"/>
+        </w:rPr>
+        <w:t xml:space="preserve">. — URL: </w:t>
       </w:r>
       <w:hyperlink r:id="rId27" w:history="1">
         <w:r>
@@ -10998,7 +13636,43 @@
           <w:szCs w:val="28"/>
           <w:lang w:val="en-US"/>
         </w:rPr>
-        <w:t xml:space="preserve"> (дата обращения: 16.02.2026).</w:t>
+        <w:t xml:space="preserve"> (</w:t>
+      </w:r>
+      <w:proofErr w:type="spellStart"/>
+      <w:r>
+        <w:rPr>
+          <w:rFonts w:cs="Times New Roman"/>
+          <w:szCs w:val="28"/>
+          <w:lang w:val="en-US"/>
+        </w:rPr>
+        <w:t>дата</w:t>
+      </w:r>
+      <w:proofErr w:type="spellEnd"/>
+      <w:r>
+        <w:rPr>
+          <w:rFonts w:cs="Times New Roman"/>
+          <w:szCs w:val="28"/>
+          <w:lang w:val="en-US"/>
+        </w:rPr>
+        <w:t xml:space="preserve"> </w:t>
+      </w:r>
+      <w:proofErr w:type="spellStart"/>
+      <w:r>
+        <w:rPr>
+          <w:rFonts w:cs="Times New Roman"/>
+          <w:szCs w:val="28"/>
+          <w:lang w:val="en-US"/>
+        </w:rPr>
+        <w:t>обращения</w:t>
+      </w:r>
+      <w:proofErr w:type="spellEnd"/>
+      <w:r>
+        <w:rPr>
+          <w:rFonts w:cs="Times New Roman"/>
+          <w:szCs w:val="28"/>
+          <w:lang w:val="en-US"/>
+        </w:rPr>
+        <w:t>: 16.02.2026).</w:t>
       </w:r>
     </w:p>
     <w:p>
@@ -11020,7 +13694,43 @@
           <w:szCs w:val="28"/>
           <w:lang w:val="en-US"/>
         </w:rPr>
-        <w:t xml:space="preserve">Ionic Framework — The Cross-Platform App Development Leader [Электронный ресурс]. — URL: </w:t>
+        <w:t>Ionic Framework — The Cross-Platform App Development Leader [</w:t>
+      </w:r>
+      <w:proofErr w:type="spellStart"/>
+      <w:r>
+        <w:rPr>
+          <w:rFonts w:cs="Times New Roman"/>
+          <w:szCs w:val="28"/>
+          <w:lang w:val="en-US"/>
+        </w:rPr>
+        <w:t>Электронный</w:t>
+      </w:r>
+      <w:proofErr w:type="spellEnd"/>
+      <w:r>
+        <w:rPr>
+          <w:rFonts w:cs="Times New Roman"/>
+          <w:szCs w:val="28"/>
+          <w:lang w:val="en-US"/>
+        </w:rPr>
+        <w:t xml:space="preserve"> </w:t>
+      </w:r>
+      <w:proofErr w:type="spellStart"/>
+      <w:r>
+        <w:rPr>
+          <w:rFonts w:cs="Times New Roman"/>
+          <w:szCs w:val="28"/>
+          <w:lang w:val="en-US"/>
+        </w:rPr>
+        <w:t>ресурс</w:t>
+      </w:r>
+      <w:proofErr w:type="spellEnd"/>
+      <w:r>
+        <w:rPr>
+          <w:rFonts w:cs="Times New Roman"/>
+          <w:szCs w:val="28"/>
+          <w:lang w:val="en-US"/>
+        </w:rPr>
+        <w:t xml:space="preserve">]. — URL: </w:t>
       </w:r>
       <w:hyperlink r:id="rId28" w:history="1">
         <w:r>
@@ -11039,7 +13749,43 @@
           <w:szCs w:val="28"/>
           <w:lang w:val="en-US"/>
         </w:rPr>
-        <w:t xml:space="preserve"> (дата обращения: 18.02.2026).</w:t>
+        <w:t xml:space="preserve"> (</w:t>
+      </w:r>
+      <w:proofErr w:type="spellStart"/>
+      <w:r>
+        <w:rPr>
+          <w:rFonts w:cs="Times New Roman"/>
+          <w:szCs w:val="28"/>
+          <w:lang w:val="en-US"/>
+        </w:rPr>
+        <w:t>дата</w:t>
+      </w:r>
+      <w:proofErr w:type="spellEnd"/>
+      <w:r>
+        <w:rPr>
+          <w:rFonts w:cs="Times New Roman"/>
+          <w:szCs w:val="28"/>
+          <w:lang w:val="en-US"/>
+        </w:rPr>
+        <w:t xml:space="preserve"> </w:t>
+      </w:r>
+      <w:proofErr w:type="spellStart"/>
+      <w:r>
+        <w:rPr>
+          <w:rFonts w:cs="Times New Roman"/>
+          <w:szCs w:val="28"/>
+          <w:lang w:val="en-US"/>
+        </w:rPr>
+        <w:t>обращения</w:t>
+      </w:r>
+      <w:proofErr w:type="spellEnd"/>
+      <w:r>
+        <w:rPr>
+          <w:rFonts w:cs="Times New Roman"/>
+          <w:szCs w:val="28"/>
+          <w:lang w:val="en-US"/>
+        </w:rPr>
+        <w:t>: 18.02.2026).</w:t>
       </w:r>
     </w:p>
     <w:p>
@@ -11055,13 +13801,41 @@
           <w:lang w:val="en-US"/>
         </w:rPr>
       </w:pPr>
-      <w:r>
-        <w:rPr>
-          <w:rFonts w:cs="Times New Roman"/>
-          <w:szCs w:val="28"/>
-          <w:lang w:val="en-US"/>
-        </w:rPr>
-        <w:t>Iwaya L. H., Babar M. A., Rashid A., Wijayarathna C. On the privacy of mental health apps // Empirical Software Engineering. — 2023. — № 28. — P. 1–42. DOI: 10.1007/s10664-022-10236-0.</w:t>
+      <w:proofErr w:type="spellStart"/>
+      <w:r>
+        <w:rPr>
+          <w:rFonts w:cs="Times New Roman"/>
+          <w:szCs w:val="28"/>
+          <w:lang w:val="en-US"/>
+        </w:rPr>
+        <w:t>Iwaya</w:t>
+      </w:r>
+      <w:proofErr w:type="spellEnd"/>
+      <w:r>
+        <w:rPr>
+          <w:rFonts w:cs="Times New Roman"/>
+          <w:szCs w:val="28"/>
+          <w:lang w:val="en-US"/>
+        </w:rPr>
+        <w:t xml:space="preserve"> L. H., Babar M. A., Rashid A., </w:t>
+      </w:r>
+      <w:proofErr w:type="spellStart"/>
+      <w:r>
+        <w:rPr>
+          <w:rFonts w:cs="Times New Roman"/>
+          <w:szCs w:val="28"/>
+          <w:lang w:val="en-US"/>
+        </w:rPr>
+        <w:t>Wijayarathna</w:t>
+      </w:r>
+      <w:proofErr w:type="spellEnd"/>
+      <w:r>
+        <w:rPr>
+          <w:rFonts w:cs="Times New Roman"/>
+          <w:szCs w:val="28"/>
+          <w:lang w:val="en-US"/>
+        </w:rPr>
+        <w:t xml:space="preserve"> C. On the privacy of mental health apps // Empirical Software Engineering. — 2023. — № 28. — P. 1–42. DOI: 10.1007/s10664-022-10236-0.</w:t>
       </w:r>
     </w:p>
     <w:p>
@@ -11083,7 +13857,79 @@
           <w:szCs w:val="28"/>
           <w:lang w:val="en-US"/>
         </w:rPr>
-        <w:t>Jaworski A. Kotlin as a Cross-Platform Programming Language for Android and the Web : master's thesis / A. Jaworski. — Katowice : Uniwersytet Slaski, 2021. — 75 p.</w:t>
+        <w:t xml:space="preserve">Jaworski A. Kotlin as a Cross-Platform Programming Language for Android and the </w:t>
+      </w:r>
+      <w:proofErr w:type="gramStart"/>
+      <w:r>
+        <w:rPr>
+          <w:rFonts w:cs="Times New Roman"/>
+          <w:szCs w:val="28"/>
+          <w:lang w:val="en-US"/>
+        </w:rPr>
+        <w:t>Web :</w:t>
+      </w:r>
+      <w:proofErr w:type="gramEnd"/>
+      <w:r>
+        <w:rPr>
+          <w:rFonts w:cs="Times New Roman"/>
+          <w:szCs w:val="28"/>
+          <w:lang w:val="en-US"/>
+        </w:rPr>
+        <w:t xml:space="preserve"> master's thesis / A. Jaworski. — </w:t>
+      </w:r>
+      <w:proofErr w:type="gramStart"/>
+      <w:r>
+        <w:rPr>
+          <w:rFonts w:cs="Times New Roman"/>
+          <w:szCs w:val="28"/>
+          <w:lang w:val="en-US"/>
+        </w:rPr>
+        <w:t>Katowice :</w:t>
+      </w:r>
+      <w:proofErr w:type="gramEnd"/>
+      <w:r>
+        <w:rPr>
+          <w:rFonts w:cs="Times New Roman"/>
+          <w:szCs w:val="28"/>
+          <w:lang w:val="en-US"/>
+        </w:rPr>
+        <w:t xml:space="preserve"> </w:t>
+      </w:r>
+      <w:proofErr w:type="spellStart"/>
+      <w:r>
+        <w:rPr>
+          <w:rFonts w:cs="Times New Roman"/>
+          <w:szCs w:val="28"/>
+          <w:lang w:val="en-US"/>
+        </w:rPr>
+        <w:t>Uniwersytet</w:t>
+      </w:r>
+      <w:proofErr w:type="spellEnd"/>
+      <w:r>
+        <w:rPr>
+          <w:rFonts w:cs="Times New Roman"/>
+          <w:szCs w:val="28"/>
+          <w:lang w:val="en-US"/>
+        </w:rPr>
+        <w:t xml:space="preserve"> </w:t>
+      </w:r>
+      <w:proofErr w:type="spellStart"/>
+      <w:r>
+        <w:rPr>
+          <w:rFonts w:cs="Times New Roman"/>
+          <w:szCs w:val="28"/>
+          <w:lang w:val="en-US"/>
+        </w:rPr>
+        <w:t>Slaski</w:t>
+      </w:r>
+      <w:proofErr w:type="spellEnd"/>
+      <w:r>
+        <w:rPr>
+          <w:rFonts w:cs="Times New Roman"/>
+          <w:szCs w:val="28"/>
+          <w:lang w:val="en-US"/>
+        </w:rPr>
+        <w:t>, 2021. — 75 p.</w:t>
       </w:r>
     </w:p>
     <w:p>
@@ -11105,7 +13951,61 @@
           <w:szCs w:val="28"/>
           <w:lang w:val="en-US"/>
         </w:rPr>
-        <w:t xml:space="preserve">Kotlin/Wasm &amp; Compose for Web in 2025 [Электронный ресурс] // KMPShip. — 2025. — URL: </w:t>
+        <w:t>Kotlin/Wasm &amp; Compose for Web in 2025 [</w:t>
+      </w:r>
+      <w:proofErr w:type="spellStart"/>
+      <w:r>
+        <w:rPr>
+          <w:rFonts w:cs="Times New Roman"/>
+          <w:szCs w:val="28"/>
+          <w:lang w:val="en-US"/>
+        </w:rPr>
+        <w:t>Электронный</w:t>
+      </w:r>
+      <w:proofErr w:type="spellEnd"/>
+      <w:r>
+        <w:rPr>
+          <w:rFonts w:cs="Times New Roman"/>
+          <w:szCs w:val="28"/>
+          <w:lang w:val="en-US"/>
+        </w:rPr>
+        <w:t xml:space="preserve"> </w:t>
+      </w:r>
+      <w:proofErr w:type="spellStart"/>
+      <w:r>
+        <w:rPr>
+          <w:rFonts w:cs="Times New Roman"/>
+          <w:szCs w:val="28"/>
+          <w:lang w:val="en-US"/>
+        </w:rPr>
+        <w:t>ресурс</w:t>
+      </w:r>
+      <w:proofErr w:type="spellEnd"/>
+      <w:r>
+        <w:rPr>
+          <w:rFonts w:cs="Times New Roman"/>
+          <w:szCs w:val="28"/>
+          <w:lang w:val="en-US"/>
+        </w:rPr>
+        <w:t xml:space="preserve">] // </w:t>
+      </w:r>
+      <w:proofErr w:type="spellStart"/>
+      <w:r>
+        <w:rPr>
+          <w:rFonts w:cs="Times New Roman"/>
+          <w:szCs w:val="28"/>
+          <w:lang w:val="en-US"/>
+        </w:rPr>
+        <w:t>KMPShip</w:t>
+      </w:r>
+      <w:proofErr w:type="spellEnd"/>
+      <w:r>
+        <w:rPr>
+          <w:rFonts w:cs="Times New Roman"/>
+          <w:szCs w:val="28"/>
+          <w:lang w:val="en-US"/>
+        </w:rPr>
+        <w:t xml:space="preserve">. — 2025. — URL: </w:t>
       </w:r>
       <w:hyperlink r:id="rId29" w:history="1">
         <w:r>
@@ -11124,7 +14024,43 @@
           <w:szCs w:val="28"/>
           <w:lang w:val="en-US"/>
         </w:rPr>
-        <w:t xml:space="preserve"> (дата обращения: 16.02.2026).</w:t>
+        <w:t xml:space="preserve"> (</w:t>
+      </w:r>
+      <w:proofErr w:type="spellStart"/>
+      <w:r>
+        <w:rPr>
+          <w:rFonts w:cs="Times New Roman"/>
+          <w:szCs w:val="28"/>
+          <w:lang w:val="en-US"/>
+        </w:rPr>
+        <w:t>дата</w:t>
+      </w:r>
+      <w:proofErr w:type="spellEnd"/>
+      <w:r>
+        <w:rPr>
+          <w:rFonts w:cs="Times New Roman"/>
+          <w:szCs w:val="28"/>
+          <w:lang w:val="en-US"/>
+        </w:rPr>
+        <w:t xml:space="preserve"> </w:t>
+      </w:r>
+      <w:proofErr w:type="spellStart"/>
+      <w:r>
+        <w:rPr>
+          <w:rFonts w:cs="Times New Roman"/>
+          <w:szCs w:val="28"/>
+          <w:lang w:val="en-US"/>
+        </w:rPr>
+        <w:t>обращения</w:t>
+      </w:r>
+      <w:proofErr w:type="spellEnd"/>
+      <w:r>
+        <w:rPr>
+          <w:rFonts w:cs="Times New Roman"/>
+          <w:szCs w:val="28"/>
+          <w:lang w:val="en-US"/>
+        </w:rPr>
+        <w:t>: 16.02.2026).</w:t>
       </w:r>
     </w:p>
     <w:p>
@@ -11146,7 +14082,43 @@
           <w:szCs w:val="28"/>
           <w:lang w:val="en-US"/>
         </w:rPr>
-        <w:t>Moore K. D., Mota C., Taheri S. Kotlin Multiplatform for Android, iOS, and the Web. — Raleigh : The Pragmatic Bookshelf, 2024.</w:t>
+        <w:t xml:space="preserve">Moore K. D., </w:t>
+      </w:r>
+      <w:proofErr w:type="spellStart"/>
+      <w:r>
+        <w:rPr>
+          <w:rFonts w:cs="Times New Roman"/>
+          <w:szCs w:val="28"/>
+          <w:lang w:val="en-US"/>
+        </w:rPr>
+        <w:t>Mota</w:t>
+      </w:r>
+      <w:proofErr w:type="spellEnd"/>
+      <w:r>
+        <w:rPr>
+          <w:rFonts w:cs="Times New Roman"/>
+          <w:szCs w:val="28"/>
+          <w:lang w:val="en-US"/>
+        </w:rPr>
+        <w:t xml:space="preserve"> C., Taheri S. Kotlin Multiplatform for Android, iOS, and the Web. — </w:t>
+      </w:r>
+      <w:proofErr w:type="gramStart"/>
+      <w:r>
+        <w:rPr>
+          <w:rFonts w:cs="Times New Roman"/>
+          <w:szCs w:val="28"/>
+          <w:lang w:val="en-US"/>
+        </w:rPr>
+        <w:t>Raleigh :</w:t>
+      </w:r>
+      <w:proofErr w:type="gramEnd"/>
+      <w:r>
+        <w:rPr>
+          <w:rFonts w:cs="Times New Roman"/>
+          <w:szCs w:val="28"/>
+          <w:lang w:val="en-US"/>
+        </w:rPr>
+        <w:t xml:space="preserve"> The Pragmatic Bookshelf, 2024.</w:t>
       </w:r>
     </w:p>
     <w:p>
@@ -11226,6 +14198,7 @@
           </w:rPr>
           <w:t>.</w:t>
         </w:r>
+        <w:proofErr w:type="spellStart"/>
         <w:r>
           <w:rPr>
             <w:rStyle w:val="Hyperlink"/>
@@ -11235,6 +14208,7 @@
           </w:rPr>
           <w:t>mozillafoundation</w:t>
         </w:r>
+        <w:proofErr w:type="spellEnd"/>
         <w:r>
           <w:rPr>
             <w:rStyle w:val="Hyperlink"/>
@@ -11260,6 +14234,7 @@
           </w:rPr>
           <w:t>/</w:t>
         </w:r>
+        <w:proofErr w:type="spellStart"/>
         <w:r>
           <w:rPr>
             <w:rStyle w:val="Hyperlink"/>
@@ -11269,6 +14244,7 @@
           </w:rPr>
           <w:t>en</w:t>
         </w:r>
+        <w:proofErr w:type="spellEnd"/>
         <w:r>
           <w:rPr>
             <w:rStyle w:val="Hyperlink"/>
@@ -11277,6 +14253,7 @@
           </w:rPr>
           <w:t>/</w:t>
         </w:r>
+        <w:proofErr w:type="spellStart"/>
         <w:r>
           <w:rPr>
             <w:rStyle w:val="Hyperlink"/>
@@ -11286,6 +14263,7 @@
           </w:rPr>
           <w:t>privacynotincluded</w:t>
         </w:r>
+        <w:proofErr w:type="spellEnd"/>
         <w:r>
           <w:rPr>
             <w:rStyle w:val="Hyperlink"/>
@@ -11508,7 +14486,55 @@
           <w:szCs w:val="28"/>
         </w:rPr>
         <w:lastRenderedPageBreak/>
-        <w:t xml:space="preserve">.NET MAUI — Supported platforms [Электронный ресурс] // Microsoft Learn. — URL: </w:t>
+        <w:t xml:space="preserve">.NET MAUI — </w:t>
+      </w:r>
+      <w:proofErr w:type="spellStart"/>
+      <w:r>
+        <w:rPr>
+          <w:rFonts w:cs="Times New Roman"/>
+          <w:szCs w:val="28"/>
+        </w:rPr>
+        <w:t>Supported</w:t>
+      </w:r>
+      <w:proofErr w:type="spellEnd"/>
+      <w:r>
+        <w:rPr>
+          <w:rFonts w:cs="Times New Roman"/>
+          <w:szCs w:val="28"/>
+        </w:rPr>
+        <w:t xml:space="preserve"> </w:t>
+      </w:r>
+      <w:proofErr w:type="spellStart"/>
+      <w:r>
+        <w:rPr>
+          <w:rFonts w:cs="Times New Roman"/>
+          <w:szCs w:val="28"/>
+        </w:rPr>
+        <w:t>platforms</w:t>
+      </w:r>
+      <w:proofErr w:type="spellEnd"/>
+      <w:r>
+        <w:rPr>
+          <w:rFonts w:cs="Times New Roman"/>
+          <w:szCs w:val="28"/>
+        </w:rPr>
+        <w:t xml:space="preserve"> [Электронный ресурс] // Microsoft </w:t>
+      </w:r>
+      <w:proofErr w:type="spellStart"/>
+      <w:r>
+        <w:rPr>
+          <w:rFonts w:cs="Times New Roman"/>
+          <w:szCs w:val="28"/>
+        </w:rPr>
+        <w:t>Learn</w:t>
+      </w:r>
+      <w:proofErr w:type="spellEnd"/>
+      <w:r>
+        <w:rPr>
+          <w:rFonts w:cs="Times New Roman"/>
+          <w:szCs w:val="28"/>
+        </w:rPr>
+        <w:t xml:space="preserve">. — URL: </w:t>
       </w:r>
       <w:hyperlink r:id="rId31" w:history="1">
         <w:r>
@@ -11642,13 +14668,59 @@
           <w:lang w:val="en-US"/>
         </w:rPr>
       </w:pPr>
-      <w:r>
-        <w:rPr>
-          <w:rFonts w:cs="Times New Roman"/>
-          <w:szCs w:val="28"/>
-          <w:lang w:val="en-US"/>
-        </w:rPr>
-        <w:t xml:space="preserve">PowerSync: Backend DB — SQLite sync engine [Электронный ресурс]. — URL: </w:t>
+      <w:proofErr w:type="spellStart"/>
+      <w:r>
+        <w:rPr>
+          <w:rFonts w:cs="Times New Roman"/>
+          <w:szCs w:val="28"/>
+          <w:lang w:val="en-US"/>
+        </w:rPr>
+        <w:t>PowerSync</w:t>
+      </w:r>
+      <w:proofErr w:type="spellEnd"/>
+      <w:r>
+        <w:rPr>
+          <w:rFonts w:cs="Times New Roman"/>
+          <w:szCs w:val="28"/>
+          <w:lang w:val="en-US"/>
+        </w:rPr>
+        <w:t>: Backend DB — SQLite sync engine [</w:t>
+      </w:r>
+      <w:proofErr w:type="spellStart"/>
+      <w:r>
+        <w:rPr>
+          <w:rFonts w:cs="Times New Roman"/>
+          <w:szCs w:val="28"/>
+          <w:lang w:val="en-US"/>
+        </w:rPr>
+        <w:t>Электронный</w:t>
+      </w:r>
+      <w:proofErr w:type="spellEnd"/>
+      <w:r>
+        <w:rPr>
+          <w:rFonts w:cs="Times New Roman"/>
+          <w:szCs w:val="28"/>
+          <w:lang w:val="en-US"/>
+        </w:rPr>
+        <w:t xml:space="preserve"> </w:t>
+      </w:r>
+      <w:proofErr w:type="spellStart"/>
+      <w:r>
+        <w:rPr>
+          <w:rFonts w:cs="Times New Roman"/>
+          <w:szCs w:val="28"/>
+          <w:lang w:val="en-US"/>
+        </w:rPr>
+        <w:t>ресурс</w:t>
+      </w:r>
+      <w:proofErr w:type="spellEnd"/>
+      <w:r>
+        <w:rPr>
+          <w:rFonts w:cs="Times New Roman"/>
+          <w:szCs w:val="28"/>
+          <w:lang w:val="en-US"/>
+        </w:rPr>
+        <w:t xml:space="preserve">]. — URL: </w:t>
       </w:r>
       <w:hyperlink r:id="rId33" w:history="1">
         <w:r>
@@ -11667,7 +14739,43 @@
           <w:szCs w:val="28"/>
           <w:lang w:val="en-US"/>
         </w:rPr>
-        <w:t xml:space="preserve"> (дата обращения: 20.02.2026).</w:t>
+        <w:t xml:space="preserve"> (</w:t>
+      </w:r>
+      <w:proofErr w:type="spellStart"/>
+      <w:r>
+        <w:rPr>
+          <w:rFonts w:cs="Times New Roman"/>
+          <w:szCs w:val="28"/>
+          <w:lang w:val="en-US"/>
+        </w:rPr>
+        <w:t>дата</w:t>
+      </w:r>
+      <w:proofErr w:type="spellEnd"/>
+      <w:r>
+        <w:rPr>
+          <w:rFonts w:cs="Times New Roman"/>
+          <w:szCs w:val="28"/>
+          <w:lang w:val="en-US"/>
+        </w:rPr>
+        <w:t xml:space="preserve"> </w:t>
+      </w:r>
+      <w:proofErr w:type="spellStart"/>
+      <w:r>
+        <w:rPr>
+          <w:rFonts w:cs="Times New Roman"/>
+          <w:szCs w:val="28"/>
+          <w:lang w:val="en-US"/>
+        </w:rPr>
+        <w:t>обращения</w:t>
+      </w:r>
+      <w:proofErr w:type="spellEnd"/>
+      <w:r>
+        <w:rPr>
+          <w:rFonts w:cs="Times New Roman"/>
+          <w:szCs w:val="28"/>
+          <w:lang w:val="en-US"/>
+        </w:rPr>
+        <w:t>: 20.02.2026).</w:t>
       </w:r>
     </w:p>
     <w:p>
@@ -11683,13 +14791,77 @@
           <w:lang w:val="en-US"/>
         </w:rPr>
       </w:pPr>
-      <w:r>
-        <w:rPr>
-          <w:rFonts w:cs="Times New Roman"/>
-          <w:szCs w:val="28"/>
-          <w:lang w:val="en-US"/>
-        </w:rPr>
-        <w:t xml:space="preserve">PowerSync: Kotlin Multiplatform SDK [Электронный ресурс] // PowerSync Documentation. — URL: </w:t>
+      <w:proofErr w:type="spellStart"/>
+      <w:r>
+        <w:rPr>
+          <w:rFonts w:cs="Times New Roman"/>
+          <w:szCs w:val="28"/>
+          <w:lang w:val="en-US"/>
+        </w:rPr>
+        <w:t>PowerSync</w:t>
+      </w:r>
+      <w:proofErr w:type="spellEnd"/>
+      <w:r>
+        <w:rPr>
+          <w:rFonts w:cs="Times New Roman"/>
+          <w:szCs w:val="28"/>
+          <w:lang w:val="en-US"/>
+        </w:rPr>
+        <w:t>: Kotlin Multiplatform SDK [</w:t>
+      </w:r>
+      <w:proofErr w:type="spellStart"/>
+      <w:r>
+        <w:rPr>
+          <w:rFonts w:cs="Times New Roman"/>
+          <w:szCs w:val="28"/>
+          <w:lang w:val="en-US"/>
+        </w:rPr>
+        <w:t>Электронный</w:t>
+      </w:r>
+      <w:proofErr w:type="spellEnd"/>
+      <w:r>
+        <w:rPr>
+          <w:rFonts w:cs="Times New Roman"/>
+          <w:szCs w:val="28"/>
+          <w:lang w:val="en-US"/>
+        </w:rPr>
+        <w:t xml:space="preserve"> </w:t>
+      </w:r>
+      <w:proofErr w:type="spellStart"/>
+      <w:r>
+        <w:rPr>
+          <w:rFonts w:cs="Times New Roman"/>
+          <w:szCs w:val="28"/>
+          <w:lang w:val="en-US"/>
+        </w:rPr>
+        <w:t>ресурс</w:t>
+      </w:r>
+      <w:proofErr w:type="spellEnd"/>
+      <w:r>
+        <w:rPr>
+          <w:rFonts w:cs="Times New Roman"/>
+          <w:szCs w:val="28"/>
+          <w:lang w:val="en-US"/>
+        </w:rPr>
+        <w:t xml:space="preserve">] // </w:t>
+      </w:r>
+      <w:proofErr w:type="spellStart"/>
+      <w:r>
+        <w:rPr>
+          <w:rFonts w:cs="Times New Roman"/>
+          <w:szCs w:val="28"/>
+          <w:lang w:val="en-US"/>
+        </w:rPr>
+        <w:t>PowerSync</w:t>
+      </w:r>
+      <w:proofErr w:type="spellEnd"/>
+      <w:r>
+        <w:rPr>
+          <w:rFonts w:cs="Times New Roman"/>
+          <w:szCs w:val="28"/>
+          <w:lang w:val="en-US"/>
+        </w:rPr>
+        <w:t xml:space="preserve"> Documentation. — URL: </w:t>
       </w:r>
       <w:hyperlink r:id="rId34" w:history="1">
         <w:r>
@@ -11708,7 +14880,43 @@
           <w:szCs w:val="28"/>
           <w:lang w:val="en-US"/>
         </w:rPr>
-        <w:t xml:space="preserve"> (дата обращения: 20.02.2026).</w:t>
+        <w:t xml:space="preserve"> (</w:t>
+      </w:r>
+      <w:proofErr w:type="spellStart"/>
+      <w:r>
+        <w:rPr>
+          <w:rFonts w:cs="Times New Roman"/>
+          <w:szCs w:val="28"/>
+          <w:lang w:val="en-US"/>
+        </w:rPr>
+        <w:t>дата</w:t>
+      </w:r>
+      <w:proofErr w:type="spellEnd"/>
+      <w:r>
+        <w:rPr>
+          <w:rFonts w:cs="Times New Roman"/>
+          <w:szCs w:val="28"/>
+          <w:lang w:val="en-US"/>
+        </w:rPr>
+        <w:t xml:space="preserve"> </w:t>
+      </w:r>
+      <w:proofErr w:type="spellStart"/>
+      <w:r>
+        <w:rPr>
+          <w:rFonts w:cs="Times New Roman"/>
+          <w:szCs w:val="28"/>
+          <w:lang w:val="en-US"/>
+        </w:rPr>
+        <w:t>обращения</w:t>
+      </w:r>
+      <w:proofErr w:type="spellEnd"/>
+      <w:r>
+        <w:rPr>
+          <w:rFonts w:cs="Times New Roman"/>
+          <w:szCs w:val="28"/>
+          <w:lang w:val="en-US"/>
+        </w:rPr>
+        <w:t>: 20.02.2026).</w:t>
       </w:r>
     </w:p>
     <w:p>
@@ -11730,7 +14938,43 @@
           <w:szCs w:val="28"/>
           <w:lang w:val="en-US"/>
         </w:rPr>
-        <w:t xml:space="preserve">Present and Future of Kotlin for Web [Электронный ресурс] // JetBrains Blog. — 2025. — URL: </w:t>
+        <w:t>Present and Future of Kotlin for Web [</w:t>
+      </w:r>
+      <w:proofErr w:type="spellStart"/>
+      <w:r>
+        <w:rPr>
+          <w:rFonts w:cs="Times New Roman"/>
+          <w:szCs w:val="28"/>
+          <w:lang w:val="en-US"/>
+        </w:rPr>
+        <w:t>Электронный</w:t>
+      </w:r>
+      <w:proofErr w:type="spellEnd"/>
+      <w:r>
+        <w:rPr>
+          <w:rFonts w:cs="Times New Roman"/>
+          <w:szCs w:val="28"/>
+          <w:lang w:val="en-US"/>
+        </w:rPr>
+        <w:t xml:space="preserve"> </w:t>
+      </w:r>
+      <w:proofErr w:type="spellStart"/>
+      <w:r>
+        <w:rPr>
+          <w:rFonts w:cs="Times New Roman"/>
+          <w:szCs w:val="28"/>
+          <w:lang w:val="en-US"/>
+        </w:rPr>
+        <w:t>ресурс</w:t>
+      </w:r>
+      <w:proofErr w:type="spellEnd"/>
+      <w:r>
+        <w:rPr>
+          <w:rFonts w:cs="Times New Roman"/>
+          <w:szCs w:val="28"/>
+          <w:lang w:val="en-US"/>
+        </w:rPr>
+        <w:t xml:space="preserve">] // JetBrains Blog. — 2025. — URL: </w:t>
       </w:r>
       <w:hyperlink r:id="rId35" w:history="1">
         <w:r>
@@ -11749,7 +14993,43 @@
           <w:szCs w:val="28"/>
           <w:lang w:val="en-US"/>
         </w:rPr>
-        <w:t xml:space="preserve"> (дата обращения: 16.02.2026).</w:t>
+        <w:t xml:space="preserve"> (</w:t>
+      </w:r>
+      <w:proofErr w:type="spellStart"/>
+      <w:r>
+        <w:rPr>
+          <w:rFonts w:cs="Times New Roman"/>
+          <w:szCs w:val="28"/>
+          <w:lang w:val="en-US"/>
+        </w:rPr>
+        <w:t>дата</w:t>
+      </w:r>
+      <w:proofErr w:type="spellEnd"/>
+      <w:r>
+        <w:rPr>
+          <w:rFonts w:cs="Times New Roman"/>
+          <w:szCs w:val="28"/>
+          <w:lang w:val="en-US"/>
+        </w:rPr>
+        <w:t xml:space="preserve"> </w:t>
+      </w:r>
+      <w:proofErr w:type="spellStart"/>
+      <w:r>
+        <w:rPr>
+          <w:rFonts w:cs="Times New Roman"/>
+          <w:szCs w:val="28"/>
+          <w:lang w:val="en-US"/>
+        </w:rPr>
+        <w:t>обращения</w:t>
+      </w:r>
+      <w:proofErr w:type="spellEnd"/>
+      <w:r>
+        <w:rPr>
+          <w:rFonts w:cs="Times New Roman"/>
+          <w:szCs w:val="28"/>
+          <w:lang w:val="en-US"/>
+        </w:rPr>
+        <w:t>: 16.02.2026).</w:t>
       </w:r>
     </w:p>
     <w:p>
@@ -11771,7 +15051,43 @@
           <w:szCs w:val="28"/>
           <w:lang w:val="en-US"/>
         </w:rPr>
-        <w:t xml:space="preserve">React Native — Learn once, write anywhere [Электронный ресурс]. — URL: </w:t>
+        <w:t>React Native — Learn once, write anywhere [</w:t>
+      </w:r>
+      <w:proofErr w:type="spellStart"/>
+      <w:r>
+        <w:rPr>
+          <w:rFonts w:cs="Times New Roman"/>
+          <w:szCs w:val="28"/>
+          <w:lang w:val="en-US"/>
+        </w:rPr>
+        <w:t>Электронный</w:t>
+      </w:r>
+      <w:proofErr w:type="spellEnd"/>
+      <w:r>
+        <w:rPr>
+          <w:rFonts w:cs="Times New Roman"/>
+          <w:szCs w:val="28"/>
+          <w:lang w:val="en-US"/>
+        </w:rPr>
+        <w:t xml:space="preserve"> </w:t>
+      </w:r>
+      <w:proofErr w:type="spellStart"/>
+      <w:r>
+        <w:rPr>
+          <w:rFonts w:cs="Times New Roman"/>
+          <w:szCs w:val="28"/>
+          <w:lang w:val="en-US"/>
+        </w:rPr>
+        <w:t>ресурс</w:t>
+      </w:r>
+      <w:proofErr w:type="spellEnd"/>
+      <w:r>
+        <w:rPr>
+          <w:rFonts w:cs="Times New Roman"/>
+          <w:szCs w:val="28"/>
+          <w:lang w:val="en-US"/>
+        </w:rPr>
+        <w:t xml:space="preserve">]. — URL: </w:t>
       </w:r>
       <w:hyperlink r:id="rId36" w:history="1">
         <w:r>
@@ -11790,7 +15106,43 @@
           <w:szCs w:val="28"/>
           <w:lang w:val="en-US"/>
         </w:rPr>
-        <w:t xml:space="preserve"> (дата обращения: 16.02.2026).</w:t>
+        <w:t xml:space="preserve"> (</w:t>
+      </w:r>
+      <w:proofErr w:type="spellStart"/>
+      <w:r>
+        <w:rPr>
+          <w:rFonts w:cs="Times New Roman"/>
+          <w:szCs w:val="28"/>
+          <w:lang w:val="en-US"/>
+        </w:rPr>
+        <w:t>дата</w:t>
+      </w:r>
+      <w:proofErr w:type="spellEnd"/>
+      <w:r>
+        <w:rPr>
+          <w:rFonts w:cs="Times New Roman"/>
+          <w:szCs w:val="28"/>
+          <w:lang w:val="en-US"/>
+        </w:rPr>
+        <w:t xml:space="preserve"> </w:t>
+      </w:r>
+      <w:proofErr w:type="spellStart"/>
+      <w:r>
+        <w:rPr>
+          <w:rFonts w:cs="Times New Roman"/>
+          <w:szCs w:val="28"/>
+          <w:lang w:val="en-US"/>
+        </w:rPr>
+        <w:t>обращения</w:t>
+      </w:r>
+      <w:proofErr w:type="spellEnd"/>
+      <w:r>
+        <w:rPr>
+          <w:rFonts w:cs="Times New Roman"/>
+          <w:szCs w:val="28"/>
+          <w:lang w:val="en-US"/>
+        </w:rPr>
+        <w:t>: 16.02.2026).</w:t>
       </w:r>
     </w:p>
     <w:p>
@@ -11806,13 +15158,41 @@
           <w:lang w:val="en-US"/>
         </w:rPr>
       </w:pPr>
-      <w:r>
-        <w:rPr>
-          <w:rFonts w:cs="Times New Roman"/>
-          <w:szCs w:val="28"/>
-          <w:lang w:val="en-US"/>
-        </w:rPr>
-        <w:t>Ries E. The Lean Startup: How Today's Entrepreneurs Use Continuous Innovation to Create Radically Successful Businesses. — New York : Crown Business, 2011. — 336 p.</w:t>
+      <w:proofErr w:type="spellStart"/>
+      <w:r>
+        <w:rPr>
+          <w:rFonts w:cs="Times New Roman"/>
+          <w:szCs w:val="28"/>
+          <w:lang w:val="en-US"/>
+        </w:rPr>
+        <w:t>Ries</w:t>
+      </w:r>
+      <w:proofErr w:type="spellEnd"/>
+      <w:r>
+        <w:rPr>
+          <w:rFonts w:cs="Times New Roman"/>
+          <w:szCs w:val="28"/>
+          <w:lang w:val="en-US"/>
+        </w:rPr>
+        <w:t xml:space="preserve"> E. The Lean Startup: How Today's Entrepreneurs Use Continuous Innovation to Create Radically Successful Businesses. — New </w:t>
+      </w:r>
+      <w:proofErr w:type="gramStart"/>
+      <w:r>
+        <w:rPr>
+          <w:rFonts w:cs="Times New Roman"/>
+          <w:szCs w:val="28"/>
+          <w:lang w:val="en-US"/>
+        </w:rPr>
+        <w:t>York :</w:t>
+      </w:r>
+      <w:proofErr w:type="gramEnd"/>
+      <w:r>
+        <w:rPr>
+          <w:rFonts w:cs="Times New Roman"/>
+          <w:szCs w:val="28"/>
+          <w:lang w:val="en-US"/>
+        </w:rPr>
+        <w:t xml:space="preserve"> Crown Business, 2011. — 336 p.</w:t>
       </w:r>
     </w:p>
     <w:p>
@@ -11828,13 +15208,77 @@
           <w:lang w:val="en-US"/>
         </w:rPr>
       </w:pPr>
-      <w:r>
-        <w:rPr>
-          <w:rFonts w:cs="Times New Roman"/>
-          <w:szCs w:val="28"/>
-          <w:lang w:val="en-US"/>
-        </w:rPr>
-        <w:t xml:space="preserve">Supabase Architecture [Электронный ресурс] // Supabase Documentation. — URL: </w:t>
+      <w:proofErr w:type="spellStart"/>
+      <w:r>
+        <w:rPr>
+          <w:rFonts w:cs="Times New Roman"/>
+          <w:szCs w:val="28"/>
+          <w:lang w:val="en-US"/>
+        </w:rPr>
+        <w:t>Supabase</w:t>
+      </w:r>
+      <w:proofErr w:type="spellEnd"/>
+      <w:r>
+        <w:rPr>
+          <w:rFonts w:cs="Times New Roman"/>
+          <w:szCs w:val="28"/>
+          <w:lang w:val="en-US"/>
+        </w:rPr>
+        <w:t xml:space="preserve"> Architecture [</w:t>
+      </w:r>
+      <w:proofErr w:type="spellStart"/>
+      <w:r>
+        <w:rPr>
+          <w:rFonts w:cs="Times New Roman"/>
+          <w:szCs w:val="28"/>
+          <w:lang w:val="en-US"/>
+        </w:rPr>
+        <w:t>Электронный</w:t>
+      </w:r>
+      <w:proofErr w:type="spellEnd"/>
+      <w:r>
+        <w:rPr>
+          <w:rFonts w:cs="Times New Roman"/>
+          <w:szCs w:val="28"/>
+          <w:lang w:val="en-US"/>
+        </w:rPr>
+        <w:t xml:space="preserve"> </w:t>
+      </w:r>
+      <w:proofErr w:type="spellStart"/>
+      <w:r>
+        <w:rPr>
+          <w:rFonts w:cs="Times New Roman"/>
+          <w:szCs w:val="28"/>
+          <w:lang w:val="en-US"/>
+        </w:rPr>
+        <w:t>ресурс</w:t>
+      </w:r>
+      <w:proofErr w:type="spellEnd"/>
+      <w:r>
+        <w:rPr>
+          <w:rFonts w:cs="Times New Roman"/>
+          <w:szCs w:val="28"/>
+          <w:lang w:val="en-US"/>
+        </w:rPr>
+        <w:t xml:space="preserve">] // </w:t>
+      </w:r>
+      <w:proofErr w:type="spellStart"/>
+      <w:r>
+        <w:rPr>
+          <w:rFonts w:cs="Times New Roman"/>
+          <w:szCs w:val="28"/>
+          <w:lang w:val="en-US"/>
+        </w:rPr>
+        <w:t>Supabase</w:t>
+      </w:r>
+      <w:proofErr w:type="spellEnd"/>
+      <w:r>
+        <w:rPr>
+          <w:rFonts w:cs="Times New Roman"/>
+          <w:szCs w:val="28"/>
+          <w:lang w:val="en-US"/>
+        </w:rPr>
+        <w:t xml:space="preserve"> Documentation. — URL: </w:t>
       </w:r>
       <w:hyperlink r:id="rId37" w:history="1">
         <w:r>
@@ -11853,7 +15297,43 @@
           <w:szCs w:val="28"/>
           <w:lang w:val="en-US"/>
         </w:rPr>
-        <w:t xml:space="preserve"> (дата обращения: 20.02.2026).</w:t>
+        <w:t xml:space="preserve"> (</w:t>
+      </w:r>
+      <w:proofErr w:type="spellStart"/>
+      <w:r>
+        <w:rPr>
+          <w:rFonts w:cs="Times New Roman"/>
+          <w:szCs w:val="28"/>
+          <w:lang w:val="en-US"/>
+        </w:rPr>
+        <w:t>дата</w:t>
+      </w:r>
+      <w:proofErr w:type="spellEnd"/>
+      <w:r>
+        <w:rPr>
+          <w:rFonts w:cs="Times New Roman"/>
+          <w:szCs w:val="28"/>
+          <w:lang w:val="en-US"/>
+        </w:rPr>
+        <w:t xml:space="preserve"> </w:t>
+      </w:r>
+      <w:proofErr w:type="spellStart"/>
+      <w:r>
+        <w:rPr>
+          <w:rFonts w:cs="Times New Roman"/>
+          <w:szCs w:val="28"/>
+          <w:lang w:val="en-US"/>
+        </w:rPr>
+        <w:t>обращения</w:t>
+      </w:r>
+      <w:proofErr w:type="spellEnd"/>
+      <w:r>
+        <w:rPr>
+          <w:rFonts w:cs="Times New Roman"/>
+          <w:szCs w:val="28"/>
+          <w:lang w:val="en-US"/>
+        </w:rPr>
+        <w:t>: 20.02.2026).</w:t>
       </w:r>
     </w:p>
     <w:p>
@@ -11875,7 +15355,43 @@
           <w:szCs w:val="28"/>
           <w:lang w:val="en-US"/>
         </w:rPr>
-        <w:t xml:space="preserve">The basics of Kotlin Multiplatform project structure [Электронный ресурс] // Kotlin Multiplatform Documentation. — URL: </w:t>
+        <w:t>The basics of Kotlin Multiplatform project structure [</w:t>
+      </w:r>
+      <w:proofErr w:type="spellStart"/>
+      <w:r>
+        <w:rPr>
+          <w:rFonts w:cs="Times New Roman"/>
+          <w:szCs w:val="28"/>
+          <w:lang w:val="en-US"/>
+        </w:rPr>
+        <w:t>Электронный</w:t>
+      </w:r>
+      <w:proofErr w:type="spellEnd"/>
+      <w:r>
+        <w:rPr>
+          <w:rFonts w:cs="Times New Roman"/>
+          <w:szCs w:val="28"/>
+          <w:lang w:val="en-US"/>
+        </w:rPr>
+        <w:t xml:space="preserve"> </w:t>
+      </w:r>
+      <w:proofErr w:type="spellStart"/>
+      <w:r>
+        <w:rPr>
+          <w:rFonts w:cs="Times New Roman"/>
+          <w:szCs w:val="28"/>
+          <w:lang w:val="en-US"/>
+        </w:rPr>
+        <w:t>ресурс</w:t>
+      </w:r>
+      <w:proofErr w:type="spellEnd"/>
+      <w:r>
+        <w:rPr>
+          <w:rFonts w:cs="Times New Roman"/>
+          <w:szCs w:val="28"/>
+          <w:lang w:val="en-US"/>
+        </w:rPr>
+        <w:t xml:space="preserve">] // Kotlin Multiplatform Documentation. — URL: </w:t>
       </w:r>
       <w:hyperlink r:id="rId38" w:history="1">
         <w:r>
@@ -11894,7 +15410,43 @@
           <w:szCs w:val="28"/>
           <w:lang w:val="en-US"/>
         </w:rPr>
-        <w:t xml:space="preserve"> (дата обращения: 24.02.2026).</w:t>
+        <w:t xml:space="preserve"> (</w:t>
+      </w:r>
+      <w:proofErr w:type="spellStart"/>
+      <w:r>
+        <w:rPr>
+          <w:rFonts w:cs="Times New Roman"/>
+          <w:szCs w:val="28"/>
+          <w:lang w:val="en-US"/>
+        </w:rPr>
+        <w:t>дата</w:t>
+      </w:r>
+      <w:proofErr w:type="spellEnd"/>
+      <w:r>
+        <w:rPr>
+          <w:rFonts w:cs="Times New Roman"/>
+          <w:szCs w:val="28"/>
+          <w:lang w:val="en-US"/>
+        </w:rPr>
+        <w:t xml:space="preserve"> </w:t>
+      </w:r>
+      <w:proofErr w:type="spellStart"/>
+      <w:r>
+        <w:rPr>
+          <w:rFonts w:cs="Times New Roman"/>
+          <w:szCs w:val="28"/>
+          <w:lang w:val="en-US"/>
+        </w:rPr>
+        <w:t>обращения</w:t>
+      </w:r>
+      <w:proofErr w:type="spellEnd"/>
+      <w:r>
+        <w:rPr>
+          <w:rFonts w:cs="Times New Roman"/>
+          <w:szCs w:val="28"/>
+          <w:lang w:val="en-US"/>
+        </w:rPr>
+        <w:t>: 24.02.2026).</w:t>
       </w:r>
     </w:p>
     <w:p>
@@ -11916,7 +15468,43 @@
           <w:szCs w:val="28"/>
           <w:lang w:val="en-US"/>
         </w:rPr>
-        <w:t xml:space="preserve">Topic J. Offline-First Architecture: Designing for Reality, Not Just the Cloud [Электронный ресурс] // Medium. — 2025. — URL: </w:t>
+        <w:t>Topic J. Offline-First Architecture: Designing for Reality, Not Just the Cloud [</w:t>
+      </w:r>
+      <w:proofErr w:type="spellStart"/>
+      <w:r>
+        <w:rPr>
+          <w:rFonts w:cs="Times New Roman"/>
+          <w:szCs w:val="28"/>
+          <w:lang w:val="en-US"/>
+        </w:rPr>
+        <w:t>Электронный</w:t>
+      </w:r>
+      <w:proofErr w:type="spellEnd"/>
+      <w:r>
+        <w:rPr>
+          <w:rFonts w:cs="Times New Roman"/>
+          <w:szCs w:val="28"/>
+          <w:lang w:val="en-US"/>
+        </w:rPr>
+        <w:t xml:space="preserve"> </w:t>
+      </w:r>
+      <w:proofErr w:type="spellStart"/>
+      <w:r>
+        <w:rPr>
+          <w:rFonts w:cs="Times New Roman"/>
+          <w:szCs w:val="28"/>
+          <w:lang w:val="en-US"/>
+        </w:rPr>
+        <w:t>ресурс</w:t>
+      </w:r>
+      <w:proofErr w:type="spellEnd"/>
+      <w:r>
+        <w:rPr>
+          <w:rFonts w:cs="Times New Roman"/>
+          <w:szCs w:val="28"/>
+          <w:lang w:val="en-US"/>
+        </w:rPr>
+        <w:t xml:space="preserve">] // Medium. — 2025. — URL: </w:t>
       </w:r>
       <w:hyperlink r:id="rId39" w:history="1">
         <w:r>
@@ -11935,7 +15523,43 @@
           <w:szCs w:val="28"/>
           <w:lang w:val="en-US"/>
         </w:rPr>
-        <w:t xml:space="preserve"> (дата обращения: 18.02.2026).</w:t>
+        <w:t xml:space="preserve"> (</w:t>
+      </w:r>
+      <w:proofErr w:type="spellStart"/>
+      <w:r>
+        <w:rPr>
+          <w:rFonts w:cs="Times New Roman"/>
+          <w:szCs w:val="28"/>
+          <w:lang w:val="en-US"/>
+        </w:rPr>
+        <w:t>дата</w:t>
+      </w:r>
+      <w:proofErr w:type="spellEnd"/>
+      <w:r>
+        <w:rPr>
+          <w:rFonts w:cs="Times New Roman"/>
+          <w:szCs w:val="28"/>
+          <w:lang w:val="en-US"/>
+        </w:rPr>
+        <w:t xml:space="preserve"> </w:t>
+      </w:r>
+      <w:proofErr w:type="spellStart"/>
+      <w:r>
+        <w:rPr>
+          <w:rFonts w:cs="Times New Roman"/>
+          <w:szCs w:val="28"/>
+          <w:lang w:val="en-US"/>
+        </w:rPr>
+        <w:t>обращения</w:t>
+      </w:r>
+      <w:proofErr w:type="spellEnd"/>
+      <w:r>
+        <w:rPr>
+          <w:rFonts w:cs="Times New Roman"/>
+          <w:szCs w:val="28"/>
+          <w:lang w:val="en-US"/>
+        </w:rPr>
+        <w:t>: 18.02.2026).</w:t>
       </w:r>
     </w:p>
     <w:p>
@@ -11951,6 +15575,7 @@
           <w:lang w:val="en-US"/>
         </w:rPr>
       </w:pPr>
+      <w:proofErr w:type="spellStart"/>
       <w:r>
         <w:rPr>
           <w:rFonts w:cs="Times New Roman"/>
@@ -11958,7 +15583,70 @@
           <w:lang w:val="en-US"/>
         </w:rPr>
         <w:lastRenderedPageBreak/>
-        <w:t>Vidmark V. Performance Evaluation of Kotlin Multiplatform on iOS: Quantitative Comparison between Kotlin and Compose Multiplatform against Native Swift for UI Rendering Hardware Interactions : master's thesis / V. Vidmark. — Stockholm : KTH Royal Institute of Technology, 2025. — 89 p.</w:t>
+        <w:t>Vidmark</w:t>
+      </w:r>
+      <w:proofErr w:type="spellEnd"/>
+      <w:r>
+        <w:rPr>
+          <w:rFonts w:cs="Times New Roman"/>
+          <w:szCs w:val="28"/>
+          <w:lang w:val="en-US"/>
+        </w:rPr>
+        <w:t xml:space="preserve"> V. Performance Evaluation of Kotlin Multiplatform on iOS: Quantitative Comparison between Kotlin and Compose Multiplatform against Native Swift for UI Rendering Hardware </w:t>
+      </w:r>
+      <w:proofErr w:type="gramStart"/>
+      <w:r>
+        <w:rPr>
+          <w:rFonts w:cs="Times New Roman"/>
+          <w:szCs w:val="28"/>
+          <w:lang w:val="en-US"/>
+        </w:rPr>
+        <w:t>Interactions :</w:t>
+      </w:r>
+      <w:proofErr w:type="gramEnd"/>
+      <w:r>
+        <w:rPr>
+          <w:rFonts w:cs="Times New Roman"/>
+          <w:szCs w:val="28"/>
+          <w:lang w:val="en-US"/>
+        </w:rPr>
+        <w:t xml:space="preserve"> master's thesis / V. </w:t>
+      </w:r>
+      <w:proofErr w:type="spellStart"/>
+      <w:r>
+        <w:rPr>
+          <w:rFonts w:cs="Times New Roman"/>
+          <w:szCs w:val="28"/>
+          <w:lang w:val="en-US"/>
+        </w:rPr>
+        <w:t>Vidmark</w:t>
+      </w:r>
+      <w:proofErr w:type="spellEnd"/>
+      <w:r>
+        <w:rPr>
+          <w:rFonts w:cs="Times New Roman"/>
+          <w:szCs w:val="28"/>
+          <w:lang w:val="en-US"/>
+        </w:rPr>
+        <w:t xml:space="preserve">. — </w:t>
+      </w:r>
+      <w:proofErr w:type="gramStart"/>
+      <w:r>
+        <w:rPr>
+          <w:rFonts w:cs="Times New Roman"/>
+          <w:szCs w:val="28"/>
+          <w:lang w:val="en-US"/>
+        </w:rPr>
+        <w:t>Stockholm :</w:t>
+      </w:r>
+      <w:proofErr w:type="gramEnd"/>
+      <w:r>
+        <w:rPr>
+          <w:rFonts w:cs="Times New Roman"/>
+          <w:szCs w:val="28"/>
+          <w:lang w:val="en-US"/>
+        </w:rPr>
+        <w:t xml:space="preserve"> KTH Royal Institute of Technology, 2025. — 89 p.</w:t>
       </w:r>
     </w:p>
     <w:p>
@@ -11980,7 +15668,61 @@
           <w:szCs w:val="28"/>
           <w:lang w:val="en-US"/>
         </w:rPr>
-        <w:t xml:space="preserve">When to Use Flutter for Web in 2025: A Comprehensive Guide [Электронный ресурс] // Milan Meurrens. — 2025. — URL: </w:t>
+        <w:t>When to Use Flutter for Web in 2025: A Comprehensive Guide [</w:t>
+      </w:r>
+      <w:proofErr w:type="spellStart"/>
+      <w:r>
+        <w:rPr>
+          <w:rFonts w:cs="Times New Roman"/>
+          <w:szCs w:val="28"/>
+          <w:lang w:val="en-US"/>
+        </w:rPr>
+        <w:t>Электронный</w:t>
+      </w:r>
+      <w:proofErr w:type="spellEnd"/>
+      <w:r>
+        <w:rPr>
+          <w:rFonts w:cs="Times New Roman"/>
+          <w:szCs w:val="28"/>
+          <w:lang w:val="en-US"/>
+        </w:rPr>
+        <w:t xml:space="preserve"> </w:t>
+      </w:r>
+      <w:proofErr w:type="spellStart"/>
+      <w:r>
+        <w:rPr>
+          <w:rFonts w:cs="Times New Roman"/>
+          <w:szCs w:val="28"/>
+          <w:lang w:val="en-US"/>
+        </w:rPr>
+        <w:t>ресурс</w:t>
+      </w:r>
+      <w:proofErr w:type="spellEnd"/>
+      <w:r>
+        <w:rPr>
+          <w:rFonts w:cs="Times New Roman"/>
+          <w:szCs w:val="28"/>
+          <w:lang w:val="en-US"/>
+        </w:rPr>
+        <w:t xml:space="preserve">] // Milan </w:t>
+      </w:r>
+      <w:proofErr w:type="spellStart"/>
+      <w:r>
+        <w:rPr>
+          <w:rFonts w:cs="Times New Roman"/>
+          <w:szCs w:val="28"/>
+          <w:lang w:val="en-US"/>
+        </w:rPr>
+        <w:t>Meurrens</w:t>
+      </w:r>
+      <w:proofErr w:type="spellEnd"/>
+      <w:r>
+        <w:rPr>
+          <w:rFonts w:cs="Times New Roman"/>
+          <w:szCs w:val="28"/>
+          <w:lang w:val="en-US"/>
+        </w:rPr>
+        <w:t xml:space="preserve">. — 2025. — URL: </w:t>
       </w:r>
       <w:hyperlink r:id="rId40" w:history="1">
         <w:r>
@@ -11999,7 +15741,43 @@
           <w:szCs w:val="28"/>
           <w:lang w:val="en-US"/>
         </w:rPr>
-        <w:t xml:space="preserve"> (дата обращения: 16.02.2026).</w:t>
+        <w:t xml:space="preserve"> (</w:t>
+      </w:r>
+      <w:proofErr w:type="spellStart"/>
+      <w:r>
+        <w:rPr>
+          <w:rFonts w:cs="Times New Roman"/>
+          <w:szCs w:val="28"/>
+          <w:lang w:val="en-US"/>
+        </w:rPr>
+        <w:t>дата</w:t>
+      </w:r>
+      <w:proofErr w:type="spellEnd"/>
+      <w:r>
+        <w:rPr>
+          <w:rFonts w:cs="Times New Roman"/>
+          <w:szCs w:val="28"/>
+          <w:lang w:val="en-US"/>
+        </w:rPr>
+        <w:t xml:space="preserve"> </w:t>
+      </w:r>
+      <w:proofErr w:type="spellStart"/>
+      <w:r>
+        <w:rPr>
+          <w:rFonts w:cs="Times New Roman"/>
+          <w:szCs w:val="28"/>
+          <w:lang w:val="en-US"/>
+        </w:rPr>
+        <w:t>обращения</w:t>
+      </w:r>
+      <w:proofErr w:type="spellEnd"/>
+      <w:r>
+        <w:rPr>
+          <w:rFonts w:cs="Times New Roman"/>
+          <w:szCs w:val="28"/>
+          <w:lang w:val="en-US"/>
+        </w:rPr>
+        <w:t>: 16.02.2026).</w:t>
       </w:r>
     </w:p>
     <w:sectPr>

--- a/НИР_2_Николаев_Евгений_источники.docx
+++ b/НИР_2_Николаев_Евгений_источники.docx
@@ -2784,39 +2784,7 @@
           <w:rFonts w:cs="Times New Roman"/>
           <w:szCs w:val="28"/>
         </w:rPr>
-        <w:t xml:space="preserve">Ситуация усугубляется фрагментацией внутри самих платформ. По данным </w:t>
-      </w:r>
-      <w:proofErr w:type="spellStart"/>
-      <w:r>
-        <w:rPr>
-          <w:rFonts w:cs="Times New Roman"/>
-          <w:szCs w:val="28"/>
-        </w:rPr>
-        <w:t>BrowserStack</w:t>
-      </w:r>
-      <w:proofErr w:type="spellEnd"/>
-      <w:r>
-        <w:rPr>
-          <w:rFonts w:cs="Times New Roman"/>
-          <w:szCs w:val="28"/>
-        </w:rPr>
-        <w:t xml:space="preserve">, в глобальном масштабе пользователи обращаются к веб-ресурсам через более 9000 различных устройств, работающих под управлением более 21 операционной системы [15]. Только в экосистеме Android насчитывается свыше 24 000 уникальных моделей устройств с различными размерами экрана, разрешением, версиями ОС и </w:t>
-      </w:r>
-      <w:proofErr w:type="spellStart"/>
-      <w:r>
-        <w:rPr>
-          <w:rFonts w:cs="Times New Roman"/>
-          <w:szCs w:val="28"/>
-        </w:rPr>
-        <w:t>кастомными</w:t>
-      </w:r>
-      <w:proofErr w:type="spellEnd"/>
-      <w:r>
-        <w:rPr>
-          <w:rFonts w:cs="Times New Roman"/>
-          <w:szCs w:val="28"/>
-        </w:rPr>
-        <w:t xml:space="preserve"> оболочками производителей [17].</w:t>
+        <w:t>Ситуация усугубляется фрагментацией внутри самих платформ. По данным BrowserStack, в глобальном масштабе пользователи обращаются к веб-ресурсам через более 9000 различных устройств, работающих под управлением более 21 операционной системы [15]. Только в экосистеме Android насчитывается свыше 24 000 уникальных моделей устройств с различными размерами экрана, разрешением, версиями ОС и кастомными оболочками производителей [17].</w:t>
       </w:r>
     </w:p>
     <w:p>
@@ -2848,39 +2816,7 @@
           <w:rFonts w:cs="Times New Roman"/>
           <w:szCs w:val="28"/>
         </w:rPr>
-        <w:t xml:space="preserve">Дополнительную сложность создают различия в конвенциях пользовательского интерфейса между платформами. Платформа Android следует руководству </w:t>
-      </w:r>
-      <w:proofErr w:type="spellStart"/>
-      <w:r>
-        <w:rPr>
-          <w:rFonts w:cs="Times New Roman"/>
-          <w:szCs w:val="28"/>
-        </w:rPr>
-        <w:t>Material</w:t>
-      </w:r>
-      <w:proofErr w:type="spellEnd"/>
-      <w:r>
-        <w:rPr>
-          <w:rFonts w:cs="Times New Roman"/>
-          <w:szCs w:val="28"/>
-        </w:rPr>
-        <w:t xml:space="preserve"> Design. Платформа iOS придерживается Human Interface </w:t>
-      </w:r>
-      <w:proofErr w:type="spellStart"/>
-      <w:r>
-        <w:rPr>
-          <w:rFonts w:cs="Times New Roman"/>
-          <w:szCs w:val="28"/>
-        </w:rPr>
-        <w:t>Guidelines</w:t>
-      </w:r>
-      <w:proofErr w:type="spellEnd"/>
-      <w:r>
-        <w:rPr>
-          <w:rFonts w:cs="Times New Roman"/>
-          <w:szCs w:val="28"/>
-        </w:rPr>
-        <w:t>. Веб-приложения ориентируются на паттерны, принятые в браузерной среде. Десктопные приложения предполагают работу с многооконностью, меню, панелями инструментов и клавиатурными сочетаниями.</w:t>
+        <w:t>Дополнительную сложность создают различия в конвенциях пользовательского интерфейса между платформами. Платформа Android следует руководству Material Design. Платформа iOS придерживается Human Interface Guidelines. Веб-приложения ориентируются на паттерны, принятые в браузерной среде. Десктопные приложения предполагают работу с многооконностью, меню, панелями инструментов и клавиатурными сочетаниями.</w:t>
       </w:r>
     </w:p>
     <w:p>
@@ -3100,6 +3036,13 @@
           <w:szCs w:val="28"/>
         </w:rPr>
       </w:pPr>
+      <w:r>
+        <w:rPr>
+          <w:rFonts w:cs="Times New Roman"/>
+          <w:szCs w:val="28"/>
+        </w:rPr>
+        <w:t>Вместе с тем кроссплатформенные решения имеют ряд ограничений, которые необходимо учитывать. Добавление промежуточного слоя абстракции между приложением и ОС может приводить к снижению производительности по сравнению с нативными приложениями. Фреймворки, использующие интерпретацию кода, промежуточные мосты или дополнительные слои абстракции, уступают нативным решениям по скорости отклика. Кроме того, доступ к некоторым платформенным API может быть ограничен или требовать написания платформенно-специфичного кода, что частично нивелирует преимущества единой кодовой базы.</w:t>
+      </w:r>
     </w:p>
     <w:p>
       <w:pPr>
@@ -3114,30 +3057,7 @@
           <w:rFonts w:cs="Times New Roman"/>
           <w:szCs w:val="28"/>
         </w:rPr>
-        <w:t xml:space="preserve">Вместе с тем кроссплатформенные решения имеют ряд ограничений, которые необходимо учитывать. Добавление промежуточного слоя абстракции между приложением и ОС может приводить к снижению производительности по сравнению с нативными приложениями. Фреймворки, использующие интерпретацию кода, промежуточные мосты или дополнительные слои абстракции, уступают нативным решениям по скорости отклика. Кроме того, доступ к некоторым платформенным API может быть ограничен или требовать </w:t>
-      </w:r>
-      <w:r>
-        <w:rPr>
-          <w:rFonts w:cs="Times New Roman"/>
-          <w:szCs w:val="28"/>
-        </w:rPr>
         <w:lastRenderedPageBreak/>
-        <w:t>написания платформенно-специфичного кода, что частично нивелирует преимущества единой кодовой базы.</w:t>
-      </w:r>
-    </w:p>
-    <w:p>
-      <w:pPr>
-        <w:ind w:firstLine="708"/>
-        <w:rPr>
-          <w:rFonts w:cs="Times New Roman"/>
-          <w:szCs w:val="28"/>
-        </w:rPr>
-      </w:pPr>
-      <w:r>
-        <w:rPr>
-          <w:rFonts w:cs="Times New Roman"/>
-          <w:szCs w:val="28"/>
-        </w:rPr>
         <w:t>Таким образом, проблема мультиплатформенной разработки носит комплексный характер, затрагивает все уровни приложения, но тем не менее имеет свои преимущества и недостатки.</w:t>
       </w:r>
     </w:p>
@@ -3308,23 +3228,7 @@
           <w:rFonts w:cs="Times New Roman"/>
           <w:szCs w:val="28"/>
         </w:rPr>
-        <w:t xml:space="preserve"> - C++ интерфейс для прямого обращения к нативным объектам без </w:t>
-      </w:r>
-      <w:proofErr w:type="spellStart"/>
-      <w:r>
-        <w:rPr>
-          <w:rFonts w:cs="Times New Roman"/>
-          <w:szCs w:val="28"/>
-        </w:rPr>
-        <w:t>сериализации</w:t>
-      </w:r>
-      <w:proofErr w:type="spellEnd"/>
-      <w:r>
-        <w:rPr>
-          <w:rFonts w:cs="Times New Roman"/>
-          <w:szCs w:val="28"/>
-        </w:rPr>
-        <w:t>;</w:t>
+        <w:t xml:space="preserve"> - C++ интерфейс для прямого обращения к нативным объектам без сериализации;</w:t>
       </w:r>
     </w:p>
     <w:p>
@@ -3339,7 +3243,6 @@
           <w:szCs w:val="28"/>
         </w:rPr>
       </w:pPr>
-      <w:proofErr w:type="spellStart"/>
       <w:r>
         <w:rPr>
           <w:rFonts w:cs="Times New Roman"/>
@@ -3347,17 +3250,7 @@
           <w:iCs/>
           <w:szCs w:val="28"/>
         </w:rPr>
-        <w:t>Fabric</w:t>
-      </w:r>
-      <w:proofErr w:type="spellEnd"/>
-      <w:r>
-        <w:rPr>
-          <w:rFonts w:cs="Times New Roman"/>
-          <w:i/>
-          <w:iCs/>
-          <w:szCs w:val="28"/>
-        </w:rPr>
-        <w:t xml:space="preserve"> </w:t>
+        <w:t xml:space="preserve">Fabric </w:t>
       </w:r>
       <w:r>
         <w:rPr>
@@ -3379,7 +3272,6 @@
           <w:szCs w:val="28"/>
         </w:rPr>
       </w:pPr>
-      <w:proofErr w:type="spellStart"/>
       <w:r>
         <w:rPr>
           <w:rFonts w:cs="Times New Roman"/>
@@ -3389,7 +3281,6 @@
         </w:rPr>
         <w:t>TurboModules</w:t>
       </w:r>
-      <w:proofErr w:type="spellEnd"/>
       <w:r>
         <w:rPr>
           <w:rFonts w:cs="Times New Roman"/>
@@ -3442,17 +3333,8 @@
           <w:rFonts w:cs="Times New Roman"/>
           <w:szCs w:val="28"/>
         </w:rPr>
-        <w:t xml:space="preserve">Принципиальным ограничением React Native в контексте настоящего исследования является отсутствие официальной поддержки десктопных и веб-платформ в ядре фреймворка. Поддержка Windows и macOS реализуется через отдельный проект, который разрабатывает </w:t>
-      </w:r>
-      <w:proofErr w:type="spellStart"/>
-      <w:r>
-        <w:rPr>
-          <w:rFonts w:cs="Times New Roman"/>
-          <w:szCs w:val="28"/>
-        </w:rPr>
-        <w:t>Microsof</w:t>
-      </w:r>
-      <w:proofErr w:type="spellEnd"/>
+        <w:t>Принципиальным ограничением React Native в контексте настоящего исследования является отсутствие официальной поддержки десктопных и веб-платформ в ядре фреймворка. Поддержка Windows и macOS реализуется через отдельный проект, который разрабатывает Microsof</w:t>
+      </w:r>
       <w:r>
         <w:rPr>
           <w:rFonts w:cs="Times New Roman"/>
@@ -3569,23 +3451,7 @@
           <w:rFonts w:cs="Times New Roman"/>
           <w:szCs w:val="28"/>
         </w:rPr>
-        <w:t xml:space="preserve"> через технологию </w:t>
-      </w:r>
-      <w:proofErr w:type="spellStart"/>
-      <w:r>
-        <w:rPr>
-          <w:rFonts w:cs="Times New Roman"/>
-          <w:szCs w:val="28"/>
-        </w:rPr>
-        <w:t>WebGL</w:t>
-      </w:r>
-      <w:proofErr w:type="spellEnd"/>
-      <w:r>
-        <w:rPr>
-          <w:rFonts w:cs="Times New Roman"/>
-          <w:szCs w:val="28"/>
-        </w:rPr>
-        <w:t xml:space="preserve">. Это означает, что Flutter на вебе не использует стандартные HTML-элементы DOM, а отрисовывает все пиксели самостоятельно </w:t>
+        <w:t xml:space="preserve"> через технологию WebGL. Это означает, что Flutter на вебе не использует стандартные HTML-элементы DOM, а отрисовывает все пиксели самостоятельно </w:t>
       </w:r>
       <w:r>
         <w:rPr>
@@ -3678,55 +3544,7 @@
           <w:rFonts w:cs="Times New Roman"/>
           <w:szCs w:val="28"/>
         </w:rPr>
-        <w:t xml:space="preserve">Подход с собственным рендерингом обеспечивает полную визуальную </w:t>
-      </w:r>
-      <w:proofErr w:type="spellStart"/>
-      <w:r>
-        <w:rPr>
-          <w:rFonts w:cs="Times New Roman"/>
-          <w:szCs w:val="28"/>
-        </w:rPr>
-        <w:t>консистентность</w:t>
-      </w:r>
-      <w:proofErr w:type="spellEnd"/>
-      <w:r>
-        <w:rPr>
-          <w:rFonts w:cs="Times New Roman"/>
-          <w:szCs w:val="28"/>
-        </w:rPr>
-        <w:t xml:space="preserve"> интерфейса между платформами, однако сопряжён с определёнными компромиссами в производительности. Ряд исследований демонстрирует, что Flutter-приложения потребляют больше CPU и оперативной памяти. В частности, </w:t>
-      </w:r>
-      <w:proofErr w:type="spellStart"/>
-      <w:r>
-        <w:rPr>
-          <w:rFonts w:cs="Times New Roman"/>
-          <w:szCs w:val="28"/>
-        </w:rPr>
-        <w:t>Аметова</w:t>
-      </w:r>
-      <w:proofErr w:type="spellEnd"/>
-      <w:r>
-        <w:rPr>
-          <w:rFonts w:cs="Times New Roman"/>
-          <w:szCs w:val="28"/>
-        </w:rPr>
-        <w:t xml:space="preserve"> С. и </w:t>
-      </w:r>
-      <w:proofErr w:type="spellStart"/>
-      <w:r>
-        <w:rPr>
-          <w:rFonts w:cs="Times New Roman"/>
-          <w:szCs w:val="28"/>
-        </w:rPr>
-        <w:t>Линдтром</w:t>
-      </w:r>
-      <w:proofErr w:type="spellEnd"/>
-      <w:r>
-        <w:rPr>
-          <w:rFonts w:cs="Times New Roman"/>
-          <w:szCs w:val="28"/>
-        </w:rPr>
-        <w:t xml:space="preserve"> Т. показали, что Flutter имеет повышенное потребление CPU и памяти по сравнению с нативными приложениями на обеих мобильных платформах при рендеринге анимаций [6].</w:t>
+        <w:t>Подход с собственным рендерингом обеспечивает полную визуальную консистентность интерфейса между платформами, однако сопряжён с определёнными компромиссами в производительности. Ряд исследований демонстрирует, что Flutter-приложения потребляют больше CPU и оперативной памяти. В частности, Аметова С. и Линдтром Т. показали, что Flutter имеет повышенное потребление CPU и памяти по сравнению с нативными приложениями на обеих мобильных платформах при рендеринге анимаций [6].</w:t>
       </w:r>
       <w:r>
         <w:rPr>
@@ -3777,7 +3595,6 @@
         </w:rPr>
         <w:t xml:space="preserve"> </w:t>
       </w:r>
-      <w:proofErr w:type="spellStart"/>
       <w:r>
         <w:rPr>
           <w:rFonts w:cs="Times New Roman"/>
@@ -3785,7 +3602,6 @@
         </w:rPr>
         <w:t>Андерссоном</w:t>
       </w:r>
-      <w:proofErr w:type="spellEnd"/>
       <w:r>
         <w:rPr>
           <w:rFonts w:cs="Times New Roman"/>
@@ -4219,71 +4035,7 @@
           <w:rFonts w:cs="Times New Roman"/>
           <w:szCs w:val="28"/>
         </w:rPr>
-        <w:t xml:space="preserve">Интерфейс строится на стандартных веб-технологиях HTML, CSS и JavaScript с использованием любого из популярных фреймворков, к примеру, </w:t>
-      </w:r>
-      <w:proofErr w:type="spellStart"/>
-      <w:r>
-        <w:rPr>
-          <w:rFonts w:cs="Times New Roman"/>
-          <w:szCs w:val="28"/>
-        </w:rPr>
-        <w:t>Angular</w:t>
-      </w:r>
-      <w:proofErr w:type="spellEnd"/>
-      <w:r>
-        <w:rPr>
-          <w:rFonts w:cs="Times New Roman"/>
-          <w:szCs w:val="28"/>
-        </w:rPr>
-        <w:t xml:space="preserve">, React или </w:t>
-      </w:r>
-      <w:proofErr w:type="spellStart"/>
-      <w:r>
-        <w:rPr>
-          <w:rFonts w:cs="Times New Roman"/>
-          <w:szCs w:val="28"/>
-        </w:rPr>
-        <w:t>Vue</w:t>
-      </w:r>
-      <w:proofErr w:type="spellEnd"/>
-      <w:r>
-        <w:rPr>
-          <w:rFonts w:cs="Times New Roman"/>
-          <w:szCs w:val="28"/>
-        </w:rPr>
-        <w:t xml:space="preserve">. Для доступа к нативным API устройств используется среда выполнения </w:t>
-      </w:r>
-      <w:proofErr w:type="spellStart"/>
-      <w:r>
-        <w:rPr>
-          <w:rFonts w:cs="Times New Roman"/>
-          <w:szCs w:val="28"/>
-        </w:rPr>
-        <w:t>Capacitor</w:t>
-      </w:r>
-      <w:proofErr w:type="spellEnd"/>
-      <w:r>
-        <w:rPr>
-          <w:rFonts w:cs="Times New Roman"/>
-          <w:szCs w:val="28"/>
-        </w:rPr>
-        <w:t xml:space="preserve">. Данная среда предоставляет API для JavaScript с целью обращения к функциям камеры, файловой системы, </w:t>
-      </w:r>
-      <w:proofErr w:type="spellStart"/>
-      <w:r>
-        <w:rPr>
-          <w:rFonts w:cs="Times New Roman"/>
-          <w:szCs w:val="28"/>
-        </w:rPr>
-        <w:t>push</w:t>
-      </w:r>
-      <w:proofErr w:type="spellEnd"/>
-      <w:r>
-        <w:rPr>
-          <w:rFonts w:cs="Times New Roman"/>
-          <w:szCs w:val="28"/>
-        </w:rPr>
-        <w:t xml:space="preserve">-уведомлений и других возможностей операционной системы </w:t>
+        <w:t xml:space="preserve">Интерфейс строится на стандартных веб-технологиях HTML, CSS и JavaScript с использованием любого из популярных фреймворков, к примеру, Angular, React или Vue. Для доступа к нативным API устройств используется среда выполнения Capacitor. Данная среда предоставляет API для JavaScript с целью обращения к функциям камеры, файловой системы, push-уведомлений и других возможностей операционной системы </w:t>
       </w:r>
       <w:r>
         <w:rPr>
@@ -4505,39 +4257,7 @@
           <w:rFonts w:cs="Times New Roman"/>
           <w:szCs w:val="28"/>
         </w:rPr>
-        <w:t xml:space="preserve">Архитектурно Kotlin Multiplatform основан на модели совместного использования бизнес-логики между платформами за счёт выделения общего модуля и изоляции платформенно-специфичных реализаций. Одним из ключевых механизмов Kotlin Multiplatform является </w:t>
-      </w:r>
-      <w:proofErr w:type="spellStart"/>
-      <w:r>
-        <w:rPr>
-          <w:rFonts w:cs="Times New Roman"/>
-          <w:szCs w:val="28"/>
-        </w:rPr>
-        <w:t>expect</w:t>
-      </w:r>
-      <w:proofErr w:type="spellEnd"/>
-      <w:r>
-        <w:rPr>
-          <w:rFonts w:cs="Times New Roman"/>
-          <w:szCs w:val="28"/>
-        </w:rPr>
-        <w:t>/</w:t>
-      </w:r>
-      <w:proofErr w:type="spellStart"/>
-      <w:r>
-        <w:rPr>
-          <w:rFonts w:cs="Times New Roman"/>
-          <w:szCs w:val="28"/>
-        </w:rPr>
-        <w:t>actual</w:t>
-      </w:r>
-      <w:proofErr w:type="spellEnd"/>
-      <w:r>
-        <w:rPr>
-          <w:rFonts w:cs="Times New Roman"/>
-          <w:szCs w:val="28"/>
-        </w:rPr>
-        <w:t>-декларация, позволяющая объявлять ожидаемые интерфейсы в общем модуле и предоставлять их конкретные реализации в платформенных модулях [3] Код на Kotlin компилируется в байт-код JVM для Android и Desktop. Для iOS и macOS код компилируется в нативный через Kotlin/Native. Для Web предусмотрены два типа компиляции: Kotlin/JS (транспиляция в JavaScript) и Kotlin/Wasm (компиляция в WebAssembly).</w:t>
+        <w:t>Архитектурно Kotlin Multiplatform основан на модели совместного использования бизнес-логики между платформами за счёт выделения общего модуля и изоляции платформенно-специфичных реализаций. Одним из ключевых механизмов Kotlin Multiplatform является expect/actual-декларация, позволяющая объявлять ожидаемые интерфейсы в общем модуле и предоставлять их конкретные реализации в платформенных модулях [3] Код на Kotlin компилируется в байт-код JVM для Android и Desktop. Для iOS и macOS код компилируется в нативный через Kotlin/Native. Для Web предусмотрены два типа компиляции: Kotlin/JS (транспиляция в JavaScript) и Kotlin/Wasm (компиляция в WebAssembly).</w:t>
       </w:r>
     </w:p>
     <w:p>
@@ -4781,23 +4501,7 @@
           <w:rFonts w:cs="Times New Roman"/>
           <w:szCs w:val="28"/>
         </w:rPr>
-        <w:t xml:space="preserve">Kotlin/JS - тип, при котором Kotlin-код </w:t>
-      </w:r>
-      <w:proofErr w:type="spellStart"/>
-      <w:r>
-        <w:rPr>
-          <w:rFonts w:cs="Times New Roman"/>
-          <w:szCs w:val="28"/>
-        </w:rPr>
-        <w:t>транспилируется</w:t>
-      </w:r>
-      <w:proofErr w:type="spellEnd"/>
-      <w:r>
-        <w:rPr>
-          <w:rFonts w:cs="Times New Roman"/>
-          <w:szCs w:val="28"/>
-        </w:rPr>
-        <w:t xml:space="preserve"> в JavaScript. Находится в стабильной версии. Kotlin/JS обеспечивает более широкую совместимость с браузерами (включая старые версии, не поддерживающие </w:t>
+        <w:t xml:space="preserve">Kotlin/JS - тип, при котором Kotlin-код транспилируется в JavaScript. Находится в стабильной версии. Kotlin/JS обеспечивает более широкую совместимость с браузерами (включая старые версии, не поддерживающие </w:t>
       </w:r>
       <w:r>
         <w:t>Wasm GC</w:t>
@@ -5100,23 +4804,7 @@
           <w:rFonts w:cs="Times New Roman"/>
           <w:szCs w:val="28"/>
         </w:rPr>
-        <w:t xml:space="preserve">, но не позволяет </w:t>
-      </w:r>
-      <w:proofErr w:type="spellStart"/>
-      <w:r>
-        <w:rPr>
-          <w:rFonts w:cs="Times New Roman"/>
-          <w:szCs w:val="28"/>
-        </w:rPr>
-        <w:t>переиспользовать</w:t>
-      </w:r>
-      <w:proofErr w:type="spellEnd"/>
-      <w:r>
-        <w:rPr>
-          <w:rFonts w:cs="Times New Roman"/>
-          <w:szCs w:val="28"/>
-        </w:rPr>
-        <w:t xml:space="preserve"> </w:t>
+        <w:t xml:space="preserve">, но не позволяет переиспользовать </w:t>
       </w:r>
       <w:r>
         <w:rPr>
@@ -5177,23 +4865,7 @@
           <w:rFonts w:cs="Times New Roman"/>
           <w:szCs w:val="28"/>
         </w:rPr>
-        <w:t xml:space="preserve">Что касается производительности, исследование </w:t>
-      </w:r>
-      <w:proofErr w:type="spellStart"/>
-      <w:r>
-        <w:rPr>
-          <w:rFonts w:cs="Times New Roman"/>
-          <w:szCs w:val="28"/>
-        </w:rPr>
-        <w:t>Видмарк</w:t>
-      </w:r>
-      <w:proofErr w:type="spellEnd"/>
-      <w:r>
-        <w:rPr>
-          <w:rFonts w:cs="Times New Roman"/>
-          <w:szCs w:val="28"/>
-        </w:rPr>
-        <w:t xml:space="preserve"> В.  показало, что Compose Multiplatform на iOS при рендеринге анимаций демонстрирует повышенное потребление CPU по сравнению с нативной Swift-реализацией: при сложных анимациях с множеством элементов средняя частота кадров </w:t>
+        <w:t xml:space="preserve">Что касается производительности, исследование Видмарк В.  показало, что Compose Multiplatform на iOS при рендеринге анимаций демонстрирует повышенное потребление CPU по сравнению с нативной Swift-реализацией: при сложных анимациях с множеством элементов средняя частота кадров </w:t>
       </w:r>
       <w:r>
         <w:rPr>
@@ -7462,23 +7134,7 @@
           <w:rFonts w:cs="Times New Roman"/>
           <w:szCs w:val="28"/>
         </w:rPr>
-        <w:t xml:space="preserve">Для разрабатываемого приложения определены следующие целевые показатели. Время отклика на пользовательские действия не должно превышать 100 </w:t>
-      </w:r>
-      <w:proofErr w:type="spellStart"/>
-      <w:r>
-        <w:rPr>
-          <w:rFonts w:cs="Times New Roman"/>
-          <w:szCs w:val="28"/>
-        </w:rPr>
-        <w:t>мс</w:t>
-      </w:r>
-      <w:proofErr w:type="spellEnd"/>
-      <w:r>
-        <w:rPr>
-          <w:rFonts w:cs="Times New Roman"/>
-          <w:szCs w:val="28"/>
-        </w:rPr>
-        <w:t xml:space="preserve">. Анимации и переходы должны выполняться с частотой не менее 60 кадров в секунду. Время холодного запуска приложения не должно превышать 2 секунд на мобильных устройствах среднего ценового сегмента и 3 секунд для веб-версии. Все операции с локальными данными должны </w:t>
+        <w:t xml:space="preserve">Для разрабатываемого приложения определены следующие целевые показатели. Время отклика на пользовательские действия не должно превышать 100 мс. Анимации и переходы должны выполняться с частотой не менее 60 кадров в секунду. Время холодного запуска приложения не должно превышать 2 секунд на мобильных устройствах среднего ценового сегмента и 3 секунд для веб-версии. Все операции с локальными данными должны </w:t>
       </w:r>
       <w:r>
         <w:rPr>
@@ -7557,23 +7213,7 @@
           <w:rFonts w:cs="Times New Roman"/>
           <w:szCs w:val="28"/>
         </w:rPr>
-        <w:t xml:space="preserve">Исследования в области приватности приложений для ментального здоровья свидетельствуют о систематических проблемах в отрасли. </w:t>
-      </w:r>
-      <w:proofErr w:type="spellStart"/>
-      <w:r>
-        <w:rPr>
-          <w:rFonts w:cs="Times New Roman"/>
-          <w:szCs w:val="28"/>
-        </w:rPr>
-        <w:t>Ивайя</w:t>
-      </w:r>
-      <w:proofErr w:type="spellEnd"/>
-      <w:r>
-        <w:rPr>
-          <w:rFonts w:cs="Times New Roman"/>
-          <w:szCs w:val="28"/>
-        </w:rPr>
-        <w:t xml:space="preserve"> Л. и соавторы провели эмпирический анализ 27 наиболее популярных приложений для ментального здоровья из Google Play Store и выявили, что 74 % из них получили оценку критического или высокого риска по шкале безопасности приложений, причём основной причиной являлись небезопасные практики кодирования и угрозы раскрытия информации [19]. Независимый аудит Mozilla Foundation, проведённый в 2023 году, показал, что 59 % наиболее популярных приложений для ментального здоровья получили предупреждающую маркировку о недостаточной защите приватности, а 40 % приложений ухудшили свои практики по сравнению с предыдущим годом [23].</w:t>
+        <w:t>Исследования в области приватности приложений для ментального здоровья свидетельствуют о систематических проблемах в отрасли. Ивайя Л. и соавторы провели эмпирический анализ 27 наиболее популярных приложений для ментального здоровья из Google Play Store и выявили, что 74 % из них получили оценку критического или высокого риска по шкале безопасности приложений, причём основной причиной являлись небезопасные практики кодирования и угрозы раскрытия информации [19]. Независимый аудит Mozilla Foundation, проведённый в 2023 году, показал, что 59 % наиболее популярных приложений для ментального здоровья получили предупреждающую маркировку о недостаточной защите приватности, а 40 % приложений ухудшили свои практики по сравнению с предыдущим годом [23].</w:t>
       </w:r>
     </w:p>
     <w:p>
@@ -7686,23 +7326,7 @@
           <w:rFonts w:cs="Times New Roman"/>
           <w:szCs w:val="28"/>
         </w:rPr>
-        <w:t xml:space="preserve">Все функции MVP должны быть доступны на каждой из трёх целевых платформ без исключений. Интерфейс должен использовать единую дизайн-систему на всех платформах, обеспечивая визуальную согласованность. Компоновка экранов должна адаптироваться к размеру окна. На узких экранах используется </w:t>
-      </w:r>
-      <w:proofErr w:type="spellStart"/>
-      <w:r>
-        <w:rPr>
-          <w:rFonts w:cs="Times New Roman"/>
-          <w:szCs w:val="28"/>
-        </w:rPr>
-        <w:t>одноколоночная</w:t>
-      </w:r>
-      <w:proofErr w:type="spellEnd"/>
-      <w:r>
-        <w:rPr>
-          <w:rFonts w:cs="Times New Roman"/>
-          <w:szCs w:val="28"/>
-        </w:rPr>
-        <w:t xml:space="preserve"> компоновка, на широких допускается расширение области контента или отображение дополнительных панелей. Приложение должно корректно обрабатывать различные модели ввода. Сенсорный ввод на мобильных устройствах, ввод с клавиатуры и мыши на десктопе. Код пользовательского интерфейса реализуется единообразно для всех платформ с использованием Compose Multiplatform. Платформенно-</w:t>
+        <w:t>Все функции MVP должны быть доступны на каждой из трёх целевых платформ без исключений. Интерфейс должен использовать единую дизайн-систему на всех платформах, обеспечивая визуальную согласованность. Компоновка экранов должна адаптироваться к размеру окна. На узких экранах используется одноколоночная компоновка, на широких допускается расширение области контента или отображение дополнительных панелей. Приложение должно корректно обрабатывать различные модели ввода. Сенсорный ввод на мобильных устройствах, ввод с клавиатуры и мыши на десктопе. Код пользовательского интерфейса реализуется единообразно для всех платформ с использованием Compose Multiplatform. Платформенно-</w:t>
       </w:r>
       <w:r>
         <w:rPr>
@@ -7751,23 +7375,7 @@
           <w:rFonts w:cs="Times New Roman"/>
           <w:szCs w:val="28"/>
         </w:rPr>
-        <w:t xml:space="preserve">Приложение реализует архитектуру </w:t>
-      </w:r>
-      <w:proofErr w:type="spellStart"/>
-      <w:r>
-        <w:rPr>
-          <w:rFonts w:cs="Times New Roman"/>
-          <w:szCs w:val="28"/>
-        </w:rPr>
-        <w:t>offline-first</w:t>
-      </w:r>
-      <w:proofErr w:type="spellEnd"/>
-      <w:r>
-        <w:rPr>
-          <w:rFonts w:cs="Times New Roman"/>
-          <w:szCs w:val="28"/>
-        </w:rPr>
-        <w:t>, при которой локальная база данных является основным источником данных для интерфейса. Все операции чтения и записи выполняются локально и мгновенно отражаются в интерфейсе. Синхронизация с серверным хранилищем происходит в фоновом режиме при наличии сетевого соединения. Такая архитектура, как отмечается в исследовании Дж. Топика, представляет собой парадигму проектирования, в которой сетевой доступ рассматривается как опциональный ресурс, а не обязательное условие функционирования [33].</w:t>
+        <w:t>Приложение реализует архитектуру offline-first, при которой локальная база данных является основным источником данных для интерфейса. Все операции чтения и записи выполняются локально и мгновенно отражаются в интерфейсе. Синхронизация с серверным хранилищем происходит в фоновом режиме при наличии сетевого соединения. Такая архитектура, как отмечается в исследовании Дж. Топика, представляет собой парадигму проектирования, в которой сетевой доступ рассматривается как опциональный ресурс, а не обязательное условие функционирования [33].</w:t>
       </w:r>
     </w:p>
     <w:p>
@@ -7792,39 +7400,7 @@
           <w:rFonts w:cs="Times New Roman"/>
           <w:szCs w:val="28"/>
         </w:rPr>
-        <w:t xml:space="preserve">Архитектура проекта должна обеспечивать модульное разделение кода на общий и платформенно-специфичный модули. Общий модуль должен включать весь код пользовательского интерфейса, бизнес-логику, модели данных и навигацию. Платформенно-специфичный код должен быть ограничен конфигурацией точки входа приложения, адаптацией к размерам экрана и реализациями отдельных API операционной системы через механизм </w:t>
-      </w:r>
-      <w:proofErr w:type="spellStart"/>
-      <w:r>
-        <w:rPr>
-          <w:rFonts w:cs="Times New Roman"/>
-          <w:szCs w:val="28"/>
-        </w:rPr>
-        <w:t>expect</w:t>
-      </w:r>
-      <w:proofErr w:type="spellEnd"/>
-      <w:r>
-        <w:rPr>
-          <w:rFonts w:cs="Times New Roman"/>
-          <w:szCs w:val="28"/>
-        </w:rPr>
-        <w:t>/</w:t>
-      </w:r>
-      <w:proofErr w:type="spellStart"/>
-      <w:r>
-        <w:rPr>
-          <w:rFonts w:cs="Times New Roman"/>
-          <w:szCs w:val="28"/>
-        </w:rPr>
-        <w:t>actual</w:t>
-      </w:r>
-      <w:proofErr w:type="spellEnd"/>
-      <w:r>
-        <w:rPr>
-          <w:rFonts w:cs="Times New Roman"/>
-          <w:szCs w:val="28"/>
-        </w:rPr>
-        <w:t>. Целевая доля общего кода составляет не менее 90 % от совокупного объёма проекта. Добавление поддержки новой платформы не должно требовать переписывания существующего общего модуля.</w:t>
+        <w:t>Архитектура проекта должна обеспечивать модульное разделение кода на общий и платформенно-специфичный модули. Общий модуль должен включать весь код пользовательского интерфейса, бизнес-логику, модели данных и навигацию. Платформенно-специфичный код должен быть ограничен конфигурацией точки входа приложения, адаптацией к размерам экрана и реализациями отдельных API операционной системы через механизм expect/actual. Целевая доля общего кода составляет не менее 90 % от совокупного объёма проекта. Добавление поддержки новой платформы не должно требовать переписывания существующего общего модуля.</w:t>
       </w:r>
       <w:r>
         <w:t xml:space="preserve"> </w:t>
@@ -7976,71 +7552,7 @@
           <w:rFonts w:cs="Times New Roman"/>
           <w:szCs w:val="28"/>
         </w:rPr>
-        <w:t>Архитектура KMP-проекта строится на разделении кода между общим модулем и платформенными точками входа. В разрабатываемом приложении проект состоит из четырёх модулей. В них входят три платформенных модуля (</w:t>
-      </w:r>
-      <w:proofErr w:type="spellStart"/>
-      <w:r>
-        <w:rPr>
-          <w:rFonts w:cs="Times New Roman"/>
-          <w:szCs w:val="28"/>
-        </w:rPr>
-        <w:t>androidApp</w:t>
-      </w:r>
-      <w:proofErr w:type="spellEnd"/>
-      <w:r>
-        <w:rPr>
-          <w:rFonts w:cs="Times New Roman"/>
-          <w:szCs w:val="28"/>
-        </w:rPr>
-        <w:t xml:space="preserve">, </w:t>
-      </w:r>
-      <w:proofErr w:type="spellStart"/>
-      <w:r>
-        <w:rPr>
-          <w:rFonts w:cs="Times New Roman"/>
-          <w:szCs w:val="28"/>
-        </w:rPr>
-        <w:t>desktopApp</w:t>
-      </w:r>
-      <w:proofErr w:type="spellEnd"/>
-      <w:r>
-        <w:rPr>
-          <w:rFonts w:cs="Times New Roman"/>
-          <w:szCs w:val="28"/>
-        </w:rPr>
-        <w:t xml:space="preserve"> и </w:t>
-      </w:r>
-      <w:proofErr w:type="spellStart"/>
-      <w:r>
-        <w:rPr>
-          <w:rFonts w:cs="Times New Roman"/>
-          <w:szCs w:val="28"/>
-        </w:rPr>
-        <w:t>webApp</w:t>
-      </w:r>
-      <w:proofErr w:type="spellEnd"/>
-      <w:r>
-        <w:rPr>
-          <w:rFonts w:cs="Times New Roman"/>
-          <w:szCs w:val="28"/>
-        </w:rPr>
-        <w:t>) и один общий модуль (</w:t>
-      </w:r>
-      <w:proofErr w:type="spellStart"/>
-      <w:r>
-        <w:rPr>
-          <w:rFonts w:cs="Times New Roman"/>
-          <w:szCs w:val="28"/>
-        </w:rPr>
-        <w:t>shared</w:t>
-      </w:r>
-      <w:proofErr w:type="spellEnd"/>
-      <w:r>
-        <w:rPr>
-          <w:rFonts w:cs="Times New Roman"/>
-          <w:szCs w:val="28"/>
-        </w:rPr>
-        <w:t>). Данная структура представлена на Рисунке 2.</w:t>
+        <w:t>Архитектура KMP-проекта строится на разделении кода между общим модулем и платформенными точками входа. В разрабатываемом приложении проект состоит из четырёх модулей. В них входят три платформенных модуля (androidApp, desktopApp и webApp) и один общий модуль (shared). Данная структура представлена на Рисунке 2.</w:t>
       </w:r>
     </w:p>
     <w:p>
@@ -8111,24 +7623,29 @@
       <w:r>
         <w:t xml:space="preserve">Рисунок </w:t>
       </w:r>
-      <w:fldSimple w:instr=" SEQ Рисунок \* ARABIC ">
-        <w:r>
-          <w:rPr>
-            <w:noProof/>
-          </w:rPr>
-          <w:t>2</w:t>
-        </w:r>
-      </w:fldSimple>
-      <w:r>
-        <w:t xml:space="preserve"> - </w:t>
-      </w:r>
-      <w:proofErr w:type="spellStart"/>
-      <w:r>
-        <w:t>Верхнеуровневая</w:t>
-      </w:r>
-      <w:proofErr w:type="spellEnd"/>
-      <w:r>
-        <w:t xml:space="preserve"> структура </w:t>
+      <w:r>
+        <w:fldChar w:fldCharType="begin"/>
+      </w:r>
+      <w:r>
+        <w:instrText xml:space="preserve"> SEQ Рисунок \* ARABIC </w:instrText>
+      </w:r>
+      <w:r>
+        <w:fldChar w:fldCharType="separate"/>
+      </w:r>
+      <w:r>
+        <w:rPr>
+          <w:noProof/>
+        </w:rPr>
+        <w:t>2</w:t>
+      </w:r>
+      <w:r>
+        <w:rPr>
+          <w:noProof/>
+        </w:rPr>
+        <w:fldChar w:fldCharType="end"/>
+      </w:r>
+      <w:r>
+        <w:t xml:space="preserve"> - Верхнеуровневая структура </w:t>
       </w:r>
       <w:r>
         <w:rPr>
@@ -8154,23 +7671,7 @@
           <w:rFonts w:cs="Times New Roman"/>
           <w:szCs w:val="28"/>
         </w:rPr>
-        <w:t xml:space="preserve">Платформенные модули содержат минимальный код, необходимый для запуска приложения на целевой платформе. Модуль </w:t>
-      </w:r>
-      <w:proofErr w:type="spellStart"/>
-      <w:r>
-        <w:rPr>
-          <w:rFonts w:cs="Times New Roman"/>
-          <w:szCs w:val="28"/>
-        </w:rPr>
-        <w:t>androidApp</w:t>
-      </w:r>
-      <w:proofErr w:type="spellEnd"/>
-      <w:r>
-        <w:rPr>
-          <w:rFonts w:cs="Times New Roman"/>
-          <w:szCs w:val="28"/>
-        </w:rPr>
-        <w:t xml:space="preserve"> определяет </w:t>
+        <w:t xml:space="preserve">Платформенные модули содержат минимальный код, необходимый для запуска приложения на целевой платформе. Модуль androidApp определяет </w:t>
       </w:r>
       <w:r>
         <w:rPr>
@@ -8181,69 +7682,12 @@
         <w:lastRenderedPageBreak/>
         <w:t>Main</w:t>
       </w:r>
-      <w:proofErr w:type="spellStart"/>
-      <w:r>
-        <w:rPr>
-          <w:rFonts w:cs="Times New Roman"/>
-          <w:szCs w:val="28"/>
-        </w:rPr>
-        <w:t>Activity</w:t>
-      </w:r>
-      <w:proofErr w:type="spellEnd"/>
-      <w:r>
-        <w:rPr>
-          <w:rFonts w:cs="Times New Roman"/>
-          <w:szCs w:val="28"/>
-        </w:rPr>
-        <w:t xml:space="preserve"> и конфигурацию Android-манифеста. Модуль </w:t>
-      </w:r>
-      <w:proofErr w:type="spellStart"/>
-      <w:r>
-        <w:rPr>
-          <w:rFonts w:cs="Times New Roman"/>
-          <w:szCs w:val="28"/>
-        </w:rPr>
-        <w:t>desktopApp</w:t>
-      </w:r>
-      <w:proofErr w:type="spellEnd"/>
-      <w:r>
-        <w:rPr>
-          <w:rFonts w:cs="Times New Roman"/>
-          <w:szCs w:val="28"/>
-        </w:rPr>
-        <w:t xml:space="preserve"> содержит точку входа JVM-приложения с настройкой параметров окна. Модуль </w:t>
-      </w:r>
-      <w:proofErr w:type="spellStart"/>
-      <w:r>
-        <w:rPr>
-          <w:rFonts w:cs="Times New Roman"/>
-          <w:szCs w:val="28"/>
-        </w:rPr>
-        <w:t>webApp</w:t>
-      </w:r>
-      <w:proofErr w:type="spellEnd"/>
-      <w:r>
-        <w:rPr>
-          <w:rFonts w:cs="Times New Roman"/>
-          <w:szCs w:val="28"/>
-        </w:rPr>
-        <w:t xml:space="preserve"> отвечает за инициализацию Compose-приложения в HTML-документе. Все три модуля зависят от модуля </w:t>
-      </w:r>
-      <w:proofErr w:type="spellStart"/>
-      <w:r>
-        <w:rPr>
-          <w:rFonts w:cs="Times New Roman"/>
-          <w:szCs w:val="28"/>
-        </w:rPr>
-        <w:t>shared</w:t>
-      </w:r>
-      <w:proofErr w:type="spellEnd"/>
-      <w:r>
-        <w:rPr>
-          <w:rFonts w:cs="Times New Roman"/>
-          <w:szCs w:val="28"/>
-        </w:rPr>
-        <w:t>, в котором сосредоточены пользовательский интерфейс, бизнес-логика, модели данных, навигация и взаимодействие с источниками данных.</w:t>
+      <w:r>
+        <w:rPr>
+          <w:rFonts w:cs="Times New Roman"/>
+          <w:szCs w:val="28"/>
+        </w:rPr>
+        <w:t>Activity и конфигурацию Android-манифеста. Модуль desktopApp содержит точку входа JVM-приложения с настройкой параметров окна. Модуль webApp отвечает за инициализацию Compose-приложения в HTML-документе. Все три модуля зависят от модуля shared, в котором сосредоточены пользовательский интерфейс, бизнес-логика, модели данных, навигация и взаимодействие с источниками данных.</w:t>
       </w:r>
     </w:p>
     <w:p>
@@ -8260,55 +7704,7 @@
           <w:rFonts w:cs="Times New Roman"/>
           <w:szCs w:val="28"/>
         </w:rPr>
-        <w:t xml:space="preserve">Внутри модуля </w:t>
-      </w:r>
-      <w:proofErr w:type="spellStart"/>
-      <w:r>
-        <w:rPr>
-          <w:rFonts w:cs="Times New Roman"/>
-          <w:szCs w:val="28"/>
-        </w:rPr>
-        <w:t>shared</w:t>
-      </w:r>
-      <w:proofErr w:type="spellEnd"/>
-      <w:r>
-        <w:rPr>
-          <w:rFonts w:cs="Times New Roman"/>
-          <w:szCs w:val="28"/>
-        </w:rPr>
-        <w:t xml:space="preserve"> код организован в иерархию </w:t>
-      </w:r>
-      <w:proofErr w:type="spellStart"/>
-      <w:r>
-        <w:rPr>
-          <w:rFonts w:cs="Times New Roman"/>
-          <w:szCs w:val="28"/>
-        </w:rPr>
-        <w:t>source</w:t>
-      </w:r>
-      <w:proofErr w:type="spellEnd"/>
-      <w:r>
-        <w:rPr>
-          <w:rFonts w:cs="Times New Roman"/>
-          <w:szCs w:val="28"/>
-        </w:rPr>
-        <w:t xml:space="preserve"> </w:t>
-      </w:r>
-      <w:proofErr w:type="spellStart"/>
-      <w:r>
-        <w:rPr>
-          <w:rFonts w:cs="Times New Roman"/>
-          <w:szCs w:val="28"/>
-        </w:rPr>
-        <w:t>set</w:t>
-      </w:r>
-      <w:proofErr w:type="spellEnd"/>
-      <w:r>
-        <w:rPr>
-          <w:rFonts w:cs="Times New Roman"/>
-          <w:szCs w:val="28"/>
-        </w:rPr>
-        <w:t>.</w:t>
+        <w:t>Внутри модуля shared код организован в иерархию source set.</w:t>
       </w:r>
     </w:p>
     <w:p>
@@ -8327,70 +7723,14 @@
           <w:bCs/>
           <w:szCs w:val="28"/>
         </w:rPr>
-        <w:t>Набор исходного кода (</w:t>
-      </w:r>
-      <w:proofErr w:type="spellStart"/>
-      <w:r>
-        <w:rPr>
-          <w:rFonts w:cs="Times New Roman"/>
-          <w:b/>
-          <w:bCs/>
-          <w:szCs w:val="28"/>
-        </w:rPr>
-        <w:t>source</w:t>
-      </w:r>
-      <w:proofErr w:type="spellEnd"/>
-      <w:r>
-        <w:rPr>
-          <w:rFonts w:cs="Times New Roman"/>
-          <w:b/>
-          <w:bCs/>
-          <w:szCs w:val="28"/>
-        </w:rPr>
-        <w:t xml:space="preserve"> </w:t>
-      </w:r>
-      <w:proofErr w:type="spellStart"/>
-      <w:r>
-        <w:rPr>
-          <w:rFonts w:cs="Times New Roman"/>
-          <w:b/>
-          <w:bCs/>
-          <w:szCs w:val="28"/>
-        </w:rPr>
-        <w:t>set</w:t>
-      </w:r>
-      <w:proofErr w:type="spellEnd"/>
-      <w:r>
-        <w:rPr>
-          <w:rFonts w:cs="Times New Roman"/>
-          <w:b/>
-          <w:bCs/>
-          <w:szCs w:val="28"/>
-        </w:rPr>
-        <w:t xml:space="preserve">) </w:t>
-      </w:r>
-      <w:r>
-        <w:rPr>
-          <w:rFonts w:cs="Times New Roman"/>
-          <w:szCs w:val="28"/>
-        </w:rPr>
-        <w:t xml:space="preserve">— это совокупность файлов с программным кодом, ресурсов, зависимостей и параметров компиляции, объединённых по принадлежности к определённой целевой платформе или группе платформ. Source </w:t>
-      </w:r>
-      <w:proofErr w:type="spellStart"/>
-      <w:r>
-        <w:rPr>
-          <w:rFonts w:cs="Times New Roman"/>
-          <w:szCs w:val="28"/>
-        </w:rPr>
-        <w:t>set</w:t>
-      </w:r>
-      <w:proofErr w:type="spellEnd"/>
-      <w:r>
-        <w:rPr>
-          <w:rFonts w:cs="Times New Roman"/>
-          <w:szCs w:val="28"/>
-        </w:rPr>
-        <w:t xml:space="preserve"> является основным механизмом разделения и повторного использования кода в проектах Kotlin Multiplatform [32]. </w:t>
+        <w:t xml:space="preserve">Набор исходного кода (source set) </w:t>
+      </w:r>
+      <w:r>
+        <w:rPr>
+          <w:rFonts w:cs="Times New Roman"/>
+          <w:szCs w:val="28"/>
+        </w:rPr>
+        <w:t xml:space="preserve">— это совокупность файлов с программным кодом, ресурсов, зависимостей и параметров компиляции, объединённых по принадлежности к определённой целевой платформе или группе платформ. Source set является основным механизмом разделения и повторного использования кода в проектах Kotlin Multiplatform [32]. </w:t>
       </w:r>
     </w:p>
     <w:p>
@@ -8407,71 +7747,7 @@
           <w:rFonts w:cs="Times New Roman"/>
           <w:szCs w:val="28"/>
         </w:rPr>
-        <w:t xml:space="preserve">Kotlin </w:t>
-      </w:r>
-      <w:proofErr w:type="spellStart"/>
-      <w:r>
-        <w:rPr>
-          <w:rFonts w:cs="Times New Roman"/>
-          <w:szCs w:val="28"/>
-        </w:rPr>
-        <w:t>Gradle</w:t>
-      </w:r>
-      <w:proofErr w:type="spellEnd"/>
-      <w:r>
-        <w:rPr>
-          <w:rFonts w:cs="Times New Roman"/>
-          <w:szCs w:val="28"/>
-        </w:rPr>
-        <w:t xml:space="preserve"> </w:t>
-      </w:r>
-      <w:proofErr w:type="spellStart"/>
-      <w:r>
-        <w:rPr>
-          <w:rFonts w:cs="Times New Roman"/>
-          <w:szCs w:val="28"/>
-        </w:rPr>
-        <w:t>Plugin</w:t>
-      </w:r>
-      <w:proofErr w:type="spellEnd"/>
-      <w:r>
-        <w:rPr>
-          <w:rFonts w:cs="Times New Roman"/>
-          <w:szCs w:val="28"/>
-        </w:rPr>
-        <w:t xml:space="preserve"> предоставляет шаблон иерархии по умолчанию, который автоматически создаёт необходимые </w:t>
-      </w:r>
-      <w:proofErr w:type="spellStart"/>
-      <w:r>
-        <w:rPr>
-          <w:rFonts w:cs="Times New Roman"/>
-          <w:szCs w:val="28"/>
-        </w:rPr>
-        <w:t>source</w:t>
-      </w:r>
-      <w:proofErr w:type="spellEnd"/>
-      <w:r>
-        <w:rPr>
-          <w:rFonts w:cs="Times New Roman"/>
-          <w:szCs w:val="28"/>
-        </w:rPr>
-        <w:t xml:space="preserve"> </w:t>
-      </w:r>
-      <w:proofErr w:type="spellStart"/>
-      <w:r>
-        <w:rPr>
-          <w:rFonts w:cs="Times New Roman"/>
-          <w:szCs w:val="28"/>
-        </w:rPr>
-        <w:t>sets</w:t>
-      </w:r>
-      <w:proofErr w:type="spellEnd"/>
-      <w:r>
-        <w:rPr>
-          <w:rFonts w:cs="Times New Roman"/>
-          <w:szCs w:val="28"/>
-        </w:rPr>
-        <w:t xml:space="preserve"> на основании объявленных в проекте целевых платформ.</w:t>
+        <w:t>Kotlin Gradle Plugin предоставляет шаблон иерархии по умолчанию, который автоматически создаёт необходимые source sets на основании объявленных в проекте целевых платформ.</w:t>
       </w:r>
     </w:p>
     <w:p>
@@ -8488,41 +7764,8 @@
           <w:rFonts w:cs="Times New Roman"/>
           <w:szCs w:val="28"/>
         </w:rPr>
-        <w:t xml:space="preserve">Для каждого узла иерархии создаются два </w:t>
-      </w:r>
-      <w:proofErr w:type="spellStart"/>
-      <w:r>
-        <w:rPr>
-          <w:rFonts w:cs="Times New Roman"/>
-          <w:szCs w:val="28"/>
-        </w:rPr>
-        <w:t>source</w:t>
-      </w:r>
-      <w:proofErr w:type="spellEnd"/>
-      <w:r>
-        <w:rPr>
-          <w:rFonts w:cs="Times New Roman"/>
-          <w:szCs w:val="28"/>
-        </w:rPr>
-        <w:t xml:space="preserve"> </w:t>
-      </w:r>
-      <w:proofErr w:type="spellStart"/>
-      <w:r>
-        <w:rPr>
-          <w:rFonts w:cs="Times New Roman"/>
-          <w:szCs w:val="28"/>
-        </w:rPr>
-        <w:t>sets</w:t>
-      </w:r>
-      <w:proofErr w:type="spellEnd"/>
-      <w:r>
-        <w:rPr>
-          <w:rFonts w:cs="Times New Roman"/>
-          <w:szCs w:val="28"/>
-        </w:rPr>
-        <w:t xml:space="preserve"> с суффиксами </w:t>
-      </w:r>
-      <w:proofErr w:type="spellStart"/>
+        <w:t xml:space="preserve">Для каждого узла иерархии создаются два source sets с суффиксами </w:t>
+      </w:r>
       <w:r>
         <w:rPr>
           <w:rFonts w:cs="Times New Roman"/>
@@ -8534,7 +7777,6 @@
         </w:rPr>
         <w:t>Main</w:t>
       </w:r>
-      <w:proofErr w:type="spellEnd"/>
       <w:r>
         <w:rPr>
           <w:rFonts w:cs="Times New Roman"/>
@@ -8558,25 +7800,8 @@
           <w:rFonts w:cs="Times New Roman"/>
           <w:szCs w:val="28"/>
         </w:rPr>
-        <w:t xml:space="preserve">. Source </w:t>
-      </w:r>
-      <w:proofErr w:type="spellStart"/>
-      <w:r>
-        <w:rPr>
-          <w:rFonts w:cs="Times New Roman"/>
-          <w:szCs w:val="28"/>
-        </w:rPr>
-        <w:t>sets</w:t>
-      </w:r>
-      <w:proofErr w:type="spellEnd"/>
-      <w:r>
-        <w:rPr>
-          <w:rFonts w:cs="Times New Roman"/>
-          <w:szCs w:val="28"/>
-        </w:rPr>
-        <w:t xml:space="preserve"> с суффиксом </w:t>
-      </w:r>
-      <w:proofErr w:type="spellStart"/>
+        <w:t xml:space="preserve">. Source sets с суффиксом </w:t>
+      </w:r>
       <w:r>
         <w:rPr>
           <w:rFonts w:cs="Times New Roman"/>
@@ -8586,45 +7811,12 @@
         </w:rPr>
         <w:t>Main</w:t>
       </w:r>
-      <w:proofErr w:type="spellEnd"/>
-      <w:r>
-        <w:rPr>
-          <w:rFonts w:cs="Times New Roman"/>
-          <w:szCs w:val="28"/>
-        </w:rPr>
-        <w:t xml:space="preserve"> содержат </w:t>
-      </w:r>
-      <w:proofErr w:type="spellStart"/>
-      <w:r>
-        <w:rPr>
-          <w:rFonts w:cs="Times New Roman"/>
-          <w:szCs w:val="28"/>
-        </w:rPr>
-        <w:t>production</w:t>
-      </w:r>
-      <w:proofErr w:type="spellEnd"/>
-      <w:r>
-        <w:rPr>
-          <w:rFonts w:cs="Times New Roman"/>
-          <w:szCs w:val="28"/>
-        </w:rPr>
-        <w:t xml:space="preserve">-код приложения, включаемый в итоговый артефакт сборки. Source </w:t>
-      </w:r>
-      <w:proofErr w:type="spellStart"/>
-      <w:r>
-        <w:rPr>
-          <w:rFonts w:cs="Times New Roman"/>
-          <w:szCs w:val="28"/>
-        </w:rPr>
-        <w:t>sets</w:t>
-      </w:r>
-      <w:proofErr w:type="spellEnd"/>
-      <w:r>
-        <w:rPr>
-          <w:rFonts w:cs="Times New Roman"/>
-          <w:szCs w:val="28"/>
-        </w:rPr>
-        <w:t xml:space="preserve"> с суффиксом </w:t>
+      <w:r>
+        <w:rPr>
+          <w:rFonts w:cs="Times New Roman"/>
+          <w:szCs w:val="28"/>
+        </w:rPr>
+        <w:t xml:space="preserve"> содержат production-код приложения, включаемый в итоговый артефакт сборки. Source sets с суффиксом </w:t>
       </w:r>
       <w:r>
         <w:rPr>
@@ -8656,111 +7848,29 @@
           <w:rFonts w:cs="Times New Roman"/>
           <w:szCs w:val="28"/>
         </w:rPr>
-        <w:t xml:space="preserve"> </w:t>
-      </w:r>
-      <w:proofErr w:type="spellStart"/>
-      <w:r>
-        <w:rPr>
-          <w:rFonts w:cs="Times New Roman"/>
-          <w:szCs w:val="28"/>
-        </w:rPr>
-        <w:t>source</w:t>
-      </w:r>
-      <w:proofErr w:type="spellEnd"/>
-      <w:r>
-        <w:rPr>
-          <w:rFonts w:cs="Times New Roman"/>
-          <w:szCs w:val="28"/>
-        </w:rPr>
-        <w:t xml:space="preserve"> </w:t>
-      </w:r>
-      <w:proofErr w:type="spellStart"/>
-      <w:r>
-        <w:rPr>
-          <w:rFonts w:cs="Times New Roman"/>
-          <w:szCs w:val="28"/>
-        </w:rPr>
-        <w:t>sets</w:t>
-      </w:r>
-      <w:proofErr w:type="spellEnd"/>
-      <w:r>
-        <w:rPr>
-          <w:rFonts w:cs="Times New Roman"/>
-          <w:szCs w:val="28"/>
-        </w:rPr>
-        <w:t xml:space="preserve"> наследуют все зависимости соответствующих </w:t>
+        <w:t xml:space="preserve"> source sets наследуют все зависимости соответствующих </w:t>
       </w:r>
       <w:r>
         <w:rPr>
           <w:i/>
           <w:iCs/>
         </w:rPr>
-        <w:t>*</w:t>
-      </w:r>
-      <w:proofErr w:type="spellStart"/>
-      <w:r>
-        <w:rPr>
-          <w:i/>
-          <w:iCs/>
-        </w:rPr>
-        <w:t>Main</w:t>
-      </w:r>
-      <w:proofErr w:type="spellEnd"/>
-      <w:r>
-        <w:rPr>
-          <w:rFonts w:cs="Times New Roman"/>
-          <w:szCs w:val="28"/>
-        </w:rPr>
-        <w:t xml:space="preserve"> </w:t>
-      </w:r>
-      <w:proofErr w:type="spellStart"/>
-      <w:r>
-        <w:rPr>
-          <w:rFonts w:cs="Times New Roman"/>
-          <w:szCs w:val="28"/>
-        </w:rPr>
-        <w:t>source</w:t>
-      </w:r>
-      <w:proofErr w:type="spellEnd"/>
-      <w:r>
-        <w:rPr>
-          <w:rFonts w:cs="Times New Roman"/>
-          <w:szCs w:val="28"/>
-        </w:rPr>
-        <w:t xml:space="preserve"> </w:t>
-      </w:r>
-      <w:proofErr w:type="spellStart"/>
+        <w:t>*Main</w:t>
+      </w:r>
+      <w:r>
+        <w:rPr>
+          <w:rFonts w:cs="Times New Roman"/>
+          <w:szCs w:val="28"/>
+        </w:rPr>
+        <w:t xml:space="preserve"> source </w:t>
+      </w:r>
       <w:r>
         <w:rPr>
           <w:rFonts w:cs="Times New Roman"/>
           <w:szCs w:val="28"/>
         </w:rPr>
         <w:lastRenderedPageBreak/>
-        <w:t>sets</w:t>
-      </w:r>
-      <w:proofErr w:type="spellEnd"/>
-      <w:r>
-        <w:rPr>
-          <w:rFonts w:cs="Times New Roman"/>
-          <w:szCs w:val="28"/>
-        </w:rPr>
-        <w:t xml:space="preserve">, но не наоборот, что позволяет изолировать тестовые зависимости от </w:t>
-      </w:r>
-      <w:proofErr w:type="spellStart"/>
-      <w:r>
-        <w:rPr>
-          <w:rFonts w:cs="Times New Roman"/>
-          <w:szCs w:val="28"/>
-        </w:rPr>
-        <w:t>production</w:t>
-      </w:r>
-      <w:proofErr w:type="spellEnd"/>
-      <w:r>
-        <w:rPr>
-          <w:rFonts w:cs="Times New Roman"/>
-          <w:szCs w:val="28"/>
-        </w:rPr>
-        <w:t>-кода [16].</w:t>
+        <w:t>sets, но не наоборот, что позволяет изолировать тестовые зависимости от production-кода [16].</w:t>
       </w:r>
     </w:p>
     <w:p>
@@ -8777,39 +7887,7 @@
           <w:rFonts w:cs="Times New Roman"/>
           <w:szCs w:val="28"/>
         </w:rPr>
-        <w:t xml:space="preserve">Примеры стандартных </w:t>
-      </w:r>
-      <w:proofErr w:type="spellStart"/>
-      <w:r>
-        <w:rPr>
-          <w:rFonts w:cs="Times New Roman"/>
-          <w:szCs w:val="28"/>
-        </w:rPr>
-        <w:t>source</w:t>
-      </w:r>
-      <w:proofErr w:type="spellEnd"/>
-      <w:r>
-        <w:rPr>
-          <w:rFonts w:cs="Times New Roman"/>
-          <w:szCs w:val="28"/>
-        </w:rPr>
-        <w:t xml:space="preserve"> </w:t>
-      </w:r>
-      <w:proofErr w:type="spellStart"/>
-      <w:r>
-        <w:rPr>
-          <w:rFonts w:cs="Times New Roman"/>
-          <w:szCs w:val="28"/>
-        </w:rPr>
-        <w:t>set</w:t>
-      </w:r>
-      <w:proofErr w:type="spellEnd"/>
-      <w:r>
-        <w:rPr>
-          <w:rFonts w:cs="Times New Roman"/>
-          <w:szCs w:val="28"/>
-        </w:rPr>
-        <w:t>:</w:t>
+        <w:t>Примеры стандартных source set:</w:t>
       </w:r>
     </w:p>
     <w:p>
@@ -8825,7 +7903,6 @@
           <w:szCs w:val="28"/>
         </w:rPr>
       </w:pPr>
-      <w:proofErr w:type="spellStart"/>
       <w:r>
         <w:rPr>
           <w:rFonts w:cs="Times New Roman"/>
@@ -8833,29 +7910,8 @@
           <w:iCs/>
           <w:szCs w:val="28"/>
         </w:rPr>
-        <w:t>commonMain</w:t>
-      </w:r>
-      <w:proofErr w:type="spellEnd"/>
-      <w:r>
-        <w:rPr>
-          <w:rFonts w:cs="Times New Roman"/>
-          <w:i/>
-          <w:iCs/>
-          <w:szCs w:val="28"/>
-        </w:rPr>
-        <w:t>/</w:t>
-      </w:r>
-      <w:proofErr w:type="spellStart"/>
-      <w:r>
-        <w:rPr>
-          <w:rFonts w:cs="Times New Roman"/>
-          <w:i/>
-          <w:iCs/>
-          <w:szCs w:val="28"/>
-        </w:rPr>
-        <w:t>common</w:t>
-      </w:r>
-      <w:proofErr w:type="spellEnd"/>
+        <w:t>commonMain/common</w:t>
+      </w:r>
       <w:r>
         <w:rPr>
           <w:rFonts w:cs="Times New Roman"/>
@@ -8891,7 +7947,6 @@
           <w:lang w:val="en-US"/>
         </w:rPr>
       </w:pPr>
-      <w:proofErr w:type="spellStart"/>
       <w:r>
         <w:rPr>
           <w:rFonts w:cs="Times New Roman"/>
@@ -8900,31 +7955,8 @@
           <w:szCs w:val="28"/>
           <w:lang w:val="en-US"/>
         </w:rPr>
-        <w:t>androidMain</w:t>
-      </w:r>
-      <w:proofErr w:type="spellEnd"/>
-      <w:r>
-        <w:rPr>
-          <w:rFonts w:cs="Times New Roman"/>
-          <w:i/>
-          <w:iCs/>
-          <w:szCs w:val="28"/>
-          <w:lang w:val="en-US"/>
-        </w:rPr>
-        <w:t>/</w:t>
-      </w:r>
-      <w:proofErr w:type="spellStart"/>
-      <w:r>
-        <w:rPr>
-          <w:rFonts w:cs="Times New Roman"/>
-          <w:i/>
-          <w:iCs/>
-          <w:szCs w:val="28"/>
-          <w:lang w:val="en-US"/>
-        </w:rPr>
-        <w:t>androidTest</w:t>
-      </w:r>
-      <w:proofErr w:type="spellEnd"/>
+        <w:t>androidMain/androidTest</w:t>
+      </w:r>
       <w:r>
         <w:rPr>
           <w:rFonts w:cs="Times New Roman"/>
@@ -8992,7 +8024,6 @@
           <w:szCs w:val="28"/>
         </w:rPr>
       </w:pPr>
-      <w:proofErr w:type="spellStart"/>
       <w:r>
         <w:rPr>
           <w:rFonts w:cs="Times New Roman"/>
@@ -9003,7 +8034,6 @@
         </w:rPr>
         <w:t>iosMain</w:t>
       </w:r>
-      <w:proofErr w:type="spellEnd"/>
       <w:r>
         <w:rPr>
           <w:rFonts w:cs="Times New Roman"/>
@@ -9011,19 +8041,8 @@
           <w:iCs/>
           <w:szCs w:val="28"/>
         </w:rPr>
-        <w:t>/</w:t>
-      </w:r>
-      <w:proofErr w:type="spellStart"/>
-      <w:r>
-        <w:rPr>
-          <w:rFonts w:cs="Times New Roman"/>
-          <w:i/>
-          <w:iCs/>
-          <w:szCs w:val="28"/>
-        </w:rPr>
-        <w:t>ios</w:t>
-      </w:r>
-      <w:proofErr w:type="spellEnd"/>
+        <w:t>/ios</w:t>
+      </w:r>
       <w:r>
         <w:rPr>
           <w:rFonts w:cs="Times New Roman"/>
@@ -9070,7 +8089,6 @@
           <w:szCs w:val="28"/>
         </w:rPr>
       </w:pPr>
-      <w:proofErr w:type="spellStart"/>
       <w:r>
         <w:rPr>
           <w:rFonts w:cs="Times New Roman"/>
@@ -9078,35 +8096,14 @@
           <w:iCs/>
           <w:szCs w:val="28"/>
         </w:rPr>
-        <w:t>jvmMain</w:t>
-      </w:r>
-      <w:proofErr w:type="spellEnd"/>
+        <w:t>jvmMain/jvm</w:t>
+      </w:r>
       <w:r>
         <w:rPr>
           <w:rFonts w:cs="Times New Roman"/>
           <w:i/>
           <w:iCs/>
           <w:szCs w:val="28"/>
-        </w:rPr>
-        <w:t>/</w:t>
-      </w:r>
-      <w:proofErr w:type="spellStart"/>
-      <w:r>
-        <w:rPr>
-          <w:rFonts w:cs="Times New Roman"/>
-          <w:i/>
-          <w:iCs/>
-          <w:szCs w:val="28"/>
-        </w:rPr>
-        <w:t>jvm</w:t>
-      </w:r>
-      <w:proofErr w:type="spellEnd"/>
-      <w:r>
-        <w:rPr>
-          <w:rFonts w:cs="Times New Roman"/>
-          <w:i/>
-          <w:iCs/>
-          <w:szCs w:val="28"/>
           <w:lang w:val="en-US"/>
         </w:rPr>
         <w:t>Test</w:t>
@@ -9116,23 +8113,7 @@
           <w:rFonts w:cs="Times New Roman"/>
           <w:szCs w:val="28"/>
         </w:rPr>
-        <w:t xml:space="preserve"> - код для JVM-</w:t>
-      </w:r>
-      <w:proofErr w:type="spellStart"/>
-      <w:r>
-        <w:rPr>
-          <w:rFonts w:cs="Times New Roman"/>
-          <w:szCs w:val="28"/>
-        </w:rPr>
-        <w:t>таргетов</w:t>
-      </w:r>
-      <w:proofErr w:type="spellEnd"/>
-      <w:r>
-        <w:rPr>
-          <w:rFonts w:cs="Times New Roman"/>
-          <w:szCs w:val="28"/>
-        </w:rPr>
-        <w:t>;</w:t>
+        <w:t xml:space="preserve"> - код для JVM-таргетов;</w:t>
       </w:r>
     </w:p>
     <w:p>
@@ -9148,7 +8129,6 @@
           <w:szCs w:val="28"/>
         </w:rPr>
       </w:pPr>
-      <w:proofErr w:type="spellStart"/>
       <w:r>
         <w:rPr>
           <w:rFonts w:cs="Times New Roman"/>
@@ -9156,29 +8136,8 @@
           <w:iCs/>
           <w:szCs w:val="28"/>
         </w:rPr>
-        <w:t>webMain</w:t>
-      </w:r>
-      <w:proofErr w:type="spellEnd"/>
-      <w:r>
-        <w:rPr>
-          <w:rFonts w:cs="Times New Roman"/>
-          <w:i/>
-          <w:iCs/>
-          <w:szCs w:val="28"/>
-        </w:rPr>
-        <w:t>/</w:t>
-      </w:r>
-      <w:proofErr w:type="spellStart"/>
-      <w:r>
-        <w:rPr>
-          <w:rFonts w:cs="Times New Roman"/>
-          <w:i/>
-          <w:iCs/>
-          <w:szCs w:val="28"/>
-        </w:rPr>
-        <w:t>web</w:t>
-      </w:r>
-      <w:proofErr w:type="spellEnd"/>
+        <w:t>webMain/web</w:t>
+      </w:r>
       <w:r>
         <w:rPr>
           <w:rFonts w:cs="Times New Roman"/>
@@ -9210,7 +8169,6 @@
           <w:szCs w:val="28"/>
         </w:rPr>
       </w:pPr>
-      <w:proofErr w:type="spellStart"/>
       <w:r>
         <w:rPr>
           <w:rFonts w:cs="Times New Roman"/>
@@ -9221,7 +8179,6 @@
         </w:rPr>
         <w:t>jsMain</w:t>
       </w:r>
-      <w:proofErr w:type="spellEnd"/>
       <w:r>
         <w:rPr>
           <w:rFonts w:cs="Times New Roman"/>
@@ -9231,7 +8188,6 @@
         </w:rPr>
         <w:t>/</w:t>
       </w:r>
-      <w:proofErr w:type="spellStart"/>
       <w:r>
         <w:rPr>
           <w:rFonts w:cs="Times New Roman"/>
@@ -9242,7 +8198,6 @@
         </w:rPr>
         <w:t>jsTest</w:t>
       </w:r>
-      <w:proofErr w:type="spellEnd"/>
       <w:r>
         <w:rPr>
           <w:rFonts w:cs="Times New Roman"/>
@@ -9318,7 +8273,6 @@
           <w:szCs w:val="28"/>
         </w:rPr>
       </w:pPr>
-      <w:proofErr w:type="spellStart"/>
       <w:r>
         <w:rPr>
           <w:rFonts w:cs="Times New Roman"/>
@@ -9326,30 +8280,18 @@
           <w:iCs/>
           <w:szCs w:val="28"/>
         </w:rPr>
-        <w:t>wasmJsMain</w:t>
-      </w:r>
-      <w:proofErr w:type="spellEnd"/>
+        <w:t>wasmJsMain/</w:t>
+      </w:r>
       <w:r>
         <w:rPr>
           <w:rFonts w:cs="Times New Roman"/>
           <w:i/>
           <w:iCs/>
           <w:szCs w:val="28"/>
-        </w:rPr>
-        <w:t>/</w:t>
-      </w:r>
-      <w:proofErr w:type="spellStart"/>
-      <w:r>
-        <w:rPr>
-          <w:rFonts w:cs="Times New Roman"/>
-          <w:i/>
-          <w:iCs/>
-          <w:szCs w:val="28"/>
           <w:lang w:val="en-US"/>
         </w:rPr>
         <w:t>wasmJsTest</w:t>
       </w:r>
-      <w:proofErr w:type="spellEnd"/>
       <w:r>
         <w:rPr>
           <w:rFonts w:cs="Times New Roman"/>
@@ -9372,151 +8314,7 @@
           <w:rFonts w:cs="Times New Roman"/>
           <w:szCs w:val="28"/>
         </w:rPr>
-        <w:t xml:space="preserve"> В нашем проекте корневым является </w:t>
-      </w:r>
-      <w:proofErr w:type="spellStart"/>
-      <w:r>
-        <w:rPr>
-          <w:rFonts w:cs="Times New Roman"/>
-          <w:szCs w:val="28"/>
-        </w:rPr>
-        <w:t>commonMain</w:t>
-      </w:r>
-      <w:proofErr w:type="spellEnd"/>
-      <w:r>
-        <w:rPr>
-          <w:rFonts w:cs="Times New Roman"/>
-          <w:szCs w:val="28"/>
-        </w:rPr>
-        <w:t xml:space="preserve">, содержащий код, доступный на всех платформах. От него наследуются два </w:t>
-      </w:r>
-      <w:proofErr w:type="spellStart"/>
-      <w:r>
-        <w:rPr>
-          <w:rFonts w:cs="Times New Roman"/>
-          <w:szCs w:val="28"/>
-        </w:rPr>
-        <w:t>source</w:t>
-      </w:r>
-      <w:proofErr w:type="spellEnd"/>
-      <w:r>
-        <w:rPr>
-          <w:rFonts w:cs="Times New Roman"/>
-          <w:szCs w:val="28"/>
-        </w:rPr>
-        <w:t xml:space="preserve"> </w:t>
-      </w:r>
-      <w:proofErr w:type="spellStart"/>
-      <w:r>
-        <w:rPr>
-          <w:rFonts w:cs="Times New Roman"/>
-          <w:szCs w:val="28"/>
-        </w:rPr>
-        <w:t>set</w:t>
-      </w:r>
-      <w:proofErr w:type="spellEnd"/>
-      <w:r>
-        <w:rPr>
-          <w:rFonts w:cs="Times New Roman"/>
-          <w:szCs w:val="28"/>
-        </w:rPr>
-        <w:t xml:space="preserve">: </w:t>
-      </w:r>
-      <w:proofErr w:type="spellStart"/>
-      <w:r>
-        <w:rPr>
-          <w:rFonts w:cs="Times New Roman"/>
-          <w:szCs w:val="28"/>
-        </w:rPr>
-        <w:t>jsMain</w:t>
-      </w:r>
-      <w:proofErr w:type="spellEnd"/>
-      <w:r>
-        <w:rPr>
-          <w:rFonts w:cs="Times New Roman"/>
-          <w:szCs w:val="28"/>
-        </w:rPr>
-        <w:t xml:space="preserve"> и промежуточный </w:t>
-      </w:r>
-      <w:proofErr w:type="spellStart"/>
-      <w:r>
-        <w:rPr>
-          <w:rFonts w:cs="Times New Roman"/>
-          <w:szCs w:val="28"/>
-        </w:rPr>
-        <w:t>nonJsMain</w:t>
-      </w:r>
-      <w:proofErr w:type="spellEnd"/>
-      <w:r>
-        <w:rPr>
-          <w:rFonts w:cs="Times New Roman"/>
-          <w:szCs w:val="28"/>
-        </w:rPr>
-        <w:t xml:space="preserve">. Source </w:t>
-      </w:r>
-      <w:proofErr w:type="spellStart"/>
-      <w:r>
-        <w:rPr>
-          <w:rFonts w:cs="Times New Roman"/>
-          <w:szCs w:val="28"/>
-        </w:rPr>
-        <w:t>set</w:t>
-      </w:r>
-      <w:proofErr w:type="spellEnd"/>
-      <w:r>
-        <w:rPr>
-          <w:rFonts w:cs="Times New Roman"/>
-          <w:szCs w:val="28"/>
-        </w:rPr>
-        <w:t xml:space="preserve"> </w:t>
-      </w:r>
-      <w:proofErr w:type="spellStart"/>
-      <w:r>
-        <w:rPr>
-          <w:rFonts w:cs="Times New Roman"/>
-          <w:szCs w:val="28"/>
-        </w:rPr>
-        <w:t>nonJsMain</w:t>
-      </w:r>
-      <w:proofErr w:type="spellEnd"/>
-      <w:r>
-        <w:rPr>
-          <w:rFonts w:cs="Times New Roman"/>
-          <w:szCs w:val="28"/>
-        </w:rPr>
-        <w:t xml:space="preserve">, в свою очередь, является родительским для </w:t>
-      </w:r>
-      <w:proofErr w:type="spellStart"/>
-      <w:r>
-        <w:rPr>
-          <w:rFonts w:cs="Times New Roman"/>
-          <w:szCs w:val="28"/>
-        </w:rPr>
-        <w:t>androidMain</w:t>
-      </w:r>
-      <w:proofErr w:type="spellEnd"/>
-      <w:r>
-        <w:rPr>
-          <w:rFonts w:cs="Times New Roman"/>
-          <w:szCs w:val="28"/>
-        </w:rPr>
-        <w:t xml:space="preserve"> и </w:t>
-      </w:r>
-      <w:proofErr w:type="spellStart"/>
-      <w:r>
-        <w:rPr>
-          <w:rFonts w:cs="Times New Roman"/>
-          <w:szCs w:val="28"/>
-        </w:rPr>
-        <w:t>jvmMain</w:t>
-      </w:r>
-      <w:proofErr w:type="spellEnd"/>
-      <w:r>
-        <w:rPr>
-          <w:rFonts w:cs="Times New Roman"/>
-          <w:szCs w:val="28"/>
-        </w:rPr>
-        <w:t>. Данная иерархия представлена на Рисунке 3.</w:t>
+        <w:t xml:space="preserve"> В нашем проекте корневым является commonMain, содержащий код, доступный на всех платформах. От него наследуются два source set: jsMain и промежуточный nonJsMain. Source set nonJsMain, в свою очередь, является родительским для androidMain и jvmMain. Данная иерархия представлена на Рисунке 3.</w:t>
       </w:r>
     </w:p>
     <w:p>
@@ -9588,14 +8386,27 @@
       <w:r>
         <w:t xml:space="preserve">Рисунок </w:t>
       </w:r>
-      <w:fldSimple w:instr=" SEQ Рисунок \* ARABIC ">
-        <w:r>
-          <w:rPr>
-            <w:noProof/>
-          </w:rPr>
-          <w:t>3</w:t>
-        </w:r>
-      </w:fldSimple>
+      <w:r>
+        <w:fldChar w:fldCharType="begin"/>
+      </w:r>
+      <w:r>
+        <w:instrText xml:space="preserve"> SEQ Рисунок \* ARABIC </w:instrText>
+      </w:r>
+      <w:r>
+        <w:fldChar w:fldCharType="separate"/>
+      </w:r>
+      <w:r>
+        <w:rPr>
+          <w:noProof/>
+        </w:rPr>
+        <w:t>3</w:t>
+      </w:r>
+      <w:r>
+        <w:rPr>
+          <w:noProof/>
+        </w:rPr>
+        <w:fldChar w:fldCharType="end"/>
+      </w:r>
       <w:r>
         <w:t xml:space="preserve"> - Иерархия </w:t>
       </w:r>
@@ -9639,183 +8450,7 @@
           <w:szCs w:val="28"/>
         </w:rPr>
         <w:lastRenderedPageBreak/>
-        <w:t xml:space="preserve">Введение промежуточного </w:t>
-      </w:r>
-      <w:proofErr w:type="spellStart"/>
-      <w:r>
-        <w:rPr>
-          <w:rFonts w:cs="Times New Roman"/>
-          <w:szCs w:val="28"/>
-        </w:rPr>
-        <w:t>source</w:t>
-      </w:r>
-      <w:proofErr w:type="spellEnd"/>
-      <w:r>
-        <w:rPr>
-          <w:rFonts w:cs="Times New Roman"/>
-          <w:szCs w:val="28"/>
-        </w:rPr>
-        <w:t xml:space="preserve"> </w:t>
-      </w:r>
-      <w:proofErr w:type="spellStart"/>
-      <w:r>
-        <w:rPr>
-          <w:rFonts w:cs="Times New Roman"/>
-          <w:szCs w:val="28"/>
-        </w:rPr>
-        <w:t>set</w:t>
-      </w:r>
-      <w:proofErr w:type="spellEnd"/>
-      <w:r>
-        <w:rPr>
-          <w:rFonts w:cs="Times New Roman"/>
-          <w:szCs w:val="28"/>
-        </w:rPr>
-        <w:t xml:space="preserve"> </w:t>
-      </w:r>
-      <w:proofErr w:type="spellStart"/>
-      <w:r>
-        <w:rPr>
-          <w:rFonts w:cs="Times New Roman"/>
-          <w:szCs w:val="28"/>
-        </w:rPr>
-        <w:t>nonJsMain</w:t>
-      </w:r>
-      <w:proofErr w:type="spellEnd"/>
-      <w:r>
-        <w:rPr>
-          <w:rFonts w:cs="Times New Roman"/>
-          <w:szCs w:val="28"/>
-        </w:rPr>
-        <w:t xml:space="preserve"> обусловлено архитектурной необходимостью. Платформы Android и Desktop используют среду выполнения JVM и, как следствие, разделяют общий набор зависимостей и механизмов, недоступных в JavaScript-среде. В контексте данного проекта это касается работы с локальной базой данных </w:t>
-      </w:r>
-      <w:proofErr w:type="spellStart"/>
-      <w:r>
-        <w:rPr>
-          <w:rFonts w:cs="Times New Roman"/>
-          <w:szCs w:val="28"/>
-        </w:rPr>
-        <w:t>SQLite</w:t>
-      </w:r>
-      <w:proofErr w:type="spellEnd"/>
-      <w:r>
-        <w:rPr>
-          <w:rFonts w:cs="Times New Roman"/>
-          <w:szCs w:val="28"/>
-        </w:rPr>
-        <w:t xml:space="preserve"> и механизма офлайн-синхронизации через </w:t>
-      </w:r>
-      <w:proofErr w:type="spellStart"/>
-      <w:r>
-        <w:rPr>
-          <w:rFonts w:cs="Times New Roman"/>
-          <w:szCs w:val="28"/>
-        </w:rPr>
-        <w:t>PowerSync</w:t>
-      </w:r>
-      <w:proofErr w:type="spellEnd"/>
-      <w:r>
-        <w:rPr>
-          <w:rFonts w:cs="Times New Roman"/>
-          <w:szCs w:val="28"/>
-        </w:rPr>
-        <w:t xml:space="preserve"> SDK, который поддерживает Kotlin-</w:t>
-      </w:r>
-      <w:proofErr w:type="spellStart"/>
-      <w:r>
-        <w:rPr>
-          <w:rFonts w:cs="Times New Roman"/>
-          <w:szCs w:val="28"/>
-        </w:rPr>
-        <w:t>таргеты</w:t>
-      </w:r>
-      <w:proofErr w:type="spellEnd"/>
-      <w:r>
-        <w:rPr>
-          <w:rFonts w:cs="Times New Roman"/>
-          <w:szCs w:val="28"/>
-        </w:rPr>
-        <w:t xml:space="preserve"> для Android и Desktop, но не поддерживает </w:t>
-      </w:r>
-      <w:proofErr w:type="spellStart"/>
-      <w:r>
-        <w:rPr>
-          <w:rFonts w:cs="Times New Roman"/>
-          <w:szCs w:val="28"/>
-        </w:rPr>
-        <w:t>таргет</w:t>
-      </w:r>
-      <w:proofErr w:type="spellEnd"/>
-      <w:r>
-        <w:rPr>
-          <w:rFonts w:cs="Times New Roman"/>
-          <w:szCs w:val="28"/>
-        </w:rPr>
-        <w:t xml:space="preserve"> Kotlin/JS [27]. Промежуточный </w:t>
-      </w:r>
-      <w:proofErr w:type="spellStart"/>
-      <w:r>
-        <w:rPr>
-          <w:rFonts w:cs="Times New Roman"/>
-          <w:szCs w:val="28"/>
-        </w:rPr>
-        <w:t>source</w:t>
-      </w:r>
-      <w:proofErr w:type="spellEnd"/>
-      <w:r>
-        <w:rPr>
-          <w:rFonts w:cs="Times New Roman"/>
-          <w:szCs w:val="28"/>
-        </w:rPr>
-        <w:t xml:space="preserve"> </w:t>
-      </w:r>
-      <w:proofErr w:type="spellStart"/>
-      <w:r>
-        <w:rPr>
-          <w:rFonts w:cs="Times New Roman"/>
-          <w:szCs w:val="28"/>
-        </w:rPr>
-        <w:t>set</w:t>
-      </w:r>
-      <w:proofErr w:type="spellEnd"/>
-      <w:r>
-        <w:rPr>
-          <w:rFonts w:cs="Times New Roman"/>
-          <w:szCs w:val="28"/>
-        </w:rPr>
-        <w:t xml:space="preserve"> позволяет вынести реализацию слоя данных для JVM-платформ в одно место, избежав дублирования между </w:t>
-      </w:r>
-      <w:proofErr w:type="spellStart"/>
-      <w:r>
-        <w:rPr>
-          <w:rFonts w:cs="Times New Roman"/>
-          <w:szCs w:val="28"/>
-        </w:rPr>
-        <w:t>androidMain</w:t>
-      </w:r>
-      <w:proofErr w:type="spellEnd"/>
-      <w:r>
-        <w:rPr>
-          <w:rFonts w:cs="Times New Roman"/>
-          <w:szCs w:val="28"/>
-        </w:rPr>
-        <w:t xml:space="preserve"> и </w:t>
-      </w:r>
-      <w:proofErr w:type="spellStart"/>
-      <w:r>
-        <w:rPr>
-          <w:rFonts w:cs="Times New Roman"/>
-          <w:szCs w:val="28"/>
-        </w:rPr>
-        <w:t>jvmMain</w:t>
-      </w:r>
-      <w:proofErr w:type="spellEnd"/>
-      <w:r>
-        <w:rPr>
-          <w:rFonts w:cs="Times New Roman"/>
-          <w:szCs w:val="28"/>
-        </w:rPr>
-        <w:t>.</w:t>
+        <w:t>Введение промежуточного source set nonJsMain обусловлено архитектурной необходимостью. Платформы Android и Desktop используют среду выполнения JVM и, как следствие, разделяют общий набор зависимостей и механизмов, недоступных в JavaScript-среде. В контексте данного проекта это касается работы с локальной базой данных SQLite и механизма офлайн-синхронизации через PowerSync SDK, который поддерживает Kotlin-таргеты для Android и Desktop, но не поддерживает таргет Kotlin/JS [27]. Промежуточный source set позволяет вынести реализацию слоя данных для JVM-платформ в одно место, избежав дублирования между androidMain и jvmMain.</w:t>
       </w:r>
     </w:p>
     <w:p>
@@ -9832,49 +8467,8 @@
           <w:rFonts w:cs="Times New Roman"/>
           <w:szCs w:val="28"/>
         </w:rPr>
-        <w:t xml:space="preserve">Source </w:t>
-      </w:r>
-      <w:proofErr w:type="spellStart"/>
-      <w:r>
-        <w:rPr>
-          <w:rFonts w:cs="Times New Roman"/>
-          <w:szCs w:val="28"/>
-        </w:rPr>
-        <w:t>set</w:t>
-      </w:r>
-      <w:proofErr w:type="spellEnd"/>
-      <w:r>
-        <w:rPr>
-          <w:rFonts w:cs="Times New Roman"/>
-          <w:szCs w:val="28"/>
-        </w:rPr>
-        <w:t xml:space="preserve"> </w:t>
-      </w:r>
-      <w:proofErr w:type="spellStart"/>
-      <w:r>
-        <w:rPr>
-          <w:rFonts w:cs="Times New Roman"/>
-          <w:szCs w:val="28"/>
-        </w:rPr>
-        <w:t>jsMain</w:t>
-      </w:r>
-      <w:proofErr w:type="spellEnd"/>
-      <w:r>
-        <w:rPr>
-          <w:rFonts w:cs="Times New Roman"/>
-          <w:szCs w:val="28"/>
-        </w:rPr>
-        <w:t xml:space="preserve"> содержит альтернативную реализацию слоя данных для веб-платформы, использующую прямое взаимодействие с серверным API без локального хранения. Механизм </w:t>
-      </w:r>
-      <w:proofErr w:type="spellStart"/>
-      <w:r>
-        <w:rPr>
-          <w:rFonts w:cs="Times New Roman"/>
-          <w:szCs w:val="28"/>
-        </w:rPr>
-        <w:t>interfac</w:t>
-      </w:r>
-      <w:proofErr w:type="spellEnd"/>
+        <w:t>Source set jsMain содержит альтернативную реализацию слоя данных для веб-платформы, использующую прямое взаимодействие с серверным API без локального хранения. Механизм interfac</w:t>
+      </w:r>
       <w:r>
         <w:rPr>
           <w:rFonts w:cs="Times New Roman"/>
@@ -9903,23 +8497,7 @@
           <w:rFonts w:cs="Times New Roman"/>
           <w:szCs w:val="28"/>
         </w:rPr>
-        <w:t xml:space="preserve"> обеспечивает единый интерфейс доступа к данным в </w:t>
-      </w:r>
-      <w:proofErr w:type="spellStart"/>
-      <w:r>
-        <w:rPr>
-          <w:rFonts w:cs="Times New Roman"/>
-          <w:szCs w:val="28"/>
-        </w:rPr>
-        <w:t>commonMain</w:t>
-      </w:r>
-      <w:proofErr w:type="spellEnd"/>
-      <w:r>
-        <w:rPr>
-          <w:rFonts w:cs="Times New Roman"/>
-          <w:szCs w:val="28"/>
-        </w:rPr>
-        <w:t>, за которым скрываются платформенно-специфичные реализации.</w:t>
+        <w:t xml:space="preserve"> обеспечивает единый интерфейс доступа к данным в commonMain, за которым скрываются платформенно-специфичные реализации.</w:t>
       </w:r>
     </w:p>
     <w:p>
@@ -9936,23 +8514,7 @@
           <w:rFonts w:cs="Times New Roman"/>
           <w:szCs w:val="28"/>
         </w:rPr>
-        <w:t xml:space="preserve">Такая модульная организация позволяет сосредоточить подавляющую часть кода в </w:t>
-      </w:r>
-      <w:proofErr w:type="spellStart"/>
-      <w:r>
-        <w:rPr>
-          <w:rFonts w:cs="Times New Roman"/>
-          <w:szCs w:val="28"/>
-        </w:rPr>
-        <w:t>commonMain</w:t>
-      </w:r>
-      <w:proofErr w:type="spellEnd"/>
-      <w:r>
-        <w:rPr>
-          <w:rFonts w:cs="Times New Roman"/>
-          <w:szCs w:val="28"/>
-        </w:rPr>
-        <w:t>, ограничив платформенно-специфичный код для слоя данных и конфигурацией точек входа.</w:t>
+        <w:t>Такая модульная организация позволяет сосредоточить подавляющую часть кода в commonMain, ограничив платформенно-специфичный код для слоя данных и конфигурацией точек входа.</w:t>
       </w:r>
     </w:p>
     <w:p>
@@ -9988,25 +8550,8 @@
           <w:rFonts w:cs="Times New Roman"/>
           <w:szCs w:val="28"/>
         </w:rPr>
-        <w:t xml:space="preserve">В качестве серверной части приложения используется </w:t>
-      </w:r>
-      <w:proofErr w:type="spellStart"/>
-      <w:r>
-        <w:rPr>
-          <w:rFonts w:cs="Times New Roman"/>
-          <w:szCs w:val="28"/>
-        </w:rPr>
-        <w:t>Supabase</w:t>
-      </w:r>
-      <w:proofErr w:type="spellEnd"/>
-      <w:r>
-        <w:rPr>
-          <w:rFonts w:cs="Times New Roman"/>
-          <w:szCs w:val="28"/>
-        </w:rPr>
-        <w:t xml:space="preserve"> — платформа класса </w:t>
-      </w:r>
-      <w:proofErr w:type="spellStart"/>
+        <w:t xml:space="preserve">В качестве серверной части приложения используется Supabase — платформа класса </w:t>
+      </w:r>
       <w:r>
         <w:rPr>
           <w:rFonts w:cs="Times New Roman"/>
@@ -10014,60 +8559,14 @@
           <w:iCs/>
           <w:szCs w:val="28"/>
         </w:rPr>
-        <w:t>Backend</w:t>
-      </w:r>
-      <w:proofErr w:type="spellEnd"/>
-      <w:r>
-        <w:rPr>
-          <w:rFonts w:cs="Times New Roman"/>
-          <w:i/>
-          <w:iCs/>
-          <w:szCs w:val="28"/>
-        </w:rPr>
-        <w:t>-</w:t>
-      </w:r>
-      <w:proofErr w:type="spellStart"/>
-      <w:r>
-        <w:rPr>
-          <w:rFonts w:cs="Times New Roman"/>
-          <w:i/>
-          <w:iCs/>
-          <w:szCs w:val="28"/>
-        </w:rPr>
-        <w:t>as</w:t>
-      </w:r>
-      <w:proofErr w:type="spellEnd"/>
-      <w:r>
-        <w:rPr>
-          <w:rFonts w:cs="Times New Roman"/>
-          <w:i/>
-          <w:iCs/>
-          <w:szCs w:val="28"/>
-        </w:rPr>
-        <w:t>-a-Service</w:t>
-      </w:r>
-      <w:r>
-        <w:rPr>
-          <w:rFonts w:cs="Times New Roman"/>
-          <w:szCs w:val="28"/>
-        </w:rPr>
-        <w:t xml:space="preserve"> с открытым исходным кодом, построенная на основе </w:t>
-      </w:r>
-      <w:proofErr w:type="spellStart"/>
-      <w:r>
-        <w:rPr>
-          <w:rFonts w:cs="Times New Roman"/>
-          <w:szCs w:val="28"/>
-        </w:rPr>
-        <w:t>PostgreSQL</w:t>
-      </w:r>
-      <w:proofErr w:type="spellEnd"/>
-      <w:r>
-        <w:rPr>
-          <w:rFonts w:cs="Times New Roman"/>
-          <w:szCs w:val="28"/>
-        </w:rPr>
-        <w:t xml:space="preserve"> [31].</w:t>
+        <w:t>Backend-as-a-Service</w:t>
+      </w:r>
+      <w:r>
+        <w:rPr>
+          <w:rFonts w:cs="Times New Roman"/>
+          <w:szCs w:val="28"/>
+        </w:rPr>
+        <w:t xml:space="preserve"> с открытым исходным кодом, построенная на основе PostgreSQL [31].</w:t>
       </w:r>
     </w:p>
     <w:p>
@@ -10079,21 +8578,12 @@
           <w:szCs w:val="28"/>
         </w:rPr>
       </w:pPr>
-      <w:proofErr w:type="spellStart"/>
-      <w:r>
-        <w:rPr>
-          <w:rFonts w:cs="Times New Roman"/>
-          <w:szCs w:val="28"/>
-        </w:rPr>
-        <w:t>Supabase</w:t>
-      </w:r>
-      <w:proofErr w:type="spellEnd"/>
-      <w:r>
-        <w:rPr>
-          <w:rFonts w:cs="Times New Roman"/>
-          <w:szCs w:val="28"/>
-        </w:rPr>
-        <w:t xml:space="preserve"> предоставляет необходимый набор сервисов, таких как реляционная база данных </w:t>
+      <w:r>
+        <w:rPr>
+          <w:rFonts w:cs="Times New Roman"/>
+          <w:szCs w:val="28"/>
+        </w:rPr>
+        <w:t xml:space="preserve">Supabase предоставляет необходимый набор сервисов, таких как реляционная база данных </w:t>
       </w:r>
       <w:r>
         <w:rPr>
@@ -10108,23 +8598,7 @@
           <w:rFonts w:cs="Times New Roman"/>
           <w:szCs w:val="28"/>
         </w:rPr>
-        <w:t xml:space="preserve"> с поддержкой </w:t>
-      </w:r>
-      <w:proofErr w:type="spellStart"/>
-      <w:r>
-        <w:rPr>
-          <w:rFonts w:cs="Times New Roman"/>
-          <w:szCs w:val="28"/>
-        </w:rPr>
-        <w:t>Row</w:t>
-      </w:r>
-      <w:proofErr w:type="spellEnd"/>
-      <w:r>
-        <w:rPr>
-          <w:rFonts w:cs="Times New Roman"/>
-          <w:szCs w:val="28"/>
-        </w:rPr>
-        <w:t xml:space="preserve"> Level Security для изоляции данных пользователей, сервис аутентификации с поддержкой регистрации по электронной почте, REST API для выполнения CRUD-</w:t>
+        <w:t xml:space="preserve"> с поддержкой Row Level Security для изоляции данных пользователей, сервис аутентификации с поддержкой регистрации по электронной почте, REST API для выполнения CRUD-</w:t>
       </w:r>
       <w:r>
         <w:rPr>
@@ -10132,39 +8606,7 @@
           <w:szCs w:val="28"/>
         </w:rPr>
         <w:lastRenderedPageBreak/>
-        <w:t xml:space="preserve">операций и сервис </w:t>
-      </w:r>
-      <w:proofErr w:type="spellStart"/>
-      <w:r>
-        <w:rPr>
-          <w:rFonts w:cs="Times New Roman"/>
-          <w:szCs w:val="28"/>
-        </w:rPr>
-        <w:t>Realtime</w:t>
-      </w:r>
-      <w:proofErr w:type="spellEnd"/>
-      <w:r>
-        <w:rPr>
-          <w:rFonts w:cs="Times New Roman"/>
-          <w:szCs w:val="28"/>
-        </w:rPr>
-        <w:t xml:space="preserve"> для получения обновлений данных в режиме реального времени через механизм подписок на изменения в </w:t>
-      </w:r>
-      <w:proofErr w:type="spellStart"/>
-      <w:r>
-        <w:rPr>
-          <w:rFonts w:cs="Times New Roman"/>
-          <w:szCs w:val="28"/>
-        </w:rPr>
-        <w:t>PostgreSQL</w:t>
-      </w:r>
-      <w:proofErr w:type="spellEnd"/>
-      <w:r>
-        <w:rPr>
-          <w:rFonts w:cs="Times New Roman"/>
-          <w:szCs w:val="28"/>
-        </w:rPr>
-        <w:t>.</w:t>
+        <w:t>операций и сервис Realtime для получения обновлений данных в режиме реального времени через механизм подписок на изменения в PostgreSQL.</w:t>
       </w:r>
     </w:p>
     <w:p>
@@ -10181,39 +8623,7 @@
           <w:rFonts w:cs="Times New Roman"/>
           <w:szCs w:val="28"/>
         </w:rPr>
-        <w:t xml:space="preserve">Выбор </w:t>
-      </w:r>
-      <w:proofErr w:type="spellStart"/>
-      <w:r>
-        <w:rPr>
-          <w:rFonts w:cs="Times New Roman"/>
-          <w:szCs w:val="28"/>
-        </w:rPr>
-        <w:t>Supabase</w:t>
-      </w:r>
-      <w:proofErr w:type="spellEnd"/>
-      <w:r>
-        <w:rPr>
-          <w:rFonts w:cs="Times New Roman"/>
-          <w:szCs w:val="28"/>
-        </w:rPr>
-        <w:t xml:space="preserve"> в качестве серверной платформы обусловлен несколькими факторами. Наличие готового SDK для Kotlin позволяет интегрировать серверные сервисы непосредственно в KMP-проект. Политики </w:t>
-      </w:r>
-      <w:proofErr w:type="spellStart"/>
-      <w:r>
-        <w:rPr>
-          <w:rFonts w:cs="Times New Roman"/>
-          <w:szCs w:val="28"/>
-        </w:rPr>
-        <w:t>Row</w:t>
-      </w:r>
-      <w:proofErr w:type="spellEnd"/>
-      <w:r>
-        <w:rPr>
-          <w:rFonts w:cs="Times New Roman"/>
-          <w:szCs w:val="28"/>
-        </w:rPr>
-        <w:t xml:space="preserve"> Level Security обеспечивают выполнение нефункционального требования об изоляции данных на уровне базы данных без необходимости реализации дополнительной серверной логики. Открытый исходный код платформы снижает риски, связанные с привязкой к проприетарному сервису.</w:t>
+        <w:t>Выбор Supabase в качестве серверной платформы обусловлен несколькими факторами. Наличие готового SDK для Kotlin позволяет интегрировать серверные сервисы непосредственно в KMP-проект. Политики Row Level Security обеспечивают выполнение нефункционального требования об изоляции данных на уровне базы данных без необходимости реализации дополнительной серверной логики. Открытый исходный код платформы снижает риски, связанные с привязкой к проприетарному сервису.</w:t>
       </w:r>
     </w:p>
     <w:p>
@@ -10243,15 +8653,7 @@
         <w:ind w:firstLine="708"/>
       </w:pPr>
       <w:r>
-        <w:t>Ключевым архитектурным решением проекта является разделение стратегии синхронизации данных между клиентом и сервером в зависимости от среды выполнения. Причиной этого разделения является различная доступность инструментов локального хранения для JVM и JS-</w:t>
-      </w:r>
-      <w:proofErr w:type="spellStart"/>
-      <w:r>
-        <w:t>таргетов</w:t>
-      </w:r>
-      <w:proofErr w:type="spellEnd"/>
-      <w:r>
-        <w:t xml:space="preserve"> в экосистеме Kotlin Multiplatform.</w:t>
+        <w:t>Ключевым архитектурным решением проекта является разделение стратегии синхронизации данных между клиентом и сервером в зависимости от среды выполнения. Причиной этого разделения является различная доступность инструментов локального хранения для JVM и JS-таргетов в экосистеме Kotlin Multiplatform.</w:t>
       </w:r>
     </w:p>
     <w:p>
@@ -10266,43 +8668,11 @@
         </w:rPr>
       </w:pPr>
       <w:r>
-        <w:t xml:space="preserve">На платформах Android и Desktop синхронизация реализована по модели </w:t>
-      </w:r>
-      <w:proofErr w:type="spellStart"/>
-      <w:r>
-        <w:t>offline-first</w:t>
-      </w:r>
-      <w:proofErr w:type="spellEnd"/>
-      <w:r>
-        <w:t xml:space="preserve"> с использованием </w:t>
-      </w:r>
-      <w:proofErr w:type="spellStart"/>
-      <w:r>
-        <w:t>PowerSync</w:t>
-      </w:r>
-      <w:proofErr w:type="spellEnd"/>
-      <w:r>
-        <w:t xml:space="preserve">. Данный сервис обеспечивает двустороннюю синхронизацию между серверной базой данных </w:t>
-      </w:r>
-      <w:proofErr w:type="spellStart"/>
-      <w:r>
-        <w:t>PostgreSQL</w:t>
-      </w:r>
-      <w:proofErr w:type="spellEnd"/>
-      <w:r>
-        <w:t xml:space="preserve"> и </w:t>
+        <w:t xml:space="preserve">На платформах Android и Desktop синхронизация реализована по модели offline-first с использованием PowerSync. Данный сервис обеспечивает двустороннюю синхронизацию между серверной базой данных PostgreSQL и </w:t>
       </w:r>
       <w:r>
         <w:lastRenderedPageBreak/>
-        <w:t xml:space="preserve">локальной базой данных </w:t>
-      </w:r>
-      <w:proofErr w:type="spellStart"/>
-      <w:r>
-        <w:t>SQLite</w:t>
-      </w:r>
-      <w:proofErr w:type="spellEnd"/>
-      <w:r>
-        <w:t xml:space="preserve"> на стороне клиента [26]. Архитектура взаимодействия для JVM-платформ представлена на Рисунке 4.</w:t>
+        <w:t>локальной базой данных SQLite на стороне клиента [26]. Архитектура взаимодействия для JVM-платформ представлена на Рисунке 4.</w:t>
       </w:r>
     </w:p>
     <w:p>
@@ -10372,14 +8742,30 @@
       <w:r>
         <w:t xml:space="preserve">Рисунок </w:t>
       </w:r>
-      <w:fldSimple w:instr=" SEQ Рисунок \* ARABIC ">
-        <w:r>
-          <w:rPr>
-            <w:noProof/>
-          </w:rPr>
-          <w:t>4</w:t>
-        </w:r>
-      </w:fldSimple>
+      <w:r>
+        <w:fldChar w:fldCharType="begin"/>
+      </w:r>
+      <w:r>
+        <w:instrText xml:space="preserve"> SEQ Рисунок \*</w:instrText>
+      </w:r>
+      <w:r>
+        <w:instrText xml:space="preserve"> ARABIC </w:instrText>
+      </w:r>
+      <w:r>
+        <w:fldChar w:fldCharType="separate"/>
+      </w:r>
+      <w:r>
+        <w:rPr>
+          <w:noProof/>
+        </w:rPr>
+        <w:t>4</w:t>
+      </w:r>
+      <w:r>
+        <w:rPr>
+          <w:noProof/>
+        </w:rPr>
+        <w:fldChar w:fldCharType="end"/>
+      </w:r>
       <w:r>
         <w:t xml:space="preserve"> - Архитектура приложения для Android и Desktop</w:t>
       </w:r>
@@ -10390,95 +8776,7 @@
         <w:ind w:firstLine="708"/>
       </w:pPr>
       <w:r>
-        <w:t xml:space="preserve">В данной схеме код приложения выполняет все операции чтения и записи с локальной базой данных </w:t>
-      </w:r>
-      <w:proofErr w:type="spellStart"/>
-      <w:r>
-        <w:t>SQLite</w:t>
-      </w:r>
-      <w:proofErr w:type="spellEnd"/>
-      <w:r>
-        <w:t xml:space="preserve">, управляемой </w:t>
-      </w:r>
-      <w:proofErr w:type="spellStart"/>
-      <w:r>
-        <w:t>PowerSync</w:t>
-      </w:r>
-      <w:proofErr w:type="spellEnd"/>
-      <w:r>
-        <w:t xml:space="preserve"> Client SDK. Операции записи одновременно сохраняются в локальную базу и помещаются в очередь отправки. При наличии сетевого соединения SDK передаёт накопленные изменения на сервер </w:t>
-      </w:r>
-      <w:proofErr w:type="spellStart"/>
-      <w:r>
-        <w:t>Supabase</w:t>
-      </w:r>
-      <w:proofErr w:type="spellEnd"/>
-      <w:r>
-        <w:t xml:space="preserve"> через </w:t>
-      </w:r>
-      <w:proofErr w:type="spellStart"/>
-      <w:r>
-        <w:t>Supabase</w:t>
-      </w:r>
-      <w:proofErr w:type="spellEnd"/>
-      <w:r>
-        <w:t xml:space="preserve"> Client SDK. В обратном направлении облачный сервис </w:t>
-      </w:r>
-      <w:proofErr w:type="spellStart"/>
-      <w:r>
-        <w:t>PowerSync</w:t>
-      </w:r>
-      <w:proofErr w:type="spellEnd"/>
-      <w:r>
-        <w:t xml:space="preserve"> отслеживает изменения в серверной базе данных </w:t>
-      </w:r>
-      <w:proofErr w:type="spellStart"/>
-      <w:r>
-        <w:t>PostgreSQL</w:t>
-      </w:r>
-      <w:proofErr w:type="spellEnd"/>
-      <w:r>
-        <w:t xml:space="preserve"> посредством механизма логической репликации. Правила синхронизации, определённые в конфигурации </w:t>
-      </w:r>
-      <w:proofErr w:type="spellStart"/>
-      <w:r>
-        <w:t>PowerSync</w:t>
-      </w:r>
-      <w:proofErr w:type="spellEnd"/>
-      <w:r>
-        <w:t xml:space="preserve">, фильтруют данные и формируют таблицы синхронизации, которые транслируются на клиентские устройства и применяются к локальной базе </w:t>
-      </w:r>
-      <w:proofErr w:type="spellStart"/>
-      <w:r>
-        <w:t>SQLite</w:t>
-      </w:r>
-      <w:proofErr w:type="spellEnd"/>
-      <w:r>
-        <w:t xml:space="preserve">. Аутентификация клиента осуществляется через </w:t>
-      </w:r>
-      <w:proofErr w:type="spellStart"/>
-      <w:r>
-        <w:t>Supabase</w:t>
-      </w:r>
-      <w:proofErr w:type="spellEnd"/>
-      <w:r>
-        <w:t xml:space="preserve"> Client SDK, который передаёт токен доступа сервисам </w:t>
-      </w:r>
-      <w:proofErr w:type="spellStart"/>
-      <w:r>
-        <w:t>PowerSync</w:t>
-      </w:r>
-      <w:proofErr w:type="spellEnd"/>
-      <w:r>
-        <w:t xml:space="preserve"> и </w:t>
-      </w:r>
-      <w:proofErr w:type="spellStart"/>
-      <w:r>
-        <w:t>Supabase</w:t>
-      </w:r>
-      <w:proofErr w:type="spellEnd"/>
-      <w:r>
-        <w:t>.</w:t>
+        <w:t>В данной схеме код приложения выполняет все операции чтения и записи с локальной базой данных SQLite, управляемой PowerSync Client SDK. Операции записи одновременно сохраняются в локальную базу и помещаются в очередь отправки. При наличии сетевого соединения SDK передаёт накопленные изменения на сервер Supabase через Supabase Client SDK. В обратном направлении облачный сервис PowerSync отслеживает изменения в серверной базе данных PostgreSQL посредством механизма логической репликации. Правила синхронизации, определённые в конфигурации PowerSync, фильтруют данные и формируют таблицы синхронизации, которые транслируются на клиентские устройства и применяются к локальной базе SQLite. Аутентификация клиента осуществляется через Supabase Client SDK, который передаёт токен доступа сервисам PowerSync и Supabase.</w:t>
       </w:r>
     </w:p>
     <w:p>
@@ -10500,31 +8798,7 @@
         <w:ind w:firstLine="708"/>
       </w:pPr>
       <w:r>
-        <w:t xml:space="preserve">Для веб-платформы применяется иная стратегия, поскольку </w:t>
-      </w:r>
-      <w:proofErr w:type="spellStart"/>
-      <w:r>
-        <w:t>PowerSync</w:t>
-      </w:r>
-      <w:proofErr w:type="spellEnd"/>
-      <w:r>
-        <w:t xml:space="preserve"> Kotlin Multiplatform SDK не поддерживает </w:t>
-      </w:r>
-      <w:proofErr w:type="spellStart"/>
-      <w:r>
-        <w:t>таргет</w:t>
-      </w:r>
-      <w:proofErr w:type="spellEnd"/>
-      <w:r>
-        <w:t xml:space="preserve"> Kotlin/JS. Веб-версия приложения взаимодействует с сервером </w:t>
-      </w:r>
-      <w:proofErr w:type="spellStart"/>
-      <w:r>
-        <w:t>Supabase</w:t>
-      </w:r>
-      <w:proofErr w:type="spellEnd"/>
-      <w:r>
-        <w:t xml:space="preserve"> напрямую, без промежуточного локального хранилища. Архитектура взаимодействия для веб-платформы представлена на Рисунке 5.</w:t>
+        <w:t>Для веб-платформы применяется иная стратегия, поскольку PowerSync Kotlin Multiplatform SDK не поддерживает таргет Kotlin/JS. Веб-версия приложения взаимодействует с сервером Supabase напрямую, без промежуточного локального хранилища. Архитектура взаимодействия для веб-платформы представлена на Рисунке 5.</w:t>
       </w:r>
     </w:p>
     <w:p>
@@ -10592,14 +8866,27 @@
       <w:r>
         <w:t xml:space="preserve">Рисунок </w:t>
       </w:r>
-      <w:fldSimple w:instr=" SEQ Рисунок \* ARABIC ">
-        <w:r>
-          <w:rPr>
-            <w:noProof/>
-          </w:rPr>
-          <w:t>5</w:t>
-        </w:r>
-      </w:fldSimple>
+      <w:r>
+        <w:fldChar w:fldCharType="begin"/>
+      </w:r>
+      <w:r>
+        <w:instrText xml:space="preserve"> SEQ Рисунок \* ARABIC </w:instrText>
+      </w:r>
+      <w:r>
+        <w:fldChar w:fldCharType="separate"/>
+      </w:r>
+      <w:r>
+        <w:rPr>
+          <w:noProof/>
+        </w:rPr>
+        <w:t>5</w:t>
+      </w:r>
+      <w:r>
+        <w:rPr>
+          <w:noProof/>
+        </w:rPr>
+        <w:fldChar w:fldCharType="end"/>
+      </w:r>
       <w:r>
         <w:t xml:space="preserve"> – Архитектура приложения для </w:t>
       </w:r>
@@ -10616,85 +8903,25 @@
         <w:ind w:firstLine="708"/>
       </w:pPr>
       <w:r>
-        <w:t xml:space="preserve">В данной схеме код приложения выполняет операции чтения и записи через </w:t>
-      </w:r>
-      <w:proofErr w:type="spellStart"/>
-      <w:r>
+        <w:t xml:space="preserve">В данной схеме код приложения выполняет операции чтения и записи через Supabase Client SDK, который обращается к серверной базе данных PostgreSQL посредством REST API через технологию </w:t>
+      </w:r>
+      <w:r>
+        <w:rPr>
+          <w:lang w:val="en-US"/>
+        </w:rPr>
+        <w:t>PostgREST</w:t>
+      </w:r>
+      <w:r>
+        <w:t xml:space="preserve"> изначально входящую в сервер </w:t>
+      </w:r>
+      <w:r>
+        <w:rPr>
+          <w:lang w:val="en-US"/>
+        </w:rPr>
         <w:t>Supabase</w:t>
       </w:r>
-      <w:proofErr w:type="spellEnd"/>
-      <w:r>
-        <w:t xml:space="preserve"> Client SDK, который обращается к серверной базе данных </w:t>
-      </w:r>
-      <w:proofErr w:type="spellStart"/>
-      <w:r>
-        <w:t>PostgreSQL</w:t>
-      </w:r>
-      <w:proofErr w:type="spellEnd"/>
-      <w:r>
-        <w:t xml:space="preserve"> посредством REST API через технологию </w:t>
-      </w:r>
-      <w:proofErr w:type="spellStart"/>
-      <w:r>
-        <w:rPr>
-          <w:lang w:val="en-US"/>
-        </w:rPr>
-        <w:t>PostgREST</w:t>
-      </w:r>
-      <w:proofErr w:type="spellEnd"/>
-      <w:r>
-        <w:t xml:space="preserve"> изначально входящую в сервер </w:t>
-      </w:r>
-      <w:proofErr w:type="spellStart"/>
-      <w:r>
-        <w:rPr>
-          <w:lang w:val="en-US"/>
-        </w:rPr>
-        <w:t>Supabase</w:t>
-      </w:r>
-      <w:proofErr w:type="spellEnd"/>
-      <w:r>
-        <w:t xml:space="preserve">. Для получения обновлений в реальном времени используется сервис </w:t>
-      </w:r>
-      <w:proofErr w:type="spellStart"/>
-      <w:r>
-        <w:t>Supabase</w:t>
-      </w:r>
-      <w:proofErr w:type="spellEnd"/>
-      <w:r>
-        <w:t xml:space="preserve"> </w:t>
-      </w:r>
-      <w:proofErr w:type="spellStart"/>
-      <w:r>
-        <w:t>Realtime</w:t>
-      </w:r>
-      <w:proofErr w:type="spellEnd"/>
-      <w:r>
-        <w:t xml:space="preserve">. При изменении данных в серверной базе облачный сервис </w:t>
-      </w:r>
-      <w:proofErr w:type="spellStart"/>
-      <w:r>
-        <w:t>Supabase</w:t>
-      </w:r>
-      <w:proofErr w:type="spellEnd"/>
-      <w:r>
-        <w:t xml:space="preserve"> </w:t>
-      </w:r>
-      <w:proofErr w:type="spellStart"/>
-      <w:r>
-        <w:t>Realtime</w:t>
-      </w:r>
-      <w:proofErr w:type="spellEnd"/>
-      <w:r>
-        <w:t xml:space="preserve"> получает уведомления через механизм публикаций </w:t>
-      </w:r>
-      <w:proofErr w:type="spellStart"/>
-      <w:r>
-        <w:t>PostgreSQL</w:t>
-      </w:r>
-      <w:proofErr w:type="spellEnd"/>
-      <w:r>
-        <w:t xml:space="preserve"> и транслирует их подключённым клиентам. Это обеспечивает согласованность данных между устройствами пользователя, </w:t>
+      <w:r>
+        <w:t xml:space="preserve">. Для получения обновлений в реальном времени используется сервис Supabase Realtime. При изменении данных в серверной базе облачный сервис Supabase Realtime получает уведомления через механизм публикаций PostgreSQL и транслирует их подключённым клиентам. Это обеспечивает согласованность данных между устройствами пользователя, </w:t>
       </w:r>
       <w:r>
         <w:lastRenderedPageBreak/>
@@ -10707,47 +8934,7 @@
         <w:ind w:firstLine="708"/>
       </w:pPr>
       <w:r>
-        <w:t xml:space="preserve">Таким образом, спроектированная архитектура приложения основана на модульной организации KMP-проекта с единым общим модулем </w:t>
-      </w:r>
-      <w:proofErr w:type="spellStart"/>
-      <w:r>
-        <w:t>shared</w:t>
-      </w:r>
-      <w:proofErr w:type="spellEnd"/>
-      <w:r>
-        <w:t xml:space="preserve"> и тремя платформенными точками входа. Иерархия </w:t>
-      </w:r>
-      <w:proofErr w:type="spellStart"/>
-      <w:r>
-        <w:t>source</w:t>
-      </w:r>
-      <w:proofErr w:type="spellEnd"/>
-      <w:r>
-        <w:t xml:space="preserve"> </w:t>
-      </w:r>
-      <w:proofErr w:type="spellStart"/>
-      <w:r>
-        <w:t>sets</w:t>
-      </w:r>
-      <w:proofErr w:type="spellEnd"/>
-      <w:r>
-        <w:t xml:space="preserve"> с промежуточным узлом </w:t>
-      </w:r>
-      <w:proofErr w:type="spellStart"/>
-      <w:r>
-        <w:t>nonJsMain</w:t>
-      </w:r>
-      <w:proofErr w:type="spellEnd"/>
-      <w:r>
-        <w:t xml:space="preserve"> позволяет сосредоточить основную часть кода в </w:t>
-      </w:r>
-      <w:proofErr w:type="spellStart"/>
-      <w:r>
-        <w:t>commonMain</w:t>
-      </w:r>
-      <w:proofErr w:type="spellEnd"/>
-      <w:r>
-        <w:t>, ограничив платформенно-специфичные реализации слоем данных и конфигурацией запуска.</w:t>
+        <w:t>Таким образом, спроектированная архитектура приложения основана на модульной организации KMP-проекта с единым общим модулем shared и тремя платформенными точками входа. Иерархия source sets с промежуточным узлом nonJsMain позволяет сосредоточить основную часть кода в commonMain, ограничив платформенно-специфичные реализации слоем данных и конфигурацией запуска.</w:t>
       </w:r>
     </w:p>
     <w:p>
@@ -10756,71 +8943,7 @@
         <w:ind w:firstLine="708"/>
       </w:pPr>
       <w:r>
-        <w:t xml:space="preserve">Серверная инфраструктура на базе </w:t>
-      </w:r>
-      <w:proofErr w:type="spellStart"/>
-      <w:r>
-        <w:t>Supabase</w:t>
-      </w:r>
-      <w:proofErr w:type="spellEnd"/>
-      <w:r>
-        <w:t xml:space="preserve"> обеспечивает аутентификацию, хранение данных и их изоляцию средствами </w:t>
-      </w:r>
-      <w:proofErr w:type="spellStart"/>
-      <w:r>
-        <w:t>Row</w:t>
-      </w:r>
-      <w:proofErr w:type="spellEnd"/>
-      <w:r>
-        <w:t xml:space="preserve"> Level Security без необходимости разработки собственного серверного компонента. Стратегия синхронизации данных дифференцирована по средам выполнения. Платформы Android и Desktop используют модель </w:t>
-      </w:r>
-      <w:proofErr w:type="spellStart"/>
-      <w:r>
-        <w:t>offline-first</w:t>
-      </w:r>
-      <w:proofErr w:type="spellEnd"/>
-      <w:r>
-        <w:t xml:space="preserve"> с двусторонней синхронизацией через </w:t>
-      </w:r>
-      <w:proofErr w:type="spellStart"/>
-      <w:r>
-        <w:t>PowerSync</w:t>
-      </w:r>
-      <w:proofErr w:type="spellEnd"/>
-      <w:r>
-        <w:t xml:space="preserve"> и локальную базу </w:t>
-      </w:r>
-      <w:proofErr w:type="spellStart"/>
-      <w:r>
-        <w:t>SQLite</w:t>
-      </w:r>
-      <w:proofErr w:type="spellEnd"/>
-      <w:r>
-        <w:t xml:space="preserve">, тогда как веб-платформа взаимодействует с сервером напрямую с получением обновлений через механизм </w:t>
-      </w:r>
-      <w:proofErr w:type="spellStart"/>
-      <w:r>
-        <w:t>Realtime</w:t>
-      </w:r>
-      <w:proofErr w:type="spellEnd"/>
-      <w:r>
-        <w:t xml:space="preserve">. Такое разделение является обоснованным компромиссом, продиктованным текущими ограничениями </w:t>
-      </w:r>
-      <w:proofErr w:type="spellStart"/>
-      <w:r>
-        <w:t>PowerSync</w:t>
-      </w:r>
-      <w:proofErr w:type="spellEnd"/>
-      <w:r>
-        <w:t xml:space="preserve"> SDK для </w:t>
-      </w:r>
-      <w:proofErr w:type="spellStart"/>
-      <w:r>
-        <w:t>таргета</w:t>
-      </w:r>
-      <w:proofErr w:type="spellEnd"/>
-      <w:r>
-        <w:t xml:space="preserve"> Kotlin/JS.</w:t>
+        <w:t>Серверная инфраструктура на базе Supabase обеспечивает аутентификацию, хранение данных и их изоляцию средствами Row Level Security без необходимости разработки собственного серверного компонента. Стратегия синхронизации данных дифференцирована по средам выполнения. Платформы Android и Desktop используют модель offline-first с двусторонней синхронизацией через PowerSync и локальную базу SQLite, тогда как веб-платформа взаимодействует с сервером напрямую с получением обновлений через механизм Realtime. Такое разделение является обоснованным компромиссом, продиктованным текущими ограничениями PowerSync SDK для таргета Kotlin/JS.</w:t>
       </w:r>
     </w:p>
     <w:p>
@@ -10878,7 +9001,6 @@
         </w:rPr>
         <w:t xml:space="preserve"> в модуле </w:t>
       </w:r>
-      <w:proofErr w:type="spellStart"/>
       <w:r>
         <w:rPr>
           <w:rFonts w:cs="Times New Roman"/>
@@ -10887,7 +9009,6 @@
         </w:rPr>
         <w:t>commonMain</w:t>
       </w:r>
-      <w:proofErr w:type="spellEnd"/>
       <w:r>
         <w:rPr>
           <w:rFonts w:cs="Times New Roman"/>
@@ -11194,14 +9315,27 @@
       <w:r>
         <w:t xml:space="preserve">Рисунок </w:t>
       </w:r>
-      <w:fldSimple w:instr=" SEQ Рисунок \* ARABIC ">
-        <w:r>
-          <w:rPr>
-            <w:noProof/>
-          </w:rPr>
-          <w:t>6</w:t>
-        </w:r>
-      </w:fldSimple>
+      <w:r>
+        <w:fldChar w:fldCharType="begin"/>
+      </w:r>
+      <w:r>
+        <w:instrText xml:space="preserve"> SEQ Рисунок \* ARABIC </w:instrText>
+      </w:r>
+      <w:r>
+        <w:fldChar w:fldCharType="separate"/>
+      </w:r>
+      <w:r>
+        <w:rPr>
+          <w:noProof/>
+        </w:rPr>
+        <w:t>6</w:t>
+      </w:r>
+      <w:r>
+        <w:rPr>
+          <w:noProof/>
+        </w:rPr>
+        <w:fldChar w:fldCharType="end"/>
+      </w:r>
       <w:r>
         <w:t xml:space="preserve"> - Экран аутентификации: Android (слева) и Desktop/</w:t>
       </w:r>
@@ -11225,15 +9359,7 @@
       </w:r>
       <w:r>
         <w:lastRenderedPageBreak/>
-        <w:t xml:space="preserve">Оба варианта используют один и тот же </w:t>
-      </w:r>
-      <w:proofErr w:type="spellStart"/>
-      <w:r>
-        <w:t>Composable</w:t>
-      </w:r>
-      <w:proofErr w:type="spellEnd"/>
-      <w:r>
-        <w:t>-компонент. Различие в компоновке достигается за счёт параметров, зависящих от размеров окна.</w:t>
+        <w:t>Оба варианта используют один и тот же Composable-компонент. Различие в компоновке достигается за счёт параметров, зависящих от размеров окна.</w:t>
       </w:r>
     </w:p>
     <w:p>
@@ -11326,14 +9452,27 @@
       <w:r>
         <w:t xml:space="preserve">Рисунок </w:t>
       </w:r>
-      <w:fldSimple w:instr=" SEQ Рисунок \* ARABIC ">
-        <w:r>
-          <w:rPr>
-            <w:noProof/>
-          </w:rPr>
-          <w:t>7</w:t>
-        </w:r>
-      </w:fldSimple>
+      <w:r>
+        <w:fldChar w:fldCharType="begin"/>
+      </w:r>
+      <w:r>
+        <w:instrText xml:space="preserve"> SEQ Рисунок \* ARABIC </w:instrText>
+      </w:r>
+      <w:r>
+        <w:fldChar w:fldCharType="separate"/>
+      </w:r>
+      <w:r>
+        <w:rPr>
+          <w:noProof/>
+        </w:rPr>
+        <w:t>7</w:t>
+      </w:r>
+      <w:r>
+        <w:rPr>
+          <w:noProof/>
+        </w:rPr>
+        <w:fldChar w:fldCharType="end"/>
+      </w:r>
       <w:r>
         <w:t xml:space="preserve"> - Экран журнала записей с открытым меню: Android (слева) и Desktop/</w:t>
       </w:r>
@@ -11450,14 +9589,27 @@
       <w:r>
         <w:t xml:space="preserve">Рисунок </w:t>
       </w:r>
-      <w:fldSimple w:instr=" SEQ Рисунок \* ARABIC ">
-        <w:r>
-          <w:rPr>
-            <w:noProof/>
-          </w:rPr>
-          <w:t>8</w:t>
-        </w:r>
-      </w:fldSimple>
+      <w:r>
+        <w:fldChar w:fldCharType="begin"/>
+      </w:r>
+      <w:r>
+        <w:instrText xml:space="preserve"> SEQ Рисунок \* ARABIC </w:instrText>
+      </w:r>
+      <w:r>
+        <w:fldChar w:fldCharType="separate"/>
+      </w:r>
+      <w:r>
+        <w:rPr>
+          <w:noProof/>
+        </w:rPr>
+        <w:t>8</w:t>
+      </w:r>
+      <w:r>
+        <w:rPr>
+          <w:noProof/>
+        </w:rPr>
+        <w:fldChar w:fldCharType="end"/>
+      </w:r>
       <w:r>
         <w:t xml:space="preserve"> - Экран создания записи с прикреплённым блоком настроения: Android (слева) и Desktop/</w:t>
       </w:r>
@@ -11615,11 +9767,21 @@
       <w:r>
         <w:t xml:space="preserve">Рисунок </w:t>
       </w:r>
-      <w:fldSimple w:instr=" SEQ Рисунок \* ARABIC ">
-        <w:r>
-          <w:t>9</w:t>
-        </w:r>
-      </w:fldSimple>
+      <w:r>
+        <w:fldChar w:fldCharType="begin"/>
+      </w:r>
+      <w:r>
+        <w:instrText xml:space="preserve"> SEQ Рисунок \* ARABIC </w:instrText>
+      </w:r>
+      <w:r>
+        <w:fldChar w:fldCharType="separate"/>
+      </w:r>
+      <w:r>
+        <w:t>9</w:t>
+      </w:r>
+      <w:r>
+        <w:fldChar w:fldCharType="end"/>
+      </w:r>
       <w:r>
         <w:t xml:space="preserve"> - Три шага опроса настроения на Android: оценка ощущений (слева), выбор эмоции (по центру), выбор факторов влияния (справа)</w:t>
       </w:r>
@@ -11689,11 +9851,21 @@
       <w:r>
         <w:t xml:space="preserve">Рисунок </w:t>
       </w:r>
-      <w:fldSimple w:instr=" SEQ Рисунок \* ARABIC ">
-        <w:r>
-          <w:t>10</w:t>
-        </w:r>
-      </w:fldSimple>
+      <w:r>
+        <w:fldChar w:fldCharType="begin"/>
+      </w:r>
+      <w:r>
+        <w:instrText xml:space="preserve"> SEQ Рисунок \* ARABIC </w:instrText>
+      </w:r>
+      <w:r>
+        <w:fldChar w:fldCharType="separate"/>
+      </w:r>
+      <w:r>
+        <w:t>10</w:t>
+      </w:r>
+      <w:r>
+        <w:fldChar w:fldCharType="end"/>
+      </w:r>
       <w:r>
         <w:t xml:space="preserve"> - Три шага опроса настроения на Desktop/</w:t>
       </w:r>
@@ -12039,39 +10211,7 @@
           <w:rFonts w:cs="Times New Roman"/>
           <w:szCs w:val="28"/>
         </w:rPr>
-        <w:t xml:space="preserve">Бабушкин М. В. Разработка кроссплатформенной библиотеки BDUI с использованием Kotlin </w:t>
-      </w:r>
-      <w:proofErr w:type="gramStart"/>
-      <w:r>
-        <w:rPr>
-          <w:rFonts w:cs="Times New Roman"/>
-          <w:szCs w:val="28"/>
-        </w:rPr>
-        <w:t>Multiplatform :</w:t>
-      </w:r>
-      <w:proofErr w:type="gramEnd"/>
-      <w:r>
-        <w:rPr>
-          <w:rFonts w:cs="Times New Roman"/>
-          <w:szCs w:val="28"/>
-        </w:rPr>
-        <w:t xml:space="preserve"> выпускная квалификационная работа / М. В. Бабушкин. — </w:t>
-      </w:r>
-      <w:proofErr w:type="gramStart"/>
-      <w:r>
-        <w:rPr>
-          <w:rFonts w:cs="Times New Roman"/>
-          <w:szCs w:val="28"/>
-        </w:rPr>
-        <w:t>Челябинск :</w:t>
-      </w:r>
-      <w:proofErr w:type="gramEnd"/>
-      <w:r>
-        <w:rPr>
-          <w:rFonts w:cs="Times New Roman"/>
-          <w:szCs w:val="28"/>
-        </w:rPr>
-        <w:t xml:space="preserve"> Южно-Уральский государственный университет, 2025. — 60 с.</w:t>
+        <w:t>Бабушкин М. В. Разработка кроссплатформенной библиотеки BDUI с использованием Kotlin Multiplatform : выпускная квалификационная работа / М. В. Бабушкин. — Челябинск : Южно-Уральский государственный университет, 2025. — 60 с.</w:t>
       </w:r>
     </w:p>
     <w:p>
@@ -12086,21 +10226,12 @@
           <w:szCs w:val="28"/>
         </w:rPr>
       </w:pPr>
-      <w:proofErr w:type="spellStart"/>
-      <w:r>
-        <w:rPr>
-          <w:rFonts w:cs="Times New Roman"/>
-          <w:szCs w:val="28"/>
-        </w:rPr>
-        <w:t>Дындин</w:t>
-      </w:r>
-      <w:proofErr w:type="spellEnd"/>
-      <w:r>
-        <w:rPr>
-          <w:rFonts w:cs="Times New Roman"/>
-          <w:szCs w:val="28"/>
-        </w:rPr>
-        <w:t xml:space="preserve"> А. В., Новиков П. С. Исследование применения Kotlin Multiplatform и Jetpack Compose Multiplatform в мобильной разработке // Вестник науки. — 2024. — Т. 3, № 4 (73). — С. 410–420.</w:t>
+      <w:r>
+        <w:rPr>
+          <w:rFonts w:cs="Times New Roman"/>
+          <w:szCs w:val="28"/>
+        </w:rPr>
+        <w:t>Дындин А. В., Новиков П. С. Исследование применения Kotlin Multiplatform и Jetpack Compose Multiplatform в мобильной разработке // Вестник науки. — 2024. — Т. 3, № 4 (73). — С. 410–420.</w:t>
       </w:r>
     </w:p>
     <w:p>
@@ -12115,37 +10246,12 @@
           <w:szCs w:val="28"/>
         </w:rPr>
       </w:pPr>
-      <w:proofErr w:type="spellStart"/>
-      <w:r>
-        <w:rPr>
-          <w:rFonts w:cs="Times New Roman"/>
-          <w:szCs w:val="28"/>
-        </w:rPr>
-        <w:t>Раджапов</w:t>
-      </w:r>
-      <w:proofErr w:type="spellEnd"/>
-      <w:r>
-        <w:rPr>
-          <w:rFonts w:cs="Times New Roman"/>
-          <w:szCs w:val="28"/>
-        </w:rPr>
-        <w:t xml:space="preserve"> М. А., </w:t>
-      </w:r>
-      <w:proofErr w:type="spellStart"/>
-      <w:r>
-        <w:rPr>
-          <w:rFonts w:cs="Times New Roman"/>
-          <w:szCs w:val="28"/>
-        </w:rPr>
-        <w:t>Чемухин</w:t>
-      </w:r>
-      <w:proofErr w:type="spellEnd"/>
-      <w:r>
-        <w:rPr>
-          <w:rFonts w:cs="Times New Roman"/>
-          <w:szCs w:val="28"/>
-        </w:rPr>
-        <w:t xml:space="preserve"> К. Д., Петросян Л. Э. Анализ перспектив Kotlin Multiplatform для кроссплатформенной мобильной разработки // Математическое и программное обеспечение вычислительных систем, комплексов и компьютерных сетей. — 2024. — С. 709–712. DOI: 10.24412/2071-6168-2024-10-708-709.</w:t>
+      <w:r>
+        <w:rPr>
+          <w:rFonts w:cs="Times New Roman"/>
+          <w:szCs w:val="28"/>
+        </w:rPr>
+        <w:t>Раджапов М. А., Чемухин К. Д., Петросян Л. Э. Анализ перспектив Kotlin Multiplatform для кроссплатформенной мобильной разработки // Математическое и программное обеспечение вычислительных систем, комплексов и компьютерных сетей. — 2024. — С. 709–712. DOI: 10.24412/2071-6168-2024-10-708-709.</w:t>
       </w:r>
     </w:p>
     <w:p>
@@ -12165,23 +10271,7 @@
           <w:rFonts w:cs="Times New Roman"/>
           <w:szCs w:val="28"/>
         </w:rPr>
-        <w:t xml:space="preserve">Разработка приложения для ментального здоровья [Электронный ресурс] // </w:t>
-      </w:r>
-      <w:proofErr w:type="spellStart"/>
-      <w:r>
-        <w:rPr>
-          <w:rFonts w:cs="Times New Roman"/>
-          <w:szCs w:val="28"/>
-        </w:rPr>
-        <w:t>Purrweb</w:t>
-      </w:r>
-      <w:proofErr w:type="spellEnd"/>
-      <w:r>
-        <w:rPr>
-          <w:rFonts w:cs="Times New Roman"/>
-          <w:szCs w:val="28"/>
-        </w:rPr>
-        <w:t xml:space="preserve">. — URL: </w:t>
+        <w:t xml:space="preserve">Разработка приложения для ментального здоровья [Электронный ресурс] // Purrweb. — URL: </w:t>
       </w:r>
       <w:hyperlink r:id="rId17" w:history="1">
         <w:r>
@@ -12218,23 +10308,7 @@
           <w:rFonts w:cs="Times New Roman"/>
           <w:szCs w:val="28"/>
         </w:rPr>
-        <w:t xml:space="preserve">Розанов В. А., </w:t>
-      </w:r>
-      <w:proofErr w:type="spellStart"/>
-      <w:r>
-        <w:rPr>
-          <w:rFonts w:cs="Times New Roman"/>
-          <w:szCs w:val="28"/>
-        </w:rPr>
-        <w:t>Самерханова</w:t>
-      </w:r>
-      <w:proofErr w:type="spellEnd"/>
-      <w:r>
-        <w:rPr>
-          <w:rFonts w:cs="Times New Roman"/>
-          <w:szCs w:val="28"/>
-        </w:rPr>
-        <w:t xml:space="preserve"> К. М. Мобильные приложения для поддержания психического здоровья: обзор оценок пользователей // Российский журнал телемедицины и электронного здравоохранения. — 2022. — Т. 8, № 2. — С. 7–20. DOI: 10.29188/2712-9217-2022-8-2-7-20.</w:t>
+        <w:t>Розанов В. А., Самерханова К. М. Мобильные приложения для поддержания психического здоровья: обзор оценок пользователей // Российский журнал телемедицины и электронного здравоохранения. — 2022. — Т. 8, № 2. — С. 7–20. DOI: 10.29188/2712-9217-2022-8-2-7-20.</w:t>
       </w:r>
     </w:p>
     <w:p>
@@ -12250,113 +10324,13 @@
           <w:lang w:val="en-US"/>
         </w:rPr>
       </w:pPr>
-      <w:proofErr w:type="spellStart"/>
-      <w:r>
-        <w:rPr>
-          <w:rFonts w:cs="Times New Roman"/>
-          <w:szCs w:val="28"/>
-          <w:lang w:val="en-US"/>
-        </w:rPr>
-        <w:t>Ametova</w:t>
-      </w:r>
-      <w:proofErr w:type="spellEnd"/>
-      <w:r>
-        <w:rPr>
-          <w:rFonts w:cs="Times New Roman"/>
-          <w:szCs w:val="28"/>
-          <w:lang w:val="en-US"/>
-        </w:rPr>
-        <w:t xml:space="preserve"> S., </w:t>
-      </w:r>
-      <w:proofErr w:type="spellStart"/>
-      <w:r>
-        <w:rPr>
-          <w:rFonts w:cs="Times New Roman"/>
-          <w:szCs w:val="28"/>
-          <w:lang w:val="en-US"/>
-        </w:rPr>
-        <w:t>Lindström</w:t>
-      </w:r>
-      <w:proofErr w:type="spellEnd"/>
-      <w:r>
-        <w:rPr>
-          <w:rFonts w:cs="Times New Roman"/>
-          <w:szCs w:val="28"/>
-          <w:lang w:val="en-US"/>
-        </w:rPr>
-        <w:t xml:space="preserve"> T. Exploring the Performance Gap: How Animation Implementation Affects the CPU and RAM Usage in Mobile Applications: Among Cross-Platform and Native Development </w:t>
-      </w:r>
-      <w:proofErr w:type="gramStart"/>
-      <w:r>
-        <w:rPr>
-          <w:rFonts w:cs="Times New Roman"/>
-          <w:szCs w:val="28"/>
-          <w:lang w:val="en-US"/>
-        </w:rPr>
-        <w:t>Approaches :</w:t>
-      </w:r>
-      <w:proofErr w:type="gramEnd"/>
-      <w:r>
-        <w:rPr>
-          <w:rFonts w:cs="Times New Roman"/>
-          <w:szCs w:val="28"/>
-          <w:lang w:val="en-US"/>
-        </w:rPr>
-        <w:t xml:space="preserve"> bachelor's thesis / S. </w:t>
-      </w:r>
-      <w:proofErr w:type="spellStart"/>
-      <w:r>
-        <w:rPr>
-          <w:rFonts w:cs="Times New Roman"/>
-          <w:szCs w:val="28"/>
-          <w:lang w:val="en-US"/>
-        </w:rPr>
-        <w:t>Ametova</w:t>
-      </w:r>
-      <w:proofErr w:type="spellEnd"/>
-      <w:r>
-        <w:rPr>
-          <w:rFonts w:cs="Times New Roman"/>
-          <w:szCs w:val="28"/>
-          <w:lang w:val="en-US"/>
-        </w:rPr>
-        <w:t xml:space="preserve">, T. </w:t>
-      </w:r>
-      <w:proofErr w:type="spellStart"/>
-      <w:r>
-        <w:rPr>
-          <w:rFonts w:cs="Times New Roman"/>
-          <w:szCs w:val="28"/>
-          <w:lang w:val="en-US"/>
-        </w:rPr>
-        <w:t>Lindström</w:t>
-      </w:r>
-      <w:proofErr w:type="spellEnd"/>
-      <w:r>
-        <w:rPr>
-          <w:rFonts w:cs="Times New Roman"/>
-          <w:szCs w:val="28"/>
-          <w:lang w:val="en-US"/>
-        </w:rPr>
-        <w:t xml:space="preserve">. — </w:t>
-      </w:r>
-      <w:proofErr w:type="gramStart"/>
-      <w:r>
-        <w:rPr>
-          <w:rFonts w:cs="Times New Roman"/>
-          <w:szCs w:val="28"/>
-          <w:lang w:val="en-US"/>
-        </w:rPr>
-        <w:t>Jönköping :</w:t>
-      </w:r>
-      <w:proofErr w:type="gramEnd"/>
-      <w:r>
-        <w:rPr>
-          <w:rFonts w:cs="Times New Roman"/>
-          <w:szCs w:val="28"/>
-          <w:lang w:val="en-US"/>
-        </w:rPr>
-        <w:t xml:space="preserve"> Jönköping University, 2023. — 89 p.</w:t>
+      <w:r>
+        <w:rPr>
+          <w:rFonts w:cs="Times New Roman"/>
+          <w:szCs w:val="28"/>
+          <w:lang w:val="en-US"/>
+        </w:rPr>
+        <w:t>Ametova S., Lindström T. Exploring the Performance Gap: How Animation Implementation Affects the CPU and RAM Usage in Mobile Applications: Among Cross-Platform and Native Development Approaches : bachelor's thesis / S. Ametova, T. Lindström. — Jönköping : Jönköping University, 2023. — 89 p.</w:t>
       </w:r>
     </w:p>
     <w:p>
@@ -12379,43 +10353,7 @@
           <w:lang w:val="en-US"/>
         </w:rPr>
         <w:lastRenderedPageBreak/>
-        <w:t xml:space="preserve">Andersson H. A Comparison of the Performance of an Android Application Developed in Native and Cross-Platform: Using the Native Android SDK and </w:t>
-      </w:r>
-      <w:proofErr w:type="gramStart"/>
-      <w:r>
-        <w:rPr>
-          <w:rFonts w:cs="Times New Roman"/>
-          <w:szCs w:val="28"/>
-          <w:lang w:val="en-US"/>
-        </w:rPr>
-        <w:t>Flutter :</w:t>
-      </w:r>
-      <w:proofErr w:type="gramEnd"/>
-      <w:r>
-        <w:rPr>
-          <w:rFonts w:cs="Times New Roman"/>
-          <w:szCs w:val="28"/>
-          <w:lang w:val="en-US"/>
-        </w:rPr>
-        <w:t xml:space="preserve"> bachelor's thesis / H. Andersson. — </w:t>
-      </w:r>
-      <w:proofErr w:type="gramStart"/>
-      <w:r>
-        <w:rPr>
-          <w:rFonts w:cs="Times New Roman"/>
-          <w:szCs w:val="28"/>
-          <w:lang w:val="en-US"/>
-        </w:rPr>
-        <w:t>Karlskrona :</w:t>
-      </w:r>
-      <w:proofErr w:type="gramEnd"/>
-      <w:r>
-        <w:rPr>
-          <w:rFonts w:cs="Times New Roman"/>
-          <w:szCs w:val="28"/>
-          <w:lang w:val="en-US"/>
-        </w:rPr>
-        <w:t xml:space="preserve"> Blekinge Institute of Technology, 2022. — 51 p.</w:t>
+        <w:t>Andersson H. A Comparison of the Performance of an Android Application Developed in Native and Cross-Platform: Using the Native Android SDK and Flutter : bachelor's thesis / H. Andersson. — Karlskrona : Blekinge Institute of Technology, 2022. — 51 p.</w:t>
       </w:r>
     </w:p>
     <w:p>
@@ -12437,43 +10375,7 @@
           <w:szCs w:val="28"/>
           <w:lang w:val="en-US"/>
         </w:rPr>
-        <w:t>Capacitor by Ionic — Cross-platform apps with web technology [</w:t>
-      </w:r>
-      <w:proofErr w:type="spellStart"/>
-      <w:r>
-        <w:rPr>
-          <w:rFonts w:cs="Times New Roman"/>
-          <w:szCs w:val="28"/>
-          <w:lang w:val="en-US"/>
-        </w:rPr>
-        <w:t>Электронный</w:t>
-      </w:r>
-      <w:proofErr w:type="spellEnd"/>
-      <w:r>
-        <w:rPr>
-          <w:rFonts w:cs="Times New Roman"/>
-          <w:szCs w:val="28"/>
-          <w:lang w:val="en-US"/>
-        </w:rPr>
-        <w:t xml:space="preserve"> </w:t>
-      </w:r>
-      <w:proofErr w:type="spellStart"/>
-      <w:r>
-        <w:rPr>
-          <w:rFonts w:cs="Times New Roman"/>
-          <w:szCs w:val="28"/>
-          <w:lang w:val="en-US"/>
-        </w:rPr>
-        <w:t>ресурс</w:t>
-      </w:r>
-      <w:proofErr w:type="spellEnd"/>
-      <w:r>
-        <w:rPr>
-          <w:rFonts w:cs="Times New Roman"/>
-          <w:szCs w:val="28"/>
-          <w:lang w:val="en-US"/>
-        </w:rPr>
-        <w:t xml:space="preserve">]. — URL: </w:t>
+        <w:t xml:space="preserve">Capacitor by Ionic — Cross-platform apps with web technology [Электронный ресурс]. — URL: </w:t>
       </w:r>
       <w:hyperlink r:id="rId18" w:history="1">
         <w:r>
@@ -12492,43 +10394,7 @@
           <w:szCs w:val="28"/>
           <w:lang w:val="en-US"/>
         </w:rPr>
-        <w:t xml:space="preserve"> (</w:t>
-      </w:r>
-      <w:proofErr w:type="spellStart"/>
-      <w:r>
-        <w:rPr>
-          <w:rFonts w:cs="Times New Roman"/>
-          <w:szCs w:val="28"/>
-          <w:lang w:val="en-US"/>
-        </w:rPr>
-        <w:t>дата</w:t>
-      </w:r>
-      <w:proofErr w:type="spellEnd"/>
-      <w:r>
-        <w:rPr>
-          <w:rFonts w:cs="Times New Roman"/>
-          <w:szCs w:val="28"/>
-          <w:lang w:val="en-US"/>
-        </w:rPr>
-        <w:t xml:space="preserve"> </w:t>
-      </w:r>
-      <w:proofErr w:type="spellStart"/>
-      <w:r>
-        <w:rPr>
-          <w:rFonts w:cs="Times New Roman"/>
-          <w:szCs w:val="28"/>
-          <w:lang w:val="en-US"/>
-        </w:rPr>
-        <w:t>обращения</w:t>
-      </w:r>
-      <w:proofErr w:type="spellEnd"/>
-      <w:r>
-        <w:rPr>
-          <w:rFonts w:cs="Times New Roman"/>
-          <w:szCs w:val="28"/>
-          <w:lang w:val="en-US"/>
-        </w:rPr>
-        <w:t>: 18.02.2026).</w:t>
+        <w:t xml:space="preserve"> (дата обращения: 18.02.2026).</w:t>
       </w:r>
     </w:p>
     <w:p>
@@ -12550,43 +10416,7 @@
           <w:szCs w:val="28"/>
           <w:lang w:val="en-US"/>
         </w:rPr>
-        <w:t>Choose the right web target for a Kotlin Multiplatform project [</w:t>
-      </w:r>
-      <w:proofErr w:type="spellStart"/>
-      <w:r>
-        <w:rPr>
-          <w:rFonts w:cs="Times New Roman"/>
-          <w:szCs w:val="28"/>
-          <w:lang w:val="en-US"/>
-        </w:rPr>
-        <w:t>Электронный</w:t>
-      </w:r>
-      <w:proofErr w:type="spellEnd"/>
-      <w:r>
-        <w:rPr>
-          <w:rFonts w:cs="Times New Roman"/>
-          <w:szCs w:val="28"/>
-          <w:lang w:val="en-US"/>
-        </w:rPr>
-        <w:t xml:space="preserve"> </w:t>
-      </w:r>
-      <w:proofErr w:type="spellStart"/>
-      <w:r>
-        <w:rPr>
-          <w:rFonts w:cs="Times New Roman"/>
-          <w:szCs w:val="28"/>
-          <w:lang w:val="en-US"/>
-        </w:rPr>
-        <w:t>ресурс</w:t>
-      </w:r>
-      <w:proofErr w:type="spellEnd"/>
-      <w:r>
-        <w:rPr>
-          <w:rFonts w:cs="Times New Roman"/>
-          <w:szCs w:val="28"/>
-          <w:lang w:val="en-US"/>
-        </w:rPr>
-        <w:t xml:space="preserve">] // Kotlin Documentation. — URL: </w:t>
+        <w:t xml:space="preserve">Choose the right web target for a Kotlin Multiplatform project [Электронный ресурс] // Kotlin Documentation. — URL: </w:t>
       </w:r>
       <w:hyperlink r:id="rId19" w:history="1">
         <w:r>
@@ -12605,43 +10435,7 @@
           <w:szCs w:val="28"/>
           <w:lang w:val="en-US"/>
         </w:rPr>
-        <w:t xml:space="preserve"> (</w:t>
-      </w:r>
-      <w:proofErr w:type="spellStart"/>
-      <w:r>
-        <w:rPr>
-          <w:rFonts w:cs="Times New Roman"/>
-          <w:szCs w:val="28"/>
-          <w:lang w:val="en-US"/>
-        </w:rPr>
-        <w:t>дата</w:t>
-      </w:r>
-      <w:proofErr w:type="spellEnd"/>
-      <w:r>
-        <w:rPr>
-          <w:rFonts w:cs="Times New Roman"/>
-          <w:szCs w:val="28"/>
-          <w:lang w:val="en-US"/>
-        </w:rPr>
-        <w:t xml:space="preserve"> </w:t>
-      </w:r>
-      <w:proofErr w:type="spellStart"/>
-      <w:r>
-        <w:rPr>
-          <w:rFonts w:cs="Times New Roman"/>
-          <w:szCs w:val="28"/>
-          <w:lang w:val="en-US"/>
-        </w:rPr>
-        <w:t>обращения</w:t>
-      </w:r>
-      <w:proofErr w:type="spellEnd"/>
-      <w:r>
-        <w:rPr>
-          <w:rFonts w:cs="Times New Roman"/>
-          <w:szCs w:val="28"/>
-          <w:lang w:val="en-US"/>
-        </w:rPr>
-        <w:t>: 16.02.2026).</w:t>
+        <w:t xml:space="preserve"> (дата обращения: 16.02.2026).</w:t>
       </w:r>
     </w:p>
     <w:p>
@@ -12663,43 +10457,7 @@
           <w:szCs w:val="28"/>
           <w:lang w:val="en-US"/>
         </w:rPr>
-        <w:t>Compose Multiplatform 1.9.0 Released: Compose Multiplatform for Web Goes Beta [</w:t>
-      </w:r>
-      <w:proofErr w:type="spellStart"/>
-      <w:r>
-        <w:rPr>
-          <w:rFonts w:cs="Times New Roman"/>
-          <w:szCs w:val="28"/>
-          <w:lang w:val="en-US"/>
-        </w:rPr>
-        <w:t>Электронный</w:t>
-      </w:r>
-      <w:proofErr w:type="spellEnd"/>
-      <w:r>
-        <w:rPr>
-          <w:rFonts w:cs="Times New Roman"/>
-          <w:szCs w:val="28"/>
-          <w:lang w:val="en-US"/>
-        </w:rPr>
-        <w:t xml:space="preserve"> </w:t>
-      </w:r>
-      <w:proofErr w:type="spellStart"/>
-      <w:r>
-        <w:rPr>
-          <w:rFonts w:cs="Times New Roman"/>
-          <w:szCs w:val="28"/>
-          <w:lang w:val="en-US"/>
-        </w:rPr>
-        <w:t>ресурс</w:t>
-      </w:r>
-      <w:proofErr w:type="spellEnd"/>
-      <w:r>
-        <w:rPr>
-          <w:rFonts w:cs="Times New Roman"/>
-          <w:szCs w:val="28"/>
-          <w:lang w:val="en-US"/>
-        </w:rPr>
-        <w:t xml:space="preserve">] // JetBrains Blog. — 2025. — URL: </w:t>
+        <w:t xml:space="preserve">Compose Multiplatform 1.9.0 Released: Compose Multiplatform for Web Goes Beta [Электронный ресурс] // JetBrains Blog. — 2025. — URL: </w:t>
       </w:r>
       <w:hyperlink r:id="rId20" w:history="1">
         <w:r>
@@ -12718,43 +10476,7 @@
           <w:szCs w:val="28"/>
           <w:lang w:val="en-US"/>
         </w:rPr>
-        <w:t xml:space="preserve"> (</w:t>
-      </w:r>
-      <w:proofErr w:type="spellStart"/>
-      <w:r>
-        <w:rPr>
-          <w:rFonts w:cs="Times New Roman"/>
-          <w:szCs w:val="28"/>
-          <w:lang w:val="en-US"/>
-        </w:rPr>
-        <w:t>дата</w:t>
-      </w:r>
-      <w:proofErr w:type="spellEnd"/>
-      <w:r>
-        <w:rPr>
-          <w:rFonts w:cs="Times New Roman"/>
-          <w:szCs w:val="28"/>
-          <w:lang w:val="en-US"/>
-        </w:rPr>
-        <w:t xml:space="preserve"> </w:t>
-      </w:r>
-      <w:proofErr w:type="spellStart"/>
-      <w:r>
-        <w:rPr>
-          <w:rFonts w:cs="Times New Roman"/>
-          <w:szCs w:val="28"/>
-          <w:lang w:val="en-US"/>
-        </w:rPr>
-        <w:t>обращения</w:t>
-      </w:r>
-      <w:proofErr w:type="spellEnd"/>
-      <w:r>
-        <w:rPr>
-          <w:rFonts w:cs="Times New Roman"/>
-          <w:szCs w:val="28"/>
-          <w:lang w:val="en-US"/>
-        </w:rPr>
-        <w:t>: 16.02.2026).</w:t>
+        <w:t xml:space="preserve"> (дата обращения: 16.02.2026).</w:t>
       </w:r>
     </w:p>
     <w:p>
@@ -12776,43 +10498,7 @@
           <w:szCs w:val="28"/>
           <w:lang w:val="en-US"/>
         </w:rPr>
-        <w:t>Cross Platform App Development Framework Market Size 2034 [</w:t>
-      </w:r>
-      <w:proofErr w:type="spellStart"/>
-      <w:r>
-        <w:rPr>
-          <w:rFonts w:cs="Times New Roman"/>
-          <w:szCs w:val="28"/>
-          <w:lang w:val="en-US"/>
-        </w:rPr>
-        <w:t>Электронный</w:t>
-      </w:r>
-      <w:proofErr w:type="spellEnd"/>
-      <w:r>
-        <w:rPr>
-          <w:rFonts w:cs="Times New Roman"/>
-          <w:szCs w:val="28"/>
-          <w:lang w:val="en-US"/>
-        </w:rPr>
-        <w:t xml:space="preserve"> </w:t>
-      </w:r>
-      <w:proofErr w:type="spellStart"/>
-      <w:r>
-        <w:rPr>
-          <w:rFonts w:cs="Times New Roman"/>
-          <w:szCs w:val="28"/>
-          <w:lang w:val="en-US"/>
-        </w:rPr>
-        <w:t>ресурс</w:t>
-      </w:r>
-      <w:proofErr w:type="spellEnd"/>
-      <w:r>
-        <w:rPr>
-          <w:rFonts w:cs="Times New Roman"/>
-          <w:szCs w:val="28"/>
-          <w:lang w:val="en-US"/>
-        </w:rPr>
-        <w:t xml:space="preserve">] // Market Research Future. — URL: </w:t>
+        <w:t xml:space="preserve">Cross Platform App Development Framework Market Size 2034 [Электронный ресурс] // Market Research Future. — URL: </w:t>
       </w:r>
       <w:hyperlink r:id="rId21" w:history="1">
         <w:r>
@@ -12831,43 +10517,7 @@
           <w:szCs w:val="28"/>
           <w:lang w:val="en-US"/>
         </w:rPr>
-        <w:t xml:space="preserve"> (</w:t>
-      </w:r>
-      <w:proofErr w:type="spellStart"/>
-      <w:r>
-        <w:rPr>
-          <w:rFonts w:cs="Times New Roman"/>
-          <w:szCs w:val="28"/>
-          <w:lang w:val="en-US"/>
-        </w:rPr>
-        <w:t>дата</w:t>
-      </w:r>
-      <w:proofErr w:type="spellEnd"/>
-      <w:r>
-        <w:rPr>
-          <w:rFonts w:cs="Times New Roman"/>
-          <w:szCs w:val="28"/>
-          <w:lang w:val="en-US"/>
-        </w:rPr>
-        <w:t xml:space="preserve"> </w:t>
-      </w:r>
-      <w:proofErr w:type="spellStart"/>
-      <w:r>
-        <w:rPr>
-          <w:rFonts w:cs="Times New Roman"/>
-          <w:szCs w:val="28"/>
-          <w:lang w:val="en-US"/>
-        </w:rPr>
-        <w:t>обращения</w:t>
-      </w:r>
-      <w:proofErr w:type="spellEnd"/>
-      <w:r>
-        <w:rPr>
-          <w:rFonts w:cs="Times New Roman"/>
-          <w:szCs w:val="28"/>
-          <w:lang w:val="en-US"/>
-        </w:rPr>
-        <w:t>: 16.02.2026).</w:t>
+        <w:t xml:space="preserve"> (дата обращения: 16.02.2026).</w:t>
       </w:r>
     </w:p>
     <w:p>
@@ -12889,43 +10539,7 @@
           <w:szCs w:val="28"/>
           <w:lang w:val="en-US"/>
         </w:rPr>
-        <w:t>Flutter — Build apps for any screen [</w:t>
-      </w:r>
-      <w:proofErr w:type="spellStart"/>
-      <w:r>
-        <w:rPr>
-          <w:rFonts w:cs="Times New Roman"/>
-          <w:szCs w:val="28"/>
-          <w:lang w:val="en-US"/>
-        </w:rPr>
-        <w:t>Электронный</w:t>
-      </w:r>
-      <w:proofErr w:type="spellEnd"/>
-      <w:r>
-        <w:rPr>
-          <w:rFonts w:cs="Times New Roman"/>
-          <w:szCs w:val="28"/>
-          <w:lang w:val="en-US"/>
-        </w:rPr>
-        <w:t xml:space="preserve"> </w:t>
-      </w:r>
-      <w:proofErr w:type="spellStart"/>
-      <w:r>
-        <w:rPr>
-          <w:rFonts w:cs="Times New Roman"/>
-          <w:szCs w:val="28"/>
-          <w:lang w:val="en-US"/>
-        </w:rPr>
-        <w:t>ресурс</w:t>
-      </w:r>
-      <w:proofErr w:type="spellEnd"/>
-      <w:r>
-        <w:rPr>
-          <w:rFonts w:cs="Times New Roman"/>
-          <w:szCs w:val="28"/>
-          <w:lang w:val="en-US"/>
-        </w:rPr>
-        <w:t xml:space="preserve">]. — URL: </w:t>
+        <w:t xml:space="preserve">Flutter — Build apps for any screen [Электронный ресурс]. — URL: </w:t>
       </w:r>
       <w:hyperlink r:id="rId22" w:history="1">
         <w:r>
@@ -12944,43 +10558,7 @@
           <w:szCs w:val="28"/>
           <w:lang w:val="en-US"/>
         </w:rPr>
-        <w:t xml:space="preserve"> (</w:t>
-      </w:r>
-      <w:proofErr w:type="spellStart"/>
-      <w:r>
-        <w:rPr>
-          <w:rFonts w:cs="Times New Roman"/>
-          <w:szCs w:val="28"/>
-          <w:lang w:val="en-US"/>
-        </w:rPr>
-        <w:t>дата</w:t>
-      </w:r>
-      <w:proofErr w:type="spellEnd"/>
-      <w:r>
-        <w:rPr>
-          <w:rFonts w:cs="Times New Roman"/>
-          <w:szCs w:val="28"/>
-          <w:lang w:val="en-US"/>
-        </w:rPr>
-        <w:t xml:space="preserve"> </w:t>
-      </w:r>
-      <w:proofErr w:type="spellStart"/>
-      <w:r>
-        <w:rPr>
-          <w:rFonts w:cs="Times New Roman"/>
-          <w:szCs w:val="28"/>
-          <w:lang w:val="en-US"/>
-        </w:rPr>
-        <w:t>обращения</w:t>
-      </w:r>
-      <w:proofErr w:type="spellEnd"/>
-      <w:r>
-        <w:rPr>
-          <w:rFonts w:cs="Times New Roman"/>
-          <w:szCs w:val="28"/>
-          <w:lang w:val="en-US"/>
-        </w:rPr>
-        <w:t>: 16.02.2026).</w:t>
+        <w:t xml:space="preserve"> (дата обращения: 16.02.2026).</w:t>
       </w:r>
     </w:p>
     <w:p>
@@ -13002,43 +10580,7 @@
           <w:szCs w:val="28"/>
           <w:lang w:val="en-US"/>
         </w:rPr>
-        <w:t>Flutter App Development: pros, cons, and How to Use Flutter [</w:t>
-      </w:r>
-      <w:proofErr w:type="spellStart"/>
-      <w:r>
-        <w:rPr>
-          <w:rFonts w:cs="Times New Roman"/>
-          <w:szCs w:val="28"/>
-          <w:lang w:val="en-US"/>
-        </w:rPr>
-        <w:t>Электронный</w:t>
-      </w:r>
-      <w:proofErr w:type="spellEnd"/>
-      <w:r>
-        <w:rPr>
-          <w:rFonts w:cs="Times New Roman"/>
-          <w:szCs w:val="28"/>
-          <w:lang w:val="en-US"/>
-        </w:rPr>
-        <w:t xml:space="preserve"> </w:t>
-      </w:r>
-      <w:proofErr w:type="spellStart"/>
-      <w:r>
-        <w:rPr>
-          <w:rFonts w:cs="Times New Roman"/>
-          <w:szCs w:val="28"/>
-          <w:lang w:val="en-US"/>
-        </w:rPr>
-        <w:t>ресурс</w:t>
-      </w:r>
-      <w:proofErr w:type="spellEnd"/>
-      <w:r>
-        <w:rPr>
-          <w:rFonts w:cs="Times New Roman"/>
-          <w:szCs w:val="28"/>
-          <w:lang w:val="en-US"/>
-        </w:rPr>
-        <w:t xml:space="preserve">] // Scand. — 2025. — URL: </w:t>
+        <w:t xml:space="preserve">Flutter App Development: pros, cons, and How to Use Flutter [Электронный ресурс] // Scand. — 2025. — URL: </w:t>
       </w:r>
       <w:hyperlink r:id="rId23" w:history="1">
         <w:r>
@@ -13057,43 +10599,7 @@
           <w:szCs w:val="28"/>
           <w:lang w:val="en-US"/>
         </w:rPr>
-        <w:t xml:space="preserve"> (</w:t>
-      </w:r>
-      <w:proofErr w:type="spellStart"/>
-      <w:r>
-        <w:rPr>
-          <w:rFonts w:cs="Times New Roman"/>
-          <w:szCs w:val="28"/>
-          <w:lang w:val="en-US"/>
-        </w:rPr>
-        <w:t>дата</w:t>
-      </w:r>
-      <w:proofErr w:type="spellEnd"/>
-      <w:r>
-        <w:rPr>
-          <w:rFonts w:cs="Times New Roman"/>
-          <w:szCs w:val="28"/>
-          <w:lang w:val="en-US"/>
-        </w:rPr>
-        <w:t xml:space="preserve"> </w:t>
-      </w:r>
-      <w:proofErr w:type="spellStart"/>
-      <w:r>
-        <w:rPr>
-          <w:rFonts w:cs="Times New Roman"/>
-          <w:szCs w:val="28"/>
-          <w:lang w:val="en-US"/>
-        </w:rPr>
-        <w:t>обращения</w:t>
-      </w:r>
-      <w:proofErr w:type="spellEnd"/>
-      <w:r>
-        <w:rPr>
-          <w:rFonts w:cs="Times New Roman"/>
-          <w:szCs w:val="28"/>
-          <w:lang w:val="en-US"/>
-        </w:rPr>
-        <w:t>: 16.02.2026).</w:t>
+        <w:t xml:space="preserve"> (дата обращения: 16.02.2026).</w:t>
       </w:r>
     </w:p>
     <w:p>
@@ -13123,7 +10629,6 @@
         </w:rPr>
         <w:t xml:space="preserve">[Электронный ресурс] // </w:t>
       </w:r>
-      <w:proofErr w:type="spellStart"/>
       <w:r>
         <w:rPr>
           <w:rFonts w:cs="Times New Roman"/>
@@ -13132,7 +10637,6 @@
         </w:rPr>
         <w:t>LeanCode</w:t>
       </w:r>
-      <w:proofErr w:type="spellEnd"/>
       <w:r>
         <w:rPr>
           <w:rFonts w:cs="Times New Roman"/>
@@ -13173,7 +10677,6 @@
           </w:rPr>
           <w:t>://</w:t>
         </w:r>
-        <w:proofErr w:type="spellStart"/>
         <w:r>
           <w:rPr>
             <w:rStyle w:val="Hyperlink"/>
@@ -13183,7 +10686,6 @@
           </w:rPr>
           <w:t>leancode</w:t>
         </w:r>
-        <w:proofErr w:type="spellEnd"/>
         <w:r>
           <w:rPr>
             <w:rStyle w:val="Hyperlink"/>
@@ -13361,25 +10863,7 @@
           <w:szCs w:val="28"/>
           <w:lang w:val="en-US"/>
         </w:rPr>
-        <w:t xml:space="preserve">] // </w:t>
-      </w:r>
-      <w:proofErr w:type="spellStart"/>
-      <w:r>
-        <w:rPr>
-          <w:rFonts w:cs="Times New Roman"/>
-          <w:szCs w:val="28"/>
-          <w:lang w:val="en-US"/>
-        </w:rPr>
-        <w:t>HeadSpin</w:t>
-      </w:r>
-      <w:proofErr w:type="spellEnd"/>
-      <w:r>
-        <w:rPr>
-          <w:rFonts w:cs="Times New Roman"/>
-          <w:szCs w:val="28"/>
-          <w:lang w:val="en-US"/>
-        </w:rPr>
-        <w:t xml:space="preserve">. — URL: </w:t>
+        <w:t xml:space="preserve">] // HeadSpin. — URL: </w:t>
       </w:r>
       <w:hyperlink r:id="rId25" w:history="1">
         <w:r>
@@ -13450,43 +10934,7 @@
           <w:szCs w:val="28"/>
           <w:lang w:val="en-US"/>
         </w:rPr>
-        <w:t>Hierarchical project structure [</w:t>
-      </w:r>
-      <w:proofErr w:type="spellStart"/>
-      <w:r>
-        <w:rPr>
-          <w:rFonts w:cs="Times New Roman"/>
-          <w:szCs w:val="28"/>
-          <w:lang w:val="en-US"/>
-        </w:rPr>
-        <w:t>Электронный</w:t>
-      </w:r>
-      <w:proofErr w:type="spellEnd"/>
-      <w:r>
-        <w:rPr>
-          <w:rFonts w:cs="Times New Roman"/>
-          <w:szCs w:val="28"/>
-          <w:lang w:val="en-US"/>
-        </w:rPr>
-        <w:t xml:space="preserve"> </w:t>
-      </w:r>
-      <w:proofErr w:type="spellStart"/>
-      <w:r>
-        <w:rPr>
-          <w:rFonts w:cs="Times New Roman"/>
-          <w:szCs w:val="28"/>
-          <w:lang w:val="en-US"/>
-        </w:rPr>
-        <w:t>ресурс</w:t>
-      </w:r>
-      <w:proofErr w:type="spellEnd"/>
-      <w:r>
-        <w:rPr>
-          <w:rFonts w:cs="Times New Roman"/>
-          <w:szCs w:val="28"/>
-          <w:lang w:val="en-US"/>
-        </w:rPr>
-        <w:t xml:space="preserve">] // Kotlin Multiplatform Documentation. — URL: </w:t>
+        <w:t xml:space="preserve">Hierarchical project structure [Электронный ресурс] // Kotlin Multiplatform Documentation. — URL: </w:t>
       </w:r>
       <w:hyperlink r:id="rId26" w:history="1">
         <w:r>
@@ -13505,43 +10953,7 @@
           <w:szCs w:val="28"/>
           <w:lang w:val="en-US"/>
         </w:rPr>
-        <w:t xml:space="preserve"> (</w:t>
-      </w:r>
-      <w:proofErr w:type="spellStart"/>
-      <w:r>
-        <w:rPr>
-          <w:rFonts w:cs="Times New Roman"/>
-          <w:szCs w:val="28"/>
-          <w:lang w:val="en-US"/>
-        </w:rPr>
-        <w:t>дата</w:t>
-      </w:r>
-      <w:proofErr w:type="spellEnd"/>
-      <w:r>
-        <w:rPr>
-          <w:rFonts w:cs="Times New Roman"/>
-          <w:szCs w:val="28"/>
-          <w:lang w:val="en-US"/>
-        </w:rPr>
-        <w:t xml:space="preserve"> </w:t>
-      </w:r>
-      <w:proofErr w:type="spellStart"/>
-      <w:r>
-        <w:rPr>
-          <w:rFonts w:cs="Times New Roman"/>
-          <w:szCs w:val="28"/>
-          <w:lang w:val="en-US"/>
-        </w:rPr>
-        <w:t>обращения</w:t>
-      </w:r>
-      <w:proofErr w:type="spellEnd"/>
-      <w:r>
-        <w:rPr>
-          <w:rFonts w:cs="Times New Roman"/>
-          <w:szCs w:val="28"/>
-          <w:lang w:val="en-US"/>
-        </w:rPr>
-        <w:t>: 24.02.2026).</w:t>
+        <w:t xml:space="preserve"> (дата обращения: 24.02.2026).</w:t>
       </w:r>
     </w:p>
     <w:p>
@@ -13563,61 +10975,7 @@
           <w:szCs w:val="28"/>
           <w:lang w:val="en-US"/>
         </w:rPr>
-        <w:t>How Android Fragmentation Complicates Application Quality [</w:t>
-      </w:r>
-      <w:proofErr w:type="spellStart"/>
-      <w:r>
-        <w:rPr>
-          <w:rFonts w:cs="Times New Roman"/>
-          <w:szCs w:val="28"/>
-          <w:lang w:val="en-US"/>
-        </w:rPr>
-        <w:t>Электронный</w:t>
-      </w:r>
-      <w:proofErr w:type="spellEnd"/>
-      <w:r>
-        <w:rPr>
-          <w:rFonts w:cs="Times New Roman"/>
-          <w:szCs w:val="28"/>
-          <w:lang w:val="en-US"/>
-        </w:rPr>
-        <w:t xml:space="preserve"> </w:t>
-      </w:r>
-      <w:proofErr w:type="spellStart"/>
-      <w:r>
-        <w:rPr>
-          <w:rFonts w:cs="Times New Roman"/>
-          <w:szCs w:val="28"/>
-          <w:lang w:val="en-US"/>
-        </w:rPr>
-        <w:t>ресурс</w:t>
-      </w:r>
-      <w:proofErr w:type="spellEnd"/>
-      <w:r>
-        <w:rPr>
-          <w:rFonts w:cs="Times New Roman"/>
-          <w:szCs w:val="28"/>
-          <w:lang w:val="en-US"/>
-        </w:rPr>
-        <w:t xml:space="preserve">] // </w:t>
-      </w:r>
-      <w:proofErr w:type="spellStart"/>
-      <w:r>
-        <w:rPr>
-          <w:rFonts w:cs="Times New Roman"/>
-          <w:szCs w:val="28"/>
-          <w:lang w:val="en-US"/>
-        </w:rPr>
-        <w:t>SmartBear</w:t>
-      </w:r>
-      <w:proofErr w:type="spellEnd"/>
-      <w:r>
-        <w:rPr>
-          <w:rFonts w:cs="Times New Roman"/>
-          <w:szCs w:val="28"/>
-          <w:lang w:val="en-US"/>
-        </w:rPr>
-        <w:t xml:space="preserve">. — URL: </w:t>
+        <w:t xml:space="preserve">How Android Fragmentation Complicates Application Quality [Электронный ресурс] // SmartBear. — URL: </w:t>
       </w:r>
       <w:hyperlink r:id="rId27" w:history="1">
         <w:r>
@@ -13636,43 +10994,7 @@
           <w:szCs w:val="28"/>
           <w:lang w:val="en-US"/>
         </w:rPr>
-        <w:t xml:space="preserve"> (</w:t>
-      </w:r>
-      <w:proofErr w:type="spellStart"/>
-      <w:r>
-        <w:rPr>
-          <w:rFonts w:cs="Times New Roman"/>
-          <w:szCs w:val="28"/>
-          <w:lang w:val="en-US"/>
-        </w:rPr>
-        <w:t>дата</w:t>
-      </w:r>
-      <w:proofErr w:type="spellEnd"/>
-      <w:r>
-        <w:rPr>
-          <w:rFonts w:cs="Times New Roman"/>
-          <w:szCs w:val="28"/>
-          <w:lang w:val="en-US"/>
-        </w:rPr>
-        <w:t xml:space="preserve"> </w:t>
-      </w:r>
-      <w:proofErr w:type="spellStart"/>
-      <w:r>
-        <w:rPr>
-          <w:rFonts w:cs="Times New Roman"/>
-          <w:szCs w:val="28"/>
-          <w:lang w:val="en-US"/>
-        </w:rPr>
-        <w:t>обращения</w:t>
-      </w:r>
-      <w:proofErr w:type="spellEnd"/>
-      <w:r>
-        <w:rPr>
-          <w:rFonts w:cs="Times New Roman"/>
-          <w:szCs w:val="28"/>
-          <w:lang w:val="en-US"/>
-        </w:rPr>
-        <w:t>: 16.02.2026).</w:t>
+        <w:t xml:space="preserve"> (дата обращения: 16.02.2026).</w:t>
       </w:r>
     </w:p>
     <w:p>
@@ -13694,43 +11016,7 @@
           <w:szCs w:val="28"/>
           <w:lang w:val="en-US"/>
         </w:rPr>
-        <w:t>Ionic Framework — The Cross-Platform App Development Leader [</w:t>
-      </w:r>
-      <w:proofErr w:type="spellStart"/>
-      <w:r>
-        <w:rPr>
-          <w:rFonts w:cs="Times New Roman"/>
-          <w:szCs w:val="28"/>
-          <w:lang w:val="en-US"/>
-        </w:rPr>
-        <w:t>Электронный</w:t>
-      </w:r>
-      <w:proofErr w:type="spellEnd"/>
-      <w:r>
-        <w:rPr>
-          <w:rFonts w:cs="Times New Roman"/>
-          <w:szCs w:val="28"/>
-          <w:lang w:val="en-US"/>
-        </w:rPr>
-        <w:t xml:space="preserve"> </w:t>
-      </w:r>
-      <w:proofErr w:type="spellStart"/>
-      <w:r>
-        <w:rPr>
-          <w:rFonts w:cs="Times New Roman"/>
-          <w:szCs w:val="28"/>
-          <w:lang w:val="en-US"/>
-        </w:rPr>
-        <w:t>ресурс</w:t>
-      </w:r>
-      <w:proofErr w:type="spellEnd"/>
-      <w:r>
-        <w:rPr>
-          <w:rFonts w:cs="Times New Roman"/>
-          <w:szCs w:val="28"/>
-          <w:lang w:val="en-US"/>
-        </w:rPr>
-        <w:t xml:space="preserve">]. — URL: </w:t>
+        <w:t xml:space="preserve">Ionic Framework — The Cross-Platform App Development Leader [Электронный ресурс]. — URL: </w:t>
       </w:r>
       <w:hyperlink r:id="rId28" w:history="1">
         <w:r>
@@ -13749,43 +11035,7 @@
           <w:szCs w:val="28"/>
           <w:lang w:val="en-US"/>
         </w:rPr>
-        <w:t xml:space="preserve"> (</w:t>
-      </w:r>
-      <w:proofErr w:type="spellStart"/>
-      <w:r>
-        <w:rPr>
-          <w:rFonts w:cs="Times New Roman"/>
-          <w:szCs w:val="28"/>
-          <w:lang w:val="en-US"/>
-        </w:rPr>
-        <w:t>дата</w:t>
-      </w:r>
-      <w:proofErr w:type="spellEnd"/>
-      <w:r>
-        <w:rPr>
-          <w:rFonts w:cs="Times New Roman"/>
-          <w:szCs w:val="28"/>
-          <w:lang w:val="en-US"/>
-        </w:rPr>
-        <w:t xml:space="preserve"> </w:t>
-      </w:r>
-      <w:proofErr w:type="spellStart"/>
-      <w:r>
-        <w:rPr>
-          <w:rFonts w:cs="Times New Roman"/>
-          <w:szCs w:val="28"/>
-          <w:lang w:val="en-US"/>
-        </w:rPr>
-        <w:t>обращения</w:t>
-      </w:r>
-      <w:proofErr w:type="spellEnd"/>
-      <w:r>
-        <w:rPr>
-          <w:rFonts w:cs="Times New Roman"/>
-          <w:szCs w:val="28"/>
-          <w:lang w:val="en-US"/>
-        </w:rPr>
-        <w:t>: 18.02.2026).</w:t>
+        <w:t xml:space="preserve"> (дата обращения: 18.02.2026).</w:t>
       </w:r>
     </w:p>
     <w:p>
@@ -13801,41 +11051,13 @@
           <w:lang w:val="en-US"/>
         </w:rPr>
       </w:pPr>
-      <w:proofErr w:type="spellStart"/>
-      <w:r>
-        <w:rPr>
-          <w:rFonts w:cs="Times New Roman"/>
-          <w:szCs w:val="28"/>
-          <w:lang w:val="en-US"/>
-        </w:rPr>
-        <w:t>Iwaya</w:t>
-      </w:r>
-      <w:proofErr w:type="spellEnd"/>
-      <w:r>
-        <w:rPr>
-          <w:rFonts w:cs="Times New Roman"/>
-          <w:szCs w:val="28"/>
-          <w:lang w:val="en-US"/>
-        </w:rPr>
-        <w:t xml:space="preserve"> L. H., Babar M. A., Rashid A., </w:t>
-      </w:r>
-      <w:proofErr w:type="spellStart"/>
-      <w:r>
-        <w:rPr>
-          <w:rFonts w:cs="Times New Roman"/>
-          <w:szCs w:val="28"/>
-          <w:lang w:val="en-US"/>
-        </w:rPr>
-        <w:t>Wijayarathna</w:t>
-      </w:r>
-      <w:proofErr w:type="spellEnd"/>
-      <w:r>
-        <w:rPr>
-          <w:rFonts w:cs="Times New Roman"/>
-          <w:szCs w:val="28"/>
-          <w:lang w:val="en-US"/>
-        </w:rPr>
-        <w:t xml:space="preserve"> C. On the privacy of mental health apps // Empirical Software Engineering. — 2023. — № 28. — P. 1–42. DOI: 10.1007/s10664-022-10236-0.</w:t>
+      <w:r>
+        <w:rPr>
+          <w:rFonts w:cs="Times New Roman"/>
+          <w:szCs w:val="28"/>
+          <w:lang w:val="en-US"/>
+        </w:rPr>
+        <w:t>Iwaya L. H., Babar M. A., Rashid A., Wijayarathna C. On the privacy of mental health apps // Empirical Software Engineering. — 2023. — № 28. — P. 1–42. DOI: 10.1007/s10664-022-10236-0.</w:t>
       </w:r>
     </w:p>
     <w:p>
@@ -13857,79 +11079,7 @@
           <w:szCs w:val="28"/>
           <w:lang w:val="en-US"/>
         </w:rPr>
-        <w:t xml:space="preserve">Jaworski A. Kotlin as a Cross-Platform Programming Language for Android and the </w:t>
-      </w:r>
-      <w:proofErr w:type="gramStart"/>
-      <w:r>
-        <w:rPr>
-          <w:rFonts w:cs="Times New Roman"/>
-          <w:szCs w:val="28"/>
-          <w:lang w:val="en-US"/>
-        </w:rPr>
-        <w:t>Web :</w:t>
-      </w:r>
-      <w:proofErr w:type="gramEnd"/>
-      <w:r>
-        <w:rPr>
-          <w:rFonts w:cs="Times New Roman"/>
-          <w:szCs w:val="28"/>
-          <w:lang w:val="en-US"/>
-        </w:rPr>
-        <w:t xml:space="preserve"> master's thesis / A. Jaworski. — </w:t>
-      </w:r>
-      <w:proofErr w:type="gramStart"/>
-      <w:r>
-        <w:rPr>
-          <w:rFonts w:cs="Times New Roman"/>
-          <w:szCs w:val="28"/>
-          <w:lang w:val="en-US"/>
-        </w:rPr>
-        <w:t>Katowice :</w:t>
-      </w:r>
-      <w:proofErr w:type="gramEnd"/>
-      <w:r>
-        <w:rPr>
-          <w:rFonts w:cs="Times New Roman"/>
-          <w:szCs w:val="28"/>
-          <w:lang w:val="en-US"/>
-        </w:rPr>
-        <w:t xml:space="preserve"> </w:t>
-      </w:r>
-      <w:proofErr w:type="spellStart"/>
-      <w:r>
-        <w:rPr>
-          <w:rFonts w:cs="Times New Roman"/>
-          <w:szCs w:val="28"/>
-          <w:lang w:val="en-US"/>
-        </w:rPr>
-        <w:t>Uniwersytet</w:t>
-      </w:r>
-      <w:proofErr w:type="spellEnd"/>
-      <w:r>
-        <w:rPr>
-          <w:rFonts w:cs="Times New Roman"/>
-          <w:szCs w:val="28"/>
-          <w:lang w:val="en-US"/>
-        </w:rPr>
-        <w:t xml:space="preserve"> </w:t>
-      </w:r>
-      <w:proofErr w:type="spellStart"/>
-      <w:r>
-        <w:rPr>
-          <w:rFonts w:cs="Times New Roman"/>
-          <w:szCs w:val="28"/>
-          <w:lang w:val="en-US"/>
-        </w:rPr>
-        <w:t>Slaski</w:t>
-      </w:r>
-      <w:proofErr w:type="spellEnd"/>
-      <w:r>
-        <w:rPr>
-          <w:rFonts w:cs="Times New Roman"/>
-          <w:szCs w:val="28"/>
-          <w:lang w:val="en-US"/>
-        </w:rPr>
-        <w:t>, 2021. — 75 p.</w:t>
+        <w:t>Jaworski A. Kotlin as a Cross-Platform Programming Language for Android and the Web : master's thesis / A. Jaworski. — Katowice : Uniwersytet Slaski, 2021. — 75 p.</w:t>
       </w:r>
     </w:p>
     <w:p>
@@ -13951,61 +11101,7 @@
           <w:szCs w:val="28"/>
           <w:lang w:val="en-US"/>
         </w:rPr>
-        <w:t>Kotlin/Wasm &amp; Compose for Web in 2025 [</w:t>
-      </w:r>
-      <w:proofErr w:type="spellStart"/>
-      <w:r>
-        <w:rPr>
-          <w:rFonts w:cs="Times New Roman"/>
-          <w:szCs w:val="28"/>
-          <w:lang w:val="en-US"/>
-        </w:rPr>
-        <w:t>Электронный</w:t>
-      </w:r>
-      <w:proofErr w:type="spellEnd"/>
-      <w:r>
-        <w:rPr>
-          <w:rFonts w:cs="Times New Roman"/>
-          <w:szCs w:val="28"/>
-          <w:lang w:val="en-US"/>
-        </w:rPr>
-        <w:t xml:space="preserve"> </w:t>
-      </w:r>
-      <w:proofErr w:type="spellStart"/>
-      <w:r>
-        <w:rPr>
-          <w:rFonts w:cs="Times New Roman"/>
-          <w:szCs w:val="28"/>
-          <w:lang w:val="en-US"/>
-        </w:rPr>
-        <w:t>ресурс</w:t>
-      </w:r>
-      <w:proofErr w:type="spellEnd"/>
-      <w:r>
-        <w:rPr>
-          <w:rFonts w:cs="Times New Roman"/>
-          <w:szCs w:val="28"/>
-          <w:lang w:val="en-US"/>
-        </w:rPr>
-        <w:t xml:space="preserve">] // </w:t>
-      </w:r>
-      <w:proofErr w:type="spellStart"/>
-      <w:r>
-        <w:rPr>
-          <w:rFonts w:cs="Times New Roman"/>
-          <w:szCs w:val="28"/>
-          <w:lang w:val="en-US"/>
-        </w:rPr>
-        <w:t>KMPShip</w:t>
-      </w:r>
-      <w:proofErr w:type="spellEnd"/>
-      <w:r>
-        <w:rPr>
-          <w:rFonts w:cs="Times New Roman"/>
-          <w:szCs w:val="28"/>
-          <w:lang w:val="en-US"/>
-        </w:rPr>
-        <w:t xml:space="preserve">. — 2025. — URL: </w:t>
+        <w:t xml:space="preserve">Kotlin/Wasm &amp; Compose for Web in 2025 [Электронный ресурс] // KMPShip. — 2025. — URL: </w:t>
       </w:r>
       <w:hyperlink r:id="rId29" w:history="1">
         <w:r>
@@ -14024,43 +11120,7 @@
           <w:szCs w:val="28"/>
           <w:lang w:val="en-US"/>
         </w:rPr>
-        <w:t xml:space="preserve"> (</w:t>
-      </w:r>
-      <w:proofErr w:type="spellStart"/>
-      <w:r>
-        <w:rPr>
-          <w:rFonts w:cs="Times New Roman"/>
-          <w:szCs w:val="28"/>
-          <w:lang w:val="en-US"/>
-        </w:rPr>
-        <w:t>дата</w:t>
-      </w:r>
-      <w:proofErr w:type="spellEnd"/>
-      <w:r>
-        <w:rPr>
-          <w:rFonts w:cs="Times New Roman"/>
-          <w:szCs w:val="28"/>
-          <w:lang w:val="en-US"/>
-        </w:rPr>
-        <w:t xml:space="preserve"> </w:t>
-      </w:r>
-      <w:proofErr w:type="spellStart"/>
-      <w:r>
-        <w:rPr>
-          <w:rFonts w:cs="Times New Roman"/>
-          <w:szCs w:val="28"/>
-          <w:lang w:val="en-US"/>
-        </w:rPr>
-        <w:t>обращения</w:t>
-      </w:r>
-      <w:proofErr w:type="spellEnd"/>
-      <w:r>
-        <w:rPr>
-          <w:rFonts w:cs="Times New Roman"/>
-          <w:szCs w:val="28"/>
-          <w:lang w:val="en-US"/>
-        </w:rPr>
-        <w:t>: 16.02.2026).</w:t>
+        <w:t xml:space="preserve"> (дата обращения: 16.02.2026).</w:t>
       </w:r>
     </w:p>
     <w:p>
@@ -14082,43 +11142,7 @@
           <w:szCs w:val="28"/>
           <w:lang w:val="en-US"/>
         </w:rPr>
-        <w:t xml:space="preserve">Moore K. D., </w:t>
-      </w:r>
-      <w:proofErr w:type="spellStart"/>
-      <w:r>
-        <w:rPr>
-          <w:rFonts w:cs="Times New Roman"/>
-          <w:szCs w:val="28"/>
-          <w:lang w:val="en-US"/>
-        </w:rPr>
-        <w:t>Mota</w:t>
-      </w:r>
-      <w:proofErr w:type="spellEnd"/>
-      <w:r>
-        <w:rPr>
-          <w:rFonts w:cs="Times New Roman"/>
-          <w:szCs w:val="28"/>
-          <w:lang w:val="en-US"/>
-        </w:rPr>
-        <w:t xml:space="preserve"> C., Taheri S. Kotlin Multiplatform for Android, iOS, and the Web. — </w:t>
-      </w:r>
-      <w:proofErr w:type="gramStart"/>
-      <w:r>
-        <w:rPr>
-          <w:rFonts w:cs="Times New Roman"/>
-          <w:szCs w:val="28"/>
-          <w:lang w:val="en-US"/>
-        </w:rPr>
-        <w:t>Raleigh :</w:t>
-      </w:r>
-      <w:proofErr w:type="gramEnd"/>
-      <w:r>
-        <w:rPr>
-          <w:rFonts w:cs="Times New Roman"/>
-          <w:szCs w:val="28"/>
-          <w:lang w:val="en-US"/>
-        </w:rPr>
-        <w:t xml:space="preserve"> The Pragmatic Bookshelf, 2024.</w:t>
+        <w:t>Moore K. D., Mota C., Taheri S. Kotlin Multiplatform for Android, iOS, and the Web. — Raleigh : The Pragmatic Bookshelf, 2024.</w:t>
       </w:r>
     </w:p>
     <w:p>
@@ -14198,7 +11222,6 @@
           </w:rPr>
           <w:t>.</w:t>
         </w:r>
-        <w:proofErr w:type="spellStart"/>
         <w:r>
           <w:rPr>
             <w:rStyle w:val="Hyperlink"/>
@@ -14208,7 +11231,6 @@
           </w:rPr>
           <w:t>mozillafoundation</w:t>
         </w:r>
-        <w:proofErr w:type="spellEnd"/>
         <w:r>
           <w:rPr>
             <w:rStyle w:val="Hyperlink"/>
@@ -14234,7 +11256,6 @@
           </w:rPr>
           <w:t>/</w:t>
         </w:r>
-        <w:proofErr w:type="spellStart"/>
         <w:r>
           <w:rPr>
             <w:rStyle w:val="Hyperlink"/>
@@ -14244,7 +11265,6 @@
           </w:rPr>
           <w:t>en</w:t>
         </w:r>
-        <w:proofErr w:type="spellEnd"/>
         <w:r>
           <w:rPr>
             <w:rStyle w:val="Hyperlink"/>
@@ -14253,7 +11273,6 @@
           </w:rPr>
           <w:t>/</w:t>
         </w:r>
-        <w:proofErr w:type="spellStart"/>
         <w:r>
           <w:rPr>
             <w:rStyle w:val="Hyperlink"/>
@@ -14263,7 +11282,6 @@
           </w:rPr>
           <w:t>privacynotincluded</w:t>
         </w:r>
-        <w:proofErr w:type="spellEnd"/>
         <w:r>
           <w:rPr>
             <w:rStyle w:val="Hyperlink"/>
@@ -14486,55 +11504,7 @@
           <w:szCs w:val="28"/>
         </w:rPr>
         <w:lastRenderedPageBreak/>
-        <w:t xml:space="preserve">.NET MAUI — </w:t>
-      </w:r>
-      <w:proofErr w:type="spellStart"/>
-      <w:r>
-        <w:rPr>
-          <w:rFonts w:cs="Times New Roman"/>
-          <w:szCs w:val="28"/>
-        </w:rPr>
-        <w:t>Supported</w:t>
-      </w:r>
-      <w:proofErr w:type="spellEnd"/>
-      <w:r>
-        <w:rPr>
-          <w:rFonts w:cs="Times New Roman"/>
-          <w:szCs w:val="28"/>
-        </w:rPr>
-        <w:t xml:space="preserve"> </w:t>
-      </w:r>
-      <w:proofErr w:type="spellStart"/>
-      <w:r>
-        <w:rPr>
-          <w:rFonts w:cs="Times New Roman"/>
-          <w:szCs w:val="28"/>
-        </w:rPr>
-        <w:t>platforms</w:t>
-      </w:r>
-      <w:proofErr w:type="spellEnd"/>
-      <w:r>
-        <w:rPr>
-          <w:rFonts w:cs="Times New Roman"/>
-          <w:szCs w:val="28"/>
-        </w:rPr>
-        <w:t xml:space="preserve"> [Электронный ресурс] // Microsoft </w:t>
-      </w:r>
-      <w:proofErr w:type="spellStart"/>
-      <w:r>
-        <w:rPr>
-          <w:rFonts w:cs="Times New Roman"/>
-          <w:szCs w:val="28"/>
-        </w:rPr>
-        <w:t>Learn</w:t>
-      </w:r>
-      <w:proofErr w:type="spellEnd"/>
-      <w:r>
-        <w:rPr>
-          <w:rFonts w:cs="Times New Roman"/>
-          <w:szCs w:val="28"/>
-        </w:rPr>
-        <w:t xml:space="preserve">. — URL: </w:t>
+        <w:t xml:space="preserve">.NET MAUI — Supported platforms [Электронный ресурс] // Microsoft Learn. — URL: </w:t>
       </w:r>
       <w:hyperlink r:id="rId31" w:history="1">
         <w:r>
@@ -14668,59 +11638,13 @@
           <w:lang w:val="en-US"/>
         </w:rPr>
       </w:pPr>
-      <w:proofErr w:type="spellStart"/>
-      <w:r>
-        <w:rPr>
-          <w:rFonts w:cs="Times New Roman"/>
-          <w:szCs w:val="28"/>
-          <w:lang w:val="en-US"/>
-        </w:rPr>
-        <w:t>PowerSync</w:t>
-      </w:r>
-      <w:proofErr w:type="spellEnd"/>
-      <w:r>
-        <w:rPr>
-          <w:rFonts w:cs="Times New Roman"/>
-          <w:szCs w:val="28"/>
-          <w:lang w:val="en-US"/>
-        </w:rPr>
-        <w:t>: Backend DB — SQLite sync engine [</w:t>
-      </w:r>
-      <w:proofErr w:type="spellStart"/>
-      <w:r>
-        <w:rPr>
-          <w:rFonts w:cs="Times New Roman"/>
-          <w:szCs w:val="28"/>
-          <w:lang w:val="en-US"/>
-        </w:rPr>
-        <w:t>Электронный</w:t>
-      </w:r>
-      <w:proofErr w:type="spellEnd"/>
-      <w:r>
-        <w:rPr>
-          <w:rFonts w:cs="Times New Roman"/>
-          <w:szCs w:val="28"/>
-          <w:lang w:val="en-US"/>
-        </w:rPr>
-        <w:t xml:space="preserve"> </w:t>
-      </w:r>
-      <w:proofErr w:type="spellStart"/>
-      <w:r>
-        <w:rPr>
-          <w:rFonts w:cs="Times New Roman"/>
-          <w:szCs w:val="28"/>
-          <w:lang w:val="en-US"/>
-        </w:rPr>
-        <w:t>ресурс</w:t>
-      </w:r>
-      <w:proofErr w:type="spellEnd"/>
-      <w:r>
-        <w:rPr>
-          <w:rFonts w:cs="Times New Roman"/>
-          <w:szCs w:val="28"/>
-          <w:lang w:val="en-US"/>
-        </w:rPr>
-        <w:t xml:space="preserve">]. — URL: </w:t>
+      <w:r>
+        <w:rPr>
+          <w:rFonts w:cs="Times New Roman"/>
+          <w:szCs w:val="28"/>
+          <w:lang w:val="en-US"/>
+        </w:rPr>
+        <w:t xml:space="preserve">PowerSync: Backend DB — SQLite sync engine [Электронный ресурс]. — URL: </w:t>
       </w:r>
       <w:hyperlink r:id="rId33" w:history="1">
         <w:r>
@@ -14739,43 +11663,7 @@
           <w:szCs w:val="28"/>
           <w:lang w:val="en-US"/>
         </w:rPr>
-        <w:t xml:space="preserve"> (</w:t>
-      </w:r>
-      <w:proofErr w:type="spellStart"/>
-      <w:r>
-        <w:rPr>
-          <w:rFonts w:cs="Times New Roman"/>
-          <w:szCs w:val="28"/>
-          <w:lang w:val="en-US"/>
-        </w:rPr>
-        <w:t>дата</w:t>
-      </w:r>
-      <w:proofErr w:type="spellEnd"/>
-      <w:r>
-        <w:rPr>
-          <w:rFonts w:cs="Times New Roman"/>
-          <w:szCs w:val="28"/>
-          <w:lang w:val="en-US"/>
-        </w:rPr>
-        <w:t xml:space="preserve"> </w:t>
-      </w:r>
-      <w:proofErr w:type="spellStart"/>
-      <w:r>
-        <w:rPr>
-          <w:rFonts w:cs="Times New Roman"/>
-          <w:szCs w:val="28"/>
-          <w:lang w:val="en-US"/>
-        </w:rPr>
-        <w:t>обращения</w:t>
-      </w:r>
-      <w:proofErr w:type="spellEnd"/>
-      <w:r>
-        <w:rPr>
-          <w:rFonts w:cs="Times New Roman"/>
-          <w:szCs w:val="28"/>
-          <w:lang w:val="en-US"/>
-        </w:rPr>
-        <w:t>: 20.02.2026).</w:t>
+        <w:t xml:space="preserve"> (дата обращения: 20.02.2026).</w:t>
       </w:r>
     </w:p>
     <w:p>
@@ -14791,77 +11679,13 @@
           <w:lang w:val="en-US"/>
         </w:rPr>
       </w:pPr>
-      <w:proofErr w:type="spellStart"/>
-      <w:r>
-        <w:rPr>
-          <w:rFonts w:cs="Times New Roman"/>
-          <w:szCs w:val="28"/>
-          <w:lang w:val="en-US"/>
-        </w:rPr>
-        <w:t>PowerSync</w:t>
-      </w:r>
-      <w:proofErr w:type="spellEnd"/>
-      <w:r>
-        <w:rPr>
-          <w:rFonts w:cs="Times New Roman"/>
-          <w:szCs w:val="28"/>
-          <w:lang w:val="en-US"/>
-        </w:rPr>
-        <w:t>: Kotlin Multiplatform SDK [</w:t>
-      </w:r>
-      <w:proofErr w:type="spellStart"/>
-      <w:r>
-        <w:rPr>
-          <w:rFonts w:cs="Times New Roman"/>
-          <w:szCs w:val="28"/>
-          <w:lang w:val="en-US"/>
-        </w:rPr>
-        <w:t>Электронный</w:t>
-      </w:r>
-      <w:proofErr w:type="spellEnd"/>
-      <w:r>
-        <w:rPr>
-          <w:rFonts w:cs="Times New Roman"/>
-          <w:szCs w:val="28"/>
-          <w:lang w:val="en-US"/>
-        </w:rPr>
-        <w:t xml:space="preserve"> </w:t>
-      </w:r>
-      <w:proofErr w:type="spellStart"/>
-      <w:r>
-        <w:rPr>
-          <w:rFonts w:cs="Times New Roman"/>
-          <w:szCs w:val="28"/>
-          <w:lang w:val="en-US"/>
-        </w:rPr>
-        <w:t>ресурс</w:t>
-      </w:r>
-      <w:proofErr w:type="spellEnd"/>
-      <w:r>
-        <w:rPr>
-          <w:rFonts w:cs="Times New Roman"/>
-          <w:szCs w:val="28"/>
-          <w:lang w:val="en-US"/>
-        </w:rPr>
-        <w:t xml:space="preserve">] // </w:t>
-      </w:r>
-      <w:proofErr w:type="spellStart"/>
-      <w:r>
-        <w:rPr>
-          <w:rFonts w:cs="Times New Roman"/>
-          <w:szCs w:val="28"/>
-          <w:lang w:val="en-US"/>
-        </w:rPr>
-        <w:t>PowerSync</w:t>
-      </w:r>
-      <w:proofErr w:type="spellEnd"/>
-      <w:r>
-        <w:rPr>
-          <w:rFonts w:cs="Times New Roman"/>
-          <w:szCs w:val="28"/>
-          <w:lang w:val="en-US"/>
-        </w:rPr>
-        <w:t xml:space="preserve"> Documentation. — URL: </w:t>
+      <w:r>
+        <w:rPr>
+          <w:rFonts w:cs="Times New Roman"/>
+          <w:szCs w:val="28"/>
+          <w:lang w:val="en-US"/>
+        </w:rPr>
+        <w:t xml:space="preserve">PowerSync: Kotlin Multiplatform SDK [Электронный ресурс] // PowerSync Documentation. — URL: </w:t>
       </w:r>
       <w:hyperlink r:id="rId34" w:history="1">
         <w:r>
@@ -14880,43 +11704,7 @@
           <w:szCs w:val="28"/>
           <w:lang w:val="en-US"/>
         </w:rPr>
-        <w:t xml:space="preserve"> (</w:t>
-      </w:r>
-      <w:proofErr w:type="spellStart"/>
-      <w:r>
-        <w:rPr>
-          <w:rFonts w:cs="Times New Roman"/>
-          <w:szCs w:val="28"/>
-          <w:lang w:val="en-US"/>
-        </w:rPr>
-        <w:t>дата</w:t>
-      </w:r>
-      <w:proofErr w:type="spellEnd"/>
-      <w:r>
-        <w:rPr>
-          <w:rFonts w:cs="Times New Roman"/>
-          <w:szCs w:val="28"/>
-          <w:lang w:val="en-US"/>
-        </w:rPr>
-        <w:t xml:space="preserve"> </w:t>
-      </w:r>
-      <w:proofErr w:type="spellStart"/>
-      <w:r>
-        <w:rPr>
-          <w:rFonts w:cs="Times New Roman"/>
-          <w:szCs w:val="28"/>
-          <w:lang w:val="en-US"/>
-        </w:rPr>
-        <w:t>обращения</w:t>
-      </w:r>
-      <w:proofErr w:type="spellEnd"/>
-      <w:r>
-        <w:rPr>
-          <w:rFonts w:cs="Times New Roman"/>
-          <w:szCs w:val="28"/>
-          <w:lang w:val="en-US"/>
-        </w:rPr>
-        <w:t>: 20.02.2026).</w:t>
+        <w:t xml:space="preserve"> (дата обращения: 20.02.2026).</w:t>
       </w:r>
     </w:p>
     <w:p>
@@ -14938,43 +11726,7 @@
           <w:szCs w:val="28"/>
           <w:lang w:val="en-US"/>
         </w:rPr>
-        <w:t>Present and Future of Kotlin for Web [</w:t>
-      </w:r>
-      <w:proofErr w:type="spellStart"/>
-      <w:r>
-        <w:rPr>
-          <w:rFonts w:cs="Times New Roman"/>
-          <w:szCs w:val="28"/>
-          <w:lang w:val="en-US"/>
-        </w:rPr>
-        <w:t>Электронный</w:t>
-      </w:r>
-      <w:proofErr w:type="spellEnd"/>
-      <w:r>
-        <w:rPr>
-          <w:rFonts w:cs="Times New Roman"/>
-          <w:szCs w:val="28"/>
-          <w:lang w:val="en-US"/>
-        </w:rPr>
-        <w:t xml:space="preserve"> </w:t>
-      </w:r>
-      <w:proofErr w:type="spellStart"/>
-      <w:r>
-        <w:rPr>
-          <w:rFonts w:cs="Times New Roman"/>
-          <w:szCs w:val="28"/>
-          <w:lang w:val="en-US"/>
-        </w:rPr>
-        <w:t>ресурс</w:t>
-      </w:r>
-      <w:proofErr w:type="spellEnd"/>
-      <w:r>
-        <w:rPr>
-          <w:rFonts w:cs="Times New Roman"/>
-          <w:szCs w:val="28"/>
-          <w:lang w:val="en-US"/>
-        </w:rPr>
-        <w:t xml:space="preserve">] // JetBrains Blog. — 2025. — URL: </w:t>
+        <w:t xml:space="preserve">Present and Future of Kotlin for Web [Электронный ресурс] // JetBrains Blog. — 2025. — URL: </w:t>
       </w:r>
       <w:hyperlink r:id="rId35" w:history="1">
         <w:r>
@@ -14993,43 +11745,7 @@
           <w:szCs w:val="28"/>
           <w:lang w:val="en-US"/>
         </w:rPr>
-        <w:t xml:space="preserve"> (</w:t>
-      </w:r>
-      <w:proofErr w:type="spellStart"/>
-      <w:r>
-        <w:rPr>
-          <w:rFonts w:cs="Times New Roman"/>
-          <w:szCs w:val="28"/>
-          <w:lang w:val="en-US"/>
-        </w:rPr>
-        <w:t>дата</w:t>
-      </w:r>
-      <w:proofErr w:type="spellEnd"/>
-      <w:r>
-        <w:rPr>
-          <w:rFonts w:cs="Times New Roman"/>
-          <w:szCs w:val="28"/>
-          <w:lang w:val="en-US"/>
-        </w:rPr>
-        <w:t xml:space="preserve"> </w:t>
-      </w:r>
-      <w:proofErr w:type="spellStart"/>
-      <w:r>
-        <w:rPr>
-          <w:rFonts w:cs="Times New Roman"/>
-          <w:szCs w:val="28"/>
-          <w:lang w:val="en-US"/>
-        </w:rPr>
-        <w:t>обращения</w:t>
-      </w:r>
-      <w:proofErr w:type="spellEnd"/>
-      <w:r>
-        <w:rPr>
-          <w:rFonts w:cs="Times New Roman"/>
-          <w:szCs w:val="28"/>
-          <w:lang w:val="en-US"/>
-        </w:rPr>
-        <w:t>: 16.02.2026).</w:t>
+        <w:t xml:space="preserve"> (дата обращения: 16.02.2026).</w:t>
       </w:r>
     </w:p>
     <w:p>
@@ -15051,43 +11767,7 @@
           <w:szCs w:val="28"/>
           <w:lang w:val="en-US"/>
         </w:rPr>
-        <w:t>React Native — Learn once, write anywhere [</w:t>
-      </w:r>
-      <w:proofErr w:type="spellStart"/>
-      <w:r>
-        <w:rPr>
-          <w:rFonts w:cs="Times New Roman"/>
-          <w:szCs w:val="28"/>
-          <w:lang w:val="en-US"/>
-        </w:rPr>
-        <w:t>Электронный</w:t>
-      </w:r>
-      <w:proofErr w:type="spellEnd"/>
-      <w:r>
-        <w:rPr>
-          <w:rFonts w:cs="Times New Roman"/>
-          <w:szCs w:val="28"/>
-          <w:lang w:val="en-US"/>
-        </w:rPr>
-        <w:t xml:space="preserve"> </w:t>
-      </w:r>
-      <w:proofErr w:type="spellStart"/>
-      <w:r>
-        <w:rPr>
-          <w:rFonts w:cs="Times New Roman"/>
-          <w:szCs w:val="28"/>
-          <w:lang w:val="en-US"/>
-        </w:rPr>
-        <w:t>ресурс</w:t>
-      </w:r>
-      <w:proofErr w:type="spellEnd"/>
-      <w:r>
-        <w:rPr>
-          <w:rFonts w:cs="Times New Roman"/>
-          <w:szCs w:val="28"/>
-          <w:lang w:val="en-US"/>
-        </w:rPr>
-        <w:t xml:space="preserve">]. — URL: </w:t>
+        <w:t xml:space="preserve">React Native — Learn once, write anywhere [Электронный ресурс]. — URL: </w:t>
       </w:r>
       <w:hyperlink r:id="rId36" w:history="1">
         <w:r>
@@ -15106,43 +11786,7 @@
           <w:szCs w:val="28"/>
           <w:lang w:val="en-US"/>
         </w:rPr>
-        <w:t xml:space="preserve"> (</w:t>
-      </w:r>
-      <w:proofErr w:type="spellStart"/>
-      <w:r>
-        <w:rPr>
-          <w:rFonts w:cs="Times New Roman"/>
-          <w:szCs w:val="28"/>
-          <w:lang w:val="en-US"/>
-        </w:rPr>
-        <w:t>дата</w:t>
-      </w:r>
-      <w:proofErr w:type="spellEnd"/>
-      <w:r>
-        <w:rPr>
-          <w:rFonts w:cs="Times New Roman"/>
-          <w:szCs w:val="28"/>
-          <w:lang w:val="en-US"/>
-        </w:rPr>
-        <w:t xml:space="preserve"> </w:t>
-      </w:r>
-      <w:proofErr w:type="spellStart"/>
-      <w:r>
-        <w:rPr>
-          <w:rFonts w:cs="Times New Roman"/>
-          <w:szCs w:val="28"/>
-          <w:lang w:val="en-US"/>
-        </w:rPr>
-        <w:t>обращения</w:t>
-      </w:r>
-      <w:proofErr w:type="spellEnd"/>
-      <w:r>
-        <w:rPr>
-          <w:rFonts w:cs="Times New Roman"/>
-          <w:szCs w:val="28"/>
-          <w:lang w:val="en-US"/>
-        </w:rPr>
-        <w:t>: 16.02.2026).</w:t>
+        <w:t xml:space="preserve"> (дата обращения: 16.02.2026).</w:t>
       </w:r>
     </w:p>
     <w:p>
@@ -15158,41 +11802,13 @@
           <w:lang w:val="en-US"/>
         </w:rPr>
       </w:pPr>
-      <w:proofErr w:type="spellStart"/>
-      <w:r>
-        <w:rPr>
-          <w:rFonts w:cs="Times New Roman"/>
-          <w:szCs w:val="28"/>
-          <w:lang w:val="en-US"/>
-        </w:rPr>
-        <w:t>Ries</w:t>
-      </w:r>
-      <w:proofErr w:type="spellEnd"/>
-      <w:r>
-        <w:rPr>
-          <w:rFonts w:cs="Times New Roman"/>
-          <w:szCs w:val="28"/>
-          <w:lang w:val="en-US"/>
-        </w:rPr>
-        <w:t xml:space="preserve"> E. The Lean Startup: How Today's Entrepreneurs Use Continuous Innovation to Create Radically Successful Businesses. — New </w:t>
-      </w:r>
-      <w:proofErr w:type="gramStart"/>
-      <w:r>
-        <w:rPr>
-          <w:rFonts w:cs="Times New Roman"/>
-          <w:szCs w:val="28"/>
-          <w:lang w:val="en-US"/>
-        </w:rPr>
-        <w:t>York :</w:t>
-      </w:r>
-      <w:proofErr w:type="gramEnd"/>
-      <w:r>
-        <w:rPr>
-          <w:rFonts w:cs="Times New Roman"/>
-          <w:szCs w:val="28"/>
-          <w:lang w:val="en-US"/>
-        </w:rPr>
-        <w:t xml:space="preserve"> Crown Business, 2011. — 336 p.</w:t>
+      <w:r>
+        <w:rPr>
+          <w:rFonts w:cs="Times New Roman"/>
+          <w:szCs w:val="28"/>
+          <w:lang w:val="en-US"/>
+        </w:rPr>
+        <w:t>Ries E. The Lean Startup: How Today's Entrepreneurs Use Continuous Innovation to Create Radically Successful Businesses. — New York : Crown Business, 2011. — 336 p.</w:t>
       </w:r>
     </w:p>
     <w:p>
@@ -15208,77 +11824,13 @@
           <w:lang w:val="en-US"/>
         </w:rPr>
       </w:pPr>
-      <w:proofErr w:type="spellStart"/>
-      <w:r>
-        <w:rPr>
-          <w:rFonts w:cs="Times New Roman"/>
-          <w:szCs w:val="28"/>
-          <w:lang w:val="en-US"/>
-        </w:rPr>
-        <w:t>Supabase</w:t>
-      </w:r>
-      <w:proofErr w:type="spellEnd"/>
-      <w:r>
-        <w:rPr>
-          <w:rFonts w:cs="Times New Roman"/>
-          <w:szCs w:val="28"/>
-          <w:lang w:val="en-US"/>
-        </w:rPr>
-        <w:t xml:space="preserve"> Architecture [</w:t>
-      </w:r>
-      <w:proofErr w:type="spellStart"/>
-      <w:r>
-        <w:rPr>
-          <w:rFonts w:cs="Times New Roman"/>
-          <w:szCs w:val="28"/>
-          <w:lang w:val="en-US"/>
-        </w:rPr>
-        <w:t>Электронный</w:t>
-      </w:r>
-      <w:proofErr w:type="spellEnd"/>
-      <w:r>
-        <w:rPr>
-          <w:rFonts w:cs="Times New Roman"/>
-          <w:szCs w:val="28"/>
-          <w:lang w:val="en-US"/>
-        </w:rPr>
-        <w:t xml:space="preserve"> </w:t>
-      </w:r>
-      <w:proofErr w:type="spellStart"/>
-      <w:r>
-        <w:rPr>
-          <w:rFonts w:cs="Times New Roman"/>
-          <w:szCs w:val="28"/>
-          <w:lang w:val="en-US"/>
-        </w:rPr>
-        <w:t>ресурс</w:t>
-      </w:r>
-      <w:proofErr w:type="spellEnd"/>
-      <w:r>
-        <w:rPr>
-          <w:rFonts w:cs="Times New Roman"/>
-          <w:szCs w:val="28"/>
-          <w:lang w:val="en-US"/>
-        </w:rPr>
-        <w:t xml:space="preserve">] // </w:t>
-      </w:r>
-      <w:proofErr w:type="spellStart"/>
-      <w:r>
-        <w:rPr>
-          <w:rFonts w:cs="Times New Roman"/>
-          <w:szCs w:val="28"/>
-          <w:lang w:val="en-US"/>
-        </w:rPr>
-        <w:t>Supabase</w:t>
-      </w:r>
-      <w:proofErr w:type="spellEnd"/>
-      <w:r>
-        <w:rPr>
-          <w:rFonts w:cs="Times New Roman"/>
-          <w:szCs w:val="28"/>
-          <w:lang w:val="en-US"/>
-        </w:rPr>
-        <w:t xml:space="preserve"> Documentation. — URL: </w:t>
+      <w:r>
+        <w:rPr>
+          <w:rFonts w:cs="Times New Roman"/>
+          <w:szCs w:val="28"/>
+          <w:lang w:val="en-US"/>
+        </w:rPr>
+        <w:t xml:space="preserve">Supabase Architecture [Электронный ресурс] // Supabase Documentation. — URL: </w:t>
       </w:r>
       <w:hyperlink r:id="rId37" w:history="1">
         <w:r>
@@ -15297,43 +11849,7 @@
           <w:szCs w:val="28"/>
           <w:lang w:val="en-US"/>
         </w:rPr>
-        <w:t xml:space="preserve"> (</w:t>
-      </w:r>
-      <w:proofErr w:type="spellStart"/>
-      <w:r>
-        <w:rPr>
-          <w:rFonts w:cs="Times New Roman"/>
-          <w:szCs w:val="28"/>
-          <w:lang w:val="en-US"/>
-        </w:rPr>
-        <w:t>дата</w:t>
-      </w:r>
-      <w:proofErr w:type="spellEnd"/>
-      <w:r>
-        <w:rPr>
-          <w:rFonts w:cs="Times New Roman"/>
-          <w:szCs w:val="28"/>
-          <w:lang w:val="en-US"/>
-        </w:rPr>
-        <w:t xml:space="preserve"> </w:t>
-      </w:r>
-      <w:proofErr w:type="spellStart"/>
-      <w:r>
-        <w:rPr>
-          <w:rFonts w:cs="Times New Roman"/>
-          <w:szCs w:val="28"/>
-          <w:lang w:val="en-US"/>
-        </w:rPr>
-        <w:t>обращения</w:t>
-      </w:r>
-      <w:proofErr w:type="spellEnd"/>
-      <w:r>
-        <w:rPr>
-          <w:rFonts w:cs="Times New Roman"/>
-          <w:szCs w:val="28"/>
-          <w:lang w:val="en-US"/>
-        </w:rPr>
-        <w:t>: 20.02.2026).</w:t>
+        <w:t xml:space="preserve"> (дата обращения: 20.02.2026).</w:t>
       </w:r>
     </w:p>
     <w:p>
@@ -15355,43 +11871,7 @@
           <w:szCs w:val="28"/>
           <w:lang w:val="en-US"/>
         </w:rPr>
-        <w:t>The basics of Kotlin Multiplatform project structure [</w:t>
-      </w:r>
-      <w:proofErr w:type="spellStart"/>
-      <w:r>
-        <w:rPr>
-          <w:rFonts w:cs="Times New Roman"/>
-          <w:szCs w:val="28"/>
-          <w:lang w:val="en-US"/>
-        </w:rPr>
-        <w:t>Электронный</w:t>
-      </w:r>
-      <w:proofErr w:type="spellEnd"/>
-      <w:r>
-        <w:rPr>
-          <w:rFonts w:cs="Times New Roman"/>
-          <w:szCs w:val="28"/>
-          <w:lang w:val="en-US"/>
-        </w:rPr>
-        <w:t xml:space="preserve"> </w:t>
-      </w:r>
-      <w:proofErr w:type="spellStart"/>
-      <w:r>
-        <w:rPr>
-          <w:rFonts w:cs="Times New Roman"/>
-          <w:szCs w:val="28"/>
-          <w:lang w:val="en-US"/>
-        </w:rPr>
-        <w:t>ресурс</w:t>
-      </w:r>
-      <w:proofErr w:type="spellEnd"/>
-      <w:r>
-        <w:rPr>
-          <w:rFonts w:cs="Times New Roman"/>
-          <w:szCs w:val="28"/>
-          <w:lang w:val="en-US"/>
-        </w:rPr>
-        <w:t xml:space="preserve">] // Kotlin Multiplatform Documentation. — URL: </w:t>
+        <w:t xml:space="preserve">The basics of Kotlin Multiplatform project structure [Электронный ресурс] // Kotlin Multiplatform Documentation. — URL: </w:t>
       </w:r>
       <w:hyperlink r:id="rId38" w:history="1">
         <w:r>
@@ -15410,43 +11890,7 @@
           <w:szCs w:val="28"/>
           <w:lang w:val="en-US"/>
         </w:rPr>
-        <w:t xml:space="preserve"> (</w:t>
-      </w:r>
-      <w:proofErr w:type="spellStart"/>
-      <w:r>
-        <w:rPr>
-          <w:rFonts w:cs="Times New Roman"/>
-          <w:szCs w:val="28"/>
-          <w:lang w:val="en-US"/>
-        </w:rPr>
-        <w:t>дата</w:t>
-      </w:r>
-      <w:proofErr w:type="spellEnd"/>
-      <w:r>
-        <w:rPr>
-          <w:rFonts w:cs="Times New Roman"/>
-          <w:szCs w:val="28"/>
-          <w:lang w:val="en-US"/>
-        </w:rPr>
-        <w:t xml:space="preserve"> </w:t>
-      </w:r>
-      <w:proofErr w:type="spellStart"/>
-      <w:r>
-        <w:rPr>
-          <w:rFonts w:cs="Times New Roman"/>
-          <w:szCs w:val="28"/>
-          <w:lang w:val="en-US"/>
-        </w:rPr>
-        <w:t>обращения</w:t>
-      </w:r>
-      <w:proofErr w:type="spellEnd"/>
-      <w:r>
-        <w:rPr>
-          <w:rFonts w:cs="Times New Roman"/>
-          <w:szCs w:val="28"/>
-          <w:lang w:val="en-US"/>
-        </w:rPr>
-        <w:t>: 24.02.2026).</w:t>
+        <w:t xml:space="preserve"> (дата обращения: 24.02.2026).</w:t>
       </w:r>
     </w:p>
     <w:p>
@@ -15468,43 +11912,7 @@
           <w:szCs w:val="28"/>
           <w:lang w:val="en-US"/>
         </w:rPr>
-        <w:t>Topic J. Offline-First Architecture: Designing for Reality, Not Just the Cloud [</w:t>
-      </w:r>
-      <w:proofErr w:type="spellStart"/>
-      <w:r>
-        <w:rPr>
-          <w:rFonts w:cs="Times New Roman"/>
-          <w:szCs w:val="28"/>
-          <w:lang w:val="en-US"/>
-        </w:rPr>
-        <w:t>Электронный</w:t>
-      </w:r>
-      <w:proofErr w:type="spellEnd"/>
-      <w:r>
-        <w:rPr>
-          <w:rFonts w:cs="Times New Roman"/>
-          <w:szCs w:val="28"/>
-          <w:lang w:val="en-US"/>
-        </w:rPr>
-        <w:t xml:space="preserve"> </w:t>
-      </w:r>
-      <w:proofErr w:type="spellStart"/>
-      <w:r>
-        <w:rPr>
-          <w:rFonts w:cs="Times New Roman"/>
-          <w:szCs w:val="28"/>
-          <w:lang w:val="en-US"/>
-        </w:rPr>
-        <w:t>ресурс</w:t>
-      </w:r>
-      <w:proofErr w:type="spellEnd"/>
-      <w:r>
-        <w:rPr>
-          <w:rFonts w:cs="Times New Roman"/>
-          <w:szCs w:val="28"/>
-          <w:lang w:val="en-US"/>
-        </w:rPr>
-        <w:t xml:space="preserve">] // Medium. — 2025. — URL: </w:t>
+        <w:t xml:space="preserve">Topic J. Offline-First Architecture: Designing for Reality, Not Just the Cloud [Электронный ресурс] // Medium. — 2025. — URL: </w:t>
       </w:r>
       <w:hyperlink r:id="rId39" w:history="1">
         <w:r>
@@ -15523,43 +11931,7 @@
           <w:szCs w:val="28"/>
           <w:lang w:val="en-US"/>
         </w:rPr>
-        <w:t xml:space="preserve"> (</w:t>
-      </w:r>
-      <w:proofErr w:type="spellStart"/>
-      <w:r>
-        <w:rPr>
-          <w:rFonts w:cs="Times New Roman"/>
-          <w:szCs w:val="28"/>
-          <w:lang w:val="en-US"/>
-        </w:rPr>
-        <w:t>дата</w:t>
-      </w:r>
-      <w:proofErr w:type="spellEnd"/>
-      <w:r>
-        <w:rPr>
-          <w:rFonts w:cs="Times New Roman"/>
-          <w:szCs w:val="28"/>
-          <w:lang w:val="en-US"/>
-        </w:rPr>
-        <w:t xml:space="preserve"> </w:t>
-      </w:r>
-      <w:proofErr w:type="spellStart"/>
-      <w:r>
-        <w:rPr>
-          <w:rFonts w:cs="Times New Roman"/>
-          <w:szCs w:val="28"/>
-          <w:lang w:val="en-US"/>
-        </w:rPr>
-        <w:t>обращения</w:t>
-      </w:r>
-      <w:proofErr w:type="spellEnd"/>
-      <w:r>
-        <w:rPr>
-          <w:rFonts w:cs="Times New Roman"/>
-          <w:szCs w:val="28"/>
-          <w:lang w:val="en-US"/>
-        </w:rPr>
-        <w:t>: 18.02.2026).</w:t>
+        <w:t xml:space="preserve"> (дата обращения: 18.02.2026).</w:t>
       </w:r>
     </w:p>
     <w:p>
@@ -15575,7 +11947,6 @@
           <w:lang w:val="en-US"/>
         </w:rPr>
       </w:pPr>
-      <w:proofErr w:type="spellStart"/>
       <w:r>
         <w:rPr>
           <w:rFonts w:cs="Times New Roman"/>
@@ -15583,70 +11954,7 @@
           <w:lang w:val="en-US"/>
         </w:rPr>
         <w:lastRenderedPageBreak/>
-        <w:t>Vidmark</w:t>
-      </w:r>
-      <w:proofErr w:type="spellEnd"/>
-      <w:r>
-        <w:rPr>
-          <w:rFonts w:cs="Times New Roman"/>
-          <w:szCs w:val="28"/>
-          <w:lang w:val="en-US"/>
-        </w:rPr>
-        <w:t xml:space="preserve"> V. Performance Evaluation of Kotlin Multiplatform on iOS: Quantitative Comparison between Kotlin and Compose Multiplatform against Native Swift for UI Rendering Hardware </w:t>
-      </w:r>
-      <w:proofErr w:type="gramStart"/>
-      <w:r>
-        <w:rPr>
-          <w:rFonts w:cs="Times New Roman"/>
-          <w:szCs w:val="28"/>
-          <w:lang w:val="en-US"/>
-        </w:rPr>
-        <w:t>Interactions :</w:t>
-      </w:r>
-      <w:proofErr w:type="gramEnd"/>
-      <w:r>
-        <w:rPr>
-          <w:rFonts w:cs="Times New Roman"/>
-          <w:szCs w:val="28"/>
-          <w:lang w:val="en-US"/>
-        </w:rPr>
-        <w:t xml:space="preserve"> master's thesis / V. </w:t>
-      </w:r>
-      <w:proofErr w:type="spellStart"/>
-      <w:r>
-        <w:rPr>
-          <w:rFonts w:cs="Times New Roman"/>
-          <w:szCs w:val="28"/>
-          <w:lang w:val="en-US"/>
-        </w:rPr>
-        <w:t>Vidmark</w:t>
-      </w:r>
-      <w:proofErr w:type="spellEnd"/>
-      <w:r>
-        <w:rPr>
-          <w:rFonts w:cs="Times New Roman"/>
-          <w:szCs w:val="28"/>
-          <w:lang w:val="en-US"/>
-        </w:rPr>
-        <w:t xml:space="preserve">. — </w:t>
-      </w:r>
-      <w:proofErr w:type="gramStart"/>
-      <w:r>
-        <w:rPr>
-          <w:rFonts w:cs="Times New Roman"/>
-          <w:szCs w:val="28"/>
-          <w:lang w:val="en-US"/>
-        </w:rPr>
-        <w:t>Stockholm :</w:t>
-      </w:r>
-      <w:proofErr w:type="gramEnd"/>
-      <w:r>
-        <w:rPr>
-          <w:rFonts w:cs="Times New Roman"/>
-          <w:szCs w:val="28"/>
-          <w:lang w:val="en-US"/>
-        </w:rPr>
-        <w:t xml:space="preserve"> KTH Royal Institute of Technology, 2025. — 89 p.</w:t>
+        <w:t>Vidmark V. Performance Evaluation of Kotlin Multiplatform on iOS: Quantitative Comparison between Kotlin and Compose Multiplatform against Native Swift for UI Rendering Hardware Interactions : master's thesis / V. Vidmark. — Stockholm : KTH Royal Institute of Technology, 2025. — 89 p.</w:t>
       </w:r>
     </w:p>
     <w:p>
@@ -15668,61 +11976,7 @@
           <w:szCs w:val="28"/>
           <w:lang w:val="en-US"/>
         </w:rPr>
-        <w:t>When to Use Flutter for Web in 2025: A Comprehensive Guide [</w:t>
-      </w:r>
-      <w:proofErr w:type="spellStart"/>
-      <w:r>
-        <w:rPr>
-          <w:rFonts w:cs="Times New Roman"/>
-          <w:szCs w:val="28"/>
-          <w:lang w:val="en-US"/>
-        </w:rPr>
-        <w:t>Электронный</w:t>
-      </w:r>
-      <w:proofErr w:type="spellEnd"/>
-      <w:r>
-        <w:rPr>
-          <w:rFonts w:cs="Times New Roman"/>
-          <w:szCs w:val="28"/>
-          <w:lang w:val="en-US"/>
-        </w:rPr>
-        <w:t xml:space="preserve"> </w:t>
-      </w:r>
-      <w:proofErr w:type="spellStart"/>
-      <w:r>
-        <w:rPr>
-          <w:rFonts w:cs="Times New Roman"/>
-          <w:szCs w:val="28"/>
-          <w:lang w:val="en-US"/>
-        </w:rPr>
-        <w:t>ресурс</w:t>
-      </w:r>
-      <w:proofErr w:type="spellEnd"/>
-      <w:r>
-        <w:rPr>
-          <w:rFonts w:cs="Times New Roman"/>
-          <w:szCs w:val="28"/>
-          <w:lang w:val="en-US"/>
-        </w:rPr>
-        <w:t xml:space="preserve">] // Milan </w:t>
-      </w:r>
-      <w:proofErr w:type="spellStart"/>
-      <w:r>
-        <w:rPr>
-          <w:rFonts w:cs="Times New Roman"/>
-          <w:szCs w:val="28"/>
-          <w:lang w:val="en-US"/>
-        </w:rPr>
-        <w:t>Meurrens</w:t>
-      </w:r>
-      <w:proofErr w:type="spellEnd"/>
-      <w:r>
-        <w:rPr>
-          <w:rFonts w:cs="Times New Roman"/>
-          <w:szCs w:val="28"/>
-          <w:lang w:val="en-US"/>
-        </w:rPr>
-        <w:t xml:space="preserve">. — 2025. — URL: </w:t>
+        <w:t xml:space="preserve">When to Use Flutter for Web in 2025: A Comprehensive Guide [Электронный ресурс] // Milan Meurrens. — 2025. — URL: </w:t>
       </w:r>
       <w:hyperlink r:id="rId40" w:history="1">
         <w:r>
@@ -15741,43 +11995,7 @@
           <w:szCs w:val="28"/>
           <w:lang w:val="en-US"/>
         </w:rPr>
-        <w:t xml:space="preserve"> (</w:t>
-      </w:r>
-      <w:proofErr w:type="spellStart"/>
-      <w:r>
-        <w:rPr>
-          <w:rFonts w:cs="Times New Roman"/>
-          <w:szCs w:val="28"/>
-          <w:lang w:val="en-US"/>
-        </w:rPr>
-        <w:t>дата</w:t>
-      </w:r>
-      <w:proofErr w:type="spellEnd"/>
-      <w:r>
-        <w:rPr>
-          <w:rFonts w:cs="Times New Roman"/>
-          <w:szCs w:val="28"/>
-          <w:lang w:val="en-US"/>
-        </w:rPr>
-        <w:t xml:space="preserve"> </w:t>
-      </w:r>
-      <w:proofErr w:type="spellStart"/>
-      <w:r>
-        <w:rPr>
-          <w:rFonts w:cs="Times New Roman"/>
-          <w:szCs w:val="28"/>
-          <w:lang w:val="en-US"/>
-        </w:rPr>
-        <w:t>обращения</w:t>
-      </w:r>
-      <w:proofErr w:type="spellEnd"/>
-      <w:r>
-        <w:rPr>
-          <w:rFonts w:cs="Times New Roman"/>
-          <w:szCs w:val="28"/>
-          <w:lang w:val="en-US"/>
-        </w:rPr>
-        <w:t>: 16.02.2026).</w:t>
+        <w:t xml:space="preserve"> (дата обращения: 16.02.2026).</w:t>
       </w:r>
     </w:p>
     <w:sectPr>

--- a/НИР_2_Николаев_Евгений_источники.docx
+++ b/НИР_2_Николаев_Евгений_источники.docx
@@ -2784,7 +2784,39 @@
           <w:rFonts w:cs="Times New Roman"/>
           <w:szCs w:val="28"/>
         </w:rPr>
-        <w:t>Ситуация усугубляется фрагментацией внутри самих платформ. По данным BrowserStack, в глобальном масштабе пользователи обращаются к веб-ресурсам через более 9000 различных устройств, работающих под управлением более 21 операционной системы [15]. Только в экосистеме Android насчитывается свыше 24 000 уникальных моделей устройств с различными размерами экрана, разрешением, версиями ОС и кастомными оболочками производителей [17].</w:t>
+        <w:t xml:space="preserve">Ситуация усугубляется фрагментацией внутри самих платформ. По данным </w:t>
+      </w:r>
+      <w:proofErr w:type="spellStart"/>
+      <w:r>
+        <w:rPr>
+          <w:rFonts w:cs="Times New Roman"/>
+          <w:szCs w:val="28"/>
+        </w:rPr>
+        <w:t>BrowserStack</w:t>
+      </w:r>
+      <w:proofErr w:type="spellEnd"/>
+      <w:r>
+        <w:rPr>
+          <w:rFonts w:cs="Times New Roman"/>
+          <w:szCs w:val="28"/>
+        </w:rPr>
+        <w:t xml:space="preserve">, в глобальном масштабе пользователи обращаются к веб-ресурсам через более 9000 различных устройств, работающих под управлением более 21 операционной системы [15]. Только в экосистеме Android насчитывается свыше 24 000 уникальных моделей устройств с различными размерами экрана, разрешением, версиями ОС и </w:t>
+      </w:r>
+      <w:proofErr w:type="spellStart"/>
+      <w:r>
+        <w:rPr>
+          <w:rFonts w:cs="Times New Roman"/>
+          <w:szCs w:val="28"/>
+        </w:rPr>
+        <w:t>кастомными</w:t>
+      </w:r>
+      <w:proofErr w:type="spellEnd"/>
+      <w:r>
+        <w:rPr>
+          <w:rFonts w:cs="Times New Roman"/>
+          <w:szCs w:val="28"/>
+        </w:rPr>
+        <w:t xml:space="preserve"> оболочками производителей [17].</w:t>
       </w:r>
     </w:p>
     <w:p>
@@ -2816,7 +2848,39 @@
           <w:rFonts w:cs="Times New Roman"/>
           <w:szCs w:val="28"/>
         </w:rPr>
-        <w:t>Дополнительную сложность создают различия в конвенциях пользовательского интерфейса между платформами. Платформа Android следует руководству Material Design. Платформа iOS придерживается Human Interface Guidelines. Веб-приложения ориентируются на паттерны, принятые в браузерной среде. Десктопные приложения предполагают работу с многооконностью, меню, панелями инструментов и клавиатурными сочетаниями.</w:t>
+        <w:t xml:space="preserve">Дополнительную сложность создают различия в конвенциях пользовательского интерфейса между платформами. Платформа Android следует руководству </w:t>
+      </w:r>
+      <w:proofErr w:type="spellStart"/>
+      <w:r>
+        <w:rPr>
+          <w:rFonts w:cs="Times New Roman"/>
+          <w:szCs w:val="28"/>
+        </w:rPr>
+        <w:t>Material</w:t>
+      </w:r>
+      <w:proofErr w:type="spellEnd"/>
+      <w:r>
+        <w:rPr>
+          <w:rFonts w:cs="Times New Roman"/>
+          <w:szCs w:val="28"/>
+        </w:rPr>
+        <w:t xml:space="preserve"> Design. Платформа iOS придерживается Human Interface </w:t>
+      </w:r>
+      <w:proofErr w:type="spellStart"/>
+      <w:r>
+        <w:rPr>
+          <w:rFonts w:cs="Times New Roman"/>
+          <w:szCs w:val="28"/>
+        </w:rPr>
+        <w:t>Guidelines</w:t>
+      </w:r>
+      <w:proofErr w:type="spellEnd"/>
+      <w:r>
+        <w:rPr>
+          <w:rFonts w:cs="Times New Roman"/>
+          <w:szCs w:val="28"/>
+        </w:rPr>
+        <w:t>. Веб-приложения ориентируются на паттерны, принятые в браузерной среде. Десктопные приложения предполагают работу с многооконностью, меню, панелями инструментов и клавиатурными сочетаниями.</w:t>
       </w:r>
     </w:p>
     <w:p>
@@ -3175,7 +3239,7 @@
           <w:rFonts w:cs="Times New Roman"/>
           <w:szCs w:val="28"/>
         </w:rPr>
-        <w:t xml:space="preserve">Исторически взаимодействие между JavaScript-кодом и нативным слоем осуществлялось через асинхронный мост, сериализующий данные в JSON. Это создавало ограничения по производительности. Асинхронный характер передачи данных приводил к задержкам при обработке пользовательских событий и обновлении интерфейса. </w:t>
+        <w:t xml:space="preserve">Исторически взаимодействие между JavaScript-кодом и нативным слоем осуществлялось через асинхронный мост, сериализующий данные в JSON. Это создавало ограничения по производительности. Асинхронный характер передачи данных приводил к задержкам при обработке пользовательских событий и обновлении интерфейса </w:t>
       </w:r>
       <w:r>
         <w:rPr>
@@ -3228,7 +3292,23 @@
           <w:rFonts w:cs="Times New Roman"/>
           <w:szCs w:val="28"/>
         </w:rPr>
-        <w:t xml:space="preserve"> - C++ интерфейс для прямого обращения к нативным объектам без сериализации;</w:t>
+        <w:t xml:space="preserve"> - C++ интерфейс для прямого обращения к нативным объектам без </w:t>
+      </w:r>
+      <w:proofErr w:type="spellStart"/>
+      <w:r>
+        <w:rPr>
+          <w:rFonts w:cs="Times New Roman"/>
+          <w:szCs w:val="28"/>
+        </w:rPr>
+        <w:t>сериализации</w:t>
+      </w:r>
+      <w:proofErr w:type="spellEnd"/>
+      <w:r>
+        <w:rPr>
+          <w:rFonts w:cs="Times New Roman"/>
+          <w:szCs w:val="28"/>
+        </w:rPr>
+        <w:t>;</w:t>
       </w:r>
     </w:p>
     <w:p>
@@ -3243,6 +3323,7 @@
           <w:szCs w:val="28"/>
         </w:rPr>
       </w:pPr>
+      <w:proofErr w:type="spellStart"/>
       <w:r>
         <w:rPr>
           <w:rFonts w:cs="Times New Roman"/>
@@ -3250,7 +3331,17 @@
           <w:iCs/>
           <w:szCs w:val="28"/>
         </w:rPr>
-        <w:t xml:space="preserve">Fabric </w:t>
+        <w:t>Fabric</w:t>
+      </w:r>
+      <w:proofErr w:type="spellEnd"/>
+      <w:r>
+        <w:rPr>
+          <w:rFonts w:cs="Times New Roman"/>
+          <w:i/>
+          <w:iCs/>
+          <w:szCs w:val="28"/>
+        </w:rPr>
+        <w:t xml:space="preserve"> </w:t>
       </w:r>
       <w:r>
         <w:rPr>
@@ -3272,6 +3363,7 @@
           <w:szCs w:val="28"/>
         </w:rPr>
       </w:pPr>
+      <w:proofErr w:type="spellStart"/>
       <w:r>
         <w:rPr>
           <w:rFonts w:cs="Times New Roman"/>
@@ -3281,6 +3373,7 @@
         </w:rPr>
         <w:t>TurboModules</w:t>
       </w:r>
+      <w:proofErr w:type="spellEnd"/>
       <w:r>
         <w:rPr>
           <w:rFonts w:cs="Times New Roman"/>
@@ -3333,8 +3426,17 @@
           <w:rFonts w:cs="Times New Roman"/>
           <w:szCs w:val="28"/>
         </w:rPr>
-        <w:t>Принципиальным ограничением React Native в контексте настоящего исследования является отсутствие официальной поддержки десктопных и веб-платформ в ядре фреймворка. Поддержка Windows и macOS реализуется через отдельный проект, который разрабатывает Microsof</w:t>
-      </w:r>
+        <w:t xml:space="preserve">Принципиальным ограничением React Native в контексте настоящего исследования является отсутствие официальной поддержки десктопных и веб-платформ в ядре фреймворка. Поддержка Windows и macOS реализуется через отдельный проект, который разрабатывает </w:t>
+      </w:r>
+      <w:proofErr w:type="spellStart"/>
+      <w:r>
+        <w:rPr>
+          <w:rFonts w:cs="Times New Roman"/>
+          <w:szCs w:val="28"/>
+        </w:rPr>
+        <w:t>Microsof</w:t>
+      </w:r>
+      <w:proofErr w:type="spellEnd"/>
       <w:r>
         <w:rPr>
           <w:rFonts w:cs="Times New Roman"/>
@@ -3451,7 +3553,23 @@
           <w:rFonts w:cs="Times New Roman"/>
           <w:szCs w:val="28"/>
         </w:rPr>
-        <w:t xml:space="preserve"> через технологию WebGL. Это означает, что Flutter на вебе не использует стандартные HTML-элементы DOM, а отрисовывает все пиксели самостоятельно </w:t>
+        <w:t xml:space="preserve"> через технологию </w:t>
+      </w:r>
+      <w:proofErr w:type="spellStart"/>
+      <w:r>
+        <w:rPr>
+          <w:rFonts w:cs="Times New Roman"/>
+          <w:szCs w:val="28"/>
+        </w:rPr>
+        <w:t>WebGL</w:t>
+      </w:r>
+      <w:proofErr w:type="spellEnd"/>
+      <w:r>
+        <w:rPr>
+          <w:rFonts w:cs="Times New Roman"/>
+          <w:szCs w:val="28"/>
+        </w:rPr>
+        <w:t xml:space="preserve">. Это означает, что Flutter на вебе не использует стандартные HTML-элементы DOM, а отрисовывает все пиксели самостоятельно </w:t>
       </w:r>
       <w:r>
         <w:rPr>
@@ -3544,7 +3662,55 @@
           <w:rFonts w:cs="Times New Roman"/>
           <w:szCs w:val="28"/>
         </w:rPr>
-        <w:t>Подход с собственным рендерингом обеспечивает полную визуальную консистентность интерфейса между платформами, однако сопряжён с определёнными компромиссами в производительности. Ряд исследований демонстрирует, что Flutter-приложения потребляют больше CPU и оперативной памяти. В частности, Аметова С. и Линдтром Т. показали, что Flutter имеет повышенное потребление CPU и памяти по сравнению с нативными приложениями на обеих мобильных платформах при рендеринге анимаций [6].</w:t>
+        <w:t xml:space="preserve">Подход с собственным рендерингом обеспечивает полную визуальную </w:t>
+      </w:r>
+      <w:proofErr w:type="spellStart"/>
+      <w:r>
+        <w:rPr>
+          <w:rFonts w:cs="Times New Roman"/>
+          <w:szCs w:val="28"/>
+        </w:rPr>
+        <w:t>консистентность</w:t>
+      </w:r>
+      <w:proofErr w:type="spellEnd"/>
+      <w:r>
+        <w:rPr>
+          <w:rFonts w:cs="Times New Roman"/>
+          <w:szCs w:val="28"/>
+        </w:rPr>
+        <w:t xml:space="preserve"> интерфейса между платформами, однако сопряжён с определёнными компромиссами в производительности. Ряд исследований демонстрирует, что Flutter-приложения потребляют больше CPU и оперативной памяти. В частности, </w:t>
+      </w:r>
+      <w:proofErr w:type="spellStart"/>
+      <w:r>
+        <w:rPr>
+          <w:rFonts w:cs="Times New Roman"/>
+          <w:szCs w:val="28"/>
+        </w:rPr>
+        <w:t>Аметова</w:t>
+      </w:r>
+      <w:proofErr w:type="spellEnd"/>
+      <w:r>
+        <w:rPr>
+          <w:rFonts w:cs="Times New Roman"/>
+          <w:szCs w:val="28"/>
+        </w:rPr>
+        <w:t xml:space="preserve"> С. и </w:t>
+      </w:r>
+      <w:proofErr w:type="spellStart"/>
+      <w:r>
+        <w:rPr>
+          <w:rFonts w:cs="Times New Roman"/>
+          <w:szCs w:val="28"/>
+        </w:rPr>
+        <w:t>Линдтром</w:t>
+      </w:r>
+      <w:proofErr w:type="spellEnd"/>
+      <w:r>
+        <w:rPr>
+          <w:rFonts w:cs="Times New Roman"/>
+          <w:szCs w:val="28"/>
+        </w:rPr>
+        <w:t xml:space="preserve"> Т. показали, что Flutter имеет повышенное потребление CPU и памяти по сравнению с нативными приложениями на обеих мобильных платформах при рендеринге анимаций [6].</w:t>
       </w:r>
       <w:r>
         <w:rPr>
@@ -3595,6 +3761,7 @@
         </w:rPr>
         <w:t xml:space="preserve"> </w:t>
       </w:r>
+      <w:proofErr w:type="spellStart"/>
       <w:r>
         <w:rPr>
           <w:rFonts w:cs="Times New Roman"/>
@@ -3602,6 +3769,7 @@
         </w:rPr>
         <w:t>Андерссоном</w:t>
       </w:r>
+      <w:proofErr w:type="spellEnd"/>
       <w:r>
         <w:rPr>
           <w:rFonts w:cs="Times New Roman"/>
@@ -4035,7 +4203,71 @@
           <w:rFonts w:cs="Times New Roman"/>
           <w:szCs w:val="28"/>
         </w:rPr>
-        <w:t xml:space="preserve">Интерфейс строится на стандартных веб-технологиях HTML, CSS и JavaScript с использованием любого из популярных фреймворков, к примеру, Angular, React или Vue. Для доступа к нативным API устройств используется среда выполнения Capacitor. Данная среда предоставляет API для JavaScript с целью обращения к функциям камеры, файловой системы, push-уведомлений и других возможностей операционной системы </w:t>
+        <w:t xml:space="preserve">Интерфейс строится на стандартных веб-технологиях HTML, CSS и JavaScript с использованием любого из популярных фреймворков, к примеру, </w:t>
+      </w:r>
+      <w:proofErr w:type="spellStart"/>
+      <w:r>
+        <w:rPr>
+          <w:rFonts w:cs="Times New Roman"/>
+          <w:szCs w:val="28"/>
+        </w:rPr>
+        <w:t>Angular</w:t>
+      </w:r>
+      <w:proofErr w:type="spellEnd"/>
+      <w:r>
+        <w:rPr>
+          <w:rFonts w:cs="Times New Roman"/>
+          <w:szCs w:val="28"/>
+        </w:rPr>
+        <w:t xml:space="preserve">, React или </w:t>
+      </w:r>
+      <w:proofErr w:type="spellStart"/>
+      <w:r>
+        <w:rPr>
+          <w:rFonts w:cs="Times New Roman"/>
+          <w:szCs w:val="28"/>
+        </w:rPr>
+        <w:t>Vue</w:t>
+      </w:r>
+      <w:proofErr w:type="spellEnd"/>
+      <w:r>
+        <w:rPr>
+          <w:rFonts w:cs="Times New Roman"/>
+          <w:szCs w:val="28"/>
+        </w:rPr>
+        <w:t xml:space="preserve">. Для доступа к нативным API устройств используется среда выполнения </w:t>
+      </w:r>
+      <w:proofErr w:type="spellStart"/>
+      <w:r>
+        <w:rPr>
+          <w:rFonts w:cs="Times New Roman"/>
+          <w:szCs w:val="28"/>
+        </w:rPr>
+        <w:t>Capacitor</w:t>
+      </w:r>
+      <w:proofErr w:type="spellEnd"/>
+      <w:r>
+        <w:rPr>
+          <w:rFonts w:cs="Times New Roman"/>
+          <w:szCs w:val="28"/>
+        </w:rPr>
+        <w:t xml:space="preserve">. Данная среда предоставляет API для JavaScript с целью обращения к функциям камеры, файловой системы, </w:t>
+      </w:r>
+      <w:proofErr w:type="spellStart"/>
+      <w:r>
+        <w:rPr>
+          <w:rFonts w:cs="Times New Roman"/>
+          <w:szCs w:val="28"/>
+        </w:rPr>
+        <w:t>push</w:t>
+      </w:r>
+      <w:proofErr w:type="spellEnd"/>
+      <w:r>
+        <w:rPr>
+          <w:rFonts w:cs="Times New Roman"/>
+          <w:szCs w:val="28"/>
+        </w:rPr>
+        <w:t xml:space="preserve">-уведомлений и других возможностей операционной системы </w:t>
       </w:r>
       <w:r>
         <w:rPr>
@@ -4257,7 +4489,39 @@
           <w:rFonts w:cs="Times New Roman"/>
           <w:szCs w:val="28"/>
         </w:rPr>
-        <w:t>Архитектурно Kotlin Multiplatform основан на модели совместного использования бизнес-логики между платформами за счёт выделения общего модуля и изоляции платформенно-специфичных реализаций. Одним из ключевых механизмов Kotlin Multiplatform является expect/actual-декларация, позволяющая объявлять ожидаемые интерфейсы в общем модуле и предоставлять их конкретные реализации в платформенных модулях [3] Код на Kotlin компилируется в байт-код JVM для Android и Desktop. Для iOS и macOS код компилируется в нативный через Kotlin/Native. Для Web предусмотрены два типа компиляции: Kotlin/JS (транспиляция в JavaScript) и Kotlin/Wasm (компиляция в WebAssembly).</w:t>
+        <w:t xml:space="preserve">Архитектурно Kotlin Multiplatform основан на модели совместного использования бизнес-логики между платформами за счёт выделения общего модуля и изоляции платформенно-специфичных реализаций. Одним из ключевых механизмов Kotlin Multiplatform является </w:t>
+      </w:r>
+      <w:proofErr w:type="spellStart"/>
+      <w:r>
+        <w:rPr>
+          <w:rFonts w:cs="Times New Roman"/>
+          <w:szCs w:val="28"/>
+        </w:rPr>
+        <w:t>expect</w:t>
+      </w:r>
+      <w:proofErr w:type="spellEnd"/>
+      <w:r>
+        <w:rPr>
+          <w:rFonts w:cs="Times New Roman"/>
+          <w:szCs w:val="28"/>
+        </w:rPr>
+        <w:t>/</w:t>
+      </w:r>
+      <w:proofErr w:type="spellStart"/>
+      <w:r>
+        <w:rPr>
+          <w:rFonts w:cs="Times New Roman"/>
+          <w:szCs w:val="28"/>
+        </w:rPr>
+        <w:t>actual</w:t>
+      </w:r>
+      <w:proofErr w:type="spellEnd"/>
+      <w:r>
+        <w:rPr>
+          <w:rFonts w:cs="Times New Roman"/>
+          <w:szCs w:val="28"/>
+        </w:rPr>
+        <w:t>-декларация, позволяющая объявлять ожидаемые интерфейсы в общем модуле и предоставлять их конкретные реализации в платформенных модулях [3] Код на Kotlin компилируется в байт-код JVM для Android и Desktop. Для iOS и macOS код компилируется в нативный через Kotlin/Native. Для Web предусмотрены два типа компиляции: Kotlin/JS (транспиляция в JavaScript) и Kotlin/Wasm (компиляция в WebAssembly).</w:t>
       </w:r>
     </w:p>
     <w:p>
@@ -4501,7 +4765,23 @@
           <w:rFonts w:cs="Times New Roman"/>
           <w:szCs w:val="28"/>
         </w:rPr>
-        <w:t xml:space="preserve">Kotlin/JS - тип, при котором Kotlin-код транспилируется в JavaScript. Находится в стабильной версии. Kotlin/JS обеспечивает более широкую совместимость с браузерами (включая старые версии, не поддерживающие </w:t>
+        <w:t xml:space="preserve">Kotlin/JS - тип, при котором Kotlin-код </w:t>
+      </w:r>
+      <w:proofErr w:type="spellStart"/>
+      <w:r>
+        <w:rPr>
+          <w:rFonts w:cs="Times New Roman"/>
+          <w:szCs w:val="28"/>
+        </w:rPr>
+        <w:t>транспилируется</w:t>
+      </w:r>
+      <w:proofErr w:type="spellEnd"/>
+      <w:r>
+        <w:rPr>
+          <w:rFonts w:cs="Times New Roman"/>
+          <w:szCs w:val="28"/>
+        </w:rPr>
+        <w:t xml:space="preserve"> в JavaScript. Находится в стабильной версии. Kotlin/JS обеспечивает более широкую совместимость с браузерами (включая старые версии, не поддерживающие </w:t>
       </w:r>
       <w:r>
         <w:t>Wasm GC</w:t>
@@ -4804,7 +5084,23 @@
           <w:rFonts w:cs="Times New Roman"/>
           <w:szCs w:val="28"/>
         </w:rPr>
-        <w:t xml:space="preserve">, но не позволяет переиспользовать </w:t>
+        <w:t xml:space="preserve">, но не позволяет </w:t>
+      </w:r>
+      <w:proofErr w:type="spellStart"/>
+      <w:r>
+        <w:rPr>
+          <w:rFonts w:cs="Times New Roman"/>
+          <w:szCs w:val="28"/>
+        </w:rPr>
+        <w:t>переиспользовать</w:t>
+      </w:r>
+      <w:proofErr w:type="spellEnd"/>
+      <w:r>
+        <w:rPr>
+          <w:rFonts w:cs="Times New Roman"/>
+          <w:szCs w:val="28"/>
+        </w:rPr>
+        <w:t xml:space="preserve"> </w:t>
       </w:r>
       <w:r>
         <w:rPr>
@@ -4865,7 +5161,23 @@
           <w:rFonts w:cs="Times New Roman"/>
           <w:szCs w:val="28"/>
         </w:rPr>
-        <w:t xml:space="preserve">Что касается производительности, исследование Видмарк В.  показало, что Compose Multiplatform на iOS при рендеринге анимаций демонстрирует повышенное потребление CPU по сравнению с нативной Swift-реализацией: при сложных анимациях с множеством элементов средняя частота кадров </w:t>
+        <w:t xml:space="preserve">Что касается производительности, исследование </w:t>
+      </w:r>
+      <w:proofErr w:type="spellStart"/>
+      <w:r>
+        <w:rPr>
+          <w:rFonts w:cs="Times New Roman"/>
+          <w:szCs w:val="28"/>
+        </w:rPr>
+        <w:t>Видмарк</w:t>
+      </w:r>
+      <w:proofErr w:type="spellEnd"/>
+      <w:r>
+        <w:rPr>
+          <w:rFonts w:cs="Times New Roman"/>
+          <w:szCs w:val="28"/>
+        </w:rPr>
+        <w:t xml:space="preserve"> В.  показало, что Compose Multiplatform на iOS при рендеринге анимаций демонстрирует повышенное потребление CPU по сравнению с нативной Swift-реализацией: при сложных анимациях с множеством элементов средняя частота кадров </w:t>
       </w:r>
       <w:r>
         <w:rPr>
@@ -7134,7 +7446,23 @@
           <w:rFonts w:cs="Times New Roman"/>
           <w:szCs w:val="28"/>
         </w:rPr>
-        <w:t xml:space="preserve">Для разрабатываемого приложения определены следующие целевые показатели. Время отклика на пользовательские действия не должно превышать 100 мс. Анимации и переходы должны выполняться с частотой не менее 60 кадров в секунду. Время холодного запуска приложения не должно превышать 2 секунд на мобильных устройствах среднего ценового сегмента и 3 секунд для веб-версии. Все операции с локальными данными должны </w:t>
+        <w:t xml:space="preserve">Для разрабатываемого приложения определены следующие целевые показатели. Время отклика на пользовательские действия не должно превышать 100 </w:t>
+      </w:r>
+      <w:proofErr w:type="spellStart"/>
+      <w:r>
+        <w:rPr>
+          <w:rFonts w:cs="Times New Roman"/>
+          <w:szCs w:val="28"/>
+        </w:rPr>
+        <w:t>мс</w:t>
+      </w:r>
+      <w:proofErr w:type="spellEnd"/>
+      <w:r>
+        <w:rPr>
+          <w:rFonts w:cs="Times New Roman"/>
+          <w:szCs w:val="28"/>
+        </w:rPr>
+        <w:t xml:space="preserve">. Анимации и переходы должны выполняться с частотой не менее 60 кадров в секунду. Время холодного запуска приложения не должно превышать 2 секунд на мобильных устройствах среднего ценового сегмента и 3 секунд для веб-версии. Все операции с локальными данными должны </w:t>
       </w:r>
       <w:r>
         <w:rPr>
@@ -7213,7 +7541,23 @@
           <w:rFonts w:cs="Times New Roman"/>
           <w:szCs w:val="28"/>
         </w:rPr>
-        <w:t>Исследования в области приватности приложений для ментального здоровья свидетельствуют о систематических проблемах в отрасли. Ивайя Л. и соавторы провели эмпирический анализ 27 наиболее популярных приложений для ментального здоровья из Google Play Store и выявили, что 74 % из них получили оценку критического или высокого риска по шкале безопасности приложений, причём основной причиной являлись небезопасные практики кодирования и угрозы раскрытия информации [19]. Независимый аудит Mozilla Foundation, проведённый в 2023 году, показал, что 59 % наиболее популярных приложений для ментального здоровья получили предупреждающую маркировку о недостаточной защите приватности, а 40 % приложений ухудшили свои практики по сравнению с предыдущим годом [23].</w:t>
+        <w:t xml:space="preserve">Исследования в области приватности приложений для ментального здоровья свидетельствуют о систематических проблемах в отрасли. </w:t>
+      </w:r>
+      <w:proofErr w:type="spellStart"/>
+      <w:r>
+        <w:rPr>
+          <w:rFonts w:cs="Times New Roman"/>
+          <w:szCs w:val="28"/>
+        </w:rPr>
+        <w:t>Ивайя</w:t>
+      </w:r>
+      <w:proofErr w:type="spellEnd"/>
+      <w:r>
+        <w:rPr>
+          <w:rFonts w:cs="Times New Roman"/>
+          <w:szCs w:val="28"/>
+        </w:rPr>
+        <w:t xml:space="preserve"> Л. и соавторы провели эмпирический анализ 27 наиболее популярных приложений для ментального здоровья из Google Play Store и выявили, что 74 % из них получили оценку критического или высокого риска по шкале безопасности приложений, причём основной причиной являлись небезопасные практики кодирования и угрозы раскрытия информации [19]. Независимый аудит Mozilla Foundation, проведённый в 2023 году, показал, что 59 % наиболее популярных приложений для ментального здоровья получили предупреждающую маркировку о недостаточной защите приватности, а 40 % приложений ухудшили свои практики по сравнению с предыдущим годом [23].</w:t>
       </w:r>
     </w:p>
     <w:p>
@@ -7326,7 +7670,23 @@
           <w:rFonts w:cs="Times New Roman"/>
           <w:szCs w:val="28"/>
         </w:rPr>
-        <w:t>Все функции MVP должны быть доступны на каждой из трёх целевых платформ без исключений. Интерфейс должен использовать единую дизайн-систему на всех платформах, обеспечивая визуальную согласованность. Компоновка экранов должна адаптироваться к размеру окна. На узких экранах используется одноколоночная компоновка, на широких допускается расширение области контента или отображение дополнительных панелей. Приложение должно корректно обрабатывать различные модели ввода. Сенсорный ввод на мобильных устройствах, ввод с клавиатуры и мыши на десктопе. Код пользовательского интерфейса реализуется единообразно для всех платформ с использованием Compose Multiplatform. Платформенно-</w:t>
+        <w:t xml:space="preserve">Все функции MVP должны быть доступны на каждой из трёх целевых платформ без исключений. Интерфейс должен использовать единую дизайн-систему на всех платформах, обеспечивая визуальную согласованность. Компоновка экранов должна адаптироваться к размеру окна. На узких экранах используется </w:t>
+      </w:r>
+      <w:proofErr w:type="spellStart"/>
+      <w:r>
+        <w:rPr>
+          <w:rFonts w:cs="Times New Roman"/>
+          <w:szCs w:val="28"/>
+        </w:rPr>
+        <w:t>одноколоночная</w:t>
+      </w:r>
+      <w:proofErr w:type="spellEnd"/>
+      <w:r>
+        <w:rPr>
+          <w:rFonts w:cs="Times New Roman"/>
+          <w:szCs w:val="28"/>
+        </w:rPr>
+        <w:t xml:space="preserve"> компоновка, на широких допускается расширение области контента или отображение дополнительных панелей. Приложение должно корректно обрабатывать различные модели ввода. Сенсорный ввод на мобильных устройствах, ввод с клавиатуры и мыши на десктопе. Код пользовательского интерфейса реализуется единообразно для всех платформ с использованием Compose Multiplatform. Платформенно-</w:t>
       </w:r>
       <w:r>
         <w:rPr>
@@ -7375,7 +7735,23 @@
           <w:rFonts w:cs="Times New Roman"/>
           <w:szCs w:val="28"/>
         </w:rPr>
-        <w:t>Приложение реализует архитектуру offline-first, при которой локальная база данных является основным источником данных для интерфейса. Все операции чтения и записи выполняются локально и мгновенно отражаются в интерфейсе. Синхронизация с серверным хранилищем происходит в фоновом режиме при наличии сетевого соединения. Такая архитектура, как отмечается в исследовании Дж. Топика, представляет собой парадигму проектирования, в которой сетевой доступ рассматривается как опциональный ресурс, а не обязательное условие функционирования [33].</w:t>
+        <w:t xml:space="preserve">Приложение реализует архитектуру </w:t>
+      </w:r>
+      <w:proofErr w:type="spellStart"/>
+      <w:r>
+        <w:rPr>
+          <w:rFonts w:cs="Times New Roman"/>
+          <w:szCs w:val="28"/>
+        </w:rPr>
+        <w:t>offline-first</w:t>
+      </w:r>
+      <w:proofErr w:type="spellEnd"/>
+      <w:r>
+        <w:rPr>
+          <w:rFonts w:cs="Times New Roman"/>
+          <w:szCs w:val="28"/>
+        </w:rPr>
+        <w:t>, при которой локальная база данных является основным источником данных для интерфейса. Все операции чтения и записи выполняются локально и мгновенно отражаются в интерфейсе. Синхронизация с серверным хранилищем происходит в фоновом режиме при наличии сетевого соединения. Такая архитектура, как отмечается в исследовании Дж. Топика, представляет собой парадигму проектирования, в которой сетевой доступ рассматривается как опциональный ресурс, а не обязательное условие функционирования [33].</w:t>
       </w:r>
     </w:p>
     <w:p>
@@ -7400,7 +7776,39 @@
           <w:rFonts w:cs="Times New Roman"/>
           <w:szCs w:val="28"/>
         </w:rPr>
-        <w:t>Архитектура проекта должна обеспечивать модульное разделение кода на общий и платформенно-специфичный модули. Общий модуль должен включать весь код пользовательского интерфейса, бизнес-логику, модели данных и навигацию. Платформенно-специфичный код должен быть ограничен конфигурацией точки входа приложения, адаптацией к размерам экрана и реализациями отдельных API операционной системы через механизм expect/actual. Целевая доля общего кода составляет не менее 90 % от совокупного объёма проекта. Добавление поддержки новой платформы не должно требовать переписывания существующего общего модуля.</w:t>
+        <w:t xml:space="preserve">Архитектура проекта должна обеспечивать модульное разделение кода на общий и платформенно-специфичный модули. Общий модуль должен включать весь код пользовательского интерфейса, бизнес-логику, модели данных и навигацию. Платформенно-специфичный код должен быть ограничен конфигурацией точки входа приложения, адаптацией к размерам экрана и реализациями отдельных API операционной системы через механизм </w:t>
+      </w:r>
+      <w:proofErr w:type="spellStart"/>
+      <w:r>
+        <w:rPr>
+          <w:rFonts w:cs="Times New Roman"/>
+          <w:szCs w:val="28"/>
+        </w:rPr>
+        <w:t>expect</w:t>
+      </w:r>
+      <w:proofErr w:type="spellEnd"/>
+      <w:r>
+        <w:rPr>
+          <w:rFonts w:cs="Times New Roman"/>
+          <w:szCs w:val="28"/>
+        </w:rPr>
+        <w:t>/</w:t>
+      </w:r>
+      <w:proofErr w:type="spellStart"/>
+      <w:r>
+        <w:rPr>
+          <w:rFonts w:cs="Times New Roman"/>
+          <w:szCs w:val="28"/>
+        </w:rPr>
+        <w:t>actual</w:t>
+      </w:r>
+      <w:proofErr w:type="spellEnd"/>
+      <w:r>
+        <w:rPr>
+          <w:rFonts w:cs="Times New Roman"/>
+          <w:szCs w:val="28"/>
+        </w:rPr>
+        <w:t>. Целевая доля общего кода составляет не менее 90 % от совокупного объёма проекта. Добавление поддержки новой платформы не должно требовать переписывания существующего общего модуля.</w:t>
       </w:r>
       <w:r>
         <w:t xml:space="preserve"> </w:t>
@@ -7552,7 +7960,71 @@
           <w:rFonts w:cs="Times New Roman"/>
           <w:szCs w:val="28"/>
         </w:rPr>
-        <w:t>Архитектура KMP-проекта строится на разделении кода между общим модулем и платформенными точками входа. В разрабатываемом приложении проект состоит из четырёх модулей. В них входят три платформенных модуля (androidApp, desktopApp и webApp) и один общий модуль (shared). Данная структура представлена на Рисунке 2.</w:t>
+        <w:t>Архитектура KMP-проекта строится на разделении кода между общим модулем и платформенными точками входа. В разрабатываемом приложении проект состоит из четырёх модулей. В них входят три платформенных модуля (</w:t>
+      </w:r>
+      <w:proofErr w:type="spellStart"/>
+      <w:r>
+        <w:rPr>
+          <w:rFonts w:cs="Times New Roman"/>
+          <w:szCs w:val="28"/>
+        </w:rPr>
+        <w:t>androidApp</w:t>
+      </w:r>
+      <w:proofErr w:type="spellEnd"/>
+      <w:r>
+        <w:rPr>
+          <w:rFonts w:cs="Times New Roman"/>
+          <w:szCs w:val="28"/>
+        </w:rPr>
+        <w:t xml:space="preserve">, </w:t>
+      </w:r>
+      <w:proofErr w:type="spellStart"/>
+      <w:r>
+        <w:rPr>
+          <w:rFonts w:cs="Times New Roman"/>
+          <w:szCs w:val="28"/>
+        </w:rPr>
+        <w:t>desktopApp</w:t>
+      </w:r>
+      <w:proofErr w:type="spellEnd"/>
+      <w:r>
+        <w:rPr>
+          <w:rFonts w:cs="Times New Roman"/>
+          <w:szCs w:val="28"/>
+        </w:rPr>
+        <w:t xml:space="preserve"> и </w:t>
+      </w:r>
+      <w:proofErr w:type="spellStart"/>
+      <w:r>
+        <w:rPr>
+          <w:rFonts w:cs="Times New Roman"/>
+          <w:szCs w:val="28"/>
+        </w:rPr>
+        <w:t>webApp</w:t>
+      </w:r>
+      <w:proofErr w:type="spellEnd"/>
+      <w:r>
+        <w:rPr>
+          <w:rFonts w:cs="Times New Roman"/>
+          <w:szCs w:val="28"/>
+        </w:rPr>
+        <w:t>) и один общий модуль (</w:t>
+      </w:r>
+      <w:proofErr w:type="spellStart"/>
+      <w:r>
+        <w:rPr>
+          <w:rFonts w:cs="Times New Roman"/>
+          <w:szCs w:val="28"/>
+        </w:rPr>
+        <w:t>shared</w:t>
+      </w:r>
+      <w:proofErr w:type="spellEnd"/>
+      <w:r>
+        <w:rPr>
+          <w:rFonts w:cs="Times New Roman"/>
+          <w:szCs w:val="28"/>
+        </w:rPr>
+        <w:t>). Данная структура представлена на Рисунке 2.</w:t>
       </w:r>
     </w:p>
     <w:p>
@@ -7623,29 +8095,24 @@
       <w:r>
         <w:t xml:space="preserve">Рисунок </w:t>
       </w:r>
-      <w:r>
-        <w:fldChar w:fldCharType="begin"/>
-      </w:r>
-      <w:r>
-        <w:instrText xml:space="preserve"> SEQ Рисунок \* ARABIC </w:instrText>
-      </w:r>
-      <w:r>
-        <w:fldChar w:fldCharType="separate"/>
-      </w:r>
-      <w:r>
-        <w:rPr>
-          <w:noProof/>
-        </w:rPr>
-        <w:t>2</w:t>
-      </w:r>
-      <w:r>
-        <w:rPr>
-          <w:noProof/>
-        </w:rPr>
-        <w:fldChar w:fldCharType="end"/>
-      </w:r>
-      <w:r>
-        <w:t xml:space="preserve"> - Верхнеуровневая структура </w:t>
+      <w:fldSimple w:instr=" SEQ Рисунок \* ARABIC ">
+        <w:r>
+          <w:rPr>
+            <w:noProof/>
+          </w:rPr>
+          <w:t>2</w:t>
+        </w:r>
+      </w:fldSimple>
+      <w:r>
+        <w:t xml:space="preserve"> - </w:t>
+      </w:r>
+      <w:proofErr w:type="spellStart"/>
+      <w:r>
+        <w:t>Верхнеуровневая</w:t>
+      </w:r>
+      <w:proofErr w:type="spellEnd"/>
+      <w:r>
+        <w:t xml:space="preserve"> структура </w:t>
       </w:r>
       <w:r>
         <w:rPr>
@@ -7671,7 +8138,23 @@
           <w:rFonts w:cs="Times New Roman"/>
           <w:szCs w:val="28"/>
         </w:rPr>
-        <w:t xml:space="preserve">Платформенные модули содержат минимальный код, необходимый для запуска приложения на целевой платформе. Модуль androidApp определяет </w:t>
+        <w:t xml:space="preserve">Платформенные модули содержат минимальный код, необходимый для запуска приложения на целевой платформе. Модуль </w:t>
+      </w:r>
+      <w:proofErr w:type="spellStart"/>
+      <w:r>
+        <w:rPr>
+          <w:rFonts w:cs="Times New Roman"/>
+          <w:szCs w:val="28"/>
+        </w:rPr>
+        <w:t>androidApp</w:t>
+      </w:r>
+      <w:proofErr w:type="spellEnd"/>
+      <w:r>
+        <w:rPr>
+          <w:rFonts w:cs="Times New Roman"/>
+          <w:szCs w:val="28"/>
+        </w:rPr>
+        <w:t xml:space="preserve"> определяет </w:t>
       </w:r>
       <w:r>
         <w:rPr>
@@ -7682,12 +8165,69 @@
         <w:lastRenderedPageBreak/>
         <w:t>Main</w:t>
       </w:r>
-      <w:r>
-        <w:rPr>
-          <w:rFonts w:cs="Times New Roman"/>
-          <w:szCs w:val="28"/>
-        </w:rPr>
-        <w:t>Activity и конфигурацию Android-манифеста. Модуль desktopApp содержит точку входа JVM-приложения с настройкой параметров окна. Модуль webApp отвечает за инициализацию Compose-приложения в HTML-документе. Все три модуля зависят от модуля shared, в котором сосредоточены пользовательский интерфейс, бизнес-логика, модели данных, навигация и взаимодействие с источниками данных.</w:t>
+      <w:proofErr w:type="spellStart"/>
+      <w:r>
+        <w:rPr>
+          <w:rFonts w:cs="Times New Roman"/>
+          <w:szCs w:val="28"/>
+        </w:rPr>
+        <w:t>Activity</w:t>
+      </w:r>
+      <w:proofErr w:type="spellEnd"/>
+      <w:r>
+        <w:rPr>
+          <w:rFonts w:cs="Times New Roman"/>
+          <w:szCs w:val="28"/>
+        </w:rPr>
+        <w:t xml:space="preserve"> и конфигурацию Android-манифеста. Модуль </w:t>
+      </w:r>
+      <w:proofErr w:type="spellStart"/>
+      <w:r>
+        <w:rPr>
+          <w:rFonts w:cs="Times New Roman"/>
+          <w:szCs w:val="28"/>
+        </w:rPr>
+        <w:t>desktopApp</w:t>
+      </w:r>
+      <w:proofErr w:type="spellEnd"/>
+      <w:r>
+        <w:rPr>
+          <w:rFonts w:cs="Times New Roman"/>
+          <w:szCs w:val="28"/>
+        </w:rPr>
+        <w:t xml:space="preserve"> содержит точку входа JVM-приложения с настройкой параметров окна. Модуль </w:t>
+      </w:r>
+      <w:proofErr w:type="spellStart"/>
+      <w:r>
+        <w:rPr>
+          <w:rFonts w:cs="Times New Roman"/>
+          <w:szCs w:val="28"/>
+        </w:rPr>
+        <w:t>webApp</w:t>
+      </w:r>
+      <w:proofErr w:type="spellEnd"/>
+      <w:r>
+        <w:rPr>
+          <w:rFonts w:cs="Times New Roman"/>
+          <w:szCs w:val="28"/>
+        </w:rPr>
+        <w:t xml:space="preserve"> отвечает за инициализацию Compose-приложения в HTML-документе. Все три модуля зависят от модуля </w:t>
+      </w:r>
+      <w:proofErr w:type="spellStart"/>
+      <w:r>
+        <w:rPr>
+          <w:rFonts w:cs="Times New Roman"/>
+          <w:szCs w:val="28"/>
+        </w:rPr>
+        <w:t>shared</w:t>
+      </w:r>
+      <w:proofErr w:type="spellEnd"/>
+      <w:r>
+        <w:rPr>
+          <w:rFonts w:cs="Times New Roman"/>
+          <w:szCs w:val="28"/>
+        </w:rPr>
+        <w:t>, в котором сосредоточены пользовательский интерфейс, бизнес-логика, модели данных, навигация и взаимодействие с источниками данных.</w:t>
       </w:r>
     </w:p>
     <w:p>
@@ -7704,7 +8244,55 @@
           <w:rFonts w:cs="Times New Roman"/>
           <w:szCs w:val="28"/>
         </w:rPr>
-        <w:t>Внутри модуля shared код организован в иерархию source set.</w:t>
+        <w:t xml:space="preserve">Внутри модуля </w:t>
+      </w:r>
+      <w:proofErr w:type="spellStart"/>
+      <w:r>
+        <w:rPr>
+          <w:rFonts w:cs="Times New Roman"/>
+          <w:szCs w:val="28"/>
+        </w:rPr>
+        <w:t>shared</w:t>
+      </w:r>
+      <w:proofErr w:type="spellEnd"/>
+      <w:r>
+        <w:rPr>
+          <w:rFonts w:cs="Times New Roman"/>
+          <w:szCs w:val="28"/>
+        </w:rPr>
+        <w:t xml:space="preserve"> код организован в иерархию </w:t>
+      </w:r>
+      <w:proofErr w:type="spellStart"/>
+      <w:r>
+        <w:rPr>
+          <w:rFonts w:cs="Times New Roman"/>
+          <w:szCs w:val="28"/>
+        </w:rPr>
+        <w:t>source</w:t>
+      </w:r>
+      <w:proofErr w:type="spellEnd"/>
+      <w:r>
+        <w:rPr>
+          <w:rFonts w:cs="Times New Roman"/>
+          <w:szCs w:val="28"/>
+        </w:rPr>
+        <w:t xml:space="preserve"> </w:t>
+      </w:r>
+      <w:proofErr w:type="spellStart"/>
+      <w:r>
+        <w:rPr>
+          <w:rFonts w:cs="Times New Roman"/>
+          <w:szCs w:val="28"/>
+        </w:rPr>
+        <w:t>set</w:t>
+      </w:r>
+      <w:proofErr w:type="spellEnd"/>
+      <w:r>
+        <w:rPr>
+          <w:rFonts w:cs="Times New Roman"/>
+          <w:szCs w:val="28"/>
+        </w:rPr>
+        <w:t>.</w:t>
       </w:r>
     </w:p>
     <w:p>
@@ -7723,14 +8311,70 @@
           <w:bCs/>
           <w:szCs w:val="28"/>
         </w:rPr>
-        <w:t xml:space="preserve">Набор исходного кода (source set) </w:t>
-      </w:r>
-      <w:r>
-        <w:rPr>
-          <w:rFonts w:cs="Times New Roman"/>
-          <w:szCs w:val="28"/>
-        </w:rPr>
-        <w:t xml:space="preserve">— это совокупность файлов с программным кодом, ресурсов, зависимостей и параметров компиляции, объединённых по принадлежности к определённой целевой платформе или группе платформ. Source set является основным механизмом разделения и повторного использования кода в проектах Kotlin Multiplatform [32]. </w:t>
+        <w:t>Набор исходного кода (</w:t>
+      </w:r>
+      <w:proofErr w:type="spellStart"/>
+      <w:r>
+        <w:rPr>
+          <w:rFonts w:cs="Times New Roman"/>
+          <w:b/>
+          <w:bCs/>
+          <w:szCs w:val="28"/>
+        </w:rPr>
+        <w:t>source</w:t>
+      </w:r>
+      <w:proofErr w:type="spellEnd"/>
+      <w:r>
+        <w:rPr>
+          <w:rFonts w:cs="Times New Roman"/>
+          <w:b/>
+          <w:bCs/>
+          <w:szCs w:val="28"/>
+        </w:rPr>
+        <w:t xml:space="preserve"> </w:t>
+      </w:r>
+      <w:proofErr w:type="spellStart"/>
+      <w:r>
+        <w:rPr>
+          <w:rFonts w:cs="Times New Roman"/>
+          <w:b/>
+          <w:bCs/>
+          <w:szCs w:val="28"/>
+        </w:rPr>
+        <w:t>set</w:t>
+      </w:r>
+      <w:proofErr w:type="spellEnd"/>
+      <w:r>
+        <w:rPr>
+          <w:rFonts w:cs="Times New Roman"/>
+          <w:b/>
+          <w:bCs/>
+          <w:szCs w:val="28"/>
+        </w:rPr>
+        <w:t xml:space="preserve">) </w:t>
+      </w:r>
+      <w:r>
+        <w:rPr>
+          <w:rFonts w:cs="Times New Roman"/>
+          <w:szCs w:val="28"/>
+        </w:rPr>
+        <w:t xml:space="preserve">— это совокупность файлов с программным кодом, ресурсов, зависимостей и параметров компиляции, объединённых по принадлежности к определённой целевой платформе или группе платформ. Source </w:t>
+      </w:r>
+      <w:proofErr w:type="spellStart"/>
+      <w:r>
+        <w:rPr>
+          <w:rFonts w:cs="Times New Roman"/>
+          <w:szCs w:val="28"/>
+        </w:rPr>
+        <w:t>set</w:t>
+      </w:r>
+      <w:proofErr w:type="spellEnd"/>
+      <w:r>
+        <w:rPr>
+          <w:rFonts w:cs="Times New Roman"/>
+          <w:szCs w:val="28"/>
+        </w:rPr>
+        <w:t xml:space="preserve"> является основным механизмом разделения и повторного использования кода в проектах Kotlin Multiplatform [32]. </w:t>
       </w:r>
     </w:p>
     <w:p>
@@ -7747,7 +8391,71 @@
           <w:rFonts w:cs="Times New Roman"/>
           <w:szCs w:val="28"/>
         </w:rPr>
-        <w:t>Kotlin Gradle Plugin предоставляет шаблон иерархии по умолчанию, который автоматически создаёт необходимые source sets на основании объявленных в проекте целевых платформ.</w:t>
+        <w:t xml:space="preserve">Kotlin </w:t>
+      </w:r>
+      <w:proofErr w:type="spellStart"/>
+      <w:r>
+        <w:rPr>
+          <w:rFonts w:cs="Times New Roman"/>
+          <w:szCs w:val="28"/>
+        </w:rPr>
+        <w:t>Gradle</w:t>
+      </w:r>
+      <w:proofErr w:type="spellEnd"/>
+      <w:r>
+        <w:rPr>
+          <w:rFonts w:cs="Times New Roman"/>
+          <w:szCs w:val="28"/>
+        </w:rPr>
+        <w:t xml:space="preserve"> </w:t>
+      </w:r>
+      <w:proofErr w:type="spellStart"/>
+      <w:r>
+        <w:rPr>
+          <w:rFonts w:cs="Times New Roman"/>
+          <w:szCs w:val="28"/>
+        </w:rPr>
+        <w:t>Plugin</w:t>
+      </w:r>
+      <w:proofErr w:type="spellEnd"/>
+      <w:r>
+        <w:rPr>
+          <w:rFonts w:cs="Times New Roman"/>
+          <w:szCs w:val="28"/>
+        </w:rPr>
+        <w:t xml:space="preserve"> предоставляет шаблон иерархии по умолчанию, который автоматически создаёт необходимые </w:t>
+      </w:r>
+      <w:proofErr w:type="spellStart"/>
+      <w:r>
+        <w:rPr>
+          <w:rFonts w:cs="Times New Roman"/>
+          <w:szCs w:val="28"/>
+        </w:rPr>
+        <w:t>source</w:t>
+      </w:r>
+      <w:proofErr w:type="spellEnd"/>
+      <w:r>
+        <w:rPr>
+          <w:rFonts w:cs="Times New Roman"/>
+          <w:szCs w:val="28"/>
+        </w:rPr>
+        <w:t xml:space="preserve"> </w:t>
+      </w:r>
+      <w:proofErr w:type="spellStart"/>
+      <w:r>
+        <w:rPr>
+          <w:rFonts w:cs="Times New Roman"/>
+          <w:szCs w:val="28"/>
+        </w:rPr>
+        <w:t>sets</w:t>
+      </w:r>
+      <w:proofErr w:type="spellEnd"/>
+      <w:r>
+        <w:rPr>
+          <w:rFonts w:cs="Times New Roman"/>
+          <w:szCs w:val="28"/>
+        </w:rPr>
+        <w:t xml:space="preserve"> на основании объявленных в проекте целевых платформ.</w:t>
       </w:r>
     </w:p>
     <w:p>
@@ -7764,8 +8472,41 @@
           <w:rFonts w:cs="Times New Roman"/>
           <w:szCs w:val="28"/>
         </w:rPr>
-        <w:t xml:space="preserve">Для каждого узла иерархии создаются два source sets с суффиксами </w:t>
-      </w:r>
+        <w:t xml:space="preserve">Для каждого узла иерархии создаются два </w:t>
+      </w:r>
+      <w:proofErr w:type="spellStart"/>
+      <w:r>
+        <w:rPr>
+          <w:rFonts w:cs="Times New Roman"/>
+          <w:szCs w:val="28"/>
+        </w:rPr>
+        <w:t>source</w:t>
+      </w:r>
+      <w:proofErr w:type="spellEnd"/>
+      <w:r>
+        <w:rPr>
+          <w:rFonts w:cs="Times New Roman"/>
+          <w:szCs w:val="28"/>
+        </w:rPr>
+        <w:t xml:space="preserve"> </w:t>
+      </w:r>
+      <w:proofErr w:type="spellStart"/>
+      <w:r>
+        <w:rPr>
+          <w:rFonts w:cs="Times New Roman"/>
+          <w:szCs w:val="28"/>
+        </w:rPr>
+        <w:t>sets</w:t>
+      </w:r>
+      <w:proofErr w:type="spellEnd"/>
+      <w:r>
+        <w:rPr>
+          <w:rFonts w:cs="Times New Roman"/>
+          <w:szCs w:val="28"/>
+        </w:rPr>
+        <w:t xml:space="preserve"> с суффиксами </w:t>
+      </w:r>
+      <w:proofErr w:type="spellStart"/>
       <w:r>
         <w:rPr>
           <w:rFonts w:cs="Times New Roman"/>
@@ -7777,6 +8518,7 @@
         </w:rPr>
         <w:t>Main</w:t>
       </w:r>
+      <w:proofErr w:type="spellEnd"/>
       <w:r>
         <w:rPr>
           <w:rFonts w:cs="Times New Roman"/>
@@ -7800,8 +8542,25 @@
           <w:rFonts w:cs="Times New Roman"/>
           <w:szCs w:val="28"/>
         </w:rPr>
-        <w:t xml:space="preserve">. Source sets с суффиксом </w:t>
-      </w:r>
+        <w:t xml:space="preserve">. Source </w:t>
+      </w:r>
+      <w:proofErr w:type="spellStart"/>
+      <w:r>
+        <w:rPr>
+          <w:rFonts w:cs="Times New Roman"/>
+          <w:szCs w:val="28"/>
+        </w:rPr>
+        <w:t>sets</w:t>
+      </w:r>
+      <w:proofErr w:type="spellEnd"/>
+      <w:r>
+        <w:rPr>
+          <w:rFonts w:cs="Times New Roman"/>
+          <w:szCs w:val="28"/>
+        </w:rPr>
+        <w:t xml:space="preserve"> с суффиксом </w:t>
+      </w:r>
+      <w:proofErr w:type="spellStart"/>
       <w:r>
         <w:rPr>
           <w:rFonts w:cs="Times New Roman"/>
@@ -7811,12 +8570,45 @@
         </w:rPr>
         <w:t>Main</w:t>
       </w:r>
-      <w:r>
-        <w:rPr>
-          <w:rFonts w:cs="Times New Roman"/>
-          <w:szCs w:val="28"/>
-        </w:rPr>
-        <w:t xml:space="preserve"> содержат production-код приложения, включаемый в итоговый артефакт сборки. Source sets с суффиксом </w:t>
+      <w:proofErr w:type="spellEnd"/>
+      <w:r>
+        <w:rPr>
+          <w:rFonts w:cs="Times New Roman"/>
+          <w:szCs w:val="28"/>
+        </w:rPr>
+        <w:t xml:space="preserve"> содержат </w:t>
+      </w:r>
+      <w:proofErr w:type="spellStart"/>
+      <w:r>
+        <w:rPr>
+          <w:rFonts w:cs="Times New Roman"/>
+          <w:szCs w:val="28"/>
+        </w:rPr>
+        <w:t>production</w:t>
+      </w:r>
+      <w:proofErr w:type="spellEnd"/>
+      <w:r>
+        <w:rPr>
+          <w:rFonts w:cs="Times New Roman"/>
+          <w:szCs w:val="28"/>
+        </w:rPr>
+        <w:t xml:space="preserve">-код приложения, включаемый в итоговый артефакт сборки. Source </w:t>
+      </w:r>
+      <w:proofErr w:type="spellStart"/>
+      <w:r>
+        <w:rPr>
+          <w:rFonts w:cs="Times New Roman"/>
+          <w:szCs w:val="28"/>
+        </w:rPr>
+        <w:t>sets</w:t>
+      </w:r>
+      <w:proofErr w:type="spellEnd"/>
+      <w:r>
+        <w:rPr>
+          <w:rFonts w:cs="Times New Roman"/>
+          <w:szCs w:val="28"/>
+        </w:rPr>
+        <w:t xml:space="preserve"> с суффиксом </w:t>
       </w:r>
       <w:r>
         <w:rPr>
@@ -7848,29 +8640,111 @@
           <w:rFonts w:cs="Times New Roman"/>
           <w:szCs w:val="28"/>
         </w:rPr>
-        <w:t xml:space="preserve"> source sets наследуют все зависимости соответствующих </w:t>
+        <w:t xml:space="preserve"> </w:t>
+      </w:r>
+      <w:proofErr w:type="spellStart"/>
+      <w:r>
+        <w:rPr>
+          <w:rFonts w:cs="Times New Roman"/>
+          <w:szCs w:val="28"/>
+        </w:rPr>
+        <w:t>source</w:t>
+      </w:r>
+      <w:proofErr w:type="spellEnd"/>
+      <w:r>
+        <w:rPr>
+          <w:rFonts w:cs="Times New Roman"/>
+          <w:szCs w:val="28"/>
+        </w:rPr>
+        <w:t xml:space="preserve"> </w:t>
+      </w:r>
+      <w:proofErr w:type="spellStart"/>
+      <w:r>
+        <w:rPr>
+          <w:rFonts w:cs="Times New Roman"/>
+          <w:szCs w:val="28"/>
+        </w:rPr>
+        <w:t>sets</w:t>
+      </w:r>
+      <w:proofErr w:type="spellEnd"/>
+      <w:r>
+        <w:rPr>
+          <w:rFonts w:cs="Times New Roman"/>
+          <w:szCs w:val="28"/>
+        </w:rPr>
+        <w:t xml:space="preserve"> наследуют все зависимости соответствующих </w:t>
       </w:r>
       <w:r>
         <w:rPr>
           <w:i/>
           <w:iCs/>
         </w:rPr>
-        <w:t>*Main</w:t>
-      </w:r>
-      <w:r>
-        <w:rPr>
-          <w:rFonts w:cs="Times New Roman"/>
-          <w:szCs w:val="28"/>
-        </w:rPr>
-        <w:t xml:space="preserve"> source </w:t>
-      </w:r>
+        <w:t>*</w:t>
+      </w:r>
+      <w:proofErr w:type="spellStart"/>
+      <w:r>
+        <w:rPr>
+          <w:i/>
+          <w:iCs/>
+        </w:rPr>
+        <w:t>Main</w:t>
+      </w:r>
+      <w:proofErr w:type="spellEnd"/>
+      <w:r>
+        <w:rPr>
+          <w:rFonts w:cs="Times New Roman"/>
+          <w:szCs w:val="28"/>
+        </w:rPr>
+        <w:t xml:space="preserve"> </w:t>
+      </w:r>
+      <w:proofErr w:type="spellStart"/>
+      <w:r>
+        <w:rPr>
+          <w:rFonts w:cs="Times New Roman"/>
+          <w:szCs w:val="28"/>
+        </w:rPr>
+        <w:t>source</w:t>
+      </w:r>
+      <w:proofErr w:type="spellEnd"/>
+      <w:r>
+        <w:rPr>
+          <w:rFonts w:cs="Times New Roman"/>
+          <w:szCs w:val="28"/>
+        </w:rPr>
+        <w:t xml:space="preserve"> </w:t>
+      </w:r>
+      <w:proofErr w:type="spellStart"/>
       <w:r>
         <w:rPr>
           <w:rFonts w:cs="Times New Roman"/>
           <w:szCs w:val="28"/>
         </w:rPr>
         <w:lastRenderedPageBreak/>
-        <w:t>sets, но не наоборот, что позволяет изолировать тестовые зависимости от production-кода [16].</w:t>
+        <w:t>sets</w:t>
+      </w:r>
+      <w:proofErr w:type="spellEnd"/>
+      <w:r>
+        <w:rPr>
+          <w:rFonts w:cs="Times New Roman"/>
+          <w:szCs w:val="28"/>
+        </w:rPr>
+        <w:t xml:space="preserve">, но не наоборот, что позволяет изолировать тестовые зависимости от </w:t>
+      </w:r>
+      <w:proofErr w:type="spellStart"/>
+      <w:r>
+        <w:rPr>
+          <w:rFonts w:cs="Times New Roman"/>
+          <w:szCs w:val="28"/>
+        </w:rPr>
+        <w:t>production</w:t>
+      </w:r>
+      <w:proofErr w:type="spellEnd"/>
+      <w:r>
+        <w:rPr>
+          <w:rFonts w:cs="Times New Roman"/>
+          <w:szCs w:val="28"/>
+        </w:rPr>
+        <w:t>-кода [16].</w:t>
       </w:r>
     </w:p>
     <w:p>
@@ -7887,7 +8761,39 @@
           <w:rFonts w:cs="Times New Roman"/>
           <w:szCs w:val="28"/>
         </w:rPr>
-        <w:t>Примеры стандартных source set:</w:t>
+        <w:t xml:space="preserve">Примеры стандартных </w:t>
+      </w:r>
+      <w:proofErr w:type="spellStart"/>
+      <w:r>
+        <w:rPr>
+          <w:rFonts w:cs="Times New Roman"/>
+          <w:szCs w:val="28"/>
+        </w:rPr>
+        <w:t>source</w:t>
+      </w:r>
+      <w:proofErr w:type="spellEnd"/>
+      <w:r>
+        <w:rPr>
+          <w:rFonts w:cs="Times New Roman"/>
+          <w:szCs w:val="28"/>
+        </w:rPr>
+        <w:t xml:space="preserve"> </w:t>
+      </w:r>
+      <w:proofErr w:type="spellStart"/>
+      <w:r>
+        <w:rPr>
+          <w:rFonts w:cs="Times New Roman"/>
+          <w:szCs w:val="28"/>
+        </w:rPr>
+        <w:t>set</w:t>
+      </w:r>
+      <w:proofErr w:type="spellEnd"/>
+      <w:r>
+        <w:rPr>
+          <w:rFonts w:cs="Times New Roman"/>
+          <w:szCs w:val="28"/>
+        </w:rPr>
+        <w:t>:</w:t>
       </w:r>
     </w:p>
     <w:p>
@@ -7903,6 +8809,7 @@
           <w:szCs w:val="28"/>
         </w:rPr>
       </w:pPr>
+      <w:proofErr w:type="spellStart"/>
       <w:r>
         <w:rPr>
           <w:rFonts w:cs="Times New Roman"/>
@@ -7910,8 +8817,29 @@
           <w:iCs/>
           <w:szCs w:val="28"/>
         </w:rPr>
-        <w:t>commonMain/common</w:t>
-      </w:r>
+        <w:t>commonMain</w:t>
+      </w:r>
+      <w:proofErr w:type="spellEnd"/>
+      <w:r>
+        <w:rPr>
+          <w:rFonts w:cs="Times New Roman"/>
+          <w:i/>
+          <w:iCs/>
+          <w:szCs w:val="28"/>
+        </w:rPr>
+        <w:t>/</w:t>
+      </w:r>
+      <w:proofErr w:type="spellStart"/>
+      <w:r>
+        <w:rPr>
+          <w:rFonts w:cs="Times New Roman"/>
+          <w:i/>
+          <w:iCs/>
+          <w:szCs w:val="28"/>
+        </w:rPr>
+        <w:t>common</w:t>
+      </w:r>
+      <w:proofErr w:type="spellEnd"/>
       <w:r>
         <w:rPr>
           <w:rFonts w:cs="Times New Roman"/>
@@ -7947,6 +8875,7 @@
           <w:lang w:val="en-US"/>
         </w:rPr>
       </w:pPr>
+      <w:proofErr w:type="spellStart"/>
       <w:r>
         <w:rPr>
           <w:rFonts w:cs="Times New Roman"/>
@@ -7955,8 +8884,31 @@
           <w:szCs w:val="28"/>
           <w:lang w:val="en-US"/>
         </w:rPr>
-        <w:t>androidMain/androidTest</w:t>
-      </w:r>
+        <w:t>androidMain</w:t>
+      </w:r>
+      <w:proofErr w:type="spellEnd"/>
+      <w:r>
+        <w:rPr>
+          <w:rFonts w:cs="Times New Roman"/>
+          <w:i/>
+          <w:iCs/>
+          <w:szCs w:val="28"/>
+          <w:lang w:val="en-US"/>
+        </w:rPr>
+        <w:t>/</w:t>
+      </w:r>
+      <w:proofErr w:type="spellStart"/>
+      <w:r>
+        <w:rPr>
+          <w:rFonts w:cs="Times New Roman"/>
+          <w:i/>
+          <w:iCs/>
+          <w:szCs w:val="28"/>
+          <w:lang w:val="en-US"/>
+        </w:rPr>
+        <w:t>androidTest</w:t>
+      </w:r>
+      <w:proofErr w:type="spellEnd"/>
       <w:r>
         <w:rPr>
           <w:rFonts w:cs="Times New Roman"/>
@@ -8024,6 +8976,7 @@
           <w:szCs w:val="28"/>
         </w:rPr>
       </w:pPr>
+      <w:proofErr w:type="spellStart"/>
       <w:r>
         <w:rPr>
           <w:rFonts w:cs="Times New Roman"/>
@@ -8034,6 +8987,7 @@
         </w:rPr>
         <w:t>iosMain</w:t>
       </w:r>
+      <w:proofErr w:type="spellEnd"/>
       <w:r>
         <w:rPr>
           <w:rFonts w:cs="Times New Roman"/>
@@ -8041,8 +8995,19 @@
           <w:iCs/>
           <w:szCs w:val="28"/>
         </w:rPr>
-        <w:t>/ios</w:t>
-      </w:r>
+        <w:t>/</w:t>
+      </w:r>
+      <w:proofErr w:type="spellStart"/>
+      <w:r>
+        <w:rPr>
+          <w:rFonts w:cs="Times New Roman"/>
+          <w:i/>
+          <w:iCs/>
+          <w:szCs w:val="28"/>
+        </w:rPr>
+        <w:t>ios</w:t>
+      </w:r>
+      <w:proofErr w:type="spellEnd"/>
       <w:r>
         <w:rPr>
           <w:rFonts w:cs="Times New Roman"/>
@@ -8089,6 +9054,7 @@
           <w:szCs w:val="28"/>
         </w:rPr>
       </w:pPr>
+      <w:proofErr w:type="spellStart"/>
       <w:r>
         <w:rPr>
           <w:rFonts w:cs="Times New Roman"/>
@@ -8096,14 +9062,35 @@
           <w:iCs/>
           <w:szCs w:val="28"/>
         </w:rPr>
-        <w:t>jvmMain/jvm</w:t>
-      </w:r>
+        <w:t>jvmMain</w:t>
+      </w:r>
+      <w:proofErr w:type="spellEnd"/>
       <w:r>
         <w:rPr>
           <w:rFonts w:cs="Times New Roman"/>
           <w:i/>
           <w:iCs/>
           <w:szCs w:val="28"/>
+        </w:rPr>
+        <w:t>/</w:t>
+      </w:r>
+      <w:proofErr w:type="spellStart"/>
+      <w:r>
+        <w:rPr>
+          <w:rFonts w:cs="Times New Roman"/>
+          <w:i/>
+          <w:iCs/>
+          <w:szCs w:val="28"/>
+        </w:rPr>
+        <w:t>jvm</w:t>
+      </w:r>
+      <w:proofErr w:type="spellEnd"/>
+      <w:r>
+        <w:rPr>
+          <w:rFonts w:cs="Times New Roman"/>
+          <w:i/>
+          <w:iCs/>
+          <w:szCs w:val="28"/>
           <w:lang w:val="en-US"/>
         </w:rPr>
         <w:t>Test</w:t>
@@ -8113,7 +9100,23 @@
           <w:rFonts w:cs="Times New Roman"/>
           <w:szCs w:val="28"/>
         </w:rPr>
-        <w:t xml:space="preserve"> - код для JVM-таргетов;</w:t>
+        <w:t xml:space="preserve"> - код для JVM-</w:t>
+      </w:r>
+      <w:proofErr w:type="spellStart"/>
+      <w:r>
+        <w:rPr>
+          <w:rFonts w:cs="Times New Roman"/>
+          <w:szCs w:val="28"/>
+        </w:rPr>
+        <w:t>таргетов</w:t>
+      </w:r>
+      <w:proofErr w:type="spellEnd"/>
+      <w:r>
+        <w:rPr>
+          <w:rFonts w:cs="Times New Roman"/>
+          <w:szCs w:val="28"/>
+        </w:rPr>
+        <w:t>;</w:t>
       </w:r>
     </w:p>
     <w:p>
@@ -8129,6 +9132,7 @@
           <w:szCs w:val="28"/>
         </w:rPr>
       </w:pPr>
+      <w:proofErr w:type="spellStart"/>
       <w:r>
         <w:rPr>
           <w:rFonts w:cs="Times New Roman"/>
@@ -8136,8 +9140,29 @@
           <w:iCs/>
           <w:szCs w:val="28"/>
         </w:rPr>
-        <w:t>webMain/web</w:t>
-      </w:r>
+        <w:t>webMain</w:t>
+      </w:r>
+      <w:proofErr w:type="spellEnd"/>
+      <w:r>
+        <w:rPr>
+          <w:rFonts w:cs="Times New Roman"/>
+          <w:i/>
+          <w:iCs/>
+          <w:szCs w:val="28"/>
+        </w:rPr>
+        <w:t>/</w:t>
+      </w:r>
+      <w:proofErr w:type="spellStart"/>
+      <w:r>
+        <w:rPr>
+          <w:rFonts w:cs="Times New Roman"/>
+          <w:i/>
+          <w:iCs/>
+          <w:szCs w:val="28"/>
+        </w:rPr>
+        <w:t>web</w:t>
+      </w:r>
+      <w:proofErr w:type="spellEnd"/>
       <w:r>
         <w:rPr>
           <w:rFonts w:cs="Times New Roman"/>
@@ -8169,6 +9194,7 @@
           <w:szCs w:val="28"/>
         </w:rPr>
       </w:pPr>
+      <w:proofErr w:type="spellStart"/>
       <w:r>
         <w:rPr>
           <w:rFonts w:cs="Times New Roman"/>
@@ -8179,6 +9205,7 @@
         </w:rPr>
         <w:t>jsMain</w:t>
       </w:r>
+      <w:proofErr w:type="spellEnd"/>
       <w:r>
         <w:rPr>
           <w:rFonts w:cs="Times New Roman"/>
@@ -8188,6 +9215,7 @@
         </w:rPr>
         <w:t>/</w:t>
       </w:r>
+      <w:proofErr w:type="spellStart"/>
       <w:r>
         <w:rPr>
           <w:rFonts w:cs="Times New Roman"/>
@@ -8198,6 +9226,7 @@
         </w:rPr>
         <w:t>jsTest</w:t>
       </w:r>
+      <w:proofErr w:type="spellEnd"/>
       <w:r>
         <w:rPr>
           <w:rFonts w:cs="Times New Roman"/>
@@ -8273,6 +9302,7 @@
           <w:szCs w:val="28"/>
         </w:rPr>
       </w:pPr>
+      <w:proofErr w:type="spellStart"/>
       <w:r>
         <w:rPr>
           <w:rFonts w:cs="Times New Roman"/>
@@ -8280,18 +9310,30 @@
           <w:iCs/>
           <w:szCs w:val="28"/>
         </w:rPr>
-        <w:t>wasmJsMain/</w:t>
-      </w:r>
+        <w:t>wasmJsMain</w:t>
+      </w:r>
+      <w:proofErr w:type="spellEnd"/>
       <w:r>
         <w:rPr>
           <w:rFonts w:cs="Times New Roman"/>
           <w:i/>
           <w:iCs/>
           <w:szCs w:val="28"/>
+        </w:rPr>
+        <w:t>/</w:t>
+      </w:r>
+      <w:proofErr w:type="spellStart"/>
+      <w:r>
+        <w:rPr>
+          <w:rFonts w:cs="Times New Roman"/>
+          <w:i/>
+          <w:iCs/>
+          <w:szCs w:val="28"/>
           <w:lang w:val="en-US"/>
         </w:rPr>
         <w:t>wasmJsTest</w:t>
       </w:r>
+      <w:proofErr w:type="spellEnd"/>
       <w:r>
         <w:rPr>
           <w:rFonts w:cs="Times New Roman"/>
@@ -8314,7 +9356,151 @@
           <w:rFonts w:cs="Times New Roman"/>
           <w:szCs w:val="28"/>
         </w:rPr>
-        <w:t xml:space="preserve"> В нашем проекте корневым является commonMain, содержащий код, доступный на всех платформах. От него наследуются два source set: jsMain и промежуточный nonJsMain. Source set nonJsMain, в свою очередь, является родительским для androidMain и jvmMain. Данная иерархия представлена на Рисунке 3.</w:t>
+        <w:t xml:space="preserve"> В нашем проекте корневым является </w:t>
+      </w:r>
+      <w:proofErr w:type="spellStart"/>
+      <w:r>
+        <w:rPr>
+          <w:rFonts w:cs="Times New Roman"/>
+          <w:szCs w:val="28"/>
+        </w:rPr>
+        <w:t>commonMain</w:t>
+      </w:r>
+      <w:proofErr w:type="spellEnd"/>
+      <w:r>
+        <w:rPr>
+          <w:rFonts w:cs="Times New Roman"/>
+          <w:szCs w:val="28"/>
+        </w:rPr>
+        <w:t xml:space="preserve">, содержащий код, доступный на всех платформах. От него наследуются два </w:t>
+      </w:r>
+      <w:proofErr w:type="spellStart"/>
+      <w:r>
+        <w:rPr>
+          <w:rFonts w:cs="Times New Roman"/>
+          <w:szCs w:val="28"/>
+        </w:rPr>
+        <w:t>source</w:t>
+      </w:r>
+      <w:proofErr w:type="spellEnd"/>
+      <w:r>
+        <w:rPr>
+          <w:rFonts w:cs="Times New Roman"/>
+          <w:szCs w:val="28"/>
+        </w:rPr>
+        <w:t xml:space="preserve"> </w:t>
+      </w:r>
+      <w:proofErr w:type="spellStart"/>
+      <w:r>
+        <w:rPr>
+          <w:rFonts w:cs="Times New Roman"/>
+          <w:szCs w:val="28"/>
+        </w:rPr>
+        <w:t>set</w:t>
+      </w:r>
+      <w:proofErr w:type="spellEnd"/>
+      <w:r>
+        <w:rPr>
+          <w:rFonts w:cs="Times New Roman"/>
+          <w:szCs w:val="28"/>
+        </w:rPr>
+        <w:t xml:space="preserve">: </w:t>
+      </w:r>
+      <w:proofErr w:type="spellStart"/>
+      <w:r>
+        <w:rPr>
+          <w:rFonts w:cs="Times New Roman"/>
+          <w:szCs w:val="28"/>
+        </w:rPr>
+        <w:t>jsMain</w:t>
+      </w:r>
+      <w:proofErr w:type="spellEnd"/>
+      <w:r>
+        <w:rPr>
+          <w:rFonts w:cs="Times New Roman"/>
+          <w:szCs w:val="28"/>
+        </w:rPr>
+        <w:t xml:space="preserve"> и промежуточный </w:t>
+      </w:r>
+      <w:proofErr w:type="spellStart"/>
+      <w:r>
+        <w:rPr>
+          <w:rFonts w:cs="Times New Roman"/>
+          <w:szCs w:val="28"/>
+        </w:rPr>
+        <w:t>nonJsMain</w:t>
+      </w:r>
+      <w:proofErr w:type="spellEnd"/>
+      <w:r>
+        <w:rPr>
+          <w:rFonts w:cs="Times New Roman"/>
+          <w:szCs w:val="28"/>
+        </w:rPr>
+        <w:t xml:space="preserve">. Source </w:t>
+      </w:r>
+      <w:proofErr w:type="spellStart"/>
+      <w:r>
+        <w:rPr>
+          <w:rFonts w:cs="Times New Roman"/>
+          <w:szCs w:val="28"/>
+        </w:rPr>
+        <w:t>set</w:t>
+      </w:r>
+      <w:proofErr w:type="spellEnd"/>
+      <w:r>
+        <w:rPr>
+          <w:rFonts w:cs="Times New Roman"/>
+          <w:szCs w:val="28"/>
+        </w:rPr>
+        <w:t xml:space="preserve"> </w:t>
+      </w:r>
+      <w:proofErr w:type="spellStart"/>
+      <w:r>
+        <w:rPr>
+          <w:rFonts w:cs="Times New Roman"/>
+          <w:szCs w:val="28"/>
+        </w:rPr>
+        <w:t>nonJsMain</w:t>
+      </w:r>
+      <w:proofErr w:type="spellEnd"/>
+      <w:r>
+        <w:rPr>
+          <w:rFonts w:cs="Times New Roman"/>
+          <w:szCs w:val="28"/>
+        </w:rPr>
+        <w:t xml:space="preserve">, в свою очередь, является родительским для </w:t>
+      </w:r>
+      <w:proofErr w:type="spellStart"/>
+      <w:r>
+        <w:rPr>
+          <w:rFonts w:cs="Times New Roman"/>
+          <w:szCs w:val="28"/>
+        </w:rPr>
+        <w:t>androidMain</w:t>
+      </w:r>
+      <w:proofErr w:type="spellEnd"/>
+      <w:r>
+        <w:rPr>
+          <w:rFonts w:cs="Times New Roman"/>
+          <w:szCs w:val="28"/>
+        </w:rPr>
+        <w:t xml:space="preserve"> и </w:t>
+      </w:r>
+      <w:proofErr w:type="spellStart"/>
+      <w:r>
+        <w:rPr>
+          <w:rFonts w:cs="Times New Roman"/>
+          <w:szCs w:val="28"/>
+        </w:rPr>
+        <w:t>jvmMain</w:t>
+      </w:r>
+      <w:proofErr w:type="spellEnd"/>
+      <w:r>
+        <w:rPr>
+          <w:rFonts w:cs="Times New Roman"/>
+          <w:szCs w:val="28"/>
+        </w:rPr>
+        <w:t>. Данная иерархия представлена на Рисунке 3.</w:t>
       </w:r>
     </w:p>
     <w:p>
@@ -8386,27 +9572,14 @@
       <w:r>
         <w:t xml:space="preserve">Рисунок </w:t>
       </w:r>
-      <w:r>
-        <w:fldChar w:fldCharType="begin"/>
-      </w:r>
-      <w:r>
-        <w:instrText xml:space="preserve"> SEQ Рисунок \* ARABIC </w:instrText>
-      </w:r>
-      <w:r>
-        <w:fldChar w:fldCharType="separate"/>
-      </w:r>
-      <w:r>
-        <w:rPr>
-          <w:noProof/>
-        </w:rPr>
-        <w:t>3</w:t>
-      </w:r>
-      <w:r>
-        <w:rPr>
-          <w:noProof/>
-        </w:rPr>
-        <w:fldChar w:fldCharType="end"/>
-      </w:r>
+      <w:fldSimple w:instr=" SEQ Рисунок \* ARABIC ">
+        <w:r>
+          <w:rPr>
+            <w:noProof/>
+          </w:rPr>
+          <w:t>3</w:t>
+        </w:r>
+      </w:fldSimple>
       <w:r>
         <w:t xml:space="preserve"> - Иерархия </w:t>
       </w:r>
@@ -8450,7 +9623,183 @@
           <w:szCs w:val="28"/>
         </w:rPr>
         <w:lastRenderedPageBreak/>
-        <w:t>Введение промежуточного source set nonJsMain обусловлено архитектурной необходимостью. Платформы Android и Desktop используют среду выполнения JVM и, как следствие, разделяют общий набор зависимостей и механизмов, недоступных в JavaScript-среде. В контексте данного проекта это касается работы с локальной базой данных SQLite и механизма офлайн-синхронизации через PowerSync SDK, который поддерживает Kotlin-таргеты для Android и Desktop, но не поддерживает таргет Kotlin/JS [27]. Промежуточный source set позволяет вынести реализацию слоя данных для JVM-платформ в одно место, избежав дублирования между androidMain и jvmMain.</w:t>
+        <w:t xml:space="preserve">Введение промежуточного </w:t>
+      </w:r>
+      <w:proofErr w:type="spellStart"/>
+      <w:r>
+        <w:rPr>
+          <w:rFonts w:cs="Times New Roman"/>
+          <w:szCs w:val="28"/>
+        </w:rPr>
+        <w:t>source</w:t>
+      </w:r>
+      <w:proofErr w:type="spellEnd"/>
+      <w:r>
+        <w:rPr>
+          <w:rFonts w:cs="Times New Roman"/>
+          <w:szCs w:val="28"/>
+        </w:rPr>
+        <w:t xml:space="preserve"> </w:t>
+      </w:r>
+      <w:proofErr w:type="spellStart"/>
+      <w:r>
+        <w:rPr>
+          <w:rFonts w:cs="Times New Roman"/>
+          <w:szCs w:val="28"/>
+        </w:rPr>
+        <w:t>set</w:t>
+      </w:r>
+      <w:proofErr w:type="spellEnd"/>
+      <w:r>
+        <w:rPr>
+          <w:rFonts w:cs="Times New Roman"/>
+          <w:szCs w:val="28"/>
+        </w:rPr>
+        <w:t xml:space="preserve"> </w:t>
+      </w:r>
+      <w:proofErr w:type="spellStart"/>
+      <w:r>
+        <w:rPr>
+          <w:rFonts w:cs="Times New Roman"/>
+          <w:szCs w:val="28"/>
+        </w:rPr>
+        <w:t>nonJsMain</w:t>
+      </w:r>
+      <w:proofErr w:type="spellEnd"/>
+      <w:r>
+        <w:rPr>
+          <w:rFonts w:cs="Times New Roman"/>
+          <w:szCs w:val="28"/>
+        </w:rPr>
+        <w:t xml:space="preserve"> обусловлено архитектурной необходимостью. Платформы Android и Desktop используют среду выполнения JVM и, как следствие, разделяют общий набор зависимостей и механизмов, недоступных в JavaScript-среде. В контексте данного проекта это касается работы с локальной базой данных </w:t>
+      </w:r>
+      <w:proofErr w:type="spellStart"/>
+      <w:r>
+        <w:rPr>
+          <w:rFonts w:cs="Times New Roman"/>
+          <w:szCs w:val="28"/>
+        </w:rPr>
+        <w:t>SQLite</w:t>
+      </w:r>
+      <w:proofErr w:type="spellEnd"/>
+      <w:r>
+        <w:rPr>
+          <w:rFonts w:cs="Times New Roman"/>
+          <w:szCs w:val="28"/>
+        </w:rPr>
+        <w:t xml:space="preserve"> и механизма офлайн-синхронизации через </w:t>
+      </w:r>
+      <w:proofErr w:type="spellStart"/>
+      <w:r>
+        <w:rPr>
+          <w:rFonts w:cs="Times New Roman"/>
+          <w:szCs w:val="28"/>
+        </w:rPr>
+        <w:t>PowerSync</w:t>
+      </w:r>
+      <w:proofErr w:type="spellEnd"/>
+      <w:r>
+        <w:rPr>
+          <w:rFonts w:cs="Times New Roman"/>
+          <w:szCs w:val="28"/>
+        </w:rPr>
+        <w:t xml:space="preserve"> SDK, который поддерживает Kotlin-</w:t>
+      </w:r>
+      <w:proofErr w:type="spellStart"/>
+      <w:r>
+        <w:rPr>
+          <w:rFonts w:cs="Times New Roman"/>
+          <w:szCs w:val="28"/>
+        </w:rPr>
+        <w:t>таргеты</w:t>
+      </w:r>
+      <w:proofErr w:type="spellEnd"/>
+      <w:r>
+        <w:rPr>
+          <w:rFonts w:cs="Times New Roman"/>
+          <w:szCs w:val="28"/>
+        </w:rPr>
+        <w:t xml:space="preserve"> для Android и Desktop, но не поддерживает </w:t>
+      </w:r>
+      <w:proofErr w:type="spellStart"/>
+      <w:r>
+        <w:rPr>
+          <w:rFonts w:cs="Times New Roman"/>
+          <w:szCs w:val="28"/>
+        </w:rPr>
+        <w:t>таргет</w:t>
+      </w:r>
+      <w:proofErr w:type="spellEnd"/>
+      <w:r>
+        <w:rPr>
+          <w:rFonts w:cs="Times New Roman"/>
+          <w:szCs w:val="28"/>
+        </w:rPr>
+        <w:t xml:space="preserve"> Kotlin/JS [27]. Промежуточный </w:t>
+      </w:r>
+      <w:proofErr w:type="spellStart"/>
+      <w:r>
+        <w:rPr>
+          <w:rFonts w:cs="Times New Roman"/>
+          <w:szCs w:val="28"/>
+        </w:rPr>
+        <w:t>source</w:t>
+      </w:r>
+      <w:proofErr w:type="spellEnd"/>
+      <w:r>
+        <w:rPr>
+          <w:rFonts w:cs="Times New Roman"/>
+          <w:szCs w:val="28"/>
+        </w:rPr>
+        <w:t xml:space="preserve"> </w:t>
+      </w:r>
+      <w:proofErr w:type="spellStart"/>
+      <w:r>
+        <w:rPr>
+          <w:rFonts w:cs="Times New Roman"/>
+          <w:szCs w:val="28"/>
+        </w:rPr>
+        <w:t>set</w:t>
+      </w:r>
+      <w:proofErr w:type="spellEnd"/>
+      <w:r>
+        <w:rPr>
+          <w:rFonts w:cs="Times New Roman"/>
+          <w:szCs w:val="28"/>
+        </w:rPr>
+        <w:t xml:space="preserve"> позволяет вынести реализацию слоя данных для JVM-платформ в одно место, избежав дублирования между </w:t>
+      </w:r>
+      <w:proofErr w:type="spellStart"/>
+      <w:r>
+        <w:rPr>
+          <w:rFonts w:cs="Times New Roman"/>
+          <w:szCs w:val="28"/>
+        </w:rPr>
+        <w:t>androidMain</w:t>
+      </w:r>
+      <w:proofErr w:type="spellEnd"/>
+      <w:r>
+        <w:rPr>
+          <w:rFonts w:cs="Times New Roman"/>
+          <w:szCs w:val="28"/>
+        </w:rPr>
+        <w:t xml:space="preserve"> и </w:t>
+      </w:r>
+      <w:proofErr w:type="spellStart"/>
+      <w:r>
+        <w:rPr>
+          <w:rFonts w:cs="Times New Roman"/>
+          <w:szCs w:val="28"/>
+        </w:rPr>
+        <w:t>jvmMain</w:t>
+      </w:r>
+      <w:proofErr w:type="spellEnd"/>
+      <w:r>
+        <w:rPr>
+          <w:rFonts w:cs="Times New Roman"/>
+          <w:szCs w:val="28"/>
+        </w:rPr>
+        <w:t>.</w:t>
       </w:r>
     </w:p>
     <w:p>
@@ -8467,8 +9816,49 @@
           <w:rFonts w:cs="Times New Roman"/>
           <w:szCs w:val="28"/>
         </w:rPr>
-        <w:t>Source set jsMain содержит альтернативную реализацию слоя данных для веб-платформы, использующую прямое взаимодействие с серверным API без локального хранения. Механизм interfac</w:t>
-      </w:r>
+        <w:t xml:space="preserve">Source </w:t>
+      </w:r>
+      <w:proofErr w:type="spellStart"/>
+      <w:r>
+        <w:rPr>
+          <w:rFonts w:cs="Times New Roman"/>
+          <w:szCs w:val="28"/>
+        </w:rPr>
+        <w:t>set</w:t>
+      </w:r>
+      <w:proofErr w:type="spellEnd"/>
+      <w:r>
+        <w:rPr>
+          <w:rFonts w:cs="Times New Roman"/>
+          <w:szCs w:val="28"/>
+        </w:rPr>
+        <w:t xml:space="preserve"> </w:t>
+      </w:r>
+      <w:proofErr w:type="spellStart"/>
+      <w:r>
+        <w:rPr>
+          <w:rFonts w:cs="Times New Roman"/>
+          <w:szCs w:val="28"/>
+        </w:rPr>
+        <w:t>jsMain</w:t>
+      </w:r>
+      <w:proofErr w:type="spellEnd"/>
+      <w:r>
+        <w:rPr>
+          <w:rFonts w:cs="Times New Roman"/>
+          <w:szCs w:val="28"/>
+        </w:rPr>
+        <w:t xml:space="preserve"> содержит альтернативную реализацию слоя данных для веб-платформы, использующую прямое взаимодействие с серверным API без локального хранения. Механизм </w:t>
+      </w:r>
+      <w:proofErr w:type="spellStart"/>
+      <w:r>
+        <w:rPr>
+          <w:rFonts w:cs="Times New Roman"/>
+          <w:szCs w:val="28"/>
+        </w:rPr>
+        <w:t>interfac</w:t>
+      </w:r>
+      <w:proofErr w:type="spellEnd"/>
       <w:r>
         <w:rPr>
           <w:rFonts w:cs="Times New Roman"/>
@@ -8497,7 +9887,23 @@
           <w:rFonts w:cs="Times New Roman"/>
           <w:szCs w:val="28"/>
         </w:rPr>
-        <w:t xml:space="preserve"> обеспечивает единый интерфейс доступа к данным в commonMain, за которым скрываются платформенно-специфичные реализации.</w:t>
+        <w:t xml:space="preserve"> обеспечивает единый интерфейс доступа к данным в </w:t>
+      </w:r>
+      <w:proofErr w:type="spellStart"/>
+      <w:r>
+        <w:rPr>
+          <w:rFonts w:cs="Times New Roman"/>
+          <w:szCs w:val="28"/>
+        </w:rPr>
+        <w:t>commonMain</w:t>
+      </w:r>
+      <w:proofErr w:type="spellEnd"/>
+      <w:r>
+        <w:rPr>
+          <w:rFonts w:cs="Times New Roman"/>
+          <w:szCs w:val="28"/>
+        </w:rPr>
+        <w:t>, за которым скрываются платформенно-специфичные реализации.</w:t>
       </w:r>
     </w:p>
     <w:p>
@@ -8514,7 +9920,23 @@
           <w:rFonts w:cs="Times New Roman"/>
           <w:szCs w:val="28"/>
         </w:rPr>
-        <w:t>Такая модульная организация позволяет сосредоточить подавляющую часть кода в commonMain, ограничив платформенно-специфичный код для слоя данных и конфигурацией точек входа.</w:t>
+        <w:t xml:space="preserve">Такая модульная организация позволяет сосредоточить подавляющую часть кода в </w:t>
+      </w:r>
+      <w:proofErr w:type="spellStart"/>
+      <w:r>
+        <w:rPr>
+          <w:rFonts w:cs="Times New Roman"/>
+          <w:szCs w:val="28"/>
+        </w:rPr>
+        <w:t>commonMain</w:t>
+      </w:r>
+      <w:proofErr w:type="spellEnd"/>
+      <w:r>
+        <w:rPr>
+          <w:rFonts w:cs="Times New Roman"/>
+          <w:szCs w:val="28"/>
+        </w:rPr>
+        <w:t>, ограничив платформенно-специфичный код для слоя данных и конфигурацией точек входа.</w:t>
       </w:r>
     </w:p>
     <w:p>
@@ -8550,8 +9972,25 @@
           <w:rFonts w:cs="Times New Roman"/>
           <w:szCs w:val="28"/>
         </w:rPr>
-        <w:t xml:space="preserve">В качестве серверной части приложения используется Supabase — платформа класса </w:t>
-      </w:r>
+        <w:t xml:space="preserve">В качестве серверной части приложения используется </w:t>
+      </w:r>
+      <w:proofErr w:type="spellStart"/>
+      <w:r>
+        <w:rPr>
+          <w:rFonts w:cs="Times New Roman"/>
+          <w:szCs w:val="28"/>
+        </w:rPr>
+        <w:t>Supabase</w:t>
+      </w:r>
+      <w:proofErr w:type="spellEnd"/>
+      <w:r>
+        <w:rPr>
+          <w:rFonts w:cs="Times New Roman"/>
+          <w:szCs w:val="28"/>
+        </w:rPr>
+        <w:t xml:space="preserve"> — платформа класса </w:t>
+      </w:r>
+      <w:proofErr w:type="spellStart"/>
       <w:r>
         <w:rPr>
           <w:rFonts w:cs="Times New Roman"/>
@@ -8559,14 +9998,60 @@
           <w:iCs/>
           <w:szCs w:val="28"/>
         </w:rPr>
-        <w:t>Backend-as-a-Service</w:t>
-      </w:r>
-      <w:r>
-        <w:rPr>
-          <w:rFonts w:cs="Times New Roman"/>
-          <w:szCs w:val="28"/>
-        </w:rPr>
-        <w:t xml:space="preserve"> с открытым исходным кодом, построенная на основе PostgreSQL [31].</w:t>
+        <w:t>Backend</w:t>
+      </w:r>
+      <w:proofErr w:type="spellEnd"/>
+      <w:r>
+        <w:rPr>
+          <w:rFonts w:cs="Times New Roman"/>
+          <w:i/>
+          <w:iCs/>
+          <w:szCs w:val="28"/>
+        </w:rPr>
+        <w:t>-</w:t>
+      </w:r>
+      <w:proofErr w:type="spellStart"/>
+      <w:r>
+        <w:rPr>
+          <w:rFonts w:cs="Times New Roman"/>
+          <w:i/>
+          <w:iCs/>
+          <w:szCs w:val="28"/>
+        </w:rPr>
+        <w:t>as</w:t>
+      </w:r>
+      <w:proofErr w:type="spellEnd"/>
+      <w:r>
+        <w:rPr>
+          <w:rFonts w:cs="Times New Roman"/>
+          <w:i/>
+          <w:iCs/>
+          <w:szCs w:val="28"/>
+        </w:rPr>
+        <w:t>-a-Service</w:t>
+      </w:r>
+      <w:r>
+        <w:rPr>
+          <w:rFonts w:cs="Times New Roman"/>
+          <w:szCs w:val="28"/>
+        </w:rPr>
+        <w:t xml:space="preserve"> с открытым исходным кодом, построенная на основе </w:t>
+      </w:r>
+      <w:proofErr w:type="spellStart"/>
+      <w:r>
+        <w:rPr>
+          <w:rFonts w:cs="Times New Roman"/>
+          <w:szCs w:val="28"/>
+        </w:rPr>
+        <w:t>PostgreSQL</w:t>
+      </w:r>
+      <w:proofErr w:type="spellEnd"/>
+      <w:r>
+        <w:rPr>
+          <w:rFonts w:cs="Times New Roman"/>
+          <w:szCs w:val="28"/>
+        </w:rPr>
+        <w:t xml:space="preserve"> [31].</w:t>
       </w:r>
     </w:p>
     <w:p>
@@ -8578,12 +10063,21 @@
           <w:szCs w:val="28"/>
         </w:rPr>
       </w:pPr>
-      <w:r>
-        <w:rPr>
-          <w:rFonts w:cs="Times New Roman"/>
-          <w:szCs w:val="28"/>
-        </w:rPr>
-        <w:t xml:space="preserve">Supabase предоставляет необходимый набор сервисов, таких как реляционная база данных </w:t>
+      <w:proofErr w:type="spellStart"/>
+      <w:r>
+        <w:rPr>
+          <w:rFonts w:cs="Times New Roman"/>
+          <w:szCs w:val="28"/>
+        </w:rPr>
+        <w:t>Supabase</w:t>
+      </w:r>
+      <w:proofErr w:type="spellEnd"/>
+      <w:r>
+        <w:rPr>
+          <w:rFonts w:cs="Times New Roman"/>
+          <w:szCs w:val="28"/>
+        </w:rPr>
+        <w:t xml:space="preserve"> предоставляет необходимый набор сервисов, таких как реляционная база данных </w:t>
       </w:r>
       <w:r>
         <w:rPr>
@@ -8598,7 +10092,23 @@
           <w:rFonts w:cs="Times New Roman"/>
           <w:szCs w:val="28"/>
         </w:rPr>
-        <w:t xml:space="preserve"> с поддержкой Row Level Security для изоляции данных пользователей, сервис аутентификации с поддержкой регистрации по электронной почте, REST API для выполнения CRUD-</w:t>
+        <w:t xml:space="preserve"> с поддержкой </w:t>
+      </w:r>
+      <w:proofErr w:type="spellStart"/>
+      <w:r>
+        <w:rPr>
+          <w:rFonts w:cs="Times New Roman"/>
+          <w:szCs w:val="28"/>
+        </w:rPr>
+        <w:t>Row</w:t>
+      </w:r>
+      <w:proofErr w:type="spellEnd"/>
+      <w:r>
+        <w:rPr>
+          <w:rFonts w:cs="Times New Roman"/>
+          <w:szCs w:val="28"/>
+        </w:rPr>
+        <w:t xml:space="preserve"> Level Security для изоляции данных пользователей, сервис аутентификации с поддержкой регистрации по электронной почте, REST API для выполнения CRUD-</w:t>
       </w:r>
       <w:r>
         <w:rPr>
@@ -8606,7 +10116,39 @@
           <w:szCs w:val="28"/>
         </w:rPr>
         <w:lastRenderedPageBreak/>
-        <w:t>операций и сервис Realtime для получения обновлений данных в режиме реального времени через механизм подписок на изменения в PostgreSQL.</w:t>
+        <w:t xml:space="preserve">операций и сервис </w:t>
+      </w:r>
+      <w:proofErr w:type="spellStart"/>
+      <w:r>
+        <w:rPr>
+          <w:rFonts w:cs="Times New Roman"/>
+          <w:szCs w:val="28"/>
+        </w:rPr>
+        <w:t>Realtime</w:t>
+      </w:r>
+      <w:proofErr w:type="spellEnd"/>
+      <w:r>
+        <w:rPr>
+          <w:rFonts w:cs="Times New Roman"/>
+          <w:szCs w:val="28"/>
+        </w:rPr>
+        <w:t xml:space="preserve"> для получения обновлений данных в режиме реального времени через механизм подписок на изменения в </w:t>
+      </w:r>
+      <w:proofErr w:type="spellStart"/>
+      <w:r>
+        <w:rPr>
+          <w:rFonts w:cs="Times New Roman"/>
+          <w:szCs w:val="28"/>
+        </w:rPr>
+        <w:t>PostgreSQL</w:t>
+      </w:r>
+      <w:proofErr w:type="spellEnd"/>
+      <w:r>
+        <w:rPr>
+          <w:rFonts w:cs="Times New Roman"/>
+          <w:szCs w:val="28"/>
+        </w:rPr>
+        <w:t>.</w:t>
       </w:r>
     </w:p>
     <w:p>
@@ -8623,7 +10165,39 @@
           <w:rFonts w:cs="Times New Roman"/>
           <w:szCs w:val="28"/>
         </w:rPr>
-        <w:t>Выбор Supabase в качестве серверной платформы обусловлен несколькими факторами. Наличие готового SDK для Kotlin позволяет интегрировать серверные сервисы непосредственно в KMP-проект. Политики Row Level Security обеспечивают выполнение нефункционального требования об изоляции данных на уровне базы данных без необходимости реализации дополнительной серверной логики. Открытый исходный код платформы снижает риски, связанные с привязкой к проприетарному сервису.</w:t>
+        <w:t xml:space="preserve">Выбор </w:t>
+      </w:r>
+      <w:proofErr w:type="spellStart"/>
+      <w:r>
+        <w:rPr>
+          <w:rFonts w:cs="Times New Roman"/>
+          <w:szCs w:val="28"/>
+        </w:rPr>
+        <w:t>Supabase</w:t>
+      </w:r>
+      <w:proofErr w:type="spellEnd"/>
+      <w:r>
+        <w:rPr>
+          <w:rFonts w:cs="Times New Roman"/>
+          <w:szCs w:val="28"/>
+        </w:rPr>
+        <w:t xml:space="preserve"> в качестве серверной платформы обусловлен несколькими факторами. Наличие готового SDK для Kotlin позволяет интегрировать серверные сервисы непосредственно в KMP-проект. Политики </w:t>
+      </w:r>
+      <w:proofErr w:type="spellStart"/>
+      <w:r>
+        <w:rPr>
+          <w:rFonts w:cs="Times New Roman"/>
+          <w:szCs w:val="28"/>
+        </w:rPr>
+        <w:t>Row</w:t>
+      </w:r>
+      <w:proofErr w:type="spellEnd"/>
+      <w:r>
+        <w:rPr>
+          <w:rFonts w:cs="Times New Roman"/>
+          <w:szCs w:val="28"/>
+        </w:rPr>
+        <w:t xml:space="preserve"> Level Security обеспечивают выполнение нефункционального требования об изоляции данных на уровне базы данных без необходимости реализации дополнительной серверной логики. Открытый исходный код платформы снижает риски, связанные с привязкой к проприетарному сервису.</w:t>
       </w:r>
     </w:p>
     <w:p>
@@ -8653,7 +10227,15 @@
         <w:ind w:firstLine="708"/>
       </w:pPr>
       <w:r>
-        <w:t>Ключевым архитектурным решением проекта является разделение стратегии синхронизации данных между клиентом и сервером в зависимости от среды выполнения. Причиной этого разделения является различная доступность инструментов локального хранения для JVM и JS-таргетов в экосистеме Kotlin Multiplatform.</w:t>
+        <w:t>Ключевым архитектурным решением проекта является разделение стратегии синхронизации данных между клиентом и сервером в зависимости от среды выполнения. Причиной этого разделения является различная доступность инструментов локального хранения для JVM и JS-</w:t>
+      </w:r>
+      <w:proofErr w:type="spellStart"/>
+      <w:r>
+        <w:t>таргетов</w:t>
+      </w:r>
+      <w:proofErr w:type="spellEnd"/>
+      <w:r>
+        <w:t xml:space="preserve"> в экосистеме Kotlin Multiplatform.</w:t>
       </w:r>
     </w:p>
     <w:p>
@@ -8668,11 +10250,43 @@
         </w:rPr>
       </w:pPr>
       <w:r>
-        <w:t xml:space="preserve">На платформах Android и Desktop синхронизация реализована по модели offline-first с использованием PowerSync. Данный сервис обеспечивает двустороннюю синхронизацию между серверной базой данных PostgreSQL и </w:t>
+        <w:t xml:space="preserve">На платформах Android и Desktop синхронизация реализована по модели </w:t>
+      </w:r>
+      <w:proofErr w:type="spellStart"/>
+      <w:r>
+        <w:t>offline-first</w:t>
+      </w:r>
+      <w:proofErr w:type="spellEnd"/>
+      <w:r>
+        <w:t xml:space="preserve"> с использованием </w:t>
+      </w:r>
+      <w:proofErr w:type="spellStart"/>
+      <w:r>
+        <w:t>PowerSync</w:t>
+      </w:r>
+      <w:proofErr w:type="spellEnd"/>
+      <w:r>
+        <w:t xml:space="preserve">. Данный сервис обеспечивает двустороннюю синхронизацию между серверной базой данных </w:t>
+      </w:r>
+      <w:proofErr w:type="spellStart"/>
+      <w:r>
+        <w:t>PostgreSQL</w:t>
+      </w:r>
+      <w:proofErr w:type="spellEnd"/>
+      <w:r>
+        <w:t xml:space="preserve"> и </w:t>
       </w:r>
       <w:r>
         <w:lastRenderedPageBreak/>
-        <w:t>локальной базой данных SQLite на стороне клиента [26]. Архитектура взаимодействия для JVM-платформ представлена на Рисунке 4.</w:t>
+        <w:t xml:space="preserve">локальной базой данных </w:t>
+      </w:r>
+      <w:proofErr w:type="spellStart"/>
+      <w:r>
+        <w:t>SQLite</w:t>
+      </w:r>
+      <w:proofErr w:type="spellEnd"/>
+      <w:r>
+        <w:t xml:space="preserve"> на стороне клиента [26]. Архитектура взаимодействия для JVM-платформ представлена на Рисунке 4.</w:t>
       </w:r>
     </w:p>
     <w:p>
@@ -8742,30 +10356,14 @@
       <w:r>
         <w:t xml:space="preserve">Рисунок </w:t>
       </w:r>
-      <w:r>
-        <w:fldChar w:fldCharType="begin"/>
-      </w:r>
-      <w:r>
-        <w:instrText xml:space="preserve"> SEQ Рисунок \*</w:instrText>
-      </w:r>
-      <w:r>
-        <w:instrText xml:space="preserve"> ARABIC </w:instrText>
-      </w:r>
-      <w:r>
-        <w:fldChar w:fldCharType="separate"/>
-      </w:r>
-      <w:r>
-        <w:rPr>
-          <w:noProof/>
-        </w:rPr>
-        <w:t>4</w:t>
-      </w:r>
-      <w:r>
-        <w:rPr>
-          <w:noProof/>
-        </w:rPr>
-        <w:fldChar w:fldCharType="end"/>
-      </w:r>
+      <w:fldSimple w:instr=" SEQ Рисунок \* ARABIC ">
+        <w:r>
+          <w:rPr>
+            <w:noProof/>
+          </w:rPr>
+          <w:t>4</w:t>
+        </w:r>
+      </w:fldSimple>
       <w:r>
         <w:t xml:space="preserve"> - Архитектура приложения для Android и Desktop</w:t>
       </w:r>
@@ -8776,7 +10374,95 @@
         <w:ind w:firstLine="708"/>
       </w:pPr>
       <w:r>
-        <w:t>В данной схеме код приложения выполняет все операции чтения и записи с локальной базой данных SQLite, управляемой PowerSync Client SDK. Операции записи одновременно сохраняются в локальную базу и помещаются в очередь отправки. При наличии сетевого соединения SDK передаёт накопленные изменения на сервер Supabase через Supabase Client SDK. В обратном направлении облачный сервис PowerSync отслеживает изменения в серверной базе данных PostgreSQL посредством механизма логической репликации. Правила синхронизации, определённые в конфигурации PowerSync, фильтруют данные и формируют таблицы синхронизации, которые транслируются на клиентские устройства и применяются к локальной базе SQLite. Аутентификация клиента осуществляется через Supabase Client SDK, который передаёт токен доступа сервисам PowerSync и Supabase.</w:t>
+        <w:t xml:space="preserve">В данной схеме код приложения выполняет все операции чтения и записи с локальной базой данных </w:t>
+      </w:r>
+      <w:proofErr w:type="spellStart"/>
+      <w:r>
+        <w:t>SQLite</w:t>
+      </w:r>
+      <w:proofErr w:type="spellEnd"/>
+      <w:r>
+        <w:t xml:space="preserve">, управляемой </w:t>
+      </w:r>
+      <w:proofErr w:type="spellStart"/>
+      <w:r>
+        <w:t>PowerSync</w:t>
+      </w:r>
+      <w:proofErr w:type="spellEnd"/>
+      <w:r>
+        <w:t xml:space="preserve"> Client SDK. Операции записи одновременно сохраняются в локальную базу и помещаются в очередь отправки. При наличии сетевого соединения SDK передаёт накопленные изменения на сервер </w:t>
+      </w:r>
+      <w:proofErr w:type="spellStart"/>
+      <w:r>
+        <w:t>Supabase</w:t>
+      </w:r>
+      <w:proofErr w:type="spellEnd"/>
+      <w:r>
+        <w:t xml:space="preserve"> через </w:t>
+      </w:r>
+      <w:proofErr w:type="spellStart"/>
+      <w:r>
+        <w:t>Supabase</w:t>
+      </w:r>
+      <w:proofErr w:type="spellEnd"/>
+      <w:r>
+        <w:t xml:space="preserve"> Client SDK. В обратном направлении облачный сервис </w:t>
+      </w:r>
+      <w:proofErr w:type="spellStart"/>
+      <w:r>
+        <w:t>PowerSync</w:t>
+      </w:r>
+      <w:proofErr w:type="spellEnd"/>
+      <w:r>
+        <w:t xml:space="preserve"> отслеживает изменения в серверной базе данных </w:t>
+      </w:r>
+      <w:proofErr w:type="spellStart"/>
+      <w:r>
+        <w:t>PostgreSQL</w:t>
+      </w:r>
+      <w:proofErr w:type="spellEnd"/>
+      <w:r>
+        <w:t xml:space="preserve"> посредством механизма логической репликации. Правила синхронизации, определённые в конфигурации </w:t>
+      </w:r>
+      <w:proofErr w:type="spellStart"/>
+      <w:r>
+        <w:t>PowerSync</w:t>
+      </w:r>
+      <w:proofErr w:type="spellEnd"/>
+      <w:r>
+        <w:t xml:space="preserve">, фильтруют данные и формируют таблицы синхронизации, которые транслируются на клиентские устройства и применяются к локальной базе </w:t>
+      </w:r>
+      <w:proofErr w:type="spellStart"/>
+      <w:r>
+        <w:t>SQLite</w:t>
+      </w:r>
+      <w:proofErr w:type="spellEnd"/>
+      <w:r>
+        <w:t xml:space="preserve">. Аутентификация клиента осуществляется через </w:t>
+      </w:r>
+      <w:proofErr w:type="spellStart"/>
+      <w:r>
+        <w:t>Supabase</w:t>
+      </w:r>
+      <w:proofErr w:type="spellEnd"/>
+      <w:r>
+        <w:t xml:space="preserve"> Client SDK, который передаёт токен доступа сервисам </w:t>
+      </w:r>
+      <w:proofErr w:type="spellStart"/>
+      <w:r>
+        <w:t>PowerSync</w:t>
+      </w:r>
+      <w:proofErr w:type="spellEnd"/>
+      <w:r>
+        <w:t xml:space="preserve"> и </w:t>
+      </w:r>
+      <w:proofErr w:type="spellStart"/>
+      <w:r>
+        <w:t>Supabase</w:t>
+      </w:r>
+      <w:proofErr w:type="spellEnd"/>
+      <w:r>
+        <w:t>.</w:t>
       </w:r>
     </w:p>
     <w:p>
@@ -8798,7 +10484,31 @@
         <w:ind w:firstLine="708"/>
       </w:pPr>
       <w:r>
-        <w:t>Для веб-платформы применяется иная стратегия, поскольку PowerSync Kotlin Multiplatform SDK не поддерживает таргет Kotlin/JS. Веб-версия приложения взаимодействует с сервером Supabase напрямую, без промежуточного локального хранилища. Архитектура взаимодействия для веб-платформы представлена на Рисунке 5.</w:t>
+        <w:t xml:space="preserve">Для веб-платформы применяется иная стратегия, поскольку </w:t>
+      </w:r>
+      <w:proofErr w:type="spellStart"/>
+      <w:r>
+        <w:t>PowerSync</w:t>
+      </w:r>
+      <w:proofErr w:type="spellEnd"/>
+      <w:r>
+        <w:t xml:space="preserve"> Kotlin Multiplatform SDK не поддерживает </w:t>
+      </w:r>
+      <w:proofErr w:type="spellStart"/>
+      <w:r>
+        <w:t>таргет</w:t>
+      </w:r>
+      <w:proofErr w:type="spellEnd"/>
+      <w:r>
+        <w:t xml:space="preserve"> Kotlin/JS. Веб-версия приложения взаимодействует с сервером </w:t>
+      </w:r>
+      <w:proofErr w:type="spellStart"/>
+      <w:r>
+        <w:t>Supabase</w:t>
+      </w:r>
+      <w:proofErr w:type="spellEnd"/>
+      <w:r>
+        <w:t xml:space="preserve"> напрямую, без промежуточного локального хранилища. Архитектура взаимодействия для веб-платформы представлена на Рисунке 5.</w:t>
       </w:r>
     </w:p>
     <w:p>
@@ -8866,27 +10576,14 @@
       <w:r>
         <w:t xml:space="preserve">Рисунок </w:t>
       </w:r>
-      <w:r>
-        <w:fldChar w:fldCharType="begin"/>
-      </w:r>
-      <w:r>
-        <w:instrText xml:space="preserve"> SEQ Рисунок \* ARABIC </w:instrText>
-      </w:r>
-      <w:r>
-        <w:fldChar w:fldCharType="separate"/>
-      </w:r>
-      <w:r>
-        <w:rPr>
-          <w:noProof/>
-        </w:rPr>
-        <w:t>5</w:t>
-      </w:r>
-      <w:r>
-        <w:rPr>
-          <w:noProof/>
-        </w:rPr>
-        <w:fldChar w:fldCharType="end"/>
-      </w:r>
+      <w:fldSimple w:instr=" SEQ Рисунок \* ARABIC ">
+        <w:r>
+          <w:rPr>
+            <w:noProof/>
+          </w:rPr>
+          <w:t>5</w:t>
+        </w:r>
+      </w:fldSimple>
       <w:r>
         <w:t xml:space="preserve"> – Архитектура приложения для </w:t>
       </w:r>
@@ -8903,25 +10600,85 @@
         <w:ind w:firstLine="708"/>
       </w:pPr>
       <w:r>
-        <w:t xml:space="preserve">В данной схеме код приложения выполняет операции чтения и записи через Supabase Client SDK, который обращается к серверной базе данных PostgreSQL посредством REST API через технологию </w:t>
-      </w:r>
+        <w:t xml:space="preserve">В данной схеме код приложения выполняет операции чтения и записи через </w:t>
+      </w:r>
+      <w:proofErr w:type="spellStart"/>
+      <w:r>
+        <w:t>Supabase</w:t>
+      </w:r>
+      <w:proofErr w:type="spellEnd"/>
+      <w:r>
+        <w:t xml:space="preserve"> Client SDK, который обращается к серверной базе данных </w:t>
+      </w:r>
+      <w:proofErr w:type="spellStart"/>
+      <w:r>
+        <w:t>PostgreSQL</w:t>
+      </w:r>
+      <w:proofErr w:type="spellEnd"/>
+      <w:r>
+        <w:t xml:space="preserve"> посредством REST API через технологию </w:t>
+      </w:r>
+      <w:proofErr w:type="spellStart"/>
       <w:r>
         <w:rPr>
           <w:lang w:val="en-US"/>
         </w:rPr>
         <w:t>PostgREST</w:t>
       </w:r>
+      <w:proofErr w:type="spellEnd"/>
       <w:r>
         <w:t xml:space="preserve"> изначально входящую в сервер </w:t>
       </w:r>
+      <w:proofErr w:type="spellStart"/>
       <w:r>
         <w:rPr>
           <w:lang w:val="en-US"/>
         </w:rPr>
         <w:t>Supabase</w:t>
       </w:r>
-      <w:r>
-        <w:t xml:space="preserve">. Для получения обновлений в реальном времени используется сервис Supabase Realtime. При изменении данных в серверной базе облачный сервис Supabase Realtime получает уведомления через механизм публикаций PostgreSQL и транслирует их подключённым клиентам. Это обеспечивает согласованность данных между устройствами пользователя, </w:t>
+      <w:proofErr w:type="spellEnd"/>
+      <w:r>
+        <w:t xml:space="preserve">. Для получения обновлений в реальном времени используется сервис </w:t>
+      </w:r>
+      <w:proofErr w:type="spellStart"/>
+      <w:r>
+        <w:t>Supabase</w:t>
+      </w:r>
+      <w:proofErr w:type="spellEnd"/>
+      <w:r>
+        <w:t xml:space="preserve"> </w:t>
+      </w:r>
+      <w:proofErr w:type="spellStart"/>
+      <w:r>
+        <w:t>Realtime</w:t>
+      </w:r>
+      <w:proofErr w:type="spellEnd"/>
+      <w:r>
+        <w:t xml:space="preserve">. При изменении данных в серверной базе облачный сервис </w:t>
+      </w:r>
+      <w:proofErr w:type="spellStart"/>
+      <w:r>
+        <w:t>Supabase</w:t>
+      </w:r>
+      <w:proofErr w:type="spellEnd"/>
+      <w:r>
+        <w:t xml:space="preserve"> </w:t>
+      </w:r>
+      <w:proofErr w:type="spellStart"/>
+      <w:r>
+        <w:t>Realtime</w:t>
+      </w:r>
+      <w:proofErr w:type="spellEnd"/>
+      <w:r>
+        <w:t xml:space="preserve"> получает уведомления через механизм публикаций </w:t>
+      </w:r>
+      <w:proofErr w:type="spellStart"/>
+      <w:r>
+        <w:t>PostgreSQL</w:t>
+      </w:r>
+      <w:proofErr w:type="spellEnd"/>
+      <w:r>
+        <w:t xml:space="preserve"> и транслирует их подключённым клиентам. Это обеспечивает согласованность данных между устройствами пользователя, </w:t>
       </w:r>
       <w:r>
         <w:lastRenderedPageBreak/>
@@ -8934,7 +10691,47 @@
         <w:ind w:firstLine="708"/>
       </w:pPr>
       <w:r>
-        <w:t>Таким образом, спроектированная архитектура приложения основана на модульной организации KMP-проекта с единым общим модулем shared и тремя платформенными точками входа. Иерархия source sets с промежуточным узлом nonJsMain позволяет сосредоточить основную часть кода в commonMain, ограничив платформенно-специфичные реализации слоем данных и конфигурацией запуска.</w:t>
+        <w:t xml:space="preserve">Таким образом, спроектированная архитектура приложения основана на модульной организации KMP-проекта с единым общим модулем </w:t>
+      </w:r>
+      <w:proofErr w:type="spellStart"/>
+      <w:r>
+        <w:t>shared</w:t>
+      </w:r>
+      <w:proofErr w:type="spellEnd"/>
+      <w:r>
+        <w:t xml:space="preserve"> и тремя платформенными точками входа. Иерархия </w:t>
+      </w:r>
+      <w:proofErr w:type="spellStart"/>
+      <w:r>
+        <w:t>source</w:t>
+      </w:r>
+      <w:proofErr w:type="spellEnd"/>
+      <w:r>
+        <w:t xml:space="preserve"> </w:t>
+      </w:r>
+      <w:proofErr w:type="spellStart"/>
+      <w:r>
+        <w:t>sets</w:t>
+      </w:r>
+      <w:proofErr w:type="spellEnd"/>
+      <w:r>
+        <w:t xml:space="preserve"> с промежуточным узлом </w:t>
+      </w:r>
+      <w:proofErr w:type="spellStart"/>
+      <w:r>
+        <w:t>nonJsMain</w:t>
+      </w:r>
+      <w:proofErr w:type="spellEnd"/>
+      <w:r>
+        <w:t xml:space="preserve"> позволяет сосредоточить основную часть кода в </w:t>
+      </w:r>
+      <w:proofErr w:type="spellStart"/>
+      <w:r>
+        <w:t>commonMain</w:t>
+      </w:r>
+      <w:proofErr w:type="spellEnd"/>
+      <w:r>
+        <w:t>, ограничив платформенно-специфичные реализации слоем данных и конфигурацией запуска.</w:t>
       </w:r>
     </w:p>
     <w:p>
@@ -8943,7 +10740,71 @@
         <w:ind w:firstLine="708"/>
       </w:pPr>
       <w:r>
-        <w:t>Серверная инфраструктура на базе Supabase обеспечивает аутентификацию, хранение данных и их изоляцию средствами Row Level Security без необходимости разработки собственного серверного компонента. Стратегия синхронизации данных дифференцирована по средам выполнения. Платформы Android и Desktop используют модель offline-first с двусторонней синхронизацией через PowerSync и локальную базу SQLite, тогда как веб-платформа взаимодействует с сервером напрямую с получением обновлений через механизм Realtime. Такое разделение является обоснованным компромиссом, продиктованным текущими ограничениями PowerSync SDK для таргета Kotlin/JS.</w:t>
+        <w:t xml:space="preserve">Серверная инфраструктура на базе </w:t>
+      </w:r>
+      <w:proofErr w:type="spellStart"/>
+      <w:r>
+        <w:t>Supabase</w:t>
+      </w:r>
+      <w:proofErr w:type="spellEnd"/>
+      <w:r>
+        <w:t xml:space="preserve"> обеспечивает аутентификацию, хранение данных и их изоляцию средствами </w:t>
+      </w:r>
+      <w:proofErr w:type="spellStart"/>
+      <w:r>
+        <w:t>Row</w:t>
+      </w:r>
+      <w:proofErr w:type="spellEnd"/>
+      <w:r>
+        <w:t xml:space="preserve"> Level Security без необходимости разработки собственного серверного компонента. Стратегия синхронизации данных дифференцирована по средам выполнения. Платформы Android и Desktop используют модель </w:t>
+      </w:r>
+      <w:proofErr w:type="spellStart"/>
+      <w:r>
+        <w:t>offline-first</w:t>
+      </w:r>
+      <w:proofErr w:type="spellEnd"/>
+      <w:r>
+        <w:t xml:space="preserve"> с двусторонней синхронизацией через </w:t>
+      </w:r>
+      <w:proofErr w:type="spellStart"/>
+      <w:r>
+        <w:t>PowerSync</w:t>
+      </w:r>
+      <w:proofErr w:type="spellEnd"/>
+      <w:r>
+        <w:t xml:space="preserve"> и локальную базу </w:t>
+      </w:r>
+      <w:proofErr w:type="spellStart"/>
+      <w:r>
+        <w:t>SQLite</w:t>
+      </w:r>
+      <w:proofErr w:type="spellEnd"/>
+      <w:r>
+        <w:t xml:space="preserve">, тогда как веб-платформа взаимодействует с сервером напрямую с получением обновлений через механизм </w:t>
+      </w:r>
+      <w:proofErr w:type="spellStart"/>
+      <w:r>
+        <w:t>Realtime</w:t>
+      </w:r>
+      <w:proofErr w:type="spellEnd"/>
+      <w:r>
+        <w:t xml:space="preserve">. Такое разделение является обоснованным компромиссом, продиктованным текущими ограничениями </w:t>
+      </w:r>
+      <w:proofErr w:type="spellStart"/>
+      <w:r>
+        <w:t>PowerSync</w:t>
+      </w:r>
+      <w:proofErr w:type="spellEnd"/>
+      <w:r>
+        <w:t xml:space="preserve"> SDK для </w:t>
+      </w:r>
+      <w:proofErr w:type="spellStart"/>
+      <w:r>
+        <w:t>таргета</w:t>
+      </w:r>
+      <w:proofErr w:type="spellEnd"/>
+      <w:r>
+        <w:t xml:space="preserve"> Kotlin/JS.</w:t>
       </w:r>
     </w:p>
     <w:p>
@@ -9001,6 +10862,7 @@
         </w:rPr>
         <w:t xml:space="preserve"> в модуле </w:t>
       </w:r>
+      <w:proofErr w:type="spellStart"/>
       <w:r>
         <w:rPr>
           <w:rFonts w:cs="Times New Roman"/>
@@ -9009,6 +10871,7 @@
         </w:rPr>
         <w:t>commonMain</w:t>
       </w:r>
+      <w:proofErr w:type="spellEnd"/>
       <w:r>
         <w:rPr>
           <w:rFonts w:cs="Times New Roman"/>
@@ -9315,27 +11178,14 @@
       <w:r>
         <w:t xml:space="preserve">Рисунок </w:t>
       </w:r>
-      <w:r>
-        <w:fldChar w:fldCharType="begin"/>
-      </w:r>
-      <w:r>
-        <w:instrText xml:space="preserve"> SEQ Рисунок \* ARABIC </w:instrText>
-      </w:r>
-      <w:r>
-        <w:fldChar w:fldCharType="separate"/>
-      </w:r>
-      <w:r>
-        <w:rPr>
-          <w:noProof/>
-        </w:rPr>
-        <w:t>6</w:t>
-      </w:r>
-      <w:r>
-        <w:rPr>
-          <w:noProof/>
-        </w:rPr>
-        <w:fldChar w:fldCharType="end"/>
-      </w:r>
+      <w:fldSimple w:instr=" SEQ Рисунок \* ARABIC ">
+        <w:r>
+          <w:rPr>
+            <w:noProof/>
+          </w:rPr>
+          <w:t>6</w:t>
+        </w:r>
+      </w:fldSimple>
       <w:r>
         <w:t xml:space="preserve"> - Экран аутентификации: Android (слева) и Desktop/</w:t>
       </w:r>
@@ -9359,7 +11209,15 @@
       </w:r>
       <w:r>
         <w:lastRenderedPageBreak/>
-        <w:t>Оба варианта используют один и тот же Composable-компонент. Различие в компоновке достигается за счёт параметров, зависящих от размеров окна.</w:t>
+        <w:t xml:space="preserve">Оба варианта используют один и тот же </w:t>
+      </w:r>
+      <w:proofErr w:type="spellStart"/>
+      <w:r>
+        <w:t>Composable</w:t>
+      </w:r>
+      <w:proofErr w:type="spellEnd"/>
+      <w:r>
+        <w:t>-компонент. Различие в компоновке достигается за счёт параметров, зависящих от размеров окна.</w:t>
       </w:r>
     </w:p>
     <w:p>
@@ -9452,27 +11310,14 @@
       <w:r>
         <w:t xml:space="preserve">Рисунок </w:t>
       </w:r>
-      <w:r>
-        <w:fldChar w:fldCharType="begin"/>
-      </w:r>
-      <w:r>
-        <w:instrText xml:space="preserve"> SEQ Рисунок \* ARABIC </w:instrText>
-      </w:r>
-      <w:r>
-        <w:fldChar w:fldCharType="separate"/>
-      </w:r>
-      <w:r>
-        <w:rPr>
-          <w:noProof/>
-        </w:rPr>
-        <w:t>7</w:t>
-      </w:r>
-      <w:r>
-        <w:rPr>
-          <w:noProof/>
-        </w:rPr>
-        <w:fldChar w:fldCharType="end"/>
-      </w:r>
+      <w:fldSimple w:instr=" SEQ Рисунок \* ARABIC ">
+        <w:r>
+          <w:rPr>
+            <w:noProof/>
+          </w:rPr>
+          <w:t>7</w:t>
+        </w:r>
+      </w:fldSimple>
       <w:r>
         <w:t xml:space="preserve"> - Экран журнала записей с открытым меню: Android (слева) и Desktop/</w:t>
       </w:r>
@@ -9589,27 +11434,14 @@
       <w:r>
         <w:t xml:space="preserve">Рисунок </w:t>
       </w:r>
-      <w:r>
-        <w:fldChar w:fldCharType="begin"/>
-      </w:r>
-      <w:r>
-        <w:instrText xml:space="preserve"> SEQ Рисунок \* ARABIC </w:instrText>
-      </w:r>
-      <w:r>
-        <w:fldChar w:fldCharType="separate"/>
-      </w:r>
-      <w:r>
-        <w:rPr>
-          <w:noProof/>
-        </w:rPr>
-        <w:t>8</w:t>
-      </w:r>
-      <w:r>
-        <w:rPr>
-          <w:noProof/>
-        </w:rPr>
-        <w:fldChar w:fldCharType="end"/>
-      </w:r>
+      <w:fldSimple w:instr=" SEQ Рисунок \* ARABIC ">
+        <w:r>
+          <w:rPr>
+            <w:noProof/>
+          </w:rPr>
+          <w:t>8</w:t>
+        </w:r>
+      </w:fldSimple>
       <w:r>
         <w:t xml:space="preserve"> - Экран создания записи с прикреплённым блоком настроения: Android (слева) и Desktop/</w:t>
       </w:r>
@@ -9767,21 +11599,11 @@
       <w:r>
         <w:t xml:space="preserve">Рисунок </w:t>
       </w:r>
-      <w:r>
-        <w:fldChar w:fldCharType="begin"/>
-      </w:r>
-      <w:r>
-        <w:instrText xml:space="preserve"> SEQ Рисунок \* ARABIC </w:instrText>
-      </w:r>
-      <w:r>
-        <w:fldChar w:fldCharType="separate"/>
-      </w:r>
-      <w:r>
-        <w:t>9</w:t>
-      </w:r>
-      <w:r>
-        <w:fldChar w:fldCharType="end"/>
-      </w:r>
+      <w:fldSimple w:instr=" SEQ Рисунок \* ARABIC ">
+        <w:r>
+          <w:t>9</w:t>
+        </w:r>
+      </w:fldSimple>
       <w:r>
         <w:t xml:space="preserve"> - Три шага опроса настроения на Android: оценка ощущений (слева), выбор эмоции (по центру), выбор факторов влияния (справа)</w:t>
       </w:r>
@@ -9851,21 +11673,11 @@
       <w:r>
         <w:t xml:space="preserve">Рисунок </w:t>
       </w:r>
-      <w:r>
-        <w:fldChar w:fldCharType="begin"/>
-      </w:r>
-      <w:r>
-        <w:instrText xml:space="preserve"> SEQ Рисунок \* ARABIC </w:instrText>
-      </w:r>
-      <w:r>
-        <w:fldChar w:fldCharType="separate"/>
-      </w:r>
-      <w:r>
-        <w:t>10</w:t>
-      </w:r>
-      <w:r>
-        <w:fldChar w:fldCharType="end"/>
-      </w:r>
+      <w:fldSimple w:instr=" SEQ Рисунок \* ARABIC ">
+        <w:r>
+          <w:t>10</w:t>
+        </w:r>
+      </w:fldSimple>
       <w:r>
         <w:t xml:space="preserve"> - Три шага опроса настроения на Desktop/</w:t>
       </w:r>
@@ -10211,7 +12023,39 @@
           <w:rFonts w:cs="Times New Roman"/>
           <w:szCs w:val="28"/>
         </w:rPr>
-        <w:t>Бабушкин М. В. Разработка кроссплатформенной библиотеки BDUI с использованием Kotlin Multiplatform : выпускная квалификационная работа / М. В. Бабушкин. — Челябинск : Южно-Уральский государственный университет, 2025. — 60 с.</w:t>
+        <w:t xml:space="preserve">Бабушкин М. В. Разработка кроссплатформенной библиотеки BDUI с использованием Kotlin </w:t>
+      </w:r>
+      <w:proofErr w:type="gramStart"/>
+      <w:r>
+        <w:rPr>
+          <w:rFonts w:cs="Times New Roman"/>
+          <w:szCs w:val="28"/>
+        </w:rPr>
+        <w:t>Multiplatform :</w:t>
+      </w:r>
+      <w:proofErr w:type="gramEnd"/>
+      <w:r>
+        <w:rPr>
+          <w:rFonts w:cs="Times New Roman"/>
+          <w:szCs w:val="28"/>
+        </w:rPr>
+        <w:t xml:space="preserve"> выпускная квалификационная работа / М. В. Бабушкин. — </w:t>
+      </w:r>
+      <w:proofErr w:type="gramStart"/>
+      <w:r>
+        <w:rPr>
+          <w:rFonts w:cs="Times New Roman"/>
+          <w:szCs w:val="28"/>
+        </w:rPr>
+        <w:t>Челябинск :</w:t>
+      </w:r>
+      <w:proofErr w:type="gramEnd"/>
+      <w:r>
+        <w:rPr>
+          <w:rFonts w:cs="Times New Roman"/>
+          <w:szCs w:val="28"/>
+        </w:rPr>
+        <w:t xml:space="preserve"> Южно-Уральский государственный университет, 2025. — 60 с.</w:t>
       </w:r>
     </w:p>
     <w:p>
@@ -10226,12 +12070,21 @@
           <w:szCs w:val="28"/>
         </w:rPr>
       </w:pPr>
-      <w:r>
-        <w:rPr>
-          <w:rFonts w:cs="Times New Roman"/>
-          <w:szCs w:val="28"/>
-        </w:rPr>
-        <w:t>Дындин А. В., Новиков П. С. Исследование применения Kotlin Multiplatform и Jetpack Compose Multiplatform в мобильной разработке // Вестник науки. — 2024. — Т. 3, № 4 (73). — С. 410–420.</w:t>
+      <w:proofErr w:type="spellStart"/>
+      <w:r>
+        <w:rPr>
+          <w:rFonts w:cs="Times New Roman"/>
+          <w:szCs w:val="28"/>
+        </w:rPr>
+        <w:t>Дындин</w:t>
+      </w:r>
+      <w:proofErr w:type="spellEnd"/>
+      <w:r>
+        <w:rPr>
+          <w:rFonts w:cs="Times New Roman"/>
+          <w:szCs w:val="28"/>
+        </w:rPr>
+        <w:t xml:space="preserve"> А. В., Новиков П. С. Исследование применения Kotlin Multiplatform и Jetpack Compose Multiplatform в мобильной разработке // Вестник науки. — 2024. — Т. 3, № 4 (73). — С. 410–420.</w:t>
       </w:r>
     </w:p>
     <w:p>
@@ -10246,12 +12099,37 @@
           <w:szCs w:val="28"/>
         </w:rPr>
       </w:pPr>
-      <w:r>
-        <w:rPr>
-          <w:rFonts w:cs="Times New Roman"/>
-          <w:szCs w:val="28"/>
-        </w:rPr>
-        <w:t>Раджапов М. А., Чемухин К. Д., Петросян Л. Э. Анализ перспектив Kotlin Multiplatform для кроссплатформенной мобильной разработки // Математическое и программное обеспечение вычислительных систем, комплексов и компьютерных сетей. — 2024. — С. 709–712. DOI: 10.24412/2071-6168-2024-10-708-709.</w:t>
+      <w:proofErr w:type="spellStart"/>
+      <w:r>
+        <w:rPr>
+          <w:rFonts w:cs="Times New Roman"/>
+          <w:szCs w:val="28"/>
+        </w:rPr>
+        <w:t>Раджапов</w:t>
+      </w:r>
+      <w:proofErr w:type="spellEnd"/>
+      <w:r>
+        <w:rPr>
+          <w:rFonts w:cs="Times New Roman"/>
+          <w:szCs w:val="28"/>
+        </w:rPr>
+        <w:t xml:space="preserve"> М. А., </w:t>
+      </w:r>
+      <w:proofErr w:type="spellStart"/>
+      <w:r>
+        <w:rPr>
+          <w:rFonts w:cs="Times New Roman"/>
+          <w:szCs w:val="28"/>
+        </w:rPr>
+        <w:t>Чемухин</w:t>
+      </w:r>
+      <w:proofErr w:type="spellEnd"/>
+      <w:r>
+        <w:rPr>
+          <w:rFonts w:cs="Times New Roman"/>
+          <w:szCs w:val="28"/>
+        </w:rPr>
+        <w:t xml:space="preserve"> К. Д., Петросян Л. Э. Анализ перспектив Kotlin Multiplatform для кроссплатформенной мобильной разработки // Математическое и программное обеспечение вычислительных систем, комплексов и компьютерных сетей. — 2024. — С. 709–712. DOI: 10.24412/2071-6168-2024-10-708-709.</w:t>
       </w:r>
     </w:p>
     <w:p>
@@ -10271,7 +12149,23 @@
           <w:rFonts w:cs="Times New Roman"/>
           <w:szCs w:val="28"/>
         </w:rPr>
-        <w:t xml:space="preserve">Разработка приложения для ментального здоровья [Электронный ресурс] // Purrweb. — URL: </w:t>
+        <w:t xml:space="preserve">Разработка приложения для ментального здоровья [Электронный ресурс] // </w:t>
+      </w:r>
+      <w:proofErr w:type="spellStart"/>
+      <w:r>
+        <w:rPr>
+          <w:rFonts w:cs="Times New Roman"/>
+          <w:szCs w:val="28"/>
+        </w:rPr>
+        <w:t>Purrweb</w:t>
+      </w:r>
+      <w:proofErr w:type="spellEnd"/>
+      <w:r>
+        <w:rPr>
+          <w:rFonts w:cs="Times New Roman"/>
+          <w:szCs w:val="28"/>
+        </w:rPr>
+        <w:t xml:space="preserve">. — URL: </w:t>
       </w:r>
       <w:hyperlink r:id="rId17" w:history="1">
         <w:r>
@@ -10308,7 +12202,23 @@
           <w:rFonts w:cs="Times New Roman"/>
           <w:szCs w:val="28"/>
         </w:rPr>
-        <w:t>Розанов В. А., Самерханова К. М. Мобильные приложения для поддержания психического здоровья: обзор оценок пользователей // Российский журнал телемедицины и электронного здравоохранения. — 2022. — Т. 8, № 2. — С. 7–20. DOI: 10.29188/2712-9217-2022-8-2-7-20.</w:t>
+        <w:t xml:space="preserve">Розанов В. А., </w:t>
+      </w:r>
+      <w:proofErr w:type="spellStart"/>
+      <w:r>
+        <w:rPr>
+          <w:rFonts w:cs="Times New Roman"/>
+          <w:szCs w:val="28"/>
+        </w:rPr>
+        <w:t>Самерханова</w:t>
+      </w:r>
+      <w:proofErr w:type="spellEnd"/>
+      <w:r>
+        <w:rPr>
+          <w:rFonts w:cs="Times New Roman"/>
+          <w:szCs w:val="28"/>
+        </w:rPr>
+        <w:t xml:space="preserve"> К. М. Мобильные приложения для поддержания психического здоровья: обзор оценок пользователей // Российский журнал телемедицины и электронного здравоохранения. — 2022. — Т. 8, № 2. — С. 7–20. DOI: 10.29188/2712-9217-2022-8-2-7-20.</w:t>
       </w:r>
     </w:p>
     <w:p>
@@ -10324,13 +12234,113 @@
           <w:lang w:val="en-US"/>
         </w:rPr>
       </w:pPr>
-      <w:r>
-        <w:rPr>
-          <w:rFonts w:cs="Times New Roman"/>
-          <w:szCs w:val="28"/>
-          <w:lang w:val="en-US"/>
-        </w:rPr>
-        <w:t>Ametova S., Lindström T. Exploring the Performance Gap: How Animation Implementation Affects the CPU and RAM Usage in Mobile Applications: Among Cross-Platform and Native Development Approaches : bachelor's thesis / S. Ametova, T. Lindström. — Jönköping : Jönköping University, 2023. — 89 p.</w:t>
+      <w:proofErr w:type="spellStart"/>
+      <w:r>
+        <w:rPr>
+          <w:rFonts w:cs="Times New Roman"/>
+          <w:szCs w:val="28"/>
+          <w:lang w:val="en-US"/>
+        </w:rPr>
+        <w:t>Ametova</w:t>
+      </w:r>
+      <w:proofErr w:type="spellEnd"/>
+      <w:r>
+        <w:rPr>
+          <w:rFonts w:cs="Times New Roman"/>
+          <w:szCs w:val="28"/>
+          <w:lang w:val="en-US"/>
+        </w:rPr>
+        <w:t xml:space="preserve"> S., </w:t>
+      </w:r>
+      <w:proofErr w:type="spellStart"/>
+      <w:r>
+        <w:rPr>
+          <w:rFonts w:cs="Times New Roman"/>
+          <w:szCs w:val="28"/>
+          <w:lang w:val="en-US"/>
+        </w:rPr>
+        <w:t>Lindström</w:t>
+      </w:r>
+      <w:proofErr w:type="spellEnd"/>
+      <w:r>
+        <w:rPr>
+          <w:rFonts w:cs="Times New Roman"/>
+          <w:szCs w:val="28"/>
+          <w:lang w:val="en-US"/>
+        </w:rPr>
+        <w:t xml:space="preserve"> T. Exploring the Performance Gap: How Animation Implementation Affects the CPU and RAM Usage in Mobile Applications: Among Cross-Platform and Native Development </w:t>
+      </w:r>
+      <w:proofErr w:type="gramStart"/>
+      <w:r>
+        <w:rPr>
+          <w:rFonts w:cs="Times New Roman"/>
+          <w:szCs w:val="28"/>
+          <w:lang w:val="en-US"/>
+        </w:rPr>
+        <w:t>Approaches :</w:t>
+      </w:r>
+      <w:proofErr w:type="gramEnd"/>
+      <w:r>
+        <w:rPr>
+          <w:rFonts w:cs="Times New Roman"/>
+          <w:szCs w:val="28"/>
+          <w:lang w:val="en-US"/>
+        </w:rPr>
+        <w:t xml:space="preserve"> bachelor's thesis / S. </w:t>
+      </w:r>
+      <w:proofErr w:type="spellStart"/>
+      <w:r>
+        <w:rPr>
+          <w:rFonts w:cs="Times New Roman"/>
+          <w:szCs w:val="28"/>
+          <w:lang w:val="en-US"/>
+        </w:rPr>
+        <w:t>Ametova</w:t>
+      </w:r>
+      <w:proofErr w:type="spellEnd"/>
+      <w:r>
+        <w:rPr>
+          <w:rFonts w:cs="Times New Roman"/>
+          <w:szCs w:val="28"/>
+          <w:lang w:val="en-US"/>
+        </w:rPr>
+        <w:t xml:space="preserve">, T. </w:t>
+      </w:r>
+      <w:proofErr w:type="spellStart"/>
+      <w:r>
+        <w:rPr>
+          <w:rFonts w:cs="Times New Roman"/>
+          <w:szCs w:val="28"/>
+          <w:lang w:val="en-US"/>
+        </w:rPr>
+        <w:t>Lindström</w:t>
+      </w:r>
+      <w:proofErr w:type="spellEnd"/>
+      <w:r>
+        <w:rPr>
+          <w:rFonts w:cs="Times New Roman"/>
+          <w:szCs w:val="28"/>
+          <w:lang w:val="en-US"/>
+        </w:rPr>
+        <w:t xml:space="preserve">. — </w:t>
+      </w:r>
+      <w:proofErr w:type="gramStart"/>
+      <w:r>
+        <w:rPr>
+          <w:rFonts w:cs="Times New Roman"/>
+          <w:szCs w:val="28"/>
+          <w:lang w:val="en-US"/>
+        </w:rPr>
+        <w:t>Jönköping :</w:t>
+      </w:r>
+      <w:proofErr w:type="gramEnd"/>
+      <w:r>
+        <w:rPr>
+          <w:rFonts w:cs="Times New Roman"/>
+          <w:szCs w:val="28"/>
+          <w:lang w:val="en-US"/>
+        </w:rPr>
+        <w:t xml:space="preserve"> Jönköping University, 2023. — 89 p.</w:t>
       </w:r>
     </w:p>
     <w:p>
@@ -10353,7 +12363,43 @@
           <w:lang w:val="en-US"/>
         </w:rPr>
         <w:lastRenderedPageBreak/>
-        <w:t>Andersson H. A Comparison of the Performance of an Android Application Developed in Native and Cross-Platform: Using the Native Android SDK and Flutter : bachelor's thesis / H. Andersson. — Karlskrona : Blekinge Institute of Technology, 2022. — 51 p.</w:t>
+        <w:t xml:space="preserve">Andersson H. A Comparison of the Performance of an Android Application Developed in Native and Cross-Platform: Using the Native Android SDK and </w:t>
+      </w:r>
+      <w:proofErr w:type="gramStart"/>
+      <w:r>
+        <w:rPr>
+          <w:rFonts w:cs="Times New Roman"/>
+          <w:szCs w:val="28"/>
+          <w:lang w:val="en-US"/>
+        </w:rPr>
+        <w:t>Flutter :</w:t>
+      </w:r>
+      <w:proofErr w:type="gramEnd"/>
+      <w:r>
+        <w:rPr>
+          <w:rFonts w:cs="Times New Roman"/>
+          <w:szCs w:val="28"/>
+          <w:lang w:val="en-US"/>
+        </w:rPr>
+        <w:t xml:space="preserve"> bachelor's thesis / H. Andersson. — </w:t>
+      </w:r>
+      <w:proofErr w:type="gramStart"/>
+      <w:r>
+        <w:rPr>
+          <w:rFonts w:cs="Times New Roman"/>
+          <w:szCs w:val="28"/>
+          <w:lang w:val="en-US"/>
+        </w:rPr>
+        <w:t>Karlskrona :</w:t>
+      </w:r>
+      <w:proofErr w:type="gramEnd"/>
+      <w:r>
+        <w:rPr>
+          <w:rFonts w:cs="Times New Roman"/>
+          <w:szCs w:val="28"/>
+          <w:lang w:val="en-US"/>
+        </w:rPr>
+        <w:t xml:space="preserve"> Blekinge Institute of Technology, 2022. — 51 p.</w:t>
       </w:r>
     </w:p>
     <w:p>
@@ -10375,7 +12421,43 @@
           <w:szCs w:val="28"/>
           <w:lang w:val="en-US"/>
         </w:rPr>
-        <w:t xml:space="preserve">Capacitor by Ionic — Cross-platform apps with web technology [Электронный ресурс]. — URL: </w:t>
+        <w:t>Capacitor by Ionic — Cross-platform apps with web technology [</w:t>
+      </w:r>
+      <w:proofErr w:type="spellStart"/>
+      <w:r>
+        <w:rPr>
+          <w:rFonts w:cs="Times New Roman"/>
+          <w:szCs w:val="28"/>
+          <w:lang w:val="en-US"/>
+        </w:rPr>
+        <w:t>Электронный</w:t>
+      </w:r>
+      <w:proofErr w:type="spellEnd"/>
+      <w:r>
+        <w:rPr>
+          <w:rFonts w:cs="Times New Roman"/>
+          <w:szCs w:val="28"/>
+          <w:lang w:val="en-US"/>
+        </w:rPr>
+        <w:t xml:space="preserve"> </w:t>
+      </w:r>
+      <w:proofErr w:type="spellStart"/>
+      <w:r>
+        <w:rPr>
+          <w:rFonts w:cs="Times New Roman"/>
+          <w:szCs w:val="28"/>
+          <w:lang w:val="en-US"/>
+        </w:rPr>
+        <w:t>ресурс</w:t>
+      </w:r>
+      <w:proofErr w:type="spellEnd"/>
+      <w:r>
+        <w:rPr>
+          <w:rFonts w:cs="Times New Roman"/>
+          <w:szCs w:val="28"/>
+          <w:lang w:val="en-US"/>
+        </w:rPr>
+        <w:t xml:space="preserve">]. — URL: </w:t>
       </w:r>
       <w:hyperlink r:id="rId18" w:history="1">
         <w:r>
@@ -10394,7 +12476,43 @@
           <w:szCs w:val="28"/>
           <w:lang w:val="en-US"/>
         </w:rPr>
-        <w:t xml:space="preserve"> (дата обращения: 18.02.2026).</w:t>
+        <w:t xml:space="preserve"> (</w:t>
+      </w:r>
+      <w:proofErr w:type="spellStart"/>
+      <w:r>
+        <w:rPr>
+          <w:rFonts w:cs="Times New Roman"/>
+          <w:szCs w:val="28"/>
+          <w:lang w:val="en-US"/>
+        </w:rPr>
+        <w:t>дата</w:t>
+      </w:r>
+      <w:proofErr w:type="spellEnd"/>
+      <w:r>
+        <w:rPr>
+          <w:rFonts w:cs="Times New Roman"/>
+          <w:szCs w:val="28"/>
+          <w:lang w:val="en-US"/>
+        </w:rPr>
+        <w:t xml:space="preserve"> </w:t>
+      </w:r>
+      <w:proofErr w:type="spellStart"/>
+      <w:r>
+        <w:rPr>
+          <w:rFonts w:cs="Times New Roman"/>
+          <w:szCs w:val="28"/>
+          <w:lang w:val="en-US"/>
+        </w:rPr>
+        <w:t>обращения</w:t>
+      </w:r>
+      <w:proofErr w:type="spellEnd"/>
+      <w:r>
+        <w:rPr>
+          <w:rFonts w:cs="Times New Roman"/>
+          <w:szCs w:val="28"/>
+          <w:lang w:val="en-US"/>
+        </w:rPr>
+        <w:t>: 18.02.2026).</w:t>
       </w:r>
     </w:p>
     <w:p>
@@ -10416,7 +12534,43 @@
           <w:szCs w:val="28"/>
           <w:lang w:val="en-US"/>
         </w:rPr>
-        <w:t xml:space="preserve">Choose the right web target for a Kotlin Multiplatform project [Электронный ресурс] // Kotlin Documentation. — URL: </w:t>
+        <w:t>Choose the right web target for a Kotlin Multiplatform project [</w:t>
+      </w:r>
+      <w:proofErr w:type="spellStart"/>
+      <w:r>
+        <w:rPr>
+          <w:rFonts w:cs="Times New Roman"/>
+          <w:szCs w:val="28"/>
+          <w:lang w:val="en-US"/>
+        </w:rPr>
+        <w:t>Электронный</w:t>
+      </w:r>
+      <w:proofErr w:type="spellEnd"/>
+      <w:r>
+        <w:rPr>
+          <w:rFonts w:cs="Times New Roman"/>
+          <w:szCs w:val="28"/>
+          <w:lang w:val="en-US"/>
+        </w:rPr>
+        <w:t xml:space="preserve"> </w:t>
+      </w:r>
+      <w:proofErr w:type="spellStart"/>
+      <w:r>
+        <w:rPr>
+          <w:rFonts w:cs="Times New Roman"/>
+          <w:szCs w:val="28"/>
+          <w:lang w:val="en-US"/>
+        </w:rPr>
+        <w:t>ресурс</w:t>
+      </w:r>
+      <w:proofErr w:type="spellEnd"/>
+      <w:r>
+        <w:rPr>
+          <w:rFonts w:cs="Times New Roman"/>
+          <w:szCs w:val="28"/>
+          <w:lang w:val="en-US"/>
+        </w:rPr>
+        <w:t xml:space="preserve">] // Kotlin Documentation. — URL: </w:t>
       </w:r>
       <w:hyperlink r:id="rId19" w:history="1">
         <w:r>
@@ -10435,7 +12589,43 @@
           <w:szCs w:val="28"/>
           <w:lang w:val="en-US"/>
         </w:rPr>
-        <w:t xml:space="preserve"> (дата обращения: 16.02.2026).</w:t>
+        <w:t xml:space="preserve"> (</w:t>
+      </w:r>
+      <w:proofErr w:type="spellStart"/>
+      <w:r>
+        <w:rPr>
+          <w:rFonts w:cs="Times New Roman"/>
+          <w:szCs w:val="28"/>
+          <w:lang w:val="en-US"/>
+        </w:rPr>
+        <w:t>дата</w:t>
+      </w:r>
+      <w:proofErr w:type="spellEnd"/>
+      <w:r>
+        <w:rPr>
+          <w:rFonts w:cs="Times New Roman"/>
+          <w:szCs w:val="28"/>
+          <w:lang w:val="en-US"/>
+        </w:rPr>
+        <w:t xml:space="preserve"> </w:t>
+      </w:r>
+      <w:proofErr w:type="spellStart"/>
+      <w:r>
+        <w:rPr>
+          <w:rFonts w:cs="Times New Roman"/>
+          <w:szCs w:val="28"/>
+          <w:lang w:val="en-US"/>
+        </w:rPr>
+        <w:t>обращения</w:t>
+      </w:r>
+      <w:proofErr w:type="spellEnd"/>
+      <w:r>
+        <w:rPr>
+          <w:rFonts w:cs="Times New Roman"/>
+          <w:szCs w:val="28"/>
+          <w:lang w:val="en-US"/>
+        </w:rPr>
+        <w:t>: 16.02.2026).</w:t>
       </w:r>
     </w:p>
     <w:p>
@@ -10457,7 +12647,43 @@
           <w:szCs w:val="28"/>
           <w:lang w:val="en-US"/>
         </w:rPr>
-        <w:t xml:space="preserve">Compose Multiplatform 1.9.0 Released: Compose Multiplatform for Web Goes Beta [Электронный ресурс] // JetBrains Blog. — 2025. — URL: </w:t>
+        <w:t>Compose Multiplatform 1.9.0 Released: Compose Multiplatform for Web Goes Beta [</w:t>
+      </w:r>
+      <w:proofErr w:type="spellStart"/>
+      <w:r>
+        <w:rPr>
+          <w:rFonts w:cs="Times New Roman"/>
+          <w:szCs w:val="28"/>
+          <w:lang w:val="en-US"/>
+        </w:rPr>
+        <w:t>Электронный</w:t>
+      </w:r>
+      <w:proofErr w:type="spellEnd"/>
+      <w:r>
+        <w:rPr>
+          <w:rFonts w:cs="Times New Roman"/>
+          <w:szCs w:val="28"/>
+          <w:lang w:val="en-US"/>
+        </w:rPr>
+        <w:t xml:space="preserve"> </w:t>
+      </w:r>
+      <w:proofErr w:type="spellStart"/>
+      <w:r>
+        <w:rPr>
+          <w:rFonts w:cs="Times New Roman"/>
+          <w:szCs w:val="28"/>
+          <w:lang w:val="en-US"/>
+        </w:rPr>
+        <w:t>ресурс</w:t>
+      </w:r>
+      <w:proofErr w:type="spellEnd"/>
+      <w:r>
+        <w:rPr>
+          <w:rFonts w:cs="Times New Roman"/>
+          <w:szCs w:val="28"/>
+          <w:lang w:val="en-US"/>
+        </w:rPr>
+        <w:t xml:space="preserve">] // JetBrains Blog. — 2025. — URL: </w:t>
       </w:r>
       <w:hyperlink r:id="rId20" w:history="1">
         <w:r>
@@ -10476,7 +12702,43 @@
           <w:szCs w:val="28"/>
           <w:lang w:val="en-US"/>
         </w:rPr>
-        <w:t xml:space="preserve"> (дата обращения: 16.02.2026).</w:t>
+        <w:t xml:space="preserve"> (</w:t>
+      </w:r>
+      <w:proofErr w:type="spellStart"/>
+      <w:r>
+        <w:rPr>
+          <w:rFonts w:cs="Times New Roman"/>
+          <w:szCs w:val="28"/>
+          <w:lang w:val="en-US"/>
+        </w:rPr>
+        <w:t>дата</w:t>
+      </w:r>
+      <w:proofErr w:type="spellEnd"/>
+      <w:r>
+        <w:rPr>
+          <w:rFonts w:cs="Times New Roman"/>
+          <w:szCs w:val="28"/>
+          <w:lang w:val="en-US"/>
+        </w:rPr>
+        <w:t xml:space="preserve"> </w:t>
+      </w:r>
+      <w:proofErr w:type="spellStart"/>
+      <w:r>
+        <w:rPr>
+          <w:rFonts w:cs="Times New Roman"/>
+          <w:szCs w:val="28"/>
+          <w:lang w:val="en-US"/>
+        </w:rPr>
+        <w:t>обращения</w:t>
+      </w:r>
+      <w:proofErr w:type="spellEnd"/>
+      <w:r>
+        <w:rPr>
+          <w:rFonts w:cs="Times New Roman"/>
+          <w:szCs w:val="28"/>
+          <w:lang w:val="en-US"/>
+        </w:rPr>
+        <w:t>: 16.02.2026).</w:t>
       </w:r>
     </w:p>
     <w:p>
@@ -10498,7 +12760,43 @@
           <w:szCs w:val="28"/>
           <w:lang w:val="en-US"/>
         </w:rPr>
-        <w:t xml:space="preserve">Cross Platform App Development Framework Market Size 2034 [Электронный ресурс] // Market Research Future. — URL: </w:t>
+        <w:t>Cross Platform App Development Framework Market Size 2034 [</w:t>
+      </w:r>
+      <w:proofErr w:type="spellStart"/>
+      <w:r>
+        <w:rPr>
+          <w:rFonts w:cs="Times New Roman"/>
+          <w:szCs w:val="28"/>
+          <w:lang w:val="en-US"/>
+        </w:rPr>
+        <w:t>Электронный</w:t>
+      </w:r>
+      <w:proofErr w:type="spellEnd"/>
+      <w:r>
+        <w:rPr>
+          <w:rFonts w:cs="Times New Roman"/>
+          <w:szCs w:val="28"/>
+          <w:lang w:val="en-US"/>
+        </w:rPr>
+        <w:t xml:space="preserve"> </w:t>
+      </w:r>
+      <w:proofErr w:type="spellStart"/>
+      <w:r>
+        <w:rPr>
+          <w:rFonts w:cs="Times New Roman"/>
+          <w:szCs w:val="28"/>
+          <w:lang w:val="en-US"/>
+        </w:rPr>
+        <w:t>ресурс</w:t>
+      </w:r>
+      <w:proofErr w:type="spellEnd"/>
+      <w:r>
+        <w:rPr>
+          <w:rFonts w:cs="Times New Roman"/>
+          <w:szCs w:val="28"/>
+          <w:lang w:val="en-US"/>
+        </w:rPr>
+        <w:t xml:space="preserve">] // Market Research Future. — URL: </w:t>
       </w:r>
       <w:hyperlink r:id="rId21" w:history="1">
         <w:r>
@@ -10517,7 +12815,43 @@
           <w:szCs w:val="28"/>
           <w:lang w:val="en-US"/>
         </w:rPr>
-        <w:t xml:space="preserve"> (дата обращения: 16.02.2026).</w:t>
+        <w:t xml:space="preserve"> (</w:t>
+      </w:r>
+      <w:proofErr w:type="spellStart"/>
+      <w:r>
+        <w:rPr>
+          <w:rFonts w:cs="Times New Roman"/>
+          <w:szCs w:val="28"/>
+          <w:lang w:val="en-US"/>
+        </w:rPr>
+        <w:t>дата</w:t>
+      </w:r>
+      <w:proofErr w:type="spellEnd"/>
+      <w:r>
+        <w:rPr>
+          <w:rFonts w:cs="Times New Roman"/>
+          <w:szCs w:val="28"/>
+          <w:lang w:val="en-US"/>
+        </w:rPr>
+        <w:t xml:space="preserve"> </w:t>
+      </w:r>
+      <w:proofErr w:type="spellStart"/>
+      <w:r>
+        <w:rPr>
+          <w:rFonts w:cs="Times New Roman"/>
+          <w:szCs w:val="28"/>
+          <w:lang w:val="en-US"/>
+        </w:rPr>
+        <w:t>обращения</w:t>
+      </w:r>
+      <w:proofErr w:type="spellEnd"/>
+      <w:r>
+        <w:rPr>
+          <w:rFonts w:cs="Times New Roman"/>
+          <w:szCs w:val="28"/>
+          <w:lang w:val="en-US"/>
+        </w:rPr>
+        <w:t>: 16.02.2026).</w:t>
       </w:r>
     </w:p>
     <w:p>
@@ -10539,7 +12873,43 @@
           <w:szCs w:val="28"/>
           <w:lang w:val="en-US"/>
         </w:rPr>
-        <w:t xml:space="preserve">Flutter — Build apps for any screen [Электронный ресурс]. — URL: </w:t>
+        <w:t>Flutter — Build apps for any screen [</w:t>
+      </w:r>
+      <w:proofErr w:type="spellStart"/>
+      <w:r>
+        <w:rPr>
+          <w:rFonts w:cs="Times New Roman"/>
+          <w:szCs w:val="28"/>
+          <w:lang w:val="en-US"/>
+        </w:rPr>
+        <w:t>Электронный</w:t>
+      </w:r>
+      <w:proofErr w:type="spellEnd"/>
+      <w:r>
+        <w:rPr>
+          <w:rFonts w:cs="Times New Roman"/>
+          <w:szCs w:val="28"/>
+          <w:lang w:val="en-US"/>
+        </w:rPr>
+        <w:t xml:space="preserve"> </w:t>
+      </w:r>
+      <w:proofErr w:type="spellStart"/>
+      <w:r>
+        <w:rPr>
+          <w:rFonts w:cs="Times New Roman"/>
+          <w:szCs w:val="28"/>
+          <w:lang w:val="en-US"/>
+        </w:rPr>
+        <w:t>ресурс</w:t>
+      </w:r>
+      <w:proofErr w:type="spellEnd"/>
+      <w:r>
+        <w:rPr>
+          <w:rFonts w:cs="Times New Roman"/>
+          <w:szCs w:val="28"/>
+          <w:lang w:val="en-US"/>
+        </w:rPr>
+        <w:t xml:space="preserve">]. — URL: </w:t>
       </w:r>
       <w:hyperlink r:id="rId22" w:history="1">
         <w:r>
@@ -10558,7 +12928,43 @@
           <w:szCs w:val="28"/>
           <w:lang w:val="en-US"/>
         </w:rPr>
-        <w:t xml:space="preserve"> (дата обращения: 16.02.2026).</w:t>
+        <w:t xml:space="preserve"> (</w:t>
+      </w:r>
+      <w:proofErr w:type="spellStart"/>
+      <w:r>
+        <w:rPr>
+          <w:rFonts w:cs="Times New Roman"/>
+          <w:szCs w:val="28"/>
+          <w:lang w:val="en-US"/>
+        </w:rPr>
+        <w:t>дата</w:t>
+      </w:r>
+      <w:proofErr w:type="spellEnd"/>
+      <w:r>
+        <w:rPr>
+          <w:rFonts w:cs="Times New Roman"/>
+          <w:szCs w:val="28"/>
+          <w:lang w:val="en-US"/>
+        </w:rPr>
+        <w:t xml:space="preserve"> </w:t>
+      </w:r>
+      <w:proofErr w:type="spellStart"/>
+      <w:r>
+        <w:rPr>
+          <w:rFonts w:cs="Times New Roman"/>
+          <w:szCs w:val="28"/>
+          <w:lang w:val="en-US"/>
+        </w:rPr>
+        <w:t>обращения</w:t>
+      </w:r>
+      <w:proofErr w:type="spellEnd"/>
+      <w:r>
+        <w:rPr>
+          <w:rFonts w:cs="Times New Roman"/>
+          <w:szCs w:val="28"/>
+          <w:lang w:val="en-US"/>
+        </w:rPr>
+        <w:t>: 16.02.2026).</w:t>
       </w:r>
     </w:p>
     <w:p>
@@ -10580,7 +12986,43 @@
           <w:szCs w:val="28"/>
           <w:lang w:val="en-US"/>
         </w:rPr>
-        <w:t xml:space="preserve">Flutter App Development: pros, cons, and How to Use Flutter [Электронный ресурс] // Scand. — 2025. — URL: </w:t>
+        <w:t>Flutter App Development: pros, cons, and How to Use Flutter [</w:t>
+      </w:r>
+      <w:proofErr w:type="spellStart"/>
+      <w:r>
+        <w:rPr>
+          <w:rFonts w:cs="Times New Roman"/>
+          <w:szCs w:val="28"/>
+          <w:lang w:val="en-US"/>
+        </w:rPr>
+        <w:t>Электронный</w:t>
+      </w:r>
+      <w:proofErr w:type="spellEnd"/>
+      <w:r>
+        <w:rPr>
+          <w:rFonts w:cs="Times New Roman"/>
+          <w:szCs w:val="28"/>
+          <w:lang w:val="en-US"/>
+        </w:rPr>
+        <w:t xml:space="preserve"> </w:t>
+      </w:r>
+      <w:proofErr w:type="spellStart"/>
+      <w:r>
+        <w:rPr>
+          <w:rFonts w:cs="Times New Roman"/>
+          <w:szCs w:val="28"/>
+          <w:lang w:val="en-US"/>
+        </w:rPr>
+        <w:t>ресурс</w:t>
+      </w:r>
+      <w:proofErr w:type="spellEnd"/>
+      <w:r>
+        <w:rPr>
+          <w:rFonts w:cs="Times New Roman"/>
+          <w:szCs w:val="28"/>
+          <w:lang w:val="en-US"/>
+        </w:rPr>
+        <w:t xml:space="preserve">] // Scand. — 2025. — URL: </w:t>
       </w:r>
       <w:hyperlink r:id="rId23" w:history="1">
         <w:r>
@@ -10599,7 +13041,43 @@
           <w:szCs w:val="28"/>
           <w:lang w:val="en-US"/>
         </w:rPr>
-        <w:t xml:space="preserve"> (дата обращения: 16.02.2026).</w:t>
+        <w:t xml:space="preserve"> (</w:t>
+      </w:r>
+      <w:proofErr w:type="spellStart"/>
+      <w:r>
+        <w:rPr>
+          <w:rFonts w:cs="Times New Roman"/>
+          <w:szCs w:val="28"/>
+          <w:lang w:val="en-US"/>
+        </w:rPr>
+        <w:t>дата</w:t>
+      </w:r>
+      <w:proofErr w:type="spellEnd"/>
+      <w:r>
+        <w:rPr>
+          <w:rFonts w:cs="Times New Roman"/>
+          <w:szCs w:val="28"/>
+          <w:lang w:val="en-US"/>
+        </w:rPr>
+        <w:t xml:space="preserve"> </w:t>
+      </w:r>
+      <w:proofErr w:type="spellStart"/>
+      <w:r>
+        <w:rPr>
+          <w:rFonts w:cs="Times New Roman"/>
+          <w:szCs w:val="28"/>
+          <w:lang w:val="en-US"/>
+        </w:rPr>
+        <w:t>обращения</w:t>
+      </w:r>
+      <w:proofErr w:type="spellEnd"/>
+      <w:r>
+        <w:rPr>
+          <w:rFonts w:cs="Times New Roman"/>
+          <w:szCs w:val="28"/>
+          <w:lang w:val="en-US"/>
+        </w:rPr>
+        <w:t>: 16.02.2026).</w:t>
       </w:r>
     </w:p>
     <w:p>
@@ -10629,6 +13107,7 @@
         </w:rPr>
         <w:t xml:space="preserve">[Электронный ресурс] // </w:t>
       </w:r>
+      <w:proofErr w:type="spellStart"/>
       <w:r>
         <w:rPr>
           <w:rFonts w:cs="Times New Roman"/>
@@ -10637,6 +13116,7 @@
         </w:rPr>
         <w:t>LeanCode</w:t>
       </w:r>
+      <w:proofErr w:type="spellEnd"/>
       <w:r>
         <w:rPr>
           <w:rFonts w:cs="Times New Roman"/>
@@ -10677,6 +13157,7 @@
           </w:rPr>
           <w:t>://</w:t>
         </w:r>
+        <w:proofErr w:type="spellStart"/>
         <w:r>
           <w:rPr>
             <w:rStyle w:val="Hyperlink"/>
@@ -10686,6 +13167,7 @@
           </w:rPr>
           <w:t>leancode</w:t>
         </w:r>
+        <w:proofErr w:type="spellEnd"/>
         <w:r>
           <w:rPr>
             <w:rStyle w:val="Hyperlink"/>
@@ -10863,7 +13345,25 @@
           <w:szCs w:val="28"/>
           <w:lang w:val="en-US"/>
         </w:rPr>
-        <w:t xml:space="preserve">] // HeadSpin. — URL: </w:t>
+        <w:t xml:space="preserve">] // </w:t>
+      </w:r>
+      <w:proofErr w:type="spellStart"/>
+      <w:r>
+        <w:rPr>
+          <w:rFonts w:cs="Times New Roman"/>
+          <w:szCs w:val="28"/>
+          <w:lang w:val="en-US"/>
+        </w:rPr>
+        <w:t>HeadSpin</w:t>
+      </w:r>
+      <w:proofErr w:type="spellEnd"/>
+      <w:r>
+        <w:rPr>
+          <w:rFonts w:cs="Times New Roman"/>
+          <w:szCs w:val="28"/>
+          <w:lang w:val="en-US"/>
+        </w:rPr>
+        <w:t xml:space="preserve">. — URL: </w:t>
       </w:r>
       <w:hyperlink r:id="rId25" w:history="1">
         <w:r>
@@ -10934,7 +13434,43 @@
           <w:szCs w:val="28"/>
           <w:lang w:val="en-US"/>
         </w:rPr>
-        <w:t xml:space="preserve">Hierarchical project structure [Электронный ресурс] // Kotlin Multiplatform Documentation. — URL: </w:t>
+        <w:t>Hierarchical project structure [</w:t>
+      </w:r>
+      <w:proofErr w:type="spellStart"/>
+      <w:r>
+        <w:rPr>
+          <w:rFonts w:cs="Times New Roman"/>
+          <w:szCs w:val="28"/>
+          <w:lang w:val="en-US"/>
+        </w:rPr>
+        <w:t>Электронный</w:t>
+      </w:r>
+      <w:proofErr w:type="spellEnd"/>
+      <w:r>
+        <w:rPr>
+          <w:rFonts w:cs="Times New Roman"/>
+          <w:szCs w:val="28"/>
+          <w:lang w:val="en-US"/>
+        </w:rPr>
+        <w:t xml:space="preserve"> </w:t>
+      </w:r>
+      <w:proofErr w:type="spellStart"/>
+      <w:r>
+        <w:rPr>
+          <w:rFonts w:cs="Times New Roman"/>
+          <w:szCs w:val="28"/>
+          <w:lang w:val="en-US"/>
+        </w:rPr>
+        <w:t>ресурс</w:t>
+      </w:r>
+      <w:proofErr w:type="spellEnd"/>
+      <w:r>
+        <w:rPr>
+          <w:rFonts w:cs="Times New Roman"/>
+          <w:szCs w:val="28"/>
+          <w:lang w:val="en-US"/>
+        </w:rPr>
+        <w:t xml:space="preserve">] // Kotlin Multiplatform Documentation. — URL: </w:t>
       </w:r>
       <w:hyperlink r:id="rId26" w:history="1">
         <w:r>
@@ -10953,7 +13489,43 @@
           <w:szCs w:val="28"/>
           <w:lang w:val="en-US"/>
         </w:rPr>
-        <w:t xml:space="preserve"> (дата обращения: 24.02.2026).</w:t>
+        <w:t xml:space="preserve"> (</w:t>
+      </w:r>
+      <w:proofErr w:type="spellStart"/>
+      <w:r>
+        <w:rPr>
+          <w:rFonts w:cs="Times New Roman"/>
+          <w:szCs w:val="28"/>
+          <w:lang w:val="en-US"/>
+        </w:rPr>
+        <w:t>дата</w:t>
+      </w:r>
+      <w:proofErr w:type="spellEnd"/>
+      <w:r>
+        <w:rPr>
+          <w:rFonts w:cs="Times New Roman"/>
+          <w:szCs w:val="28"/>
+          <w:lang w:val="en-US"/>
+        </w:rPr>
+        <w:t xml:space="preserve"> </w:t>
+      </w:r>
+      <w:proofErr w:type="spellStart"/>
+      <w:r>
+        <w:rPr>
+          <w:rFonts w:cs="Times New Roman"/>
+          <w:szCs w:val="28"/>
+          <w:lang w:val="en-US"/>
+        </w:rPr>
+        <w:t>обращения</w:t>
+      </w:r>
+      <w:proofErr w:type="spellEnd"/>
+      <w:r>
+        <w:rPr>
+          <w:rFonts w:cs="Times New Roman"/>
+          <w:szCs w:val="28"/>
+          <w:lang w:val="en-US"/>
+        </w:rPr>
+        <w:t>: 24.02.2026).</w:t>
       </w:r>
     </w:p>
     <w:p>
@@ -10975,7 +13547,61 @@
           <w:szCs w:val="28"/>
           <w:lang w:val="en-US"/>
         </w:rPr>
-        <w:t xml:space="preserve">How Android Fragmentation Complicates Application Quality [Электронный ресурс] // SmartBear. — URL: </w:t>
+        <w:t>How Android Fragmentation Complicates Application Quality [</w:t>
+      </w:r>
+      <w:proofErr w:type="spellStart"/>
+      <w:r>
+        <w:rPr>
+          <w:rFonts w:cs="Times New Roman"/>
+          <w:szCs w:val="28"/>
+          <w:lang w:val="en-US"/>
+        </w:rPr>
+        <w:t>Электронный</w:t>
+      </w:r>
+      <w:proofErr w:type="spellEnd"/>
+      <w:r>
+        <w:rPr>
+          <w:rFonts w:cs="Times New Roman"/>
+          <w:szCs w:val="28"/>
+          <w:lang w:val="en-US"/>
+        </w:rPr>
+        <w:t xml:space="preserve"> </w:t>
+      </w:r>
+      <w:proofErr w:type="spellStart"/>
+      <w:r>
+        <w:rPr>
+          <w:rFonts w:cs="Times New Roman"/>
+          <w:szCs w:val="28"/>
+          <w:lang w:val="en-US"/>
+        </w:rPr>
+        <w:t>ресурс</w:t>
+      </w:r>
+      <w:proofErr w:type="spellEnd"/>
+      <w:r>
+        <w:rPr>
+          <w:rFonts w:cs="Times New Roman"/>
+          <w:szCs w:val="28"/>
+          <w:lang w:val="en-US"/>
+        </w:rPr>
+        <w:t xml:space="preserve">] // </w:t>
+      </w:r>
+      <w:proofErr w:type="spellStart"/>
+      <w:r>
+        <w:rPr>
+          <w:rFonts w:cs="Times New Roman"/>
+          <w:szCs w:val="28"/>
+          <w:lang w:val="en-US"/>
+        </w:rPr>
+        <w:t>SmartBear</w:t>
+      </w:r>
+      <w:proofErr w:type="spellEnd"/>
+      <w:r>
+        <w:rPr>
+          <w:rFonts w:cs="Times New Roman"/>
+          <w:szCs w:val="28"/>
+          <w:lang w:val="en-US"/>
+        </w:rPr>
+        <w:t xml:space="preserve">. — URL: </w:t>
       </w:r>
       <w:hyperlink r:id="rId27" w:history="1">
         <w:r>
@@ -10994,7 +13620,43 @@
           <w:szCs w:val="28"/>
           <w:lang w:val="en-US"/>
         </w:rPr>
-        <w:t xml:space="preserve"> (дата обращения: 16.02.2026).</w:t>
+        <w:t xml:space="preserve"> (</w:t>
+      </w:r>
+      <w:proofErr w:type="spellStart"/>
+      <w:r>
+        <w:rPr>
+          <w:rFonts w:cs="Times New Roman"/>
+          <w:szCs w:val="28"/>
+          <w:lang w:val="en-US"/>
+        </w:rPr>
+        <w:t>дата</w:t>
+      </w:r>
+      <w:proofErr w:type="spellEnd"/>
+      <w:r>
+        <w:rPr>
+          <w:rFonts w:cs="Times New Roman"/>
+          <w:szCs w:val="28"/>
+          <w:lang w:val="en-US"/>
+        </w:rPr>
+        <w:t xml:space="preserve"> </w:t>
+      </w:r>
+      <w:proofErr w:type="spellStart"/>
+      <w:r>
+        <w:rPr>
+          <w:rFonts w:cs="Times New Roman"/>
+          <w:szCs w:val="28"/>
+          <w:lang w:val="en-US"/>
+        </w:rPr>
+        <w:t>обращения</w:t>
+      </w:r>
+      <w:proofErr w:type="spellEnd"/>
+      <w:r>
+        <w:rPr>
+          <w:rFonts w:cs="Times New Roman"/>
+          <w:szCs w:val="28"/>
+          <w:lang w:val="en-US"/>
+        </w:rPr>
+        <w:t>: 16.02.2026).</w:t>
       </w:r>
     </w:p>
     <w:p>
@@ -11016,7 +13678,43 @@
           <w:szCs w:val="28"/>
           <w:lang w:val="en-US"/>
         </w:rPr>
-        <w:t xml:space="preserve">Ionic Framework — The Cross-Platform App Development Leader [Электронный ресурс]. — URL: </w:t>
+        <w:t>Ionic Framework — The Cross-Platform App Development Leader [</w:t>
+      </w:r>
+      <w:proofErr w:type="spellStart"/>
+      <w:r>
+        <w:rPr>
+          <w:rFonts w:cs="Times New Roman"/>
+          <w:szCs w:val="28"/>
+          <w:lang w:val="en-US"/>
+        </w:rPr>
+        <w:t>Электронный</w:t>
+      </w:r>
+      <w:proofErr w:type="spellEnd"/>
+      <w:r>
+        <w:rPr>
+          <w:rFonts w:cs="Times New Roman"/>
+          <w:szCs w:val="28"/>
+          <w:lang w:val="en-US"/>
+        </w:rPr>
+        <w:t xml:space="preserve"> </w:t>
+      </w:r>
+      <w:proofErr w:type="spellStart"/>
+      <w:r>
+        <w:rPr>
+          <w:rFonts w:cs="Times New Roman"/>
+          <w:szCs w:val="28"/>
+          <w:lang w:val="en-US"/>
+        </w:rPr>
+        <w:t>ресурс</w:t>
+      </w:r>
+      <w:proofErr w:type="spellEnd"/>
+      <w:r>
+        <w:rPr>
+          <w:rFonts w:cs="Times New Roman"/>
+          <w:szCs w:val="28"/>
+          <w:lang w:val="en-US"/>
+        </w:rPr>
+        <w:t xml:space="preserve">]. — URL: </w:t>
       </w:r>
       <w:hyperlink r:id="rId28" w:history="1">
         <w:r>
@@ -11035,7 +13733,43 @@
           <w:szCs w:val="28"/>
           <w:lang w:val="en-US"/>
         </w:rPr>
-        <w:t xml:space="preserve"> (дата обращения: 18.02.2026).</w:t>
+        <w:t xml:space="preserve"> (</w:t>
+      </w:r>
+      <w:proofErr w:type="spellStart"/>
+      <w:r>
+        <w:rPr>
+          <w:rFonts w:cs="Times New Roman"/>
+          <w:szCs w:val="28"/>
+          <w:lang w:val="en-US"/>
+        </w:rPr>
+        <w:t>дата</w:t>
+      </w:r>
+      <w:proofErr w:type="spellEnd"/>
+      <w:r>
+        <w:rPr>
+          <w:rFonts w:cs="Times New Roman"/>
+          <w:szCs w:val="28"/>
+          <w:lang w:val="en-US"/>
+        </w:rPr>
+        <w:t xml:space="preserve"> </w:t>
+      </w:r>
+      <w:proofErr w:type="spellStart"/>
+      <w:r>
+        <w:rPr>
+          <w:rFonts w:cs="Times New Roman"/>
+          <w:szCs w:val="28"/>
+          <w:lang w:val="en-US"/>
+        </w:rPr>
+        <w:t>обращения</w:t>
+      </w:r>
+      <w:proofErr w:type="spellEnd"/>
+      <w:r>
+        <w:rPr>
+          <w:rFonts w:cs="Times New Roman"/>
+          <w:szCs w:val="28"/>
+          <w:lang w:val="en-US"/>
+        </w:rPr>
+        <w:t>: 18.02.2026).</w:t>
       </w:r>
     </w:p>
     <w:p>
@@ -11051,13 +13785,41 @@
           <w:lang w:val="en-US"/>
         </w:rPr>
       </w:pPr>
-      <w:r>
-        <w:rPr>
-          <w:rFonts w:cs="Times New Roman"/>
-          <w:szCs w:val="28"/>
-          <w:lang w:val="en-US"/>
-        </w:rPr>
-        <w:t>Iwaya L. H., Babar M. A., Rashid A., Wijayarathna C. On the privacy of mental health apps // Empirical Software Engineering. — 2023. — № 28. — P. 1–42. DOI: 10.1007/s10664-022-10236-0.</w:t>
+      <w:proofErr w:type="spellStart"/>
+      <w:r>
+        <w:rPr>
+          <w:rFonts w:cs="Times New Roman"/>
+          <w:szCs w:val="28"/>
+          <w:lang w:val="en-US"/>
+        </w:rPr>
+        <w:t>Iwaya</w:t>
+      </w:r>
+      <w:proofErr w:type="spellEnd"/>
+      <w:r>
+        <w:rPr>
+          <w:rFonts w:cs="Times New Roman"/>
+          <w:szCs w:val="28"/>
+          <w:lang w:val="en-US"/>
+        </w:rPr>
+        <w:t xml:space="preserve"> L. H., Babar M. A., Rashid A., </w:t>
+      </w:r>
+      <w:proofErr w:type="spellStart"/>
+      <w:r>
+        <w:rPr>
+          <w:rFonts w:cs="Times New Roman"/>
+          <w:szCs w:val="28"/>
+          <w:lang w:val="en-US"/>
+        </w:rPr>
+        <w:t>Wijayarathna</w:t>
+      </w:r>
+      <w:proofErr w:type="spellEnd"/>
+      <w:r>
+        <w:rPr>
+          <w:rFonts w:cs="Times New Roman"/>
+          <w:szCs w:val="28"/>
+          <w:lang w:val="en-US"/>
+        </w:rPr>
+        <w:t xml:space="preserve"> C. On the privacy of mental health apps // Empirical Software Engineering. — 2023. — № 28. — P. 1–42. DOI: 10.1007/s10664-022-10236-0.</w:t>
       </w:r>
     </w:p>
     <w:p>
@@ -11079,7 +13841,79 @@
           <w:szCs w:val="28"/>
           <w:lang w:val="en-US"/>
         </w:rPr>
-        <w:t>Jaworski A. Kotlin as a Cross-Platform Programming Language for Android and the Web : master's thesis / A. Jaworski. — Katowice : Uniwersytet Slaski, 2021. — 75 p.</w:t>
+        <w:t xml:space="preserve">Jaworski A. Kotlin as a Cross-Platform Programming Language for Android and the </w:t>
+      </w:r>
+      <w:proofErr w:type="gramStart"/>
+      <w:r>
+        <w:rPr>
+          <w:rFonts w:cs="Times New Roman"/>
+          <w:szCs w:val="28"/>
+          <w:lang w:val="en-US"/>
+        </w:rPr>
+        <w:t>Web :</w:t>
+      </w:r>
+      <w:proofErr w:type="gramEnd"/>
+      <w:r>
+        <w:rPr>
+          <w:rFonts w:cs="Times New Roman"/>
+          <w:szCs w:val="28"/>
+          <w:lang w:val="en-US"/>
+        </w:rPr>
+        <w:t xml:space="preserve"> master's thesis / A. Jaworski. — </w:t>
+      </w:r>
+      <w:proofErr w:type="gramStart"/>
+      <w:r>
+        <w:rPr>
+          <w:rFonts w:cs="Times New Roman"/>
+          <w:szCs w:val="28"/>
+          <w:lang w:val="en-US"/>
+        </w:rPr>
+        <w:t>Katowice :</w:t>
+      </w:r>
+      <w:proofErr w:type="gramEnd"/>
+      <w:r>
+        <w:rPr>
+          <w:rFonts w:cs="Times New Roman"/>
+          <w:szCs w:val="28"/>
+          <w:lang w:val="en-US"/>
+        </w:rPr>
+        <w:t xml:space="preserve"> </w:t>
+      </w:r>
+      <w:proofErr w:type="spellStart"/>
+      <w:r>
+        <w:rPr>
+          <w:rFonts w:cs="Times New Roman"/>
+          <w:szCs w:val="28"/>
+          <w:lang w:val="en-US"/>
+        </w:rPr>
+        <w:t>Uniwersytet</w:t>
+      </w:r>
+      <w:proofErr w:type="spellEnd"/>
+      <w:r>
+        <w:rPr>
+          <w:rFonts w:cs="Times New Roman"/>
+          <w:szCs w:val="28"/>
+          <w:lang w:val="en-US"/>
+        </w:rPr>
+        <w:t xml:space="preserve"> </w:t>
+      </w:r>
+      <w:proofErr w:type="spellStart"/>
+      <w:r>
+        <w:rPr>
+          <w:rFonts w:cs="Times New Roman"/>
+          <w:szCs w:val="28"/>
+          <w:lang w:val="en-US"/>
+        </w:rPr>
+        <w:t>Slaski</w:t>
+      </w:r>
+      <w:proofErr w:type="spellEnd"/>
+      <w:r>
+        <w:rPr>
+          <w:rFonts w:cs="Times New Roman"/>
+          <w:szCs w:val="28"/>
+          <w:lang w:val="en-US"/>
+        </w:rPr>
+        <w:t>, 2021. — 75 p.</w:t>
       </w:r>
     </w:p>
     <w:p>
@@ -11101,7 +13935,61 @@
           <w:szCs w:val="28"/>
           <w:lang w:val="en-US"/>
         </w:rPr>
-        <w:t xml:space="preserve">Kotlin/Wasm &amp; Compose for Web in 2025 [Электронный ресурс] // KMPShip. — 2025. — URL: </w:t>
+        <w:t>Kotlin/Wasm &amp; Compose for Web in 2025 [</w:t>
+      </w:r>
+      <w:proofErr w:type="spellStart"/>
+      <w:r>
+        <w:rPr>
+          <w:rFonts w:cs="Times New Roman"/>
+          <w:szCs w:val="28"/>
+          <w:lang w:val="en-US"/>
+        </w:rPr>
+        <w:t>Электронный</w:t>
+      </w:r>
+      <w:proofErr w:type="spellEnd"/>
+      <w:r>
+        <w:rPr>
+          <w:rFonts w:cs="Times New Roman"/>
+          <w:szCs w:val="28"/>
+          <w:lang w:val="en-US"/>
+        </w:rPr>
+        <w:t xml:space="preserve"> </w:t>
+      </w:r>
+      <w:proofErr w:type="spellStart"/>
+      <w:r>
+        <w:rPr>
+          <w:rFonts w:cs="Times New Roman"/>
+          <w:szCs w:val="28"/>
+          <w:lang w:val="en-US"/>
+        </w:rPr>
+        <w:t>ресурс</w:t>
+      </w:r>
+      <w:proofErr w:type="spellEnd"/>
+      <w:r>
+        <w:rPr>
+          <w:rFonts w:cs="Times New Roman"/>
+          <w:szCs w:val="28"/>
+          <w:lang w:val="en-US"/>
+        </w:rPr>
+        <w:t xml:space="preserve">] // </w:t>
+      </w:r>
+      <w:proofErr w:type="spellStart"/>
+      <w:r>
+        <w:rPr>
+          <w:rFonts w:cs="Times New Roman"/>
+          <w:szCs w:val="28"/>
+          <w:lang w:val="en-US"/>
+        </w:rPr>
+        <w:t>KMPShip</w:t>
+      </w:r>
+      <w:proofErr w:type="spellEnd"/>
+      <w:r>
+        <w:rPr>
+          <w:rFonts w:cs="Times New Roman"/>
+          <w:szCs w:val="28"/>
+          <w:lang w:val="en-US"/>
+        </w:rPr>
+        <w:t xml:space="preserve">. — 2025. — URL: </w:t>
       </w:r>
       <w:hyperlink r:id="rId29" w:history="1">
         <w:r>
@@ -11120,7 +14008,43 @@
           <w:szCs w:val="28"/>
           <w:lang w:val="en-US"/>
         </w:rPr>
-        <w:t xml:space="preserve"> (дата обращения: 16.02.2026).</w:t>
+        <w:t xml:space="preserve"> (</w:t>
+      </w:r>
+      <w:proofErr w:type="spellStart"/>
+      <w:r>
+        <w:rPr>
+          <w:rFonts w:cs="Times New Roman"/>
+          <w:szCs w:val="28"/>
+          <w:lang w:val="en-US"/>
+        </w:rPr>
+        <w:t>дата</w:t>
+      </w:r>
+      <w:proofErr w:type="spellEnd"/>
+      <w:r>
+        <w:rPr>
+          <w:rFonts w:cs="Times New Roman"/>
+          <w:szCs w:val="28"/>
+          <w:lang w:val="en-US"/>
+        </w:rPr>
+        <w:t xml:space="preserve"> </w:t>
+      </w:r>
+      <w:proofErr w:type="spellStart"/>
+      <w:r>
+        <w:rPr>
+          <w:rFonts w:cs="Times New Roman"/>
+          <w:szCs w:val="28"/>
+          <w:lang w:val="en-US"/>
+        </w:rPr>
+        <w:t>обращения</w:t>
+      </w:r>
+      <w:proofErr w:type="spellEnd"/>
+      <w:r>
+        <w:rPr>
+          <w:rFonts w:cs="Times New Roman"/>
+          <w:szCs w:val="28"/>
+          <w:lang w:val="en-US"/>
+        </w:rPr>
+        <w:t>: 16.02.2026).</w:t>
       </w:r>
     </w:p>
     <w:p>
@@ -11142,7 +14066,43 @@
           <w:szCs w:val="28"/>
           <w:lang w:val="en-US"/>
         </w:rPr>
-        <w:t>Moore K. D., Mota C., Taheri S. Kotlin Multiplatform for Android, iOS, and the Web. — Raleigh : The Pragmatic Bookshelf, 2024.</w:t>
+        <w:t xml:space="preserve">Moore K. D., </w:t>
+      </w:r>
+      <w:proofErr w:type="spellStart"/>
+      <w:r>
+        <w:rPr>
+          <w:rFonts w:cs="Times New Roman"/>
+          <w:szCs w:val="28"/>
+          <w:lang w:val="en-US"/>
+        </w:rPr>
+        <w:t>Mota</w:t>
+      </w:r>
+      <w:proofErr w:type="spellEnd"/>
+      <w:r>
+        <w:rPr>
+          <w:rFonts w:cs="Times New Roman"/>
+          <w:szCs w:val="28"/>
+          <w:lang w:val="en-US"/>
+        </w:rPr>
+        <w:t xml:space="preserve"> C., Taheri S. Kotlin Multiplatform for Android, iOS, and the Web. — </w:t>
+      </w:r>
+      <w:proofErr w:type="gramStart"/>
+      <w:r>
+        <w:rPr>
+          <w:rFonts w:cs="Times New Roman"/>
+          <w:szCs w:val="28"/>
+          <w:lang w:val="en-US"/>
+        </w:rPr>
+        <w:t>Raleigh :</w:t>
+      </w:r>
+      <w:proofErr w:type="gramEnd"/>
+      <w:r>
+        <w:rPr>
+          <w:rFonts w:cs="Times New Roman"/>
+          <w:szCs w:val="28"/>
+          <w:lang w:val="en-US"/>
+        </w:rPr>
+        <w:t xml:space="preserve"> The Pragmatic Bookshelf, 2024.</w:t>
       </w:r>
     </w:p>
     <w:p>
@@ -11222,6 +14182,7 @@
           </w:rPr>
           <w:t>.</w:t>
         </w:r>
+        <w:proofErr w:type="spellStart"/>
         <w:r>
           <w:rPr>
             <w:rStyle w:val="Hyperlink"/>
@@ -11231,6 +14192,7 @@
           </w:rPr>
           <w:t>mozillafoundation</w:t>
         </w:r>
+        <w:proofErr w:type="spellEnd"/>
         <w:r>
           <w:rPr>
             <w:rStyle w:val="Hyperlink"/>
@@ -11256,6 +14218,7 @@
           </w:rPr>
           <w:t>/</w:t>
         </w:r>
+        <w:proofErr w:type="spellStart"/>
         <w:r>
           <w:rPr>
             <w:rStyle w:val="Hyperlink"/>
@@ -11265,6 +14228,7 @@
           </w:rPr>
           <w:t>en</w:t>
         </w:r>
+        <w:proofErr w:type="spellEnd"/>
         <w:r>
           <w:rPr>
             <w:rStyle w:val="Hyperlink"/>
@@ -11273,6 +14237,7 @@
           </w:rPr>
           <w:t>/</w:t>
         </w:r>
+        <w:proofErr w:type="spellStart"/>
         <w:r>
           <w:rPr>
             <w:rStyle w:val="Hyperlink"/>
@@ -11282,6 +14247,7 @@
           </w:rPr>
           <w:t>privacynotincluded</w:t>
         </w:r>
+        <w:proofErr w:type="spellEnd"/>
         <w:r>
           <w:rPr>
             <w:rStyle w:val="Hyperlink"/>
@@ -11504,7 +14470,55 @@
           <w:szCs w:val="28"/>
         </w:rPr>
         <w:lastRenderedPageBreak/>
-        <w:t xml:space="preserve">.NET MAUI — Supported platforms [Электронный ресурс] // Microsoft Learn. — URL: </w:t>
+        <w:t xml:space="preserve">.NET MAUI — </w:t>
+      </w:r>
+      <w:proofErr w:type="spellStart"/>
+      <w:r>
+        <w:rPr>
+          <w:rFonts w:cs="Times New Roman"/>
+          <w:szCs w:val="28"/>
+        </w:rPr>
+        <w:t>Supported</w:t>
+      </w:r>
+      <w:proofErr w:type="spellEnd"/>
+      <w:r>
+        <w:rPr>
+          <w:rFonts w:cs="Times New Roman"/>
+          <w:szCs w:val="28"/>
+        </w:rPr>
+        <w:t xml:space="preserve"> </w:t>
+      </w:r>
+      <w:proofErr w:type="spellStart"/>
+      <w:r>
+        <w:rPr>
+          <w:rFonts w:cs="Times New Roman"/>
+          <w:szCs w:val="28"/>
+        </w:rPr>
+        <w:t>platforms</w:t>
+      </w:r>
+      <w:proofErr w:type="spellEnd"/>
+      <w:r>
+        <w:rPr>
+          <w:rFonts w:cs="Times New Roman"/>
+          <w:szCs w:val="28"/>
+        </w:rPr>
+        <w:t xml:space="preserve"> [Электронный ресурс] // Microsoft </w:t>
+      </w:r>
+      <w:proofErr w:type="spellStart"/>
+      <w:r>
+        <w:rPr>
+          <w:rFonts w:cs="Times New Roman"/>
+          <w:szCs w:val="28"/>
+        </w:rPr>
+        <w:t>Learn</w:t>
+      </w:r>
+      <w:proofErr w:type="spellEnd"/>
+      <w:r>
+        <w:rPr>
+          <w:rFonts w:cs="Times New Roman"/>
+          <w:szCs w:val="28"/>
+        </w:rPr>
+        <w:t xml:space="preserve">. — URL: </w:t>
       </w:r>
       <w:hyperlink r:id="rId31" w:history="1">
         <w:r>
@@ -11638,13 +14652,59 @@
           <w:lang w:val="en-US"/>
         </w:rPr>
       </w:pPr>
-      <w:r>
-        <w:rPr>
-          <w:rFonts w:cs="Times New Roman"/>
-          <w:szCs w:val="28"/>
-          <w:lang w:val="en-US"/>
-        </w:rPr>
-        <w:t xml:space="preserve">PowerSync: Backend DB — SQLite sync engine [Электронный ресурс]. — URL: </w:t>
+      <w:proofErr w:type="spellStart"/>
+      <w:r>
+        <w:rPr>
+          <w:rFonts w:cs="Times New Roman"/>
+          <w:szCs w:val="28"/>
+          <w:lang w:val="en-US"/>
+        </w:rPr>
+        <w:t>PowerSync</w:t>
+      </w:r>
+      <w:proofErr w:type="spellEnd"/>
+      <w:r>
+        <w:rPr>
+          <w:rFonts w:cs="Times New Roman"/>
+          <w:szCs w:val="28"/>
+          <w:lang w:val="en-US"/>
+        </w:rPr>
+        <w:t>: Backend DB — SQLite sync engine [</w:t>
+      </w:r>
+      <w:proofErr w:type="spellStart"/>
+      <w:r>
+        <w:rPr>
+          <w:rFonts w:cs="Times New Roman"/>
+          <w:szCs w:val="28"/>
+          <w:lang w:val="en-US"/>
+        </w:rPr>
+        <w:t>Электронный</w:t>
+      </w:r>
+      <w:proofErr w:type="spellEnd"/>
+      <w:r>
+        <w:rPr>
+          <w:rFonts w:cs="Times New Roman"/>
+          <w:szCs w:val="28"/>
+          <w:lang w:val="en-US"/>
+        </w:rPr>
+        <w:t xml:space="preserve"> </w:t>
+      </w:r>
+      <w:proofErr w:type="spellStart"/>
+      <w:r>
+        <w:rPr>
+          <w:rFonts w:cs="Times New Roman"/>
+          <w:szCs w:val="28"/>
+          <w:lang w:val="en-US"/>
+        </w:rPr>
+        <w:t>ресурс</w:t>
+      </w:r>
+      <w:proofErr w:type="spellEnd"/>
+      <w:r>
+        <w:rPr>
+          <w:rFonts w:cs="Times New Roman"/>
+          <w:szCs w:val="28"/>
+          <w:lang w:val="en-US"/>
+        </w:rPr>
+        <w:t xml:space="preserve">]. — URL: </w:t>
       </w:r>
       <w:hyperlink r:id="rId33" w:history="1">
         <w:r>
@@ -11663,7 +14723,43 @@
           <w:szCs w:val="28"/>
           <w:lang w:val="en-US"/>
         </w:rPr>
-        <w:t xml:space="preserve"> (дата обращения: 20.02.2026).</w:t>
+        <w:t xml:space="preserve"> (</w:t>
+      </w:r>
+      <w:proofErr w:type="spellStart"/>
+      <w:r>
+        <w:rPr>
+          <w:rFonts w:cs="Times New Roman"/>
+          <w:szCs w:val="28"/>
+          <w:lang w:val="en-US"/>
+        </w:rPr>
+        <w:t>дата</w:t>
+      </w:r>
+      <w:proofErr w:type="spellEnd"/>
+      <w:r>
+        <w:rPr>
+          <w:rFonts w:cs="Times New Roman"/>
+          <w:szCs w:val="28"/>
+          <w:lang w:val="en-US"/>
+        </w:rPr>
+        <w:t xml:space="preserve"> </w:t>
+      </w:r>
+      <w:proofErr w:type="spellStart"/>
+      <w:r>
+        <w:rPr>
+          <w:rFonts w:cs="Times New Roman"/>
+          <w:szCs w:val="28"/>
+          <w:lang w:val="en-US"/>
+        </w:rPr>
+        <w:t>обращения</w:t>
+      </w:r>
+      <w:proofErr w:type="spellEnd"/>
+      <w:r>
+        <w:rPr>
+          <w:rFonts w:cs="Times New Roman"/>
+          <w:szCs w:val="28"/>
+          <w:lang w:val="en-US"/>
+        </w:rPr>
+        <w:t>: 20.02.2026).</w:t>
       </w:r>
     </w:p>
     <w:p>
@@ -11679,13 +14775,77 @@
           <w:lang w:val="en-US"/>
         </w:rPr>
       </w:pPr>
-      <w:r>
-        <w:rPr>
-          <w:rFonts w:cs="Times New Roman"/>
-          <w:szCs w:val="28"/>
-          <w:lang w:val="en-US"/>
-        </w:rPr>
-        <w:t xml:space="preserve">PowerSync: Kotlin Multiplatform SDK [Электронный ресурс] // PowerSync Documentation. — URL: </w:t>
+      <w:proofErr w:type="spellStart"/>
+      <w:r>
+        <w:rPr>
+          <w:rFonts w:cs="Times New Roman"/>
+          <w:szCs w:val="28"/>
+          <w:lang w:val="en-US"/>
+        </w:rPr>
+        <w:t>PowerSync</w:t>
+      </w:r>
+      <w:proofErr w:type="spellEnd"/>
+      <w:r>
+        <w:rPr>
+          <w:rFonts w:cs="Times New Roman"/>
+          <w:szCs w:val="28"/>
+          <w:lang w:val="en-US"/>
+        </w:rPr>
+        <w:t>: Kotlin Multiplatform SDK [</w:t>
+      </w:r>
+      <w:proofErr w:type="spellStart"/>
+      <w:r>
+        <w:rPr>
+          <w:rFonts w:cs="Times New Roman"/>
+          <w:szCs w:val="28"/>
+          <w:lang w:val="en-US"/>
+        </w:rPr>
+        <w:t>Электронный</w:t>
+      </w:r>
+      <w:proofErr w:type="spellEnd"/>
+      <w:r>
+        <w:rPr>
+          <w:rFonts w:cs="Times New Roman"/>
+          <w:szCs w:val="28"/>
+          <w:lang w:val="en-US"/>
+        </w:rPr>
+        <w:t xml:space="preserve"> </w:t>
+      </w:r>
+      <w:proofErr w:type="spellStart"/>
+      <w:r>
+        <w:rPr>
+          <w:rFonts w:cs="Times New Roman"/>
+          <w:szCs w:val="28"/>
+          <w:lang w:val="en-US"/>
+        </w:rPr>
+        <w:t>ресурс</w:t>
+      </w:r>
+      <w:proofErr w:type="spellEnd"/>
+      <w:r>
+        <w:rPr>
+          <w:rFonts w:cs="Times New Roman"/>
+          <w:szCs w:val="28"/>
+          <w:lang w:val="en-US"/>
+        </w:rPr>
+        <w:t xml:space="preserve">] // </w:t>
+      </w:r>
+      <w:proofErr w:type="spellStart"/>
+      <w:r>
+        <w:rPr>
+          <w:rFonts w:cs="Times New Roman"/>
+          <w:szCs w:val="28"/>
+          <w:lang w:val="en-US"/>
+        </w:rPr>
+        <w:t>PowerSync</w:t>
+      </w:r>
+      <w:proofErr w:type="spellEnd"/>
+      <w:r>
+        <w:rPr>
+          <w:rFonts w:cs="Times New Roman"/>
+          <w:szCs w:val="28"/>
+          <w:lang w:val="en-US"/>
+        </w:rPr>
+        <w:t xml:space="preserve"> Documentation. — URL: </w:t>
       </w:r>
       <w:hyperlink r:id="rId34" w:history="1">
         <w:r>
@@ -11704,7 +14864,43 @@
           <w:szCs w:val="28"/>
           <w:lang w:val="en-US"/>
         </w:rPr>
-        <w:t xml:space="preserve"> (дата обращения: 20.02.2026).</w:t>
+        <w:t xml:space="preserve"> (</w:t>
+      </w:r>
+      <w:proofErr w:type="spellStart"/>
+      <w:r>
+        <w:rPr>
+          <w:rFonts w:cs="Times New Roman"/>
+          <w:szCs w:val="28"/>
+          <w:lang w:val="en-US"/>
+        </w:rPr>
+        <w:t>дата</w:t>
+      </w:r>
+      <w:proofErr w:type="spellEnd"/>
+      <w:r>
+        <w:rPr>
+          <w:rFonts w:cs="Times New Roman"/>
+          <w:szCs w:val="28"/>
+          <w:lang w:val="en-US"/>
+        </w:rPr>
+        <w:t xml:space="preserve"> </w:t>
+      </w:r>
+      <w:proofErr w:type="spellStart"/>
+      <w:r>
+        <w:rPr>
+          <w:rFonts w:cs="Times New Roman"/>
+          <w:szCs w:val="28"/>
+          <w:lang w:val="en-US"/>
+        </w:rPr>
+        <w:t>обращения</w:t>
+      </w:r>
+      <w:proofErr w:type="spellEnd"/>
+      <w:r>
+        <w:rPr>
+          <w:rFonts w:cs="Times New Roman"/>
+          <w:szCs w:val="28"/>
+          <w:lang w:val="en-US"/>
+        </w:rPr>
+        <w:t>: 20.02.2026).</w:t>
       </w:r>
     </w:p>
     <w:p>
@@ -11726,7 +14922,43 @@
           <w:szCs w:val="28"/>
           <w:lang w:val="en-US"/>
         </w:rPr>
-        <w:t xml:space="preserve">Present and Future of Kotlin for Web [Электронный ресурс] // JetBrains Blog. — 2025. — URL: </w:t>
+        <w:t>Present and Future of Kotlin for Web [</w:t>
+      </w:r>
+      <w:proofErr w:type="spellStart"/>
+      <w:r>
+        <w:rPr>
+          <w:rFonts w:cs="Times New Roman"/>
+          <w:szCs w:val="28"/>
+          <w:lang w:val="en-US"/>
+        </w:rPr>
+        <w:t>Электронный</w:t>
+      </w:r>
+      <w:proofErr w:type="spellEnd"/>
+      <w:r>
+        <w:rPr>
+          <w:rFonts w:cs="Times New Roman"/>
+          <w:szCs w:val="28"/>
+          <w:lang w:val="en-US"/>
+        </w:rPr>
+        <w:t xml:space="preserve"> </w:t>
+      </w:r>
+      <w:proofErr w:type="spellStart"/>
+      <w:r>
+        <w:rPr>
+          <w:rFonts w:cs="Times New Roman"/>
+          <w:szCs w:val="28"/>
+          <w:lang w:val="en-US"/>
+        </w:rPr>
+        <w:t>ресурс</w:t>
+      </w:r>
+      <w:proofErr w:type="spellEnd"/>
+      <w:r>
+        <w:rPr>
+          <w:rFonts w:cs="Times New Roman"/>
+          <w:szCs w:val="28"/>
+          <w:lang w:val="en-US"/>
+        </w:rPr>
+        <w:t xml:space="preserve">] // JetBrains Blog. — 2025. — URL: </w:t>
       </w:r>
       <w:hyperlink r:id="rId35" w:history="1">
         <w:r>
@@ -11745,7 +14977,43 @@
           <w:szCs w:val="28"/>
           <w:lang w:val="en-US"/>
         </w:rPr>
-        <w:t xml:space="preserve"> (дата обращения: 16.02.2026).</w:t>
+        <w:t xml:space="preserve"> (</w:t>
+      </w:r>
+      <w:proofErr w:type="spellStart"/>
+      <w:r>
+        <w:rPr>
+          <w:rFonts w:cs="Times New Roman"/>
+          <w:szCs w:val="28"/>
+          <w:lang w:val="en-US"/>
+        </w:rPr>
+        <w:t>дата</w:t>
+      </w:r>
+      <w:proofErr w:type="spellEnd"/>
+      <w:r>
+        <w:rPr>
+          <w:rFonts w:cs="Times New Roman"/>
+          <w:szCs w:val="28"/>
+          <w:lang w:val="en-US"/>
+        </w:rPr>
+        <w:t xml:space="preserve"> </w:t>
+      </w:r>
+      <w:proofErr w:type="spellStart"/>
+      <w:r>
+        <w:rPr>
+          <w:rFonts w:cs="Times New Roman"/>
+          <w:szCs w:val="28"/>
+          <w:lang w:val="en-US"/>
+        </w:rPr>
+        <w:t>обращения</w:t>
+      </w:r>
+      <w:proofErr w:type="spellEnd"/>
+      <w:r>
+        <w:rPr>
+          <w:rFonts w:cs="Times New Roman"/>
+          <w:szCs w:val="28"/>
+          <w:lang w:val="en-US"/>
+        </w:rPr>
+        <w:t>: 16.02.2026).</w:t>
       </w:r>
     </w:p>
     <w:p>
@@ -11767,7 +15035,43 @@
           <w:szCs w:val="28"/>
           <w:lang w:val="en-US"/>
         </w:rPr>
-        <w:t xml:space="preserve">React Native — Learn once, write anywhere [Электронный ресурс]. — URL: </w:t>
+        <w:t>React Native — Learn once, write anywhere [</w:t>
+      </w:r>
+      <w:proofErr w:type="spellStart"/>
+      <w:r>
+        <w:rPr>
+          <w:rFonts w:cs="Times New Roman"/>
+          <w:szCs w:val="28"/>
+          <w:lang w:val="en-US"/>
+        </w:rPr>
+        <w:t>Электронный</w:t>
+      </w:r>
+      <w:proofErr w:type="spellEnd"/>
+      <w:r>
+        <w:rPr>
+          <w:rFonts w:cs="Times New Roman"/>
+          <w:szCs w:val="28"/>
+          <w:lang w:val="en-US"/>
+        </w:rPr>
+        <w:t xml:space="preserve"> </w:t>
+      </w:r>
+      <w:proofErr w:type="spellStart"/>
+      <w:r>
+        <w:rPr>
+          <w:rFonts w:cs="Times New Roman"/>
+          <w:szCs w:val="28"/>
+          <w:lang w:val="en-US"/>
+        </w:rPr>
+        <w:t>ресурс</w:t>
+      </w:r>
+      <w:proofErr w:type="spellEnd"/>
+      <w:r>
+        <w:rPr>
+          <w:rFonts w:cs="Times New Roman"/>
+          <w:szCs w:val="28"/>
+          <w:lang w:val="en-US"/>
+        </w:rPr>
+        <w:t xml:space="preserve">]. — URL: </w:t>
       </w:r>
       <w:hyperlink r:id="rId36" w:history="1">
         <w:r>
@@ -11786,7 +15090,43 @@
           <w:szCs w:val="28"/>
           <w:lang w:val="en-US"/>
         </w:rPr>
-        <w:t xml:space="preserve"> (дата обращения: 16.02.2026).</w:t>
+        <w:t xml:space="preserve"> (</w:t>
+      </w:r>
+      <w:proofErr w:type="spellStart"/>
+      <w:r>
+        <w:rPr>
+          <w:rFonts w:cs="Times New Roman"/>
+          <w:szCs w:val="28"/>
+          <w:lang w:val="en-US"/>
+        </w:rPr>
+        <w:t>дата</w:t>
+      </w:r>
+      <w:proofErr w:type="spellEnd"/>
+      <w:r>
+        <w:rPr>
+          <w:rFonts w:cs="Times New Roman"/>
+          <w:szCs w:val="28"/>
+          <w:lang w:val="en-US"/>
+        </w:rPr>
+        <w:t xml:space="preserve"> </w:t>
+      </w:r>
+      <w:proofErr w:type="spellStart"/>
+      <w:r>
+        <w:rPr>
+          <w:rFonts w:cs="Times New Roman"/>
+          <w:szCs w:val="28"/>
+          <w:lang w:val="en-US"/>
+        </w:rPr>
+        <w:t>обращения</w:t>
+      </w:r>
+      <w:proofErr w:type="spellEnd"/>
+      <w:r>
+        <w:rPr>
+          <w:rFonts w:cs="Times New Roman"/>
+          <w:szCs w:val="28"/>
+          <w:lang w:val="en-US"/>
+        </w:rPr>
+        <w:t>: 16.02.2026).</w:t>
       </w:r>
     </w:p>
     <w:p>
@@ -11802,13 +15142,41 @@
           <w:lang w:val="en-US"/>
         </w:rPr>
       </w:pPr>
-      <w:r>
-        <w:rPr>
-          <w:rFonts w:cs="Times New Roman"/>
-          <w:szCs w:val="28"/>
-          <w:lang w:val="en-US"/>
-        </w:rPr>
-        <w:t>Ries E. The Lean Startup: How Today's Entrepreneurs Use Continuous Innovation to Create Radically Successful Businesses. — New York : Crown Business, 2011. — 336 p.</w:t>
+      <w:proofErr w:type="spellStart"/>
+      <w:r>
+        <w:rPr>
+          <w:rFonts w:cs="Times New Roman"/>
+          <w:szCs w:val="28"/>
+          <w:lang w:val="en-US"/>
+        </w:rPr>
+        <w:t>Ries</w:t>
+      </w:r>
+      <w:proofErr w:type="spellEnd"/>
+      <w:r>
+        <w:rPr>
+          <w:rFonts w:cs="Times New Roman"/>
+          <w:szCs w:val="28"/>
+          <w:lang w:val="en-US"/>
+        </w:rPr>
+        <w:t xml:space="preserve"> E. The Lean Startup: How Today's Entrepreneurs Use Continuous Innovation to Create Radically Successful Businesses. — New </w:t>
+      </w:r>
+      <w:proofErr w:type="gramStart"/>
+      <w:r>
+        <w:rPr>
+          <w:rFonts w:cs="Times New Roman"/>
+          <w:szCs w:val="28"/>
+          <w:lang w:val="en-US"/>
+        </w:rPr>
+        <w:t>York :</w:t>
+      </w:r>
+      <w:proofErr w:type="gramEnd"/>
+      <w:r>
+        <w:rPr>
+          <w:rFonts w:cs="Times New Roman"/>
+          <w:szCs w:val="28"/>
+          <w:lang w:val="en-US"/>
+        </w:rPr>
+        <w:t xml:space="preserve"> Crown Business, 2011. — 336 p.</w:t>
       </w:r>
     </w:p>
     <w:p>
@@ -11824,13 +15192,77 @@
           <w:lang w:val="en-US"/>
         </w:rPr>
       </w:pPr>
-      <w:r>
-        <w:rPr>
-          <w:rFonts w:cs="Times New Roman"/>
-          <w:szCs w:val="28"/>
-          <w:lang w:val="en-US"/>
-        </w:rPr>
-        <w:t xml:space="preserve">Supabase Architecture [Электронный ресурс] // Supabase Documentation. — URL: </w:t>
+      <w:proofErr w:type="spellStart"/>
+      <w:r>
+        <w:rPr>
+          <w:rFonts w:cs="Times New Roman"/>
+          <w:szCs w:val="28"/>
+          <w:lang w:val="en-US"/>
+        </w:rPr>
+        <w:t>Supabase</w:t>
+      </w:r>
+      <w:proofErr w:type="spellEnd"/>
+      <w:r>
+        <w:rPr>
+          <w:rFonts w:cs="Times New Roman"/>
+          <w:szCs w:val="28"/>
+          <w:lang w:val="en-US"/>
+        </w:rPr>
+        <w:t xml:space="preserve"> Architecture [</w:t>
+      </w:r>
+      <w:proofErr w:type="spellStart"/>
+      <w:r>
+        <w:rPr>
+          <w:rFonts w:cs="Times New Roman"/>
+          <w:szCs w:val="28"/>
+          <w:lang w:val="en-US"/>
+        </w:rPr>
+        <w:t>Электронный</w:t>
+      </w:r>
+      <w:proofErr w:type="spellEnd"/>
+      <w:r>
+        <w:rPr>
+          <w:rFonts w:cs="Times New Roman"/>
+          <w:szCs w:val="28"/>
+          <w:lang w:val="en-US"/>
+        </w:rPr>
+        <w:t xml:space="preserve"> </w:t>
+      </w:r>
+      <w:proofErr w:type="spellStart"/>
+      <w:r>
+        <w:rPr>
+          <w:rFonts w:cs="Times New Roman"/>
+          <w:szCs w:val="28"/>
+          <w:lang w:val="en-US"/>
+        </w:rPr>
+        <w:t>ресурс</w:t>
+      </w:r>
+      <w:proofErr w:type="spellEnd"/>
+      <w:r>
+        <w:rPr>
+          <w:rFonts w:cs="Times New Roman"/>
+          <w:szCs w:val="28"/>
+          <w:lang w:val="en-US"/>
+        </w:rPr>
+        <w:t xml:space="preserve">] // </w:t>
+      </w:r>
+      <w:proofErr w:type="spellStart"/>
+      <w:r>
+        <w:rPr>
+          <w:rFonts w:cs="Times New Roman"/>
+          <w:szCs w:val="28"/>
+          <w:lang w:val="en-US"/>
+        </w:rPr>
+        <w:t>Supabase</w:t>
+      </w:r>
+      <w:proofErr w:type="spellEnd"/>
+      <w:r>
+        <w:rPr>
+          <w:rFonts w:cs="Times New Roman"/>
+          <w:szCs w:val="28"/>
+          <w:lang w:val="en-US"/>
+        </w:rPr>
+        <w:t xml:space="preserve"> Documentation. — URL: </w:t>
       </w:r>
       <w:hyperlink r:id="rId37" w:history="1">
         <w:r>
@@ -11849,7 +15281,43 @@
           <w:szCs w:val="28"/>
           <w:lang w:val="en-US"/>
         </w:rPr>
-        <w:t xml:space="preserve"> (дата обращения: 20.02.2026).</w:t>
+        <w:t xml:space="preserve"> (</w:t>
+      </w:r>
+      <w:proofErr w:type="spellStart"/>
+      <w:r>
+        <w:rPr>
+          <w:rFonts w:cs="Times New Roman"/>
+          <w:szCs w:val="28"/>
+          <w:lang w:val="en-US"/>
+        </w:rPr>
+        <w:t>дата</w:t>
+      </w:r>
+      <w:proofErr w:type="spellEnd"/>
+      <w:r>
+        <w:rPr>
+          <w:rFonts w:cs="Times New Roman"/>
+          <w:szCs w:val="28"/>
+          <w:lang w:val="en-US"/>
+        </w:rPr>
+        <w:t xml:space="preserve"> </w:t>
+      </w:r>
+      <w:proofErr w:type="spellStart"/>
+      <w:r>
+        <w:rPr>
+          <w:rFonts w:cs="Times New Roman"/>
+          <w:szCs w:val="28"/>
+          <w:lang w:val="en-US"/>
+        </w:rPr>
+        <w:t>обращения</w:t>
+      </w:r>
+      <w:proofErr w:type="spellEnd"/>
+      <w:r>
+        <w:rPr>
+          <w:rFonts w:cs="Times New Roman"/>
+          <w:szCs w:val="28"/>
+          <w:lang w:val="en-US"/>
+        </w:rPr>
+        <w:t>: 20.02.2026).</w:t>
       </w:r>
     </w:p>
     <w:p>
@@ -11871,7 +15339,43 @@
           <w:szCs w:val="28"/>
           <w:lang w:val="en-US"/>
         </w:rPr>
-        <w:t xml:space="preserve">The basics of Kotlin Multiplatform project structure [Электронный ресурс] // Kotlin Multiplatform Documentation. — URL: </w:t>
+        <w:t>The basics of Kotlin Multiplatform project structure [</w:t>
+      </w:r>
+      <w:proofErr w:type="spellStart"/>
+      <w:r>
+        <w:rPr>
+          <w:rFonts w:cs="Times New Roman"/>
+          <w:szCs w:val="28"/>
+          <w:lang w:val="en-US"/>
+        </w:rPr>
+        <w:t>Электронный</w:t>
+      </w:r>
+      <w:proofErr w:type="spellEnd"/>
+      <w:r>
+        <w:rPr>
+          <w:rFonts w:cs="Times New Roman"/>
+          <w:szCs w:val="28"/>
+          <w:lang w:val="en-US"/>
+        </w:rPr>
+        <w:t xml:space="preserve"> </w:t>
+      </w:r>
+      <w:proofErr w:type="spellStart"/>
+      <w:r>
+        <w:rPr>
+          <w:rFonts w:cs="Times New Roman"/>
+          <w:szCs w:val="28"/>
+          <w:lang w:val="en-US"/>
+        </w:rPr>
+        <w:t>ресурс</w:t>
+      </w:r>
+      <w:proofErr w:type="spellEnd"/>
+      <w:r>
+        <w:rPr>
+          <w:rFonts w:cs="Times New Roman"/>
+          <w:szCs w:val="28"/>
+          <w:lang w:val="en-US"/>
+        </w:rPr>
+        <w:t xml:space="preserve">] // Kotlin Multiplatform Documentation. — URL: </w:t>
       </w:r>
       <w:hyperlink r:id="rId38" w:history="1">
         <w:r>
@@ -11890,7 +15394,43 @@
           <w:szCs w:val="28"/>
           <w:lang w:val="en-US"/>
         </w:rPr>
-        <w:t xml:space="preserve"> (дата обращения: 24.02.2026).</w:t>
+        <w:t xml:space="preserve"> (</w:t>
+      </w:r>
+      <w:proofErr w:type="spellStart"/>
+      <w:r>
+        <w:rPr>
+          <w:rFonts w:cs="Times New Roman"/>
+          <w:szCs w:val="28"/>
+          <w:lang w:val="en-US"/>
+        </w:rPr>
+        <w:t>дата</w:t>
+      </w:r>
+      <w:proofErr w:type="spellEnd"/>
+      <w:r>
+        <w:rPr>
+          <w:rFonts w:cs="Times New Roman"/>
+          <w:szCs w:val="28"/>
+          <w:lang w:val="en-US"/>
+        </w:rPr>
+        <w:t xml:space="preserve"> </w:t>
+      </w:r>
+      <w:proofErr w:type="spellStart"/>
+      <w:r>
+        <w:rPr>
+          <w:rFonts w:cs="Times New Roman"/>
+          <w:szCs w:val="28"/>
+          <w:lang w:val="en-US"/>
+        </w:rPr>
+        <w:t>обращения</w:t>
+      </w:r>
+      <w:proofErr w:type="spellEnd"/>
+      <w:r>
+        <w:rPr>
+          <w:rFonts w:cs="Times New Roman"/>
+          <w:szCs w:val="28"/>
+          <w:lang w:val="en-US"/>
+        </w:rPr>
+        <w:t>: 24.02.2026).</w:t>
       </w:r>
     </w:p>
     <w:p>
@@ -11912,7 +15452,43 @@
           <w:szCs w:val="28"/>
           <w:lang w:val="en-US"/>
         </w:rPr>
-        <w:t xml:space="preserve">Topic J. Offline-First Architecture: Designing for Reality, Not Just the Cloud [Электронный ресурс] // Medium. — 2025. — URL: </w:t>
+        <w:t>Topic J. Offline-First Architecture: Designing for Reality, Not Just the Cloud [</w:t>
+      </w:r>
+      <w:proofErr w:type="spellStart"/>
+      <w:r>
+        <w:rPr>
+          <w:rFonts w:cs="Times New Roman"/>
+          <w:szCs w:val="28"/>
+          <w:lang w:val="en-US"/>
+        </w:rPr>
+        <w:t>Электронный</w:t>
+      </w:r>
+      <w:proofErr w:type="spellEnd"/>
+      <w:r>
+        <w:rPr>
+          <w:rFonts w:cs="Times New Roman"/>
+          <w:szCs w:val="28"/>
+          <w:lang w:val="en-US"/>
+        </w:rPr>
+        <w:t xml:space="preserve"> </w:t>
+      </w:r>
+      <w:proofErr w:type="spellStart"/>
+      <w:r>
+        <w:rPr>
+          <w:rFonts w:cs="Times New Roman"/>
+          <w:szCs w:val="28"/>
+          <w:lang w:val="en-US"/>
+        </w:rPr>
+        <w:t>ресурс</w:t>
+      </w:r>
+      <w:proofErr w:type="spellEnd"/>
+      <w:r>
+        <w:rPr>
+          <w:rFonts w:cs="Times New Roman"/>
+          <w:szCs w:val="28"/>
+          <w:lang w:val="en-US"/>
+        </w:rPr>
+        <w:t xml:space="preserve">] // Medium. — 2025. — URL: </w:t>
       </w:r>
       <w:hyperlink r:id="rId39" w:history="1">
         <w:r>
@@ -11931,7 +15507,43 @@
           <w:szCs w:val="28"/>
           <w:lang w:val="en-US"/>
         </w:rPr>
-        <w:t xml:space="preserve"> (дата обращения: 18.02.2026).</w:t>
+        <w:t xml:space="preserve"> (</w:t>
+      </w:r>
+      <w:proofErr w:type="spellStart"/>
+      <w:r>
+        <w:rPr>
+          <w:rFonts w:cs="Times New Roman"/>
+          <w:szCs w:val="28"/>
+          <w:lang w:val="en-US"/>
+        </w:rPr>
+        <w:t>дата</w:t>
+      </w:r>
+      <w:proofErr w:type="spellEnd"/>
+      <w:r>
+        <w:rPr>
+          <w:rFonts w:cs="Times New Roman"/>
+          <w:szCs w:val="28"/>
+          <w:lang w:val="en-US"/>
+        </w:rPr>
+        <w:t xml:space="preserve"> </w:t>
+      </w:r>
+      <w:proofErr w:type="spellStart"/>
+      <w:r>
+        <w:rPr>
+          <w:rFonts w:cs="Times New Roman"/>
+          <w:szCs w:val="28"/>
+          <w:lang w:val="en-US"/>
+        </w:rPr>
+        <w:t>обращения</w:t>
+      </w:r>
+      <w:proofErr w:type="spellEnd"/>
+      <w:r>
+        <w:rPr>
+          <w:rFonts w:cs="Times New Roman"/>
+          <w:szCs w:val="28"/>
+          <w:lang w:val="en-US"/>
+        </w:rPr>
+        <w:t>: 18.02.2026).</w:t>
       </w:r>
     </w:p>
     <w:p>
@@ -11947,6 +15559,7 @@
           <w:lang w:val="en-US"/>
         </w:rPr>
       </w:pPr>
+      <w:proofErr w:type="spellStart"/>
       <w:r>
         <w:rPr>
           <w:rFonts w:cs="Times New Roman"/>
@@ -11954,7 +15567,70 @@
           <w:lang w:val="en-US"/>
         </w:rPr>
         <w:lastRenderedPageBreak/>
-        <w:t>Vidmark V. Performance Evaluation of Kotlin Multiplatform on iOS: Quantitative Comparison between Kotlin and Compose Multiplatform against Native Swift for UI Rendering Hardware Interactions : master's thesis / V. Vidmark. — Stockholm : KTH Royal Institute of Technology, 2025. — 89 p.</w:t>
+        <w:t>Vidmark</w:t>
+      </w:r>
+      <w:proofErr w:type="spellEnd"/>
+      <w:r>
+        <w:rPr>
+          <w:rFonts w:cs="Times New Roman"/>
+          <w:szCs w:val="28"/>
+          <w:lang w:val="en-US"/>
+        </w:rPr>
+        <w:t xml:space="preserve"> V. Performance Evaluation of Kotlin Multiplatform on iOS: Quantitative Comparison between Kotlin and Compose Multiplatform against Native Swift for UI Rendering Hardware </w:t>
+      </w:r>
+      <w:proofErr w:type="gramStart"/>
+      <w:r>
+        <w:rPr>
+          <w:rFonts w:cs="Times New Roman"/>
+          <w:szCs w:val="28"/>
+          <w:lang w:val="en-US"/>
+        </w:rPr>
+        <w:t>Interactions :</w:t>
+      </w:r>
+      <w:proofErr w:type="gramEnd"/>
+      <w:r>
+        <w:rPr>
+          <w:rFonts w:cs="Times New Roman"/>
+          <w:szCs w:val="28"/>
+          <w:lang w:val="en-US"/>
+        </w:rPr>
+        <w:t xml:space="preserve"> master's thesis / V. </w:t>
+      </w:r>
+      <w:proofErr w:type="spellStart"/>
+      <w:r>
+        <w:rPr>
+          <w:rFonts w:cs="Times New Roman"/>
+          <w:szCs w:val="28"/>
+          <w:lang w:val="en-US"/>
+        </w:rPr>
+        <w:t>Vidmark</w:t>
+      </w:r>
+      <w:proofErr w:type="spellEnd"/>
+      <w:r>
+        <w:rPr>
+          <w:rFonts w:cs="Times New Roman"/>
+          <w:szCs w:val="28"/>
+          <w:lang w:val="en-US"/>
+        </w:rPr>
+        <w:t xml:space="preserve">. — </w:t>
+      </w:r>
+      <w:proofErr w:type="gramStart"/>
+      <w:r>
+        <w:rPr>
+          <w:rFonts w:cs="Times New Roman"/>
+          <w:szCs w:val="28"/>
+          <w:lang w:val="en-US"/>
+        </w:rPr>
+        <w:t>Stockholm :</w:t>
+      </w:r>
+      <w:proofErr w:type="gramEnd"/>
+      <w:r>
+        <w:rPr>
+          <w:rFonts w:cs="Times New Roman"/>
+          <w:szCs w:val="28"/>
+          <w:lang w:val="en-US"/>
+        </w:rPr>
+        <w:t xml:space="preserve"> KTH Royal Institute of Technology, 2025. — 89 p.</w:t>
       </w:r>
     </w:p>
     <w:p>
@@ -11976,7 +15652,61 @@
           <w:szCs w:val="28"/>
           <w:lang w:val="en-US"/>
         </w:rPr>
-        <w:t xml:space="preserve">When to Use Flutter for Web in 2025: A Comprehensive Guide [Электронный ресурс] // Milan Meurrens. — 2025. — URL: </w:t>
+        <w:t>When to Use Flutter for Web in 2025: A Comprehensive Guide [</w:t>
+      </w:r>
+      <w:proofErr w:type="spellStart"/>
+      <w:r>
+        <w:rPr>
+          <w:rFonts w:cs="Times New Roman"/>
+          <w:szCs w:val="28"/>
+          <w:lang w:val="en-US"/>
+        </w:rPr>
+        <w:t>Электронный</w:t>
+      </w:r>
+      <w:proofErr w:type="spellEnd"/>
+      <w:r>
+        <w:rPr>
+          <w:rFonts w:cs="Times New Roman"/>
+          <w:szCs w:val="28"/>
+          <w:lang w:val="en-US"/>
+        </w:rPr>
+        <w:t xml:space="preserve"> </w:t>
+      </w:r>
+      <w:proofErr w:type="spellStart"/>
+      <w:r>
+        <w:rPr>
+          <w:rFonts w:cs="Times New Roman"/>
+          <w:szCs w:val="28"/>
+          <w:lang w:val="en-US"/>
+        </w:rPr>
+        <w:t>ресурс</w:t>
+      </w:r>
+      <w:proofErr w:type="spellEnd"/>
+      <w:r>
+        <w:rPr>
+          <w:rFonts w:cs="Times New Roman"/>
+          <w:szCs w:val="28"/>
+          <w:lang w:val="en-US"/>
+        </w:rPr>
+        <w:t xml:space="preserve">] // Milan </w:t>
+      </w:r>
+      <w:proofErr w:type="spellStart"/>
+      <w:r>
+        <w:rPr>
+          <w:rFonts w:cs="Times New Roman"/>
+          <w:szCs w:val="28"/>
+          <w:lang w:val="en-US"/>
+        </w:rPr>
+        <w:t>Meurrens</w:t>
+      </w:r>
+      <w:proofErr w:type="spellEnd"/>
+      <w:r>
+        <w:rPr>
+          <w:rFonts w:cs="Times New Roman"/>
+          <w:szCs w:val="28"/>
+          <w:lang w:val="en-US"/>
+        </w:rPr>
+        <w:t xml:space="preserve">. — 2025. — URL: </w:t>
       </w:r>
       <w:hyperlink r:id="rId40" w:history="1">
         <w:r>
@@ -11995,7 +15725,43 @@
           <w:szCs w:val="28"/>
           <w:lang w:val="en-US"/>
         </w:rPr>
-        <w:t xml:space="preserve"> (дата обращения: 16.02.2026).</w:t>
+        <w:t xml:space="preserve"> (</w:t>
+      </w:r>
+      <w:proofErr w:type="spellStart"/>
+      <w:r>
+        <w:rPr>
+          <w:rFonts w:cs="Times New Roman"/>
+          <w:szCs w:val="28"/>
+          <w:lang w:val="en-US"/>
+        </w:rPr>
+        <w:t>дата</w:t>
+      </w:r>
+      <w:proofErr w:type="spellEnd"/>
+      <w:r>
+        <w:rPr>
+          <w:rFonts w:cs="Times New Roman"/>
+          <w:szCs w:val="28"/>
+          <w:lang w:val="en-US"/>
+        </w:rPr>
+        <w:t xml:space="preserve"> </w:t>
+      </w:r>
+      <w:proofErr w:type="spellStart"/>
+      <w:r>
+        <w:rPr>
+          <w:rFonts w:cs="Times New Roman"/>
+          <w:szCs w:val="28"/>
+          <w:lang w:val="en-US"/>
+        </w:rPr>
+        <w:t>обращения</w:t>
+      </w:r>
+      <w:proofErr w:type="spellEnd"/>
+      <w:r>
+        <w:rPr>
+          <w:rFonts w:cs="Times New Roman"/>
+          <w:szCs w:val="28"/>
+          <w:lang w:val="en-US"/>
+        </w:rPr>
+        <w:t>: 16.02.2026).</w:t>
       </w:r>
     </w:p>
     <w:sectPr>
